--- a/Upwork Winning Proposals.docx
+++ b/Upwork Winning Proposals.docx
@@ -25085,7 +25085,7 @@
         </w:rPr>
         <w:t xml:space="preserve">. Developed &amp; Launched Stores: - </w:t>
       </w:r>
-      <w:hyperlink r:id="Rce7f7b4e924842f0">
+      <w:hyperlink r:id="R5ed69e1929e64004">
         <w:r>
           <w:rPr>
             <w:rStyle w:val="Hyperlink"/>
@@ -25125,7 +25125,7 @@
         </w:rPr>
         <w:t xml:space="preserve"> (Shopify Plus) - </w:t>
       </w:r>
-      <w:hyperlink r:id="R1d5835d4083f4dd9">
+      <w:hyperlink r:id="Re37c6e680e8f4559">
         <w:r>
           <w:rPr>
             <w:rStyle w:val="Hyperlink"/>
@@ -25165,7 +25165,7 @@
         </w:rPr>
         <w:t xml:space="preserve"> (Shopify Plus) - </w:t>
       </w:r>
-      <w:hyperlink r:id="R0493b9a8cc4d4440">
+      <w:hyperlink r:id="R761594e05f274075">
         <w:r>
           <w:rPr>
             <w:rStyle w:val="Hyperlink"/>
@@ -25205,7 +25205,7 @@
         </w:rPr>
         <w:t xml:space="preserve"> (Shopify 2.0) - </w:t>
       </w:r>
-      <w:hyperlink r:id="Rcb567359aff042b0">
+      <w:hyperlink r:id="R9e37a7e024174a17">
         <w:r>
           <w:rPr>
             <w:rStyle w:val="Hyperlink"/>
@@ -25245,7 +25245,7 @@
         </w:rPr>
         <w:t xml:space="preserve"> - </w:t>
       </w:r>
-      <w:hyperlink r:id="R3be187f50fb04139">
+      <w:hyperlink r:id="Rf3cc024b4cf648fb">
         <w:r>
           <w:rPr>
             <w:rStyle w:val="Hyperlink"/>
@@ -25285,7 +25285,7 @@
         </w:rPr>
         <w:t xml:space="preserve"> - </w:t>
       </w:r>
-      <w:hyperlink r:id="Rd8055937217343fb">
+      <w:hyperlink r:id="R262f03d1dd0f4163">
         <w:r>
           <w:rPr>
             <w:rStyle w:val="Hyperlink"/>
@@ -25325,7 +25325,7 @@
         </w:rPr>
         <w:t xml:space="preserve"> - </w:t>
       </w:r>
-      <w:hyperlink r:id="R4b3b09bac6014187">
+      <w:hyperlink r:id="Rd3d177a8b580498c">
         <w:r>
           <w:rPr>
             <w:rStyle w:val="Hyperlink"/>
@@ -25365,7 +25365,7 @@
         </w:rPr>
         <w:t xml:space="preserve"> - </w:t>
       </w:r>
-      <w:hyperlink r:id="Re6bd3f0d7bf245a6">
+      <w:hyperlink r:id="R518fdfbe3abd4a45">
         <w:r>
           <w:rPr>
             <w:rStyle w:val="Hyperlink"/>
@@ -25405,7 +25405,7 @@
         </w:rPr>
         <w:t xml:space="preserve"> - </w:t>
       </w:r>
-      <w:hyperlink r:id="Raba0dc9b918b4917">
+      <w:hyperlink r:id="Rc0ae3f1d79da4461">
         <w:r>
           <w:rPr>
             <w:rStyle w:val="Hyperlink"/>
@@ -25547,6 +25547,7698 @@
         </w:rPr>
         <w:t xml:space="preserve"> I can get access details and begin the testing process. P.S. I am considering the listed budget as a placeholder and am open to clarification.</w:t>
       </w:r>
+    </w:p>
+    <w:p>
+      <w:pPr>
+        <w:pStyle w:val="Heading2"/>
+        <w:spacing w:before="0" w:beforeAutospacing="off" w:after="120" w:afterAutospacing="off" w:line="396" w:lineRule="auto"/>
+        <w:ind w:left="480" w:right="0"/>
+      </w:pPr>
+      <w:r>
+        <w:rPr>
+          <w:rFonts w:ascii="Arial" w:hAnsi="Arial" w:eastAsia="Arial" w:cs="Arial"/>
+          <w:b w:val="0"/>
+          <w:bCs w:val="0"/>
+          <w:i w:val="0"/>
+          <w:iCs w:val="0"/>
+          <w:caps w:val="0"/>
+          <w:smallCaps w:val="0"/>
+          <w:noProof w:val="0"/>
+          <w:color w:val="181818"/>
+          <w:sz w:val="36"/>
+          <w:szCs w:val="36"/>
+          <w:lang w:val="en-US"/>
+        </w:rPr>
+        <w:t>Job details</w:t>
+      </w:r>
+    </w:p>
+    <w:p>
+      <w:pPr>
+        <w:pStyle w:val="Heading3"/>
+        <w:spacing w:before="0" w:beforeAutospacing="off" w:after="360" w:afterAutospacing="off" w:line="360" w:lineRule="auto"/>
+      </w:pPr>
+      <w:r>
+        <w:rPr>
+          <w:rFonts w:ascii="Arial" w:hAnsi="Arial" w:eastAsia="Arial" w:cs="Arial"/>
+          <w:b w:val="0"/>
+          <w:bCs w:val="0"/>
+          <w:i w:val="0"/>
+          <w:iCs w:val="0"/>
+          <w:caps w:val="0"/>
+          <w:smallCaps w:val="0"/>
+          <w:noProof w:val="0"/>
+          <w:color w:val="181818"/>
+          <w:sz w:val="30"/>
+          <w:szCs w:val="30"/>
+          <w:lang w:val="en-US"/>
+        </w:rPr>
+        <w:t>Build TOGO V1: Multi-Vendor Marketplace on Shopify or WooCommerce (Not Custom Build)</w:t>
+      </w:r>
+    </w:p>
+    <w:p>
+      <w:pPr>
+        <w:shd w:val="clear" w:color="auto" w:fill="E9E9E9"/>
+        <w:spacing w:before="0" w:beforeAutospacing="off" w:after="0" w:afterAutospacing="off" w:line="330" w:lineRule="auto"/>
+        <w:ind w:left="-60" w:right="0"/>
+      </w:pPr>
+      <w:r>
+        <w:rPr>
+          <w:rFonts w:ascii="Arial" w:hAnsi="Arial" w:eastAsia="Arial" w:cs="Arial"/>
+          <w:b w:val="0"/>
+          <w:bCs w:val="0"/>
+          <w:i w:val="0"/>
+          <w:iCs w:val="0"/>
+          <w:caps w:val="0"/>
+          <w:smallCaps w:val="0"/>
+          <w:noProof w:val="0"/>
+          <w:color w:val="181818"/>
+          <w:sz w:val="21"/>
+          <w:szCs w:val="21"/>
+          <w:lang w:val="en-US"/>
+        </w:rPr>
+        <w:t>Ecommerce Website Development</w:t>
+      </w:r>
+    </w:p>
+    <w:p>
+      <w:pPr>
+        <w:spacing w:before="0" w:beforeAutospacing="off" w:after="180" w:afterAutospacing="off"/>
+        <w:ind w:left="-60" w:right="0"/>
+      </w:pPr>
+      <w:r>
+        <w:rPr>
+          <w:rFonts w:ascii="Arial" w:hAnsi="Arial" w:eastAsia="Arial" w:cs="Arial"/>
+          <w:b w:val="0"/>
+          <w:bCs w:val="0"/>
+          <w:i w:val="0"/>
+          <w:iCs w:val="0"/>
+          <w:caps w:val="0"/>
+          <w:smallCaps w:val="0"/>
+          <w:noProof w:val="0"/>
+          <w:color w:val="181818"/>
+          <w:sz w:val="24"/>
+          <w:szCs w:val="24"/>
+          <w:lang w:val="en-US"/>
+        </w:rPr>
+        <w:t xml:space="preserve"> </w:t>
+      </w:r>
+    </w:p>
+    <w:p>
+      <w:pPr>
+        <w:spacing w:before="0" w:beforeAutospacing="off" w:after="0" w:afterAutospacing="off" w:line="330" w:lineRule="auto"/>
+        <w:ind w:left="-60" w:right="0"/>
+      </w:pPr>
+      <w:r>
+        <w:rPr>
+          <w:rFonts w:ascii="Arial" w:hAnsi="Arial" w:eastAsia="Arial" w:cs="Arial"/>
+          <w:b w:val="0"/>
+          <w:bCs w:val="0"/>
+          <w:i w:val="0"/>
+          <w:iCs w:val="0"/>
+          <w:caps w:val="0"/>
+          <w:smallCaps w:val="0"/>
+          <w:noProof w:val="0"/>
+          <w:color w:val="676767"/>
+          <w:sz w:val="21"/>
+          <w:szCs w:val="21"/>
+          <w:lang w:val="en-US"/>
+        </w:rPr>
+        <w:t>Posted Feb 4, 2026</w:t>
+      </w:r>
+    </w:p>
+    <w:p>
+      <w:pPr>
+        <w:spacing w:before="0" w:beforeAutospacing="off" w:after="0" w:afterAutospacing="off" w:line="330" w:lineRule="auto"/>
+      </w:pPr>
+      <w:r>
+        <w:rPr>
+          <w:rFonts w:ascii="Arial" w:hAnsi="Arial" w:eastAsia="Arial" w:cs="Arial"/>
+          <w:b w:val="0"/>
+          <w:bCs w:val="0"/>
+          <w:i w:val="0"/>
+          <w:iCs w:val="0"/>
+          <w:caps w:val="0"/>
+          <w:smallCaps w:val="0"/>
+          <w:noProof w:val="0"/>
+          <w:color w:val="181818"/>
+          <w:sz w:val="21"/>
+          <w:szCs w:val="21"/>
+          <w:lang w:val="en-US"/>
+        </w:rPr>
+        <w:t>We are rebuilding TOGO, a multi-vendor e-commerce marketplace for local businesses in Costa Rica (Amazon-style). This is a V1 relaunch. Our goal is a fully functional, live-ready marketplace built on an existing platform — NOT a custom platform from scratch. We are currently deciding between Shopify or WooCommerce, and we expect the developer to recommend the best option for our needs and then implement it correctly end-to-end. Must-Have Requirements: - Multi-Vendor Marketplace Setup - Built on Shopify OR WooCommerce - Supports multiple vendors selling on one platform - Vendor registration + admin approval flow - Clear separation between: - Customers - Vendors - Admin Vendor Dashboard: Each vendor must be able to: - Create / edit products - Upload images - Manage inventory What We Need From You: - Recommend whether Shopify or WooCommerce is the better fit (and explain why) - Implement the marketplace using the appropriate multi-vendor solution (apps/plugins) - Configure roles/permissions so vendors only manage their own products/inventory - Deliver a working V1 marketplace that is ready to go live Ideal Developer Profile: - Proven experience building multi-vendor marketplaces on Shopify and/or WooCommerce - Strong with vendor workflows (registration → approval → selling) - Can recommend the right tools (apps/plugins) and configure them cleanly - Clear communicator + reliable implementation To Apply (Required) Please include: - Which platform you recommend for this project (Shopify or WooCommerce) and why - What multi-vendor solution you would use (app/plugin) - Links/examples of marketplaces you’ve built (or a short description if NDA) - Your estimated timeline + key milestones for V1 Start your proposal with the word: “TOGO” so we know you read everything. Project Type: Open to fixed price or hourly, depending on your proposal and plan.</w:t>
+      </w:r>
+    </w:p>
+    <w:p>
+      <w:pPr>
+        <w:pStyle w:val="Normal"/>
+        <w:rPr>
+          <w:rFonts w:ascii="Arial" w:hAnsi="Arial" w:eastAsia="Arial" w:cs="Arial"/>
+          <w:b w:val="0"/>
+          <w:bCs w:val="0"/>
+          <w:i w:val="0"/>
+          <w:iCs w:val="0"/>
+          <w:caps w:val="0"/>
+          <w:smallCaps w:val="0"/>
+          <w:noProof w:val="0"/>
+          <w:color w:val="181818"/>
+          <w:sz w:val="24"/>
+          <w:szCs w:val="24"/>
+          <w:lang w:val="en-US"/>
+        </w:rPr>
+      </w:pPr>
+    </w:p>
+    <w:p>
+      <w:pPr>
+        <w:pStyle w:val="Normal"/>
+        <w:rPr>
+          <w:rFonts w:ascii="Arial" w:hAnsi="Arial" w:eastAsia="Arial" w:cs="Arial"/>
+          <w:b w:val="0"/>
+          <w:bCs w:val="0"/>
+          <w:i w:val="0"/>
+          <w:iCs w:val="0"/>
+          <w:caps w:val="0"/>
+          <w:smallCaps w:val="0"/>
+          <w:noProof w:val="0"/>
+          <w:color w:val="181818"/>
+          <w:sz w:val="24"/>
+          <w:szCs w:val="24"/>
+          <w:lang w:val="en-US"/>
+        </w:rPr>
+      </w:pPr>
+      <w:r>
+        <w:rPr>
+          <w:rFonts w:ascii="Arial" w:hAnsi="Arial" w:eastAsia="Arial" w:cs="Arial"/>
+          <w:b w:val="0"/>
+          <w:bCs w:val="0"/>
+          <w:i w:val="0"/>
+          <w:iCs w:val="0"/>
+          <w:caps w:val="0"/>
+          <w:smallCaps w:val="0"/>
+          <w:noProof w:val="0"/>
+          <w:color w:val="181818"/>
+          <w:sz w:val="24"/>
+          <w:szCs w:val="24"/>
+          <w:lang w:val="en-US"/>
+        </w:rPr>
+        <w:t>Proposal:</w:t>
+      </w:r>
+    </w:p>
+    <w:p>
+      <w:pPr>
+        <w:pStyle w:val="Normal"/>
+      </w:pPr>
+      <w:r>
+        <w:rPr>
+          <w:rFonts w:ascii="Arial" w:hAnsi="Arial" w:eastAsia="Arial" w:cs="Arial"/>
+          <w:b w:val="0"/>
+          <w:bCs w:val="0"/>
+          <w:i w:val="0"/>
+          <w:iCs w:val="0"/>
+          <w:caps w:val="0"/>
+          <w:smallCaps w:val="0"/>
+          <w:noProof w:val="0"/>
+          <w:color w:val="181818"/>
+          <w:sz w:val="24"/>
+          <w:szCs w:val="24"/>
+          <w:lang w:val="en-US"/>
+        </w:rPr>
+        <w:t xml:space="preserve">TOGO I understood the goal: a fully functional multi-vendor marketplace for local businesses in Costa Rica, built on an existing platform without a custom solution. The focus is on smooth vendor workflows, role separation, and a ready-to-launch V1. For this project, I recommend WooCommerce over Shopify. While Shopify is strong for single-store eCommerce, a multi-vendor setup with robust vendor dashboards, approval flows, and commission management becomes restrictive and app-heavy. WooCommerce, paired with a proven marketplace plugin, offers deeper control, flexibility, and scalability for TOGO as it grows. I propose using WooCommerce + </w:t>
+      </w:r>
+      <w:r>
+        <w:rPr>
+          <w:rFonts w:ascii="Arial" w:hAnsi="Arial" w:eastAsia="Arial" w:cs="Arial"/>
+          <w:b w:val="0"/>
+          <w:bCs w:val="0"/>
+          <w:i w:val="0"/>
+          <w:iCs w:val="0"/>
+          <w:caps w:val="0"/>
+          <w:smallCaps w:val="0"/>
+          <w:noProof w:val="0"/>
+          <w:color w:val="181818"/>
+          <w:sz w:val="24"/>
+          <w:szCs w:val="24"/>
+          <w:lang w:val="en-US"/>
+        </w:rPr>
+        <w:t>Dokan</w:t>
+      </w:r>
+      <w:r>
+        <w:rPr>
+          <w:rFonts w:ascii="Arial" w:hAnsi="Arial" w:eastAsia="Arial" w:cs="Arial"/>
+          <w:b w:val="0"/>
+          <w:bCs w:val="0"/>
+          <w:i w:val="0"/>
+          <w:iCs w:val="0"/>
+          <w:caps w:val="0"/>
+          <w:smallCaps w:val="0"/>
+          <w:noProof w:val="0"/>
+          <w:color w:val="181818"/>
+          <w:sz w:val="24"/>
+          <w:szCs w:val="24"/>
+          <w:lang w:val="en-US"/>
+        </w:rPr>
+        <w:t xml:space="preserve"> Pro, which provides vendor registration with admin approval, individual dashboards, product and inventory management, and clear role separation between admins, vendors, and customers. I will configure </w:t>
+      </w:r>
+      <w:r>
+        <w:rPr>
+          <w:rFonts w:ascii="Arial" w:hAnsi="Arial" w:eastAsia="Arial" w:cs="Arial"/>
+          <w:b w:val="0"/>
+          <w:bCs w:val="0"/>
+          <w:i w:val="0"/>
+          <w:iCs w:val="0"/>
+          <w:caps w:val="0"/>
+          <w:smallCaps w:val="0"/>
+          <w:noProof w:val="0"/>
+          <w:color w:val="181818"/>
+          <w:sz w:val="24"/>
+          <w:szCs w:val="24"/>
+          <w:lang w:val="en-US"/>
+        </w:rPr>
+        <w:t>permissions</w:t>
+      </w:r>
+      <w:r>
+        <w:rPr>
+          <w:rFonts w:ascii="Arial" w:hAnsi="Arial" w:eastAsia="Arial" w:cs="Arial"/>
+          <w:b w:val="0"/>
+          <w:bCs w:val="0"/>
+          <w:i w:val="0"/>
+          <w:iCs w:val="0"/>
+          <w:caps w:val="0"/>
+          <w:smallCaps w:val="0"/>
+          <w:noProof w:val="0"/>
+          <w:color w:val="181818"/>
+          <w:sz w:val="24"/>
+          <w:szCs w:val="24"/>
+          <w:lang w:val="en-US"/>
+        </w:rPr>
+        <w:t xml:space="preserve"> so vendors manage only their own products, and implement structured workflows for vendor onboarding, product publishing, and order management. The marketplace will be </w:t>
+      </w:r>
+      <w:r>
+        <w:rPr>
+          <w:rFonts w:ascii="Arial" w:hAnsi="Arial" w:eastAsia="Arial" w:cs="Arial"/>
+          <w:b w:val="0"/>
+          <w:bCs w:val="0"/>
+          <w:i w:val="0"/>
+          <w:iCs w:val="0"/>
+          <w:caps w:val="0"/>
+          <w:smallCaps w:val="0"/>
+          <w:noProof w:val="0"/>
+          <w:color w:val="181818"/>
+          <w:sz w:val="24"/>
+          <w:szCs w:val="24"/>
+          <w:lang w:val="en-US"/>
+        </w:rPr>
+        <w:t>optimized</w:t>
+      </w:r>
+      <w:r>
+        <w:rPr>
+          <w:rFonts w:ascii="Arial" w:hAnsi="Arial" w:eastAsia="Arial" w:cs="Arial"/>
+          <w:b w:val="0"/>
+          <w:bCs w:val="0"/>
+          <w:i w:val="0"/>
+          <w:iCs w:val="0"/>
+          <w:caps w:val="0"/>
+          <w:smallCaps w:val="0"/>
+          <w:noProof w:val="0"/>
+          <w:color w:val="181818"/>
+          <w:sz w:val="24"/>
+          <w:szCs w:val="24"/>
+          <w:lang w:val="en-US"/>
+        </w:rPr>
+        <w:t xml:space="preserve"> for user experience, clean navigation, and responsive design across devices. All setups will include theme configuration, shipping &amp; commission rules, notifications, and testing across vendor and customer roles to ensure reliability. The code and configurations will be clean, documented, and built for long-term maintainability. Timeline &amp; Milestones (V1): 4–</w:t>
+      </w:r>
+      <w:r>
+        <w:rPr>
+          <w:rFonts w:ascii="Arial" w:hAnsi="Arial" w:eastAsia="Arial" w:cs="Arial"/>
+          <w:b w:val="0"/>
+          <w:bCs w:val="0"/>
+          <w:i w:val="0"/>
+          <w:iCs w:val="0"/>
+          <w:caps w:val="0"/>
+          <w:smallCaps w:val="0"/>
+          <w:noProof w:val="0"/>
+          <w:color w:val="181818"/>
+          <w:sz w:val="24"/>
+          <w:szCs w:val="24"/>
+          <w:lang w:val="en-US"/>
+        </w:rPr>
+        <w:t>6 weeks</w:t>
+      </w:r>
+      <w:r>
+        <w:rPr>
+          <w:rFonts w:ascii="Arial" w:hAnsi="Arial" w:eastAsia="Arial" w:cs="Arial"/>
+          <w:b w:val="0"/>
+          <w:bCs w:val="0"/>
+          <w:i w:val="0"/>
+          <w:iCs w:val="0"/>
+          <w:caps w:val="0"/>
+          <w:smallCaps w:val="0"/>
+          <w:noProof w:val="0"/>
+          <w:color w:val="181818"/>
+          <w:sz w:val="24"/>
+          <w:szCs w:val="24"/>
+          <w:lang w:val="en-US"/>
+        </w:rPr>
+        <w:t xml:space="preserve"> 1. Platform &amp; plugin setup 2. Vendor workflow &amp; role configuration 3. Theme &amp; UX polish 4. Testing across roles 5. Marketplace ready for live launch Quick question: will TOGO manage shipping centrally, or will vendors handle their own deliveries? Developed &amp; Launched Stores: - </w:t>
+      </w:r>
+      <w:hyperlink r:id="Ra491e8222fff4bee">
+        <w:r>
+          <w:rPr>
+            <w:rStyle w:val="Hyperlink"/>
+            <w:rFonts w:ascii="Arial" w:hAnsi="Arial" w:eastAsia="Arial" w:cs="Arial"/>
+            <w:b w:val="0"/>
+            <w:bCs w:val="0"/>
+            <w:i w:val="0"/>
+            <w:iCs w:val="0"/>
+            <w:caps w:val="0"/>
+            <w:smallCaps w:val="0"/>
+            <w:strike w:val="0"/>
+            <w:dstrike w:val="0"/>
+            <w:noProof w:val="0"/>
+            <w:color w:val="108A00"/>
+            <w:sz w:val="24"/>
+            <w:szCs w:val="24"/>
+            <w:u w:val="single"/>
+            <w:lang w:val="en-US"/>
+          </w:rPr>
+          <w:t>https://meroliving.com</w:t>
+        </w:r>
+      </w:hyperlink>
+      <w:r>
+        <w:rPr>
+          <w:rFonts w:ascii="Arial" w:hAnsi="Arial" w:eastAsia="Arial" w:cs="Arial"/>
+          <w:b w:val="0"/>
+          <w:bCs w:val="0"/>
+          <w:i w:val="0"/>
+          <w:iCs w:val="0"/>
+          <w:caps w:val="0"/>
+          <w:smallCaps w:val="0"/>
+          <w:noProof w:val="0"/>
+          <w:color w:val="181818"/>
+          <w:sz w:val="24"/>
+          <w:szCs w:val="24"/>
+          <w:lang w:val="en-US"/>
+        </w:rPr>
+        <w:t xml:space="preserve"> - </w:t>
+      </w:r>
+      <w:hyperlink r:id="Rec14e98a457f4435">
+        <w:r>
+          <w:rPr>
+            <w:rStyle w:val="Hyperlink"/>
+            <w:rFonts w:ascii="Arial" w:hAnsi="Arial" w:eastAsia="Arial" w:cs="Arial"/>
+            <w:b w:val="0"/>
+            <w:bCs w:val="0"/>
+            <w:i w:val="0"/>
+            <w:iCs w:val="0"/>
+            <w:caps w:val="0"/>
+            <w:smallCaps w:val="0"/>
+            <w:strike w:val="0"/>
+            <w:dstrike w:val="0"/>
+            <w:noProof w:val="0"/>
+            <w:color w:val="108A00"/>
+            <w:sz w:val="24"/>
+            <w:szCs w:val="24"/>
+            <w:u w:val="single"/>
+            <w:lang w:val="en-US"/>
+          </w:rPr>
+          <w:t>http://vinosite.com/</w:t>
+        </w:r>
+      </w:hyperlink>
+      <w:r>
+        <w:rPr>
+          <w:rFonts w:ascii="Arial" w:hAnsi="Arial" w:eastAsia="Arial" w:cs="Arial"/>
+          <w:b w:val="0"/>
+          <w:bCs w:val="0"/>
+          <w:i w:val="0"/>
+          <w:iCs w:val="0"/>
+          <w:caps w:val="0"/>
+          <w:smallCaps w:val="0"/>
+          <w:noProof w:val="0"/>
+          <w:color w:val="181818"/>
+          <w:sz w:val="24"/>
+          <w:szCs w:val="24"/>
+          <w:lang w:val="en-US"/>
+        </w:rPr>
+        <w:t xml:space="preserve"> (Shopify Plus) - </w:t>
+      </w:r>
+      <w:hyperlink r:id="R2d9d0293bfa44184">
+        <w:r>
+          <w:rPr>
+            <w:rStyle w:val="Hyperlink"/>
+            <w:rFonts w:ascii="Arial" w:hAnsi="Arial" w:eastAsia="Arial" w:cs="Arial"/>
+            <w:b w:val="0"/>
+            <w:bCs w:val="0"/>
+            <w:i w:val="0"/>
+            <w:iCs w:val="0"/>
+            <w:caps w:val="0"/>
+            <w:smallCaps w:val="0"/>
+            <w:strike w:val="0"/>
+            <w:dstrike w:val="0"/>
+            <w:noProof w:val="0"/>
+            <w:color w:val="108A00"/>
+            <w:sz w:val="24"/>
+            <w:szCs w:val="24"/>
+            <w:u w:val="single"/>
+            <w:lang w:val="en-US"/>
+          </w:rPr>
+          <w:t>https://thinlizzy.co.nz</w:t>
+        </w:r>
+      </w:hyperlink>
+      <w:r>
+        <w:rPr>
+          <w:rFonts w:ascii="Arial" w:hAnsi="Arial" w:eastAsia="Arial" w:cs="Arial"/>
+          <w:b w:val="0"/>
+          <w:bCs w:val="0"/>
+          <w:i w:val="0"/>
+          <w:iCs w:val="0"/>
+          <w:caps w:val="0"/>
+          <w:smallCaps w:val="0"/>
+          <w:noProof w:val="0"/>
+          <w:color w:val="181818"/>
+          <w:sz w:val="24"/>
+          <w:szCs w:val="24"/>
+          <w:lang w:val="en-US"/>
+        </w:rPr>
+        <w:t xml:space="preserve"> (Shopify Plus) - </w:t>
+      </w:r>
+      <w:hyperlink r:id="R93facbf2301747f3">
+        <w:r>
+          <w:rPr>
+            <w:rStyle w:val="Hyperlink"/>
+            <w:rFonts w:ascii="Arial" w:hAnsi="Arial" w:eastAsia="Arial" w:cs="Arial"/>
+            <w:b w:val="0"/>
+            <w:bCs w:val="0"/>
+            <w:i w:val="0"/>
+            <w:iCs w:val="0"/>
+            <w:caps w:val="0"/>
+            <w:smallCaps w:val="0"/>
+            <w:strike w:val="0"/>
+            <w:dstrike w:val="0"/>
+            <w:noProof w:val="0"/>
+            <w:color w:val="108A00"/>
+            <w:sz w:val="24"/>
+            <w:szCs w:val="24"/>
+            <w:u w:val="single"/>
+            <w:lang w:val="en-US"/>
+          </w:rPr>
+          <w:t>https://rypgolf.com</w:t>
+        </w:r>
+      </w:hyperlink>
+      <w:r>
+        <w:rPr>
+          <w:rFonts w:ascii="Arial" w:hAnsi="Arial" w:eastAsia="Arial" w:cs="Arial"/>
+          <w:b w:val="0"/>
+          <w:bCs w:val="0"/>
+          <w:i w:val="0"/>
+          <w:iCs w:val="0"/>
+          <w:caps w:val="0"/>
+          <w:smallCaps w:val="0"/>
+          <w:noProof w:val="0"/>
+          <w:color w:val="181818"/>
+          <w:sz w:val="24"/>
+          <w:szCs w:val="24"/>
+          <w:lang w:val="en-US"/>
+        </w:rPr>
+        <w:t xml:space="preserve"> (Shopify 2.0) - </w:t>
+      </w:r>
+      <w:hyperlink r:id="Ra755360e09b34e05">
+        <w:r>
+          <w:rPr>
+            <w:rStyle w:val="Hyperlink"/>
+            <w:rFonts w:ascii="Arial" w:hAnsi="Arial" w:eastAsia="Arial" w:cs="Arial"/>
+            <w:b w:val="0"/>
+            <w:bCs w:val="0"/>
+            <w:i w:val="0"/>
+            <w:iCs w:val="0"/>
+            <w:caps w:val="0"/>
+            <w:smallCaps w:val="0"/>
+            <w:strike w:val="0"/>
+            <w:dstrike w:val="0"/>
+            <w:noProof w:val="0"/>
+            <w:color w:val="108A00"/>
+            <w:sz w:val="24"/>
+            <w:szCs w:val="24"/>
+            <w:u w:val="single"/>
+            <w:lang w:val="en-US"/>
+          </w:rPr>
+          <w:t>https://www.hertrove.com</w:t>
+        </w:r>
+      </w:hyperlink>
+      <w:r>
+        <w:rPr>
+          <w:rFonts w:ascii="Arial" w:hAnsi="Arial" w:eastAsia="Arial" w:cs="Arial"/>
+          <w:b w:val="0"/>
+          <w:bCs w:val="0"/>
+          <w:i w:val="0"/>
+          <w:iCs w:val="0"/>
+          <w:caps w:val="0"/>
+          <w:smallCaps w:val="0"/>
+          <w:noProof w:val="0"/>
+          <w:color w:val="181818"/>
+          <w:sz w:val="24"/>
+          <w:szCs w:val="24"/>
+          <w:lang w:val="en-US"/>
+        </w:rPr>
+        <w:t xml:space="preserve"> - </w:t>
+      </w:r>
+      <w:hyperlink r:id="R8be1e978307642ba">
+        <w:r>
+          <w:rPr>
+            <w:rStyle w:val="Hyperlink"/>
+            <w:rFonts w:ascii="Arial" w:hAnsi="Arial" w:eastAsia="Arial" w:cs="Arial"/>
+            <w:b w:val="0"/>
+            <w:bCs w:val="0"/>
+            <w:i w:val="0"/>
+            <w:iCs w:val="0"/>
+            <w:caps w:val="0"/>
+            <w:smallCaps w:val="0"/>
+            <w:strike w:val="0"/>
+            <w:dstrike w:val="0"/>
+            <w:noProof w:val="0"/>
+            <w:color w:val="108A00"/>
+            <w:sz w:val="24"/>
+            <w:szCs w:val="24"/>
+            <w:u w:val="single"/>
+            <w:lang w:val="en-US"/>
+          </w:rPr>
+          <w:t>https://coloritto.co</w:t>
+        </w:r>
+      </w:hyperlink>
+      <w:r>
+        <w:rPr>
+          <w:rFonts w:ascii="Arial" w:hAnsi="Arial" w:eastAsia="Arial" w:cs="Arial"/>
+          <w:b w:val="0"/>
+          <w:bCs w:val="0"/>
+          <w:i w:val="0"/>
+          <w:iCs w:val="0"/>
+          <w:caps w:val="0"/>
+          <w:smallCaps w:val="0"/>
+          <w:noProof w:val="0"/>
+          <w:color w:val="181818"/>
+          <w:sz w:val="24"/>
+          <w:szCs w:val="24"/>
+          <w:lang w:val="en-US"/>
+        </w:rPr>
+        <w:t xml:space="preserve"> - </w:t>
+      </w:r>
+      <w:hyperlink r:id="R9660a9784f8542d3">
+        <w:r>
+          <w:rPr>
+            <w:rStyle w:val="Hyperlink"/>
+            <w:rFonts w:ascii="Arial" w:hAnsi="Arial" w:eastAsia="Arial" w:cs="Arial"/>
+            <w:b w:val="0"/>
+            <w:bCs w:val="0"/>
+            <w:i w:val="0"/>
+            <w:iCs w:val="0"/>
+            <w:caps w:val="0"/>
+            <w:smallCaps w:val="0"/>
+            <w:strike w:val="0"/>
+            <w:dstrike w:val="0"/>
+            <w:noProof w:val="0"/>
+            <w:color w:val="108A00"/>
+            <w:sz w:val="24"/>
+            <w:szCs w:val="24"/>
+            <w:u w:val="single"/>
+            <w:lang w:val="en-US"/>
+          </w:rPr>
+          <w:t>https://orionrlt.com</w:t>
+        </w:r>
+      </w:hyperlink>
+      <w:r>
+        <w:rPr>
+          <w:rFonts w:ascii="Arial" w:hAnsi="Arial" w:eastAsia="Arial" w:cs="Arial"/>
+          <w:b w:val="0"/>
+          <w:bCs w:val="0"/>
+          <w:i w:val="0"/>
+          <w:iCs w:val="0"/>
+          <w:caps w:val="0"/>
+          <w:smallCaps w:val="0"/>
+          <w:noProof w:val="0"/>
+          <w:color w:val="181818"/>
+          <w:sz w:val="24"/>
+          <w:szCs w:val="24"/>
+          <w:lang w:val="en-US"/>
+        </w:rPr>
+        <w:t xml:space="preserve"> - </w:t>
+      </w:r>
+      <w:hyperlink r:id="R6e8557e5d9504720">
+        <w:r>
+          <w:rPr>
+            <w:rStyle w:val="Hyperlink"/>
+            <w:rFonts w:ascii="Arial" w:hAnsi="Arial" w:eastAsia="Arial" w:cs="Arial"/>
+            <w:b w:val="0"/>
+            <w:bCs w:val="0"/>
+            <w:i w:val="0"/>
+            <w:iCs w:val="0"/>
+            <w:caps w:val="0"/>
+            <w:smallCaps w:val="0"/>
+            <w:strike w:val="0"/>
+            <w:dstrike w:val="0"/>
+            <w:noProof w:val="0"/>
+            <w:color w:val="108A00"/>
+            <w:sz w:val="24"/>
+            <w:szCs w:val="24"/>
+            <w:u w:val="single"/>
+            <w:lang w:val="en-US"/>
+          </w:rPr>
+          <w:t>https://www.vigyl.ca/</w:t>
+        </w:r>
+      </w:hyperlink>
+      <w:r>
+        <w:rPr>
+          <w:rFonts w:ascii="Arial" w:hAnsi="Arial" w:eastAsia="Arial" w:cs="Arial"/>
+          <w:b w:val="0"/>
+          <w:bCs w:val="0"/>
+          <w:i w:val="0"/>
+          <w:iCs w:val="0"/>
+          <w:caps w:val="0"/>
+          <w:smallCaps w:val="0"/>
+          <w:noProof w:val="0"/>
+          <w:color w:val="181818"/>
+          <w:sz w:val="24"/>
+          <w:szCs w:val="24"/>
+          <w:lang w:val="en-US"/>
+        </w:rPr>
+        <w:t xml:space="preserve"> - </w:t>
+      </w:r>
+      <w:hyperlink r:id="Rba154f9ee0274548">
+        <w:r>
+          <w:rPr>
+            <w:rStyle w:val="Hyperlink"/>
+            <w:rFonts w:ascii="Arial" w:hAnsi="Arial" w:eastAsia="Arial" w:cs="Arial"/>
+            <w:b w:val="0"/>
+            <w:bCs w:val="0"/>
+            <w:i w:val="0"/>
+            <w:iCs w:val="0"/>
+            <w:caps w:val="0"/>
+            <w:smallCaps w:val="0"/>
+            <w:strike w:val="0"/>
+            <w:dstrike w:val="0"/>
+            <w:noProof w:val="0"/>
+            <w:color w:val="108A00"/>
+            <w:sz w:val="24"/>
+            <w:szCs w:val="24"/>
+            <w:u w:val="single"/>
+            <w:lang w:val="en-US"/>
+          </w:rPr>
+          <w:t>https://nuu-muu.com/</w:t>
+        </w:r>
+      </w:hyperlink>
+      <w:r>
+        <w:rPr>
+          <w:rFonts w:ascii="Arial" w:hAnsi="Arial" w:eastAsia="Arial" w:cs="Arial"/>
+          <w:b w:val="0"/>
+          <w:bCs w:val="0"/>
+          <w:i w:val="0"/>
+          <w:iCs w:val="0"/>
+          <w:caps w:val="0"/>
+          <w:smallCaps w:val="0"/>
+          <w:noProof w:val="0"/>
+          <w:color w:val="181818"/>
+          <w:sz w:val="24"/>
+          <w:szCs w:val="24"/>
+          <w:lang w:val="en-US"/>
+        </w:rPr>
+        <w:t xml:space="preserve"> - </w:t>
+      </w:r>
+      <w:hyperlink r:id="R35584090a9464ad9">
+        <w:r>
+          <w:rPr>
+            <w:rStyle w:val="Hyperlink"/>
+            <w:rFonts w:ascii="Arial" w:hAnsi="Arial" w:eastAsia="Arial" w:cs="Arial"/>
+            <w:b w:val="0"/>
+            <w:bCs w:val="0"/>
+            <w:i w:val="0"/>
+            <w:iCs w:val="0"/>
+            <w:caps w:val="0"/>
+            <w:smallCaps w:val="0"/>
+            <w:strike w:val="0"/>
+            <w:dstrike w:val="0"/>
+            <w:noProof w:val="0"/>
+            <w:color w:val="108A00"/>
+            <w:sz w:val="24"/>
+            <w:szCs w:val="24"/>
+            <w:u w:val="single"/>
+            <w:lang w:val="en-US"/>
+          </w:rPr>
+          <w:t>https://filterflair.co.uk/</w:t>
+        </w:r>
+      </w:hyperlink>
+      <w:r>
+        <w:rPr>
+          <w:rFonts w:ascii="Arial" w:hAnsi="Arial" w:eastAsia="Arial" w:cs="Arial"/>
+          <w:b w:val="0"/>
+          <w:bCs w:val="0"/>
+          <w:i w:val="0"/>
+          <w:iCs w:val="0"/>
+          <w:caps w:val="0"/>
+          <w:smallCaps w:val="0"/>
+          <w:noProof w:val="0"/>
+          <w:color w:val="181818"/>
+          <w:sz w:val="24"/>
+          <w:szCs w:val="24"/>
+          <w:lang w:val="en-US"/>
+        </w:rPr>
+        <w:t xml:space="preserve"> - </w:t>
+      </w:r>
+      <w:hyperlink r:id="R501125cfbea94fc8">
+        <w:r>
+          <w:rPr>
+            <w:rStyle w:val="Hyperlink"/>
+            <w:rFonts w:ascii="Arial" w:hAnsi="Arial" w:eastAsia="Arial" w:cs="Arial"/>
+            <w:b w:val="0"/>
+            <w:bCs w:val="0"/>
+            <w:i w:val="0"/>
+            <w:iCs w:val="0"/>
+            <w:caps w:val="0"/>
+            <w:smallCaps w:val="0"/>
+            <w:strike w:val="0"/>
+            <w:dstrike w:val="0"/>
+            <w:noProof w:val="0"/>
+            <w:color w:val="108A00"/>
+            <w:sz w:val="24"/>
+            <w:szCs w:val="24"/>
+            <w:u w:val="single"/>
+            <w:lang w:val="en-US"/>
+          </w:rPr>
+          <w:t>https://urthlabs.com/</w:t>
+        </w:r>
+      </w:hyperlink>
+      <w:r>
+        <w:rPr>
+          <w:rFonts w:ascii="Arial" w:hAnsi="Arial" w:eastAsia="Arial" w:cs="Arial"/>
+          <w:b w:val="0"/>
+          <w:bCs w:val="0"/>
+          <w:i w:val="0"/>
+          <w:iCs w:val="0"/>
+          <w:caps w:val="0"/>
+          <w:smallCaps w:val="0"/>
+          <w:noProof w:val="0"/>
+          <w:color w:val="181818"/>
+          <w:sz w:val="24"/>
+          <w:szCs w:val="24"/>
+          <w:lang w:val="en-US"/>
+        </w:rPr>
+        <w:t xml:space="preserve"> - </w:t>
+      </w:r>
+      <w:hyperlink r:id="Refc38e962ebc4797">
+        <w:r>
+          <w:rPr>
+            <w:rStyle w:val="Hyperlink"/>
+            <w:rFonts w:ascii="Arial" w:hAnsi="Arial" w:eastAsia="Arial" w:cs="Arial"/>
+            <w:b w:val="0"/>
+            <w:bCs w:val="0"/>
+            <w:i w:val="0"/>
+            <w:iCs w:val="0"/>
+            <w:caps w:val="0"/>
+            <w:smallCaps w:val="0"/>
+            <w:strike w:val="0"/>
+            <w:dstrike w:val="0"/>
+            <w:noProof w:val="0"/>
+            <w:color w:val="108A00"/>
+            <w:sz w:val="24"/>
+            <w:szCs w:val="24"/>
+            <w:u w:val="single"/>
+            <w:lang w:val="en-US"/>
+          </w:rPr>
+          <w:t>https://nettpharmacy.com/</w:t>
+        </w:r>
+      </w:hyperlink>
+      <w:r>
+        <w:rPr>
+          <w:rFonts w:ascii="Arial" w:hAnsi="Arial" w:eastAsia="Arial" w:cs="Arial"/>
+          <w:b w:val="0"/>
+          <w:bCs w:val="0"/>
+          <w:i w:val="0"/>
+          <w:iCs w:val="0"/>
+          <w:caps w:val="0"/>
+          <w:smallCaps w:val="0"/>
+          <w:noProof w:val="0"/>
+          <w:color w:val="181818"/>
+          <w:sz w:val="24"/>
+          <w:szCs w:val="24"/>
+          <w:lang w:val="en-US"/>
+        </w:rPr>
+        <w:t xml:space="preserve"> Down the road, we can handle every product listing, payment gateway integration (Shopify Payments or Stripe), and API integrations. Our Custom Shopify Apps: We recently developed a Real-Time Pricing Shopify App for </w:t>
+      </w:r>
+      <w:hyperlink r:id="R8f3edbfdfa764031">
+        <w:r>
+          <w:rPr>
+            <w:rStyle w:val="Hyperlink"/>
+            <w:rFonts w:ascii="Arial" w:hAnsi="Arial" w:eastAsia="Arial" w:cs="Arial"/>
+            <w:b w:val="0"/>
+            <w:bCs w:val="0"/>
+            <w:i w:val="0"/>
+            <w:iCs w:val="0"/>
+            <w:caps w:val="0"/>
+            <w:smallCaps w:val="0"/>
+            <w:strike w:val="0"/>
+            <w:dstrike w:val="0"/>
+            <w:noProof w:val="0"/>
+            <w:color w:val="108A00"/>
+            <w:sz w:val="24"/>
+            <w:szCs w:val="24"/>
+            <w:u w:val="single"/>
+            <w:lang w:val="en-US"/>
+          </w:rPr>
+          <w:t>zenduradental.com</w:t>
+        </w:r>
+      </w:hyperlink>
+      <w:r>
+        <w:rPr>
+          <w:rFonts w:ascii="Arial" w:hAnsi="Arial" w:eastAsia="Arial" w:cs="Arial"/>
+          <w:b w:val="0"/>
+          <w:bCs w:val="0"/>
+          <w:i w:val="0"/>
+          <w:iCs w:val="0"/>
+          <w:caps w:val="0"/>
+          <w:smallCaps w:val="0"/>
+          <w:noProof w:val="0"/>
+          <w:color w:val="181818"/>
+          <w:sz w:val="24"/>
+          <w:szCs w:val="24"/>
+          <w:lang w:val="en-US"/>
+        </w:rPr>
+        <w:t xml:space="preserve">, using Node.js, React.js, Polaris and Shopify’s Theme App Extension. This app connects Shopify to SAP for real-time pricing updates via Shopify APIs, </w:t>
+      </w:r>
+      <w:r>
+        <w:rPr>
+          <w:rFonts w:ascii="Arial" w:hAnsi="Arial" w:eastAsia="Arial" w:cs="Arial"/>
+          <w:b w:val="0"/>
+          <w:bCs w:val="0"/>
+          <w:i w:val="0"/>
+          <w:iCs w:val="0"/>
+          <w:caps w:val="0"/>
+          <w:smallCaps w:val="0"/>
+          <w:noProof w:val="0"/>
+          <w:color w:val="181818"/>
+          <w:sz w:val="24"/>
+          <w:szCs w:val="24"/>
+          <w:lang w:val="en-US"/>
+        </w:rPr>
+        <w:t>demonstrating</w:t>
+      </w:r>
+      <w:r>
+        <w:rPr>
+          <w:rFonts w:ascii="Arial" w:hAnsi="Arial" w:eastAsia="Arial" w:cs="Arial"/>
+          <w:b w:val="0"/>
+          <w:bCs w:val="0"/>
+          <w:i w:val="0"/>
+          <w:iCs w:val="0"/>
+          <w:caps w:val="0"/>
+          <w:smallCaps w:val="0"/>
+          <w:noProof w:val="0"/>
+          <w:color w:val="181818"/>
+          <w:sz w:val="24"/>
+          <w:szCs w:val="24"/>
+          <w:lang w:val="en-US"/>
+        </w:rPr>
+        <w:t xml:space="preserve"> our ability to manage complex integrations. • Shopify-</w:t>
+      </w:r>
+      <w:r>
+        <w:rPr>
+          <w:rFonts w:ascii="Arial" w:hAnsi="Arial" w:eastAsia="Arial" w:cs="Arial"/>
+          <w:b w:val="0"/>
+          <w:bCs w:val="0"/>
+          <w:i w:val="0"/>
+          <w:iCs w:val="0"/>
+          <w:caps w:val="0"/>
+          <w:smallCaps w:val="0"/>
+          <w:noProof w:val="0"/>
+          <w:color w:val="181818"/>
+          <w:sz w:val="24"/>
+          <w:szCs w:val="24"/>
+          <w:lang w:val="en-US"/>
+        </w:rPr>
+        <w:t>Klaviyo</w:t>
+      </w:r>
+      <w:r>
+        <w:rPr>
+          <w:rFonts w:ascii="Arial" w:hAnsi="Arial" w:eastAsia="Arial" w:cs="Arial"/>
+          <w:b w:val="0"/>
+          <w:bCs w:val="0"/>
+          <w:i w:val="0"/>
+          <w:iCs w:val="0"/>
+          <w:caps w:val="0"/>
+          <w:smallCaps w:val="0"/>
+          <w:noProof w:val="0"/>
+          <w:color w:val="181818"/>
+          <w:sz w:val="24"/>
+          <w:szCs w:val="24"/>
+          <w:lang w:val="en-US"/>
+        </w:rPr>
+        <w:t xml:space="preserve"> Connector: Tracks custom events and enriches </w:t>
+      </w:r>
+      <w:r>
+        <w:rPr>
+          <w:rFonts w:ascii="Arial" w:hAnsi="Arial" w:eastAsia="Arial" w:cs="Arial"/>
+          <w:b w:val="0"/>
+          <w:bCs w:val="0"/>
+          <w:i w:val="0"/>
+          <w:iCs w:val="0"/>
+          <w:caps w:val="0"/>
+          <w:smallCaps w:val="0"/>
+          <w:noProof w:val="0"/>
+          <w:color w:val="181818"/>
+          <w:sz w:val="24"/>
+          <w:szCs w:val="24"/>
+          <w:lang w:val="en-US"/>
+        </w:rPr>
+        <w:t>Klaviyo</w:t>
+      </w:r>
+      <w:r>
+        <w:rPr>
+          <w:rFonts w:ascii="Arial" w:hAnsi="Arial" w:eastAsia="Arial" w:cs="Arial"/>
+          <w:b w:val="0"/>
+          <w:bCs w:val="0"/>
+          <w:i w:val="0"/>
+          <w:iCs w:val="0"/>
+          <w:caps w:val="0"/>
+          <w:smallCaps w:val="0"/>
+          <w:noProof w:val="0"/>
+          <w:color w:val="181818"/>
+          <w:sz w:val="24"/>
+          <w:szCs w:val="24"/>
+          <w:lang w:val="en-US"/>
+        </w:rPr>
+        <w:t xml:space="preserve"> tracking using storefront JS and API • Loyalty Program App: Customer loyalty tracking, status updates via </w:t>
+      </w:r>
+      <w:r>
+        <w:rPr>
+          <w:rFonts w:ascii="Arial" w:hAnsi="Arial" w:eastAsia="Arial" w:cs="Arial"/>
+          <w:b w:val="0"/>
+          <w:bCs w:val="0"/>
+          <w:i w:val="0"/>
+          <w:iCs w:val="0"/>
+          <w:caps w:val="0"/>
+          <w:smallCaps w:val="0"/>
+          <w:noProof w:val="0"/>
+          <w:color w:val="181818"/>
+          <w:sz w:val="24"/>
+          <w:szCs w:val="24"/>
+          <w:lang w:val="en-US"/>
+        </w:rPr>
+        <w:t>cron</w:t>
+      </w:r>
+      <w:r>
+        <w:rPr>
+          <w:rFonts w:ascii="Arial" w:hAnsi="Arial" w:eastAsia="Arial" w:cs="Arial"/>
+          <w:b w:val="0"/>
+          <w:bCs w:val="0"/>
+          <w:i w:val="0"/>
+          <w:iCs w:val="0"/>
+          <w:caps w:val="0"/>
+          <w:smallCaps w:val="0"/>
+          <w:noProof w:val="0"/>
+          <w:color w:val="181818"/>
+          <w:sz w:val="24"/>
+          <w:szCs w:val="24"/>
+          <w:lang w:val="en-US"/>
+        </w:rPr>
+        <w:t xml:space="preserve"> jobs, </w:t>
+      </w:r>
+      <w:r>
+        <w:rPr>
+          <w:rFonts w:ascii="Arial" w:hAnsi="Arial" w:eastAsia="Arial" w:cs="Arial"/>
+          <w:b w:val="0"/>
+          <w:bCs w:val="0"/>
+          <w:i w:val="0"/>
+          <w:iCs w:val="0"/>
+          <w:caps w:val="0"/>
+          <w:smallCaps w:val="0"/>
+          <w:noProof w:val="0"/>
+          <w:color w:val="181818"/>
+          <w:sz w:val="24"/>
+          <w:szCs w:val="24"/>
+          <w:lang w:val="en-US"/>
+        </w:rPr>
+        <w:t>metafield</w:t>
+      </w:r>
+      <w:r>
+        <w:rPr>
+          <w:rFonts w:ascii="Arial" w:hAnsi="Arial" w:eastAsia="Arial" w:cs="Arial"/>
+          <w:b w:val="0"/>
+          <w:bCs w:val="0"/>
+          <w:i w:val="0"/>
+          <w:iCs w:val="0"/>
+          <w:caps w:val="0"/>
+          <w:smallCaps w:val="0"/>
+          <w:noProof w:val="0"/>
+          <w:color w:val="181818"/>
+          <w:sz w:val="24"/>
+          <w:szCs w:val="24"/>
+          <w:lang w:val="en-US"/>
+        </w:rPr>
+        <w:t xml:space="preserve"> management, and </w:t>
+      </w:r>
+      <w:r>
+        <w:rPr>
+          <w:rFonts w:ascii="Arial" w:hAnsi="Arial" w:eastAsia="Arial" w:cs="Arial"/>
+          <w:b w:val="0"/>
+          <w:bCs w:val="0"/>
+          <w:i w:val="0"/>
+          <w:iCs w:val="0"/>
+          <w:caps w:val="0"/>
+          <w:smallCaps w:val="0"/>
+          <w:noProof w:val="0"/>
+          <w:color w:val="181818"/>
+          <w:sz w:val="24"/>
+          <w:szCs w:val="24"/>
+          <w:lang w:val="en-US"/>
+        </w:rPr>
+        <w:t>Klaviyo</w:t>
+      </w:r>
+      <w:r>
+        <w:rPr>
+          <w:rFonts w:ascii="Arial" w:hAnsi="Arial" w:eastAsia="Arial" w:cs="Arial"/>
+          <w:b w:val="0"/>
+          <w:bCs w:val="0"/>
+          <w:i w:val="0"/>
+          <w:iCs w:val="0"/>
+          <w:caps w:val="0"/>
+          <w:smallCaps w:val="0"/>
+          <w:noProof w:val="0"/>
+          <w:color w:val="181818"/>
+          <w:sz w:val="24"/>
+          <w:szCs w:val="24"/>
+          <w:lang w:val="en-US"/>
+        </w:rPr>
+        <w:t xml:space="preserve"> sync • Real-Time Pricing App: ERP-based dynamic pricing by customer category • Inventory Sync App: Real-time stock updates from external systems • Shipping Rate Calculator App: Dynamic shipping logic based on pickup location Tech Stack: Node.js (backend), React.js with Polaris (frontend) I’m ready to start immediately and deliver a dependable V1 marketplace.</w:t>
+      </w:r>
+    </w:p>
+    <w:p>
+      <w:pPr>
+        <w:pStyle w:val="Heading2"/>
+        <w:spacing w:before="0" w:beforeAutospacing="off" w:after="120" w:afterAutospacing="off" w:line="396" w:lineRule="auto"/>
+        <w:ind w:left="480" w:right="0"/>
+      </w:pPr>
+      <w:r>
+        <w:rPr>
+          <w:rFonts w:ascii="Arial" w:hAnsi="Arial" w:eastAsia="Arial" w:cs="Arial"/>
+          <w:b w:val="0"/>
+          <w:bCs w:val="0"/>
+          <w:i w:val="0"/>
+          <w:iCs w:val="0"/>
+          <w:caps w:val="0"/>
+          <w:smallCaps w:val="0"/>
+          <w:noProof w:val="0"/>
+          <w:color w:val="181818"/>
+          <w:sz w:val="36"/>
+          <w:szCs w:val="36"/>
+          <w:lang w:val="en-US"/>
+        </w:rPr>
+        <w:t>Job details</w:t>
+      </w:r>
+    </w:p>
+    <w:p>
+      <w:pPr>
+        <w:pStyle w:val="Heading3"/>
+        <w:spacing w:before="0" w:beforeAutospacing="off" w:after="360" w:afterAutospacing="off" w:line="360" w:lineRule="auto"/>
+      </w:pPr>
+      <w:r>
+        <w:rPr>
+          <w:rFonts w:ascii="Arial" w:hAnsi="Arial" w:eastAsia="Arial" w:cs="Arial"/>
+          <w:b w:val="0"/>
+          <w:bCs w:val="0"/>
+          <w:i w:val="0"/>
+          <w:iCs w:val="0"/>
+          <w:caps w:val="0"/>
+          <w:smallCaps w:val="0"/>
+          <w:noProof w:val="0"/>
+          <w:color w:val="181818"/>
+          <w:sz w:val="30"/>
+          <w:szCs w:val="30"/>
+          <w:lang w:val="en-US"/>
+        </w:rPr>
+        <w:t>Shopify Website Design Polish – Subscription Snack Box Store (GemPages)</w:t>
+      </w:r>
+    </w:p>
+    <w:p>
+      <w:pPr>
+        <w:shd w:val="clear" w:color="auto" w:fill="E9E9E9"/>
+        <w:spacing w:before="0" w:beforeAutospacing="off" w:after="0" w:afterAutospacing="off" w:line="330" w:lineRule="auto"/>
+        <w:ind w:left="-60" w:right="0"/>
+      </w:pPr>
+      <w:r>
+        <w:rPr>
+          <w:rFonts w:ascii="Arial" w:hAnsi="Arial" w:eastAsia="Arial" w:cs="Arial"/>
+          <w:b w:val="0"/>
+          <w:bCs w:val="0"/>
+          <w:i w:val="0"/>
+          <w:iCs w:val="0"/>
+          <w:caps w:val="0"/>
+          <w:smallCaps w:val="0"/>
+          <w:noProof w:val="0"/>
+          <w:color w:val="181818"/>
+          <w:sz w:val="21"/>
+          <w:szCs w:val="21"/>
+          <w:lang w:val="en-US"/>
+        </w:rPr>
+        <w:t>Ecommerce Website Development</w:t>
+      </w:r>
+    </w:p>
+    <w:p>
+      <w:pPr>
+        <w:spacing w:before="0" w:beforeAutospacing="off" w:after="180" w:afterAutospacing="off"/>
+        <w:ind w:left="-60" w:right="0"/>
+      </w:pPr>
+      <w:r>
+        <w:rPr>
+          <w:rFonts w:ascii="Arial" w:hAnsi="Arial" w:eastAsia="Arial" w:cs="Arial"/>
+          <w:b w:val="0"/>
+          <w:bCs w:val="0"/>
+          <w:i w:val="0"/>
+          <w:iCs w:val="0"/>
+          <w:caps w:val="0"/>
+          <w:smallCaps w:val="0"/>
+          <w:noProof w:val="0"/>
+          <w:color w:val="181818"/>
+          <w:sz w:val="24"/>
+          <w:szCs w:val="24"/>
+          <w:lang w:val="en-US"/>
+        </w:rPr>
+        <w:t xml:space="preserve"> </w:t>
+      </w:r>
+    </w:p>
+    <w:p>
+      <w:pPr>
+        <w:spacing w:before="0" w:beforeAutospacing="off" w:after="0" w:afterAutospacing="off" w:line="330" w:lineRule="auto"/>
+        <w:ind w:left="-60" w:right="0"/>
+      </w:pPr>
+      <w:r>
+        <w:rPr>
+          <w:rFonts w:ascii="Arial" w:hAnsi="Arial" w:eastAsia="Arial" w:cs="Arial"/>
+          <w:b w:val="0"/>
+          <w:bCs w:val="0"/>
+          <w:i w:val="0"/>
+          <w:iCs w:val="0"/>
+          <w:caps w:val="0"/>
+          <w:smallCaps w:val="0"/>
+          <w:noProof w:val="0"/>
+          <w:color w:val="676767"/>
+          <w:sz w:val="21"/>
+          <w:szCs w:val="21"/>
+          <w:lang w:val="en-US"/>
+        </w:rPr>
+        <w:t>Posted Mar 5, 2026</w:t>
+      </w:r>
+    </w:p>
+    <w:p>
+      <w:pPr>
+        <w:spacing w:before="0" w:beforeAutospacing="off" w:after="0" w:afterAutospacing="off" w:line="330" w:lineRule="auto"/>
+      </w:pPr>
+      <w:r>
+        <w:rPr>
+          <w:rFonts w:ascii="Arial" w:hAnsi="Arial" w:eastAsia="Arial" w:cs="Arial"/>
+          <w:b w:val="0"/>
+          <w:bCs w:val="0"/>
+          <w:i w:val="0"/>
+          <w:iCs w:val="0"/>
+          <w:caps w:val="0"/>
+          <w:smallCaps w:val="0"/>
+          <w:noProof w:val="0"/>
+          <w:color w:val="181818"/>
+          <w:sz w:val="21"/>
+          <w:szCs w:val="21"/>
+          <w:lang w:val="en-US"/>
+        </w:rPr>
+        <w:t xml:space="preserve">I run a Shopify store for an international snack subscription box called Snack Expedition: </w:t>
+      </w:r>
+      <w:hyperlink r:id="Re23190f50616450e">
+        <w:r>
+          <w:rPr>
+            <w:rStyle w:val="Hyperlink"/>
+            <w:rFonts w:ascii="Arial" w:hAnsi="Arial" w:eastAsia="Arial" w:cs="Arial"/>
+            <w:b w:val="0"/>
+            <w:bCs w:val="0"/>
+            <w:i w:val="0"/>
+            <w:iCs w:val="0"/>
+            <w:caps w:val="0"/>
+            <w:smallCaps w:val="0"/>
+            <w:noProof w:val="0"/>
+            <w:sz w:val="21"/>
+            <w:szCs w:val="21"/>
+            <w:lang w:val="en-US"/>
+          </w:rPr>
+          <w:t>https://www.snackexpedition.com</w:t>
+        </w:r>
+      </w:hyperlink>
+      <w:r>
+        <w:rPr>
+          <w:rFonts w:ascii="Arial" w:hAnsi="Arial" w:eastAsia="Arial" w:cs="Arial"/>
+          <w:b w:val="0"/>
+          <w:bCs w:val="0"/>
+          <w:i w:val="0"/>
+          <w:iCs w:val="0"/>
+          <w:caps w:val="0"/>
+          <w:smallCaps w:val="0"/>
+          <w:noProof w:val="0"/>
+          <w:color w:val="181818"/>
+          <w:sz w:val="21"/>
+          <w:szCs w:val="21"/>
+          <w:lang w:val="en-US"/>
+        </w:rPr>
+        <w:t xml:space="preserve"> The site is functional, but I would like to improve the professionalism, layout, and conversion elements on the homepage and product pages. The goal is to make the site look more polished and trustworthy while keeping the existing Shopify theme and structure. Scope of work: • Improve homepage design and layout (using Shopify / GemPages) • Improve hero section and visual hierarchy • Add better “What’s inside the box” / product explanation section • Improve subscription presentation and call-to-action sections • Add visual trust elements (icons, badges, shipping info, etc.) • Improve mobile layout • Improve spacing, fonts, and general visual polish No custom coding should be required — this should primarily be a design/layout improvement using Shopify tools. Deliverables: • Updated homepage layout • Improved product page layout • Clean and professional visual presentation • Mobile-friendly design Experience with Shopify ecommerce design is required. Experience with subscription products or food brands is a plus.</w:t>
+      </w:r>
+    </w:p>
+    <w:p>
+      <w:pPr>
+        <w:pStyle w:val="Normal"/>
+        <w:rPr>
+          <w:rFonts w:ascii="Arial" w:hAnsi="Arial" w:eastAsia="Arial" w:cs="Arial"/>
+          <w:b w:val="0"/>
+          <w:bCs w:val="0"/>
+          <w:i w:val="0"/>
+          <w:iCs w:val="0"/>
+          <w:caps w:val="0"/>
+          <w:smallCaps w:val="0"/>
+          <w:noProof w:val="0"/>
+          <w:color w:val="181818"/>
+          <w:sz w:val="24"/>
+          <w:szCs w:val="24"/>
+          <w:lang w:val="en-US"/>
+        </w:rPr>
+      </w:pPr>
+    </w:p>
+    <w:p>
+      <w:pPr>
+        <w:pStyle w:val="Normal"/>
+        <w:rPr>
+          <w:rFonts w:ascii="Arial" w:hAnsi="Arial" w:eastAsia="Arial" w:cs="Arial"/>
+          <w:b w:val="0"/>
+          <w:bCs w:val="0"/>
+          <w:i w:val="0"/>
+          <w:iCs w:val="0"/>
+          <w:caps w:val="0"/>
+          <w:smallCaps w:val="0"/>
+          <w:noProof w:val="0"/>
+          <w:color w:val="181818"/>
+          <w:sz w:val="24"/>
+          <w:szCs w:val="24"/>
+          <w:lang w:val="en-US"/>
+        </w:rPr>
+      </w:pPr>
+      <w:r>
+        <w:rPr>
+          <w:rFonts w:ascii="Arial" w:hAnsi="Arial" w:eastAsia="Arial" w:cs="Arial"/>
+          <w:b w:val="0"/>
+          <w:bCs w:val="0"/>
+          <w:i w:val="0"/>
+          <w:iCs w:val="0"/>
+          <w:caps w:val="0"/>
+          <w:smallCaps w:val="0"/>
+          <w:noProof w:val="0"/>
+          <w:color w:val="181818"/>
+          <w:sz w:val="24"/>
+          <w:szCs w:val="24"/>
+          <w:lang w:val="en-US"/>
+        </w:rPr>
+        <w:t>Proposal:</w:t>
+      </w:r>
+    </w:p>
+    <w:p>
+      <w:pPr>
+        <w:pStyle w:val="Normal"/>
+      </w:pPr>
+      <w:r>
+        <w:rPr>
+          <w:rFonts w:ascii="Arial" w:hAnsi="Arial" w:eastAsia="Arial" w:cs="Arial"/>
+          <w:b w:val="0"/>
+          <w:bCs w:val="0"/>
+          <w:i w:val="0"/>
+          <w:iCs w:val="0"/>
+          <w:caps w:val="0"/>
+          <w:smallCaps w:val="0"/>
+          <w:noProof w:val="0"/>
+          <w:color w:val="181818"/>
+          <w:sz w:val="24"/>
+          <w:szCs w:val="24"/>
+          <w:lang w:val="en-US"/>
+        </w:rPr>
+        <w:t xml:space="preserve">Hello, </w:t>
+      </w:r>
+      <w:r>
+        <w:rPr>
+          <w:rFonts w:ascii="Arial" w:hAnsi="Arial" w:eastAsia="Arial" w:cs="Arial"/>
+          <w:b w:val="0"/>
+          <w:bCs w:val="0"/>
+          <w:i w:val="0"/>
+          <w:iCs w:val="0"/>
+          <w:caps w:val="0"/>
+          <w:smallCaps w:val="0"/>
+          <w:noProof w:val="0"/>
+          <w:color w:val="181818"/>
+          <w:sz w:val="24"/>
+          <w:szCs w:val="24"/>
+          <w:lang w:val="en-US"/>
+        </w:rPr>
+        <w:t>I’ve</w:t>
+      </w:r>
+      <w:r>
+        <w:rPr>
+          <w:rFonts w:ascii="Arial" w:hAnsi="Arial" w:eastAsia="Arial" w:cs="Arial"/>
+          <w:b w:val="0"/>
+          <w:bCs w:val="0"/>
+          <w:i w:val="0"/>
+          <w:iCs w:val="0"/>
+          <w:caps w:val="0"/>
+          <w:smallCaps w:val="0"/>
+          <w:noProof w:val="0"/>
+          <w:color w:val="181818"/>
+          <w:sz w:val="24"/>
+          <w:szCs w:val="24"/>
+          <w:lang w:val="en-US"/>
+        </w:rPr>
+        <w:t xml:space="preserve"> reviewed your project for Snack Expedition, and I see </w:t>
+      </w:r>
+      <w:r>
+        <w:rPr>
+          <w:rFonts w:ascii="Arial" w:hAnsi="Arial" w:eastAsia="Arial" w:cs="Arial"/>
+          <w:b w:val="0"/>
+          <w:bCs w:val="0"/>
+          <w:i w:val="0"/>
+          <w:iCs w:val="0"/>
+          <w:caps w:val="0"/>
+          <w:smallCaps w:val="0"/>
+          <w:noProof w:val="0"/>
+          <w:color w:val="181818"/>
+          <w:sz w:val="24"/>
+          <w:szCs w:val="24"/>
+          <w:lang w:val="en-US"/>
+        </w:rPr>
+        <w:t>a great opportunity</w:t>
+      </w:r>
+      <w:r>
+        <w:rPr>
+          <w:rFonts w:ascii="Arial" w:hAnsi="Arial" w:eastAsia="Arial" w:cs="Arial"/>
+          <w:b w:val="0"/>
+          <w:bCs w:val="0"/>
+          <w:i w:val="0"/>
+          <w:iCs w:val="0"/>
+          <w:caps w:val="0"/>
+          <w:smallCaps w:val="0"/>
+          <w:noProof w:val="0"/>
+          <w:color w:val="181818"/>
+          <w:sz w:val="24"/>
+          <w:szCs w:val="24"/>
+          <w:lang w:val="en-US"/>
+        </w:rPr>
+        <w:t xml:space="preserve"> to enhance the professionalism and conversion elements of your Shopify store. A polished design is essential for </w:t>
+      </w:r>
+      <w:r>
+        <w:rPr>
+          <w:rFonts w:ascii="Arial" w:hAnsi="Arial" w:eastAsia="Arial" w:cs="Arial"/>
+          <w:b w:val="0"/>
+          <w:bCs w:val="0"/>
+          <w:i w:val="0"/>
+          <w:iCs w:val="0"/>
+          <w:caps w:val="0"/>
+          <w:smallCaps w:val="0"/>
+          <w:noProof w:val="0"/>
+          <w:color w:val="181818"/>
+          <w:sz w:val="24"/>
+          <w:szCs w:val="24"/>
+          <w:lang w:val="en-US"/>
+        </w:rPr>
+        <w:t>establishing</w:t>
+      </w:r>
+      <w:r>
+        <w:rPr>
+          <w:rFonts w:ascii="Arial" w:hAnsi="Arial" w:eastAsia="Arial" w:cs="Arial"/>
+          <w:b w:val="0"/>
+          <w:bCs w:val="0"/>
+          <w:i w:val="0"/>
+          <w:iCs w:val="0"/>
+          <w:caps w:val="0"/>
+          <w:smallCaps w:val="0"/>
+          <w:noProof w:val="0"/>
+          <w:color w:val="181818"/>
+          <w:sz w:val="24"/>
+          <w:szCs w:val="24"/>
+          <w:lang w:val="en-US"/>
+        </w:rPr>
+        <w:t xml:space="preserve"> trust, especially in the competitive subscription box market. To achieve your goals, I will focus on improving the homepage and product pages using Shopify and </w:t>
+      </w:r>
+      <w:r>
+        <w:rPr>
+          <w:rFonts w:ascii="Arial" w:hAnsi="Arial" w:eastAsia="Arial" w:cs="Arial"/>
+          <w:b w:val="0"/>
+          <w:bCs w:val="0"/>
+          <w:i w:val="0"/>
+          <w:iCs w:val="0"/>
+          <w:caps w:val="0"/>
+          <w:smallCaps w:val="0"/>
+          <w:noProof w:val="0"/>
+          <w:color w:val="181818"/>
+          <w:sz w:val="24"/>
+          <w:szCs w:val="24"/>
+          <w:lang w:val="en-US"/>
+        </w:rPr>
+        <w:t>GemPages</w:t>
+      </w:r>
+      <w:r>
+        <w:rPr>
+          <w:rFonts w:ascii="Arial" w:hAnsi="Arial" w:eastAsia="Arial" w:cs="Arial"/>
+          <w:b w:val="0"/>
+          <w:bCs w:val="0"/>
+          <w:i w:val="0"/>
+          <w:iCs w:val="0"/>
+          <w:caps w:val="0"/>
+          <w:smallCaps w:val="0"/>
+          <w:noProof w:val="0"/>
+          <w:color w:val="181818"/>
+          <w:sz w:val="24"/>
+          <w:szCs w:val="24"/>
+          <w:lang w:val="en-US"/>
+        </w:rPr>
+        <w:t xml:space="preserve">. My plan includes redesigning the hero section to create a more engaging visual hierarchy, enhancing the "What's inside the box" section for clearer product explanations, and </w:t>
+      </w:r>
+      <w:r>
+        <w:rPr>
+          <w:rFonts w:ascii="Arial" w:hAnsi="Arial" w:eastAsia="Arial" w:cs="Arial"/>
+          <w:b w:val="0"/>
+          <w:bCs w:val="0"/>
+          <w:i w:val="0"/>
+          <w:iCs w:val="0"/>
+          <w:caps w:val="0"/>
+          <w:smallCaps w:val="0"/>
+          <w:noProof w:val="0"/>
+          <w:color w:val="181818"/>
+          <w:sz w:val="24"/>
+          <w:szCs w:val="24"/>
+          <w:lang w:val="en-US"/>
+        </w:rPr>
+        <w:t>optimizing</w:t>
+      </w:r>
+      <w:r>
+        <w:rPr>
+          <w:rFonts w:ascii="Arial" w:hAnsi="Arial" w:eastAsia="Arial" w:cs="Arial"/>
+          <w:b w:val="0"/>
+          <w:bCs w:val="0"/>
+          <w:i w:val="0"/>
+          <w:iCs w:val="0"/>
+          <w:caps w:val="0"/>
+          <w:smallCaps w:val="0"/>
+          <w:noProof w:val="0"/>
+          <w:color w:val="181818"/>
+          <w:sz w:val="24"/>
+          <w:szCs w:val="24"/>
+          <w:lang w:val="en-US"/>
+        </w:rPr>
+        <w:t xml:space="preserve"> the subscription presentation and call-to-action areas for better conversions. I will also incorporate visual trust elements such as icons, badges, and shipping information to reassure potential customers. Additionally, </w:t>
+      </w:r>
+      <w:r>
+        <w:rPr>
+          <w:rFonts w:ascii="Arial" w:hAnsi="Arial" w:eastAsia="Arial" w:cs="Arial"/>
+          <w:b w:val="0"/>
+          <w:bCs w:val="0"/>
+          <w:i w:val="0"/>
+          <w:iCs w:val="0"/>
+          <w:caps w:val="0"/>
+          <w:smallCaps w:val="0"/>
+          <w:noProof w:val="0"/>
+          <w:color w:val="181818"/>
+          <w:sz w:val="24"/>
+          <w:szCs w:val="24"/>
+          <w:lang w:val="en-US"/>
+        </w:rPr>
+        <w:t>I'll</w:t>
+      </w:r>
+      <w:r>
+        <w:rPr>
+          <w:rFonts w:ascii="Arial" w:hAnsi="Arial" w:eastAsia="Arial" w:cs="Arial"/>
+          <w:b w:val="0"/>
+          <w:bCs w:val="0"/>
+          <w:i w:val="0"/>
+          <w:iCs w:val="0"/>
+          <w:caps w:val="0"/>
+          <w:smallCaps w:val="0"/>
+          <w:noProof w:val="0"/>
+          <w:color w:val="181818"/>
+          <w:sz w:val="24"/>
+          <w:szCs w:val="24"/>
+          <w:lang w:val="en-US"/>
+        </w:rPr>
+        <w:t xml:space="preserve"> ensure the mobile layout is user-friendly and improve spacing, fonts, and overall visual polish for a cohesive look. Here are a few relevant examples from my </w:t>
+      </w:r>
+      <w:r>
+        <w:rPr>
+          <w:rFonts w:ascii="Arial" w:hAnsi="Arial" w:eastAsia="Arial" w:cs="Arial"/>
+          <w:b w:val="0"/>
+          <w:bCs w:val="0"/>
+          <w:i w:val="0"/>
+          <w:iCs w:val="0"/>
+          <w:caps w:val="0"/>
+          <w:smallCaps w:val="0"/>
+          <w:noProof w:val="0"/>
+          <w:color w:val="181818"/>
+          <w:sz w:val="24"/>
+          <w:szCs w:val="24"/>
+          <w:lang w:val="en-US"/>
+        </w:rPr>
+        <w:t>previous</w:t>
+      </w:r>
+      <w:r>
+        <w:rPr>
+          <w:rFonts w:ascii="Arial" w:hAnsi="Arial" w:eastAsia="Arial" w:cs="Arial"/>
+          <w:b w:val="0"/>
+          <w:bCs w:val="0"/>
+          <w:i w:val="0"/>
+          <w:iCs w:val="0"/>
+          <w:caps w:val="0"/>
+          <w:smallCaps w:val="0"/>
+          <w:noProof w:val="0"/>
+          <w:color w:val="181818"/>
+          <w:sz w:val="24"/>
+          <w:szCs w:val="24"/>
+          <w:lang w:val="en-US"/>
+        </w:rPr>
+        <w:t xml:space="preserve"> work that </w:t>
+      </w:r>
+      <w:r>
+        <w:rPr>
+          <w:rFonts w:ascii="Arial" w:hAnsi="Arial" w:eastAsia="Arial" w:cs="Arial"/>
+          <w:b w:val="0"/>
+          <w:bCs w:val="0"/>
+          <w:i w:val="0"/>
+          <w:iCs w:val="0"/>
+          <w:caps w:val="0"/>
+          <w:smallCaps w:val="0"/>
+          <w:noProof w:val="0"/>
+          <w:color w:val="181818"/>
+          <w:sz w:val="24"/>
+          <w:szCs w:val="24"/>
+          <w:lang w:val="en-US"/>
+        </w:rPr>
+        <w:t>showcase</w:t>
+      </w:r>
+      <w:r>
+        <w:rPr>
+          <w:rFonts w:ascii="Arial" w:hAnsi="Arial" w:eastAsia="Arial" w:cs="Arial"/>
+          <w:b w:val="0"/>
+          <w:bCs w:val="0"/>
+          <w:i w:val="0"/>
+          <w:iCs w:val="0"/>
+          <w:caps w:val="0"/>
+          <w:smallCaps w:val="0"/>
+          <w:noProof w:val="0"/>
+          <w:color w:val="181818"/>
+          <w:sz w:val="24"/>
+          <w:szCs w:val="24"/>
+          <w:lang w:val="en-US"/>
+        </w:rPr>
+        <w:t xml:space="preserve"> my experience in Shopify design: - Vino Site: </w:t>
+      </w:r>
+      <w:hyperlink r:id="Ra52e4d9f0ff24834">
+        <w:r>
+          <w:rPr>
+            <w:rStyle w:val="Hyperlink"/>
+            <w:rFonts w:ascii="Arial" w:hAnsi="Arial" w:eastAsia="Arial" w:cs="Arial"/>
+            <w:b w:val="0"/>
+            <w:bCs w:val="0"/>
+            <w:i w:val="0"/>
+            <w:iCs w:val="0"/>
+            <w:caps w:val="0"/>
+            <w:smallCaps w:val="0"/>
+            <w:strike w:val="0"/>
+            <w:dstrike w:val="0"/>
+            <w:noProof w:val="0"/>
+            <w:color w:val="108A00"/>
+            <w:sz w:val="24"/>
+            <w:szCs w:val="24"/>
+            <w:u w:val="single"/>
+            <w:lang w:val="en-US"/>
+          </w:rPr>
+          <w:t>https://vinosite.com</w:t>
+        </w:r>
+      </w:hyperlink>
+      <w:r>
+        <w:rPr>
+          <w:rFonts w:ascii="Arial" w:hAnsi="Arial" w:eastAsia="Arial" w:cs="Arial"/>
+          <w:b w:val="0"/>
+          <w:bCs w:val="0"/>
+          <w:i w:val="0"/>
+          <w:iCs w:val="0"/>
+          <w:caps w:val="0"/>
+          <w:smallCaps w:val="0"/>
+          <w:noProof w:val="0"/>
+          <w:color w:val="181818"/>
+          <w:sz w:val="24"/>
+          <w:szCs w:val="24"/>
+          <w:lang w:val="en-US"/>
+        </w:rPr>
+        <w:t xml:space="preserve"> - </w:t>
+      </w:r>
+      <w:r>
+        <w:rPr>
+          <w:rFonts w:ascii="Arial" w:hAnsi="Arial" w:eastAsia="Arial" w:cs="Arial"/>
+          <w:b w:val="0"/>
+          <w:bCs w:val="0"/>
+          <w:i w:val="0"/>
+          <w:iCs w:val="0"/>
+          <w:caps w:val="0"/>
+          <w:smallCaps w:val="0"/>
+          <w:noProof w:val="0"/>
+          <w:color w:val="181818"/>
+          <w:sz w:val="24"/>
+          <w:szCs w:val="24"/>
+          <w:lang w:val="en-US"/>
+        </w:rPr>
+        <w:t>Urthlabs</w:t>
+      </w:r>
+      <w:r>
+        <w:rPr>
+          <w:rFonts w:ascii="Arial" w:hAnsi="Arial" w:eastAsia="Arial" w:cs="Arial"/>
+          <w:b w:val="0"/>
+          <w:bCs w:val="0"/>
+          <w:i w:val="0"/>
+          <w:iCs w:val="0"/>
+          <w:caps w:val="0"/>
+          <w:smallCaps w:val="0"/>
+          <w:noProof w:val="0"/>
+          <w:color w:val="181818"/>
+          <w:sz w:val="24"/>
+          <w:szCs w:val="24"/>
+          <w:lang w:val="en-US"/>
+        </w:rPr>
+        <w:t xml:space="preserve">: </w:t>
+      </w:r>
+      <w:hyperlink r:id="R20c57dfcdd414abc">
+        <w:r>
+          <w:rPr>
+            <w:rStyle w:val="Hyperlink"/>
+            <w:rFonts w:ascii="Arial" w:hAnsi="Arial" w:eastAsia="Arial" w:cs="Arial"/>
+            <w:b w:val="0"/>
+            <w:bCs w:val="0"/>
+            <w:i w:val="0"/>
+            <w:iCs w:val="0"/>
+            <w:caps w:val="0"/>
+            <w:smallCaps w:val="0"/>
+            <w:strike w:val="0"/>
+            <w:dstrike w:val="0"/>
+            <w:noProof w:val="0"/>
+            <w:color w:val="108A00"/>
+            <w:sz w:val="24"/>
+            <w:szCs w:val="24"/>
+            <w:u w:val="single"/>
+            <w:lang w:val="en-US"/>
+          </w:rPr>
+          <w:t>https://urthlabs.com</w:t>
+        </w:r>
+      </w:hyperlink>
+      <w:r>
+        <w:rPr>
+          <w:rFonts w:ascii="Arial" w:hAnsi="Arial" w:eastAsia="Arial" w:cs="Arial"/>
+          <w:b w:val="0"/>
+          <w:bCs w:val="0"/>
+          <w:i w:val="0"/>
+          <w:iCs w:val="0"/>
+          <w:caps w:val="0"/>
+          <w:smallCaps w:val="0"/>
+          <w:noProof w:val="0"/>
+          <w:color w:val="181818"/>
+          <w:sz w:val="24"/>
+          <w:szCs w:val="24"/>
+          <w:lang w:val="en-US"/>
+        </w:rPr>
+        <w:t xml:space="preserve"> - Ryp Golf: </w:t>
+      </w:r>
+      <w:hyperlink r:id="R46de561b7e5a4c93">
+        <w:r>
+          <w:rPr>
+            <w:rStyle w:val="Hyperlink"/>
+            <w:rFonts w:ascii="Arial" w:hAnsi="Arial" w:eastAsia="Arial" w:cs="Arial"/>
+            <w:b w:val="0"/>
+            <w:bCs w:val="0"/>
+            <w:i w:val="0"/>
+            <w:iCs w:val="0"/>
+            <w:caps w:val="0"/>
+            <w:smallCaps w:val="0"/>
+            <w:strike w:val="0"/>
+            <w:dstrike w:val="0"/>
+            <w:noProof w:val="0"/>
+            <w:color w:val="108A00"/>
+            <w:sz w:val="24"/>
+            <w:szCs w:val="24"/>
+            <w:u w:val="single"/>
+            <w:lang w:val="en-US"/>
+          </w:rPr>
+          <w:t>https://rypgolf.com</w:t>
+        </w:r>
+      </w:hyperlink>
+      <w:r>
+        <w:rPr>
+          <w:rFonts w:ascii="Arial" w:hAnsi="Arial" w:eastAsia="Arial" w:cs="Arial"/>
+          <w:b w:val="0"/>
+          <w:bCs w:val="0"/>
+          <w:i w:val="0"/>
+          <w:iCs w:val="0"/>
+          <w:caps w:val="0"/>
+          <w:smallCaps w:val="0"/>
+          <w:noProof w:val="0"/>
+          <w:color w:val="181818"/>
+          <w:sz w:val="24"/>
+          <w:szCs w:val="24"/>
+          <w:lang w:val="en-US"/>
+        </w:rPr>
+        <w:t xml:space="preserve"> - </w:t>
+      </w:r>
+      <w:r>
+        <w:rPr>
+          <w:rFonts w:ascii="Arial" w:hAnsi="Arial" w:eastAsia="Arial" w:cs="Arial"/>
+          <w:b w:val="0"/>
+          <w:bCs w:val="0"/>
+          <w:i w:val="0"/>
+          <w:iCs w:val="0"/>
+          <w:caps w:val="0"/>
+          <w:smallCaps w:val="0"/>
+          <w:noProof w:val="0"/>
+          <w:color w:val="181818"/>
+          <w:sz w:val="24"/>
+          <w:szCs w:val="24"/>
+          <w:lang w:val="en-US"/>
+        </w:rPr>
+        <w:t>Coloritto</w:t>
+      </w:r>
+      <w:r>
+        <w:rPr>
+          <w:rFonts w:ascii="Arial" w:hAnsi="Arial" w:eastAsia="Arial" w:cs="Arial"/>
+          <w:b w:val="0"/>
+          <w:bCs w:val="0"/>
+          <w:i w:val="0"/>
+          <w:iCs w:val="0"/>
+          <w:caps w:val="0"/>
+          <w:smallCaps w:val="0"/>
+          <w:noProof w:val="0"/>
+          <w:color w:val="181818"/>
+          <w:sz w:val="24"/>
+          <w:szCs w:val="24"/>
+          <w:lang w:val="en-US"/>
+        </w:rPr>
+        <w:t xml:space="preserve">: </w:t>
+      </w:r>
+      <w:hyperlink r:id="Radccc0d1913e40c6">
+        <w:r>
+          <w:rPr>
+            <w:rStyle w:val="Hyperlink"/>
+            <w:rFonts w:ascii="Arial" w:hAnsi="Arial" w:eastAsia="Arial" w:cs="Arial"/>
+            <w:b w:val="0"/>
+            <w:bCs w:val="0"/>
+            <w:i w:val="0"/>
+            <w:iCs w:val="0"/>
+            <w:caps w:val="0"/>
+            <w:smallCaps w:val="0"/>
+            <w:strike w:val="0"/>
+            <w:dstrike w:val="0"/>
+            <w:noProof w:val="0"/>
+            <w:color w:val="108A00"/>
+            <w:sz w:val="24"/>
+            <w:szCs w:val="24"/>
+            <w:u w:val="single"/>
+            <w:lang w:val="en-US"/>
+          </w:rPr>
+          <w:t>https://coloritto.co</w:t>
+        </w:r>
+      </w:hyperlink>
+      <w:r>
+        <w:rPr>
+          <w:rFonts w:ascii="Arial" w:hAnsi="Arial" w:eastAsia="Arial" w:cs="Arial"/>
+          <w:b w:val="0"/>
+          <w:bCs w:val="0"/>
+          <w:i w:val="0"/>
+          <w:iCs w:val="0"/>
+          <w:caps w:val="0"/>
+          <w:smallCaps w:val="0"/>
+          <w:noProof w:val="0"/>
+          <w:color w:val="181818"/>
+          <w:sz w:val="24"/>
+          <w:szCs w:val="24"/>
+          <w:lang w:val="en-US"/>
+        </w:rPr>
+        <w:t xml:space="preserve"> My approach will ensure that the site not only looks professional but also enhances user experience and conversion rates. I look forward to the opportunity to work together and elevate </w:t>
+      </w:r>
+      <w:r>
+        <w:rPr>
+          <w:rFonts w:ascii="Arial" w:hAnsi="Arial" w:eastAsia="Arial" w:cs="Arial"/>
+          <w:b w:val="0"/>
+          <w:bCs w:val="0"/>
+          <w:i w:val="0"/>
+          <w:iCs w:val="0"/>
+          <w:caps w:val="0"/>
+          <w:smallCaps w:val="0"/>
+          <w:noProof w:val="0"/>
+          <w:color w:val="181818"/>
+          <w:sz w:val="24"/>
+          <w:szCs w:val="24"/>
+          <w:lang w:val="en-US"/>
+        </w:rPr>
+        <w:t>Snack</w:t>
+      </w:r>
+      <w:r>
+        <w:rPr>
+          <w:rFonts w:ascii="Arial" w:hAnsi="Arial" w:eastAsia="Arial" w:cs="Arial"/>
+          <w:b w:val="0"/>
+          <w:bCs w:val="0"/>
+          <w:i w:val="0"/>
+          <w:iCs w:val="0"/>
+          <w:caps w:val="0"/>
+          <w:smallCaps w:val="0"/>
+          <w:noProof w:val="0"/>
+          <w:color w:val="181818"/>
+          <w:sz w:val="24"/>
+          <w:szCs w:val="24"/>
+          <w:lang w:val="en-US"/>
+        </w:rPr>
+        <w:t xml:space="preserve"> Expedition to new heights. </w:t>
+      </w:r>
+      <w:r>
+        <w:rPr>
+          <w:rFonts w:ascii="Arial" w:hAnsi="Arial" w:eastAsia="Arial" w:cs="Arial"/>
+          <w:b w:val="0"/>
+          <w:bCs w:val="0"/>
+          <w:i w:val="0"/>
+          <w:iCs w:val="0"/>
+          <w:caps w:val="0"/>
+          <w:smallCaps w:val="0"/>
+          <w:noProof w:val="0"/>
+          <w:color w:val="181818"/>
+          <w:sz w:val="24"/>
+          <w:szCs w:val="24"/>
+          <w:lang w:val="en-US"/>
+        </w:rPr>
+        <w:t>Let’s schedule a call to discuss your vision further.</w:t>
+      </w:r>
+    </w:p>
+    <w:p>
+      <w:pPr>
+        <w:pStyle w:val="Heading2"/>
+        <w:spacing w:before="0" w:beforeAutospacing="off" w:after="120" w:afterAutospacing="off" w:line="396" w:lineRule="auto"/>
+        <w:ind w:left="480" w:right="0"/>
+      </w:pPr>
+      <w:r>
+        <w:rPr>
+          <w:rFonts w:ascii="Arial" w:hAnsi="Arial" w:eastAsia="Arial" w:cs="Arial"/>
+          <w:b w:val="0"/>
+          <w:bCs w:val="0"/>
+          <w:i w:val="0"/>
+          <w:iCs w:val="0"/>
+          <w:caps w:val="0"/>
+          <w:smallCaps w:val="0"/>
+          <w:noProof w:val="0"/>
+          <w:color w:val="181818"/>
+          <w:sz w:val="36"/>
+          <w:szCs w:val="36"/>
+          <w:lang w:val="en-US"/>
+        </w:rPr>
+        <w:t>Job details</w:t>
+      </w:r>
+    </w:p>
+    <w:p>
+      <w:pPr>
+        <w:pStyle w:val="Heading3"/>
+        <w:spacing w:before="0" w:beforeAutospacing="off" w:after="360" w:afterAutospacing="off" w:line="360" w:lineRule="auto"/>
+      </w:pPr>
+      <w:r>
+        <w:rPr>
+          <w:rFonts w:ascii="Arial" w:hAnsi="Arial" w:eastAsia="Arial" w:cs="Arial"/>
+          <w:b w:val="0"/>
+          <w:bCs w:val="0"/>
+          <w:i w:val="0"/>
+          <w:iCs w:val="0"/>
+          <w:caps w:val="0"/>
+          <w:smallCaps w:val="0"/>
+          <w:noProof w:val="0"/>
+          <w:color w:val="181818"/>
+          <w:sz w:val="30"/>
+          <w:szCs w:val="30"/>
+          <w:lang w:val="en-US"/>
+        </w:rPr>
+        <w:t>Shopify Developer Needed to Improve Watch Section Navigation, Collections, Product Page + SEO</w:t>
+      </w:r>
+    </w:p>
+    <w:p>
+      <w:pPr>
+        <w:shd w:val="clear" w:color="auto" w:fill="E9E9E9"/>
+        <w:spacing w:before="0" w:beforeAutospacing="off" w:after="0" w:afterAutospacing="off" w:line="330" w:lineRule="auto"/>
+        <w:ind w:left="-60" w:right="0"/>
+      </w:pPr>
+      <w:r>
+        <w:rPr>
+          <w:rFonts w:ascii="Arial" w:hAnsi="Arial" w:eastAsia="Arial" w:cs="Arial"/>
+          <w:b w:val="0"/>
+          <w:bCs w:val="0"/>
+          <w:i w:val="0"/>
+          <w:iCs w:val="0"/>
+          <w:caps w:val="0"/>
+          <w:smallCaps w:val="0"/>
+          <w:noProof w:val="0"/>
+          <w:color w:val="181818"/>
+          <w:sz w:val="21"/>
+          <w:szCs w:val="21"/>
+          <w:lang w:val="en-US"/>
+        </w:rPr>
+        <w:t>Ecommerce Website Development</w:t>
+      </w:r>
+    </w:p>
+    <w:p>
+      <w:pPr>
+        <w:spacing w:before="0" w:beforeAutospacing="off" w:after="180" w:afterAutospacing="off"/>
+        <w:ind w:left="-60" w:right="0"/>
+      </w:pPr>
+      <w:r>
+        <w:rPr>
+          <w:rFonts w:ascii="Arial" w:hAnsi="Arial" w:eastAsia="Arial" w:cs="Arial"/>
+          <w:b w:val="0"/>
+          <w:bCs w:val="0"/>
+          <w:i w:val="0"/>
+          <w:iCs w:val="0"/>
+          <w:caps w:val="0"/>
+          <w:smallCaps w:val="0"/>
+          <w:noProof w:val="0"/>
+          <w:color w:val="181818"/>
+          <w:sz w:val="24"/>
+          <w:szCs w:val="24"/>
+          <w:lang w:val="en-US"/>
+        </w:rPr>
+        <w:t xml:space="preserve"> </w:t>
+      </w:r>
+    </w:p>
+    <w:p>
+      <w:pPr>
+        <w:spacing w:before="0" w:beforeAutospacing="off" w:after="0" w:afterAutospacing="off" w:line="330" w:lineRule="auto"/>
+        <w:ind w:left="-60" w:right="0"/>
+      </w:pPr>
+      <w:r>
+        <w:rPr>
+          <w:rFonts w:ascii="Arial" w:hAnsi="Arial" w:eastAsia="Arial" w:cs="Arial"/>
+          <w:b w:val="0"/>
+          <w:bCs w:val="0"/>
+          <w:i w:val="0"/>
+          <w:iCs w:val="0"/>
+          <w:caps w:val="0"/>
+          <w:smallCaps w:val="0"/>
+          <w:noProof w:val="0"/>
+          <w:color w:val="676767"/>
+          <w:sz w:val="21"/>
+          <w:szCs w:val="21"/>
+          <w:lang w:val="en-US"/>
+        </w:rPr>
+        <w:t>Posted Mar 6, 2026</w:t>
+      </w:r>
+    </w:p>
+    <w:p>
+      <w:pPr>
+        <w:spacing w:before="0" w:beforeAutospacing="off" w:after="0" w:afterAutospacing="off" w:line="330" w:lineRule="auto"/>
+      </w:pPr>
+      <w:r>
+        <w:rPr>
+          <w:rFonts w:ascii="Arial" w:hAnsi="Arial" w:eastAsia="Arial" w:cs="Arial"/>
+          <w:b w:val="0"/>
+          <w:bCs w:val="0"/>
+          <w:i w:val="0"/>
+          <w:iCs w:val="0"/>
+          <w:caps w:val="0"/>
+          <w:smallCaps w:val="0"/>
+          <w:noProof w:val="0"/>
+          <w:color w:val="181818"/>
+          <w:sz w:val="21"/>
+          <w:szCs w:val="21"/>
+          <w:lang w:val="en-US"/>
+        </w:rPr>
+        <w:t>We operate a jewelry store in New York City and sell pre-owned luxury watches (Rolex, Cartier, Audemars Piguet, Patek Philippe). Our Shopify website is connected to our inventory system The Edge for Jewelers (Abbott Jewelry Systems) which syncs products to the website. We need a Shopify developer to restructure and optimize the watch section so it looks/works like a professional pre-owned watch dealer site. Website: melvinjoyeria.com</w:t>
+      </w:r>
+    </w:p>
+    <w:p>
+      <w:pPr>
+        <w:pStyle w:val="Normal"/>
+        <w:rPr>
+          <w:rFonts w:ascii="Arial" w:hAnsi="Arial" w:eastAsia="Arial" w:cs="Arial"/>
+          <w:b w:val="0"/>
+          <w:bCs w:val="0"/>
+          <w:i w:val="0"/>
+          <w:iCs w:val="0"/>
+          <w:caps w:val="0"/>
+          <w:smallCaps w:val="0"/>
+          <w:noProof w:val="0"/>
+          <w:color w:val="181818"/>
+          <w:sz w:val="24"/>
+          <w:szCs w:val="24"/>
+          <w:lang w:val="en-US"/>
+        </w:rPr>
+      </w:pPr>
+    </w:p>
+    <w:p>
+      <w:pPr>
+        <w:pStyle w:val="Normal"/>
+        <w:rPr>
+          <w:rFonts w:ascii="Arial" w:hAnsi="Arial" w:eastAsia="Arial" w:cs="Arial"/>
+          <w:b w:val="0"/>
+          <w:bCs w:val="0"/>
+          <w:i w:val="0"/>
+          <w:iCs w:val="0"/>
+          <w:caps w:val="0"/>
+          <w:smallCaps w:val="0"/>
+          <w:noProof w:val="0"/>
+          <w:color w:val="181818"/>
+          <w:sz w:val="24"/>
+          <w:szCs w:val="24"/>
+          <w:lang w:val="en-US"/>
+        </w:rPr>
+      </w:pPr>
+      <w:r>
+        <w:rPr>
+          <w:rFonts w:ascii="Arial" w:hAnsi="Arial" w:eastAsia="Arial" w:cs="Arial"/>
+          <w:b w:val="0"/>
+          <w:bCs w:val="0"/>
+          <w:i w:val="0"/>
+          <w:iCs w:val="0"/>
+          <w:caps w:val="0"/>
+          <w:smallCaps w:val="0"/>
+          <w:noProof w:val="0"/>
+          <w:color w:val="181818"/>
+          <w:sz w:val="24"/>
+          <w:szCs w:val="24"/>
+          <w:lang w:val="en-US"/>
+        </w:rPr>
+        <w:t>Proposal:</w:t>
+      </w:r>
+    </w:p>
+    <w:p>
+      <w:pPr>
+        <w:pStyle w:val="Normal"/>
+      </w:pPr>
+      <w:r>
+        <w:rPr>
+          <w:rFonts w:ascii="Arial" w:hAnsi="Arial" w:eastAsia="Arial" w:cs="Arial"/>
+          <w:b w:val="0"/>
+          <w:bCs w:val="0"/>
+          <w:i w:val="0"/>
+          <w:iCs w:val="0"/>
+          <w:caps w:val="0"/>
+          <w:smallCaps w:val="0"/>
+          <w:noProof w:val="0"/>
+          <w:color w:val="181818"/>
+          <w:sz w:val="24"/>
+          <w:szCs w:val="24"/>
+          <w:lang w:val="en-US"/>
+        </w:rPr>
+        <w:t xml:space="preserve">Hi </w:t>
+      </w:r>
+      <w:r>
+        <w:rPr>
+          <w:rFonts w:ascii="Arial" w:hAnsi="Arial" w:eastAsia="Arial" w:cs="Arial"/>
+          <w:b w:val="0"/>
+          <w:bCs w:val="0"/>
+          <w:i w:val="0"/>
+          <w:iCs w:val="0"/>
+          <w:caps w:val="0"/>
+          <w:smallCaps w:val="0"/>
+          <w:noProof w:val="0"/>
+          <w:color w:val="181818"/>
+          <w:sz w:val="24"/>
+          <w:szCs w:val="24"/>
+          <w:lang w:val="en-US"/>
+        </w:rPr>
+        <w:t>Wellbbis</w:t>
+      </w:r>
+      <w:r>
+        <w:rPr>
+          <w:rFonts w:ascii="Arial" w:hAnsi="Arial" w:eastAsia="Arial" w:cs="Arial"/>
+          <w:b w:val="0"/>
+          <w:bCs w:val="0"/>
+          <w:i w:val="0"/>
+          <w:iCs w:val="0"/>
+          <w:caps w:val="0"/>
+          <w:smallCaps w:val="0"/>
+          <w:noProof w:val="0"/>
+          <w:color w:val="181818"/>
+          <w:sz w:val="24"/>
+          <w:szCs w:val="24"/>
+          <w:lang w:val="en-US"/>
+        </w:rPr>
+        <w:t xml:space="preserve"> Trinidad, </w:t>
+      </w:r>
+      <w:r>
+        <w:rPr>
+          <w:rFonts w:ascii="Arial" w:hAnsi="Arial" w:eastAsia="Arial" w:cs="Arial"/>
+          <w:b w:val="0"/>
+          <w:bCs w:val="0"/>
+          <w:i w:val="0"/>
+          <w:iCs w:val="0"/>
+          <w:caps w:val="0"/>
+          <w:smallCaps w:val="0"/>
+          <w:noProof w:val="0"/>
+          <w:color w:val="181818"/>
+          <w:sz w:val="24"/>
+          <w:szCs w:val="24"/>
+          <w:lang w:val="en-US"/>
+        </w:rPr>
+        <w:t>I've</w:t>
+      </w:r>
+      <w:r>
+        <w:rPr>
+          <w:rFonts w:ascii="Arial" w:hAnsi="Arial" w:eastAsia="Arial" w:cs="Arial"/>
+          <w:b w:val="0"/>
+          <w:bCs w:val="0"/>
+          <w:i w:val="0"/>
+          <w:iCs w:val="0"/>
+          <w:caps w:val="0"/>
+          <w:smallCaps w:val="0"/>
+          <w:noProof w:val="0"/>
+          <w:color w:val="181818"/>
+          <w:sz w:val="24"/>
+          <w:szCs w:val="24"/>
+          <w:lang w:val="en-US"/>
+        </w:rPr>
+        <w:t xml:space="preserve"> reviewed </w:t>
+      </w:r>
+      <w:hyperlink r:id="R836fcbaf29a34e4f">
+        <w:r>
+          <w:rPr>
+            <w:rStyle w:val="Hyperlink"/>
+            <w:rFonts w:ascii="Arial" w:hAnsi="Arial" w:eastAsia="Arial" w:cs="Arial"/>
+            <w:b w:val="0"/>
+            <w:bCs w:val="0"/>
+            <w:i w:val="0"/>
+            <w:iCs w:val="0"/>
+            <w:caps w:val="0"/>
+            <w:smallCaps w:val="0"/>
+            <w:strike w:val="0"/>
+            <w:dstrike w:val="0"/>
+            <w:noProof w:val="0"/>
+            <w:color w:val="108A00"/>
+            <w:sz w:val="24"/>
+            <w:szCs w:val="24"/>
+            <w:u w:val="single"/>
+            <w:lang w:val="en-US"/>
+          </w:rPr>
+          <w:t>melvinjoyeria.com</w:t>
+        </w:r>
+      </w:hyperlink>
+      <w:r>
+        <w:rPr>
+          <w:rFonts w:ascii="Arial" w:hAnsi="Arial" w:eastAsia="Arial" w:cs="Arial"/>
+          <w:b w:val="0"/>
+          <w:bCs w:val="0"/>
+          <w:i w:val="0"/>
+          <w:iCs w:val="0"/>
+          <w:caps w:val="0"/>
+          <w:smallCaps w:val="0"/>
+          <w:noProof w:val="0"/>
+          <w:color w:val="181818"/>
+          <w:sz w:val="24"/>
+          <w:szCs w:val="24"/>
+          <w:lang w:val="en-US"/>
+        </w:rPr>
+        <w:t xml:space="preserve"> Using liquid templating, </w:t>
+      </w:r>
+      <w:r>
+        <w:rPr>
+          <w:rFonts w:ascii="Arial" w:hAnsi="Arial" w:eastAsia="Arial" w:cs="Arial"/>
+          <w:b w:val="0"/>
+          <w:bCs w:val="0"/>
+          <w:i w:val="0"/>
+          <w:iCs w:val="0"/>
+          <w:caps w:val="0"/>
+          <w:smallCaps w:val="0"/>
+          <w:noProof w:val="0"/>
+          <w:color w:val="181818"/>
+          <w:sz w:val="24"/>
+          <w:szCs w:val="24"/>
+          <w:lang w:val="en-US"/>
+        </w:rPr>
+        <w:t>I’ll</w:t>
+      </w:r>
+      <w:r>
+        <w:rPr>
+          <w:rFonts w:ascii="Arial" w:hAnsi="Arial" w:eastAsia="Arial" w:cs="Arial"/>
+          <w:b w:val="0"/>
+          <w:bCs w:val="0"/>
+          <w:i w:val="0"/>
+          <w:iCs w:val="0"/>
+          <w:caps w:val="0"/>
+          <w:smallCaps w:val="0"/>
+          <w:noProof w:val="0"/>
+          <w:color w:val="181818"/>
+          <w:sz w:val="24"/>
+          <w:szCs w:val="24"/>
+          <w:lang w:val="en-US"/>
+        </w:rPr>
+        <w:t xml:space="preserve"> reorganize the Shopify collection and tagging structure so watches automatically sort into brand and model collections (Rolex, Cartier, Patek Philippe, etc.) using synced product attributes. </w:t>
+      </w:r>
+      <w:r>
+        <w:rPr>
+          <w:rFonts w:ascii="Arial" w:hAnsi="Arial" w:eastAsia="Arial" w:cs="Arial"/>
+          <w:b w:val="0"/>
+          <w:bCs w:val="0"/>
+          <w:i w:val="0"/>
+          <w:iCs w:val="0"/>
+          <w:caps w:val="0"/>
+          <w:smallCaps w:val="0"/>
+          <w:noProof w:val="0"/>
+          <w:color w:val="181818"/>
+          <w:sz w:val="24"/>
+          <w:szCs w:val="24"/>
+          <w:lang w:val="en-US"/>
+        </w:rPr>
+        <w:t>I’ll</w:t>
+      </w:r>
+      <w:r>
+        <w:rPr>
+          <w:rFonts w:ascii="Arial" w:hAnsi="Arial" w:eastAsia="Arial" w:cs="Arial"/>
+          <w:b w:val="0"/>
+          <w:bCs w:val="0"/>
+          <w:i w:val="0"/>
+          <w:iCs w:val="0"/>
+          <w:caps w:val="0"/>
+          <w:smallCaps w:val="0"/>
+          <w:noProof w:val="0"/>
+          <w:color w:val="181818"/>
+          <w:sz w:val="24"/>
+          <w:szCs w:val="24"/>
+          <w:lang w:val="en-US"/>
+        </w:rPr>
+        <w:t xml:space="preserve"> implement advanced filtering through Shopify Search &amp; Discovery using </w:t>
+      </w:r>
+      <w:r>
+        <w:rPr>
+          <w:rFonts w:ascii="Arial" w:hAnsi="Arial" w:eastAsia="Arial" w:cs="Arial"/>
+          <w:b w:val="0"/>
+          <w:bCs w:val="0"/>
+          <w:i w:val="0"/>
+          <w:iCs w:val="0"/>
+          <w:caps w:val="0"/>
+          <w:smallCaps w:val="0"/>
+          <w:noProof w:val="0"/>
+          <w:color w:val="181818"/>
+          <w:sz w:val="24"/>
+          <w:szCs w:val="24"/>
+          <w:lang w:val="en-US"/>
+        </w:rPr>
+        <w:t>metafields</w:t>
+      </w:r>
+      <w:r>
+        <w:rPr>
+          <w:rFonts w:ascii="Arial" w:hAnsi="Arial" w:eastAsia="Arial" w:cs="Arial"/>
+          <w:b w:val="0"/>
+          <w:bCs w:val="0"/>
+          <w:i w:val="0"/>
+          <w:iCs w:val="0"/>
+          <w:caps w:val="0"/>
+          <w:smallCaps w:val="0"/>
+          <w:noProof w:val="0"/>
+          <w:color w:val="181818"/>
+          <w:sz w:val="24"/>
+          <w:szCs w:val="24"/>
+          <w:lang w:val="en-US"/>
+        </w:rPr>
+        <w:t xml:space="preserve"> for details like case size, material, condition, and year. This ensures new inventory from Abbott’s Edge flows directly into the correct collections without manual updates. On the product pages, </w:t>
+      </w:r>
+      <w:r>
+        <w:rPr>
+          <w:rFonts w:ascii="Arial" w:hAnsi="Arial" w:eastAsia="Arial" w:cs="Arial"/>
+          <w:b w:val="0"/>
+          <w:bCs w:val="0"/>
+          <w:i w:val="0"/>
+          <w:iCs w:val="0"/>
+          <w:caps w:val="0"/>
+          <w:smallCaps w:val="0"/>
+          <w:noProof w:val="0"/>
+          <w:color w:val="181818"/>
+          <w:sz w:val="24"/>
+          <w:szCs w:val="24"/>
+          <w:lang w:val="en-US"/>
+        </w:rPr>
+        <w:t>I’ll</w:t>
+      </w:r>
+      <w:r>
+        <w:rPr>
+          <w:rFonts w:ascii="Arial" w:hAnsi="Arial" w:eastAsia="Arial" w:cs="Arial"/>
+          <w:b w:val="0"/>
+          <w:bCs w:val="0"/>
+          <w:i w:val="0"/>
+          <w:iCs w:val="0"/>
+          <w:caps w:val="0"/>
+          <w:smallCaps w:val="0"/>
+          <w:noProof w:val="0"/>
+          <w:color w:val="181818"/>
+          <w:sz w:val="24"/>
+          <w:szCs w:val="24"/>
+          <w:lang w:val="en-US"/>
+        </w:rPr>
+        <w:t xml:space="preserve"> refine the layout to highlight key watch information reference number, specifications, condition notes, authenticity, and warranty presented in a clear spec table that builds buyer confidence. </w:t>
+      </w:r>
+      <w:r>
+        <w:rPr>
+          <w:rFonts w:ascii="Arial" w:hAnsi="Arial" w:eastAsia="Arial" w:cs="Arial"/>
+          <w:b w:val="0"/>
+          <w:bCs w:val="0"/>
+          <w:i w:val="0"/>
+          <w:iCs w:val="0"/>
+          <w:caps w:val="0"/>
+          <w:smallCaps w:val="0"/>
+          <w:noProof w:val="0"/>
+          <w:color w:val="181818"/>
+          <w:sz w:val="24"/>
+          <w:szCs w:val="24"/>
+          <w:lang w:val="en-US"/>
+        </w:rPr>
+        <w:t>I’ll</w:t>
+      </w:r>
+      <w:r>
+        <w:rPr>
+          <w:rFonts w:ascii="Arial" w:hAnsi="Arial" w:eastAsia="Arial" w:cs="Arial"/>
+          <w:b w:val="0"/>
+          <w:bCs w:val="0"/>
+          <w:i w:val="0"/>
+          <w:iCs w:val="0"/>
+          <w:caps w:val="0"/>
+          <w:smallCaps w:val="0"/>
+          <w:noProof w:val="0"/>
+          <w:color w:val="181818"/>
+          <w:sz w:val="24"/>
+          <w:szCs w:val="24"/>
+          <w:lang w:val="en-US"/>
+        </w:rPr>
+        <w:t xml:space="preserve"> also strengthen SEO by </w:t>
+      </w:r>
+      <w:r>
+        <w:rPr>
+          <w:rFonts w:ascii="Arial" w:hAnsi="Arial" w:eastAsia="Arial" w:cs="Arial"/>
+          <w:b w:val="0"/>
+          <w:bCs w:val="0"/>
+          <w:i w:val="0"/>
+          <w:iCs w:val="0"/>
+          <w:caps w:val="0"/>
+          <w:smallCaps w:val="0"/>
+          <w:noProof w:val="0"/>
+          <w:color w:val="181818"/>
+          <w:sz w:val="24"/>
+          <w:szCs w:val="24"/>
+          <w:lang w:val="en-US"/>
+        </w:rPr>
+        <w:t>optimizing</w:t>
+      </w:r>
+      <w:r>
+        <w:rPr>
+          <w:rFonts w:ascii="Arial" w:hAnsi="Arial" w:eastAsia="Arial" w:cs="Arial"/>
+          <w:b w:val="0"/>
+          <w:bCs w:val="0"/>
+          <w:i w:val="0"/>
+          <w:iCs w:val="0"/>
+          <w:caps w:val="0"/>
+          <w:smallCaps w:val="0"/>
+          <w:noProof w:val="0"/>
+          <w:color w:val="181818"/>
+          <w:sz w:val="24"/>
+          <w:szCs w:val="24"/>
+          <w:lang w:val="en-US"/>
+        </w:rPr>
+        <w:t xml:space="preserve"> collection structure, product schema, and internal linking, helping brand pages rank for searches like “pre-owned Rolex NYC” while improving crawlability and performance across the watch catalog. My Portfolio: - </w:t>
+      </w:r>
+      <w:hyperlink r:id="R5d37de2fab4a496f">
+        <w:r>
+          <w:rPr>
+            <w:rStyle w:val="Hyperlink"/>
+            <w:rFonts w:ascii="Arial" w:hAnsi="Arial" w:eastAsia="Arial" w:cs="Arial"/>
+            <w:b w:val="0"/>
+            <w:bCs w:val="0"/>
+            <w:i w:val="0"/>
+            <w:iCs w:val="0"/>
+            <w:caps w:val="0"/>
+            <w:smallCaps w:val="0"/>
+            <w:strike w:val="0"/>
+            <w:dstrike w:val="0"/>
+            <w:noProof w:val="0"/>
+            <w:color w:val="108A00"/>
+            <w:sz w:val="24"/>
+            <w:szCs w:val="24"/>
+            <w:u w:val="single"/>
+            <w:lang w:val="en-US"/>
+          </w:rPr>
+          <w:t>https://meroliving.com</w:t>
+        </w:r>
+      </w:hyperlink>
+      <w:r>
+        <w:rPr>
+          <w:rFonts w:ascii="Arial" w:hAnsi="Arial" w:eastAsia="Arial" w:cs="Arial"/>
+          <w:b w:val="0"/>
+          <w:bCs w:val="0"/>
+          <w:i w:val="0"/>
+          <w:iCs w:val="0"/>
+          <w:caps w:val="0"/>
+          <w:smallCaps w:val="0"/>
+          <w:noProof w:val="0"/>
+          <w:color w:val="181818"/>
+          <w:sz w:val="24"/>
+          <w:szCs w:val="24"/>
+          <w:lang w:val="en-US"/>
+        </w:rPr>
+        <w:t xml:space="preserve"> - </w:t>
+      </w:r>
+      <w:hyperlink r:id="Rcdb44e7fe3e4434e">
+        <w:r>
+          <w:rPr>
+            <w:rStyle w:val="Hyperlink"/>
+            <w:rFonts w:ascii="Arial" w:hAnsi="Arial" w:eastAsia="Arial" w:cs="Arial"/>
+            <w:b w:val="0"/>
+            <w:bCs w:val="0"/>
+            <w:i w:val="0"/>
+            <w:iCs w:val="0"/>
+            <w:caps w:val="0"/>
+            <w:smallCaps w:val="0"/>
+            <w:strike w:val="0"/>
+            <w:dstrike w:val="0"/>
+            <w:noProof w:val="0"/>
+            <w:color w:val="108A00"/>
+            <w:sz w:val="24"/>
+            <w:szCs w:val="24"/>
+            <w:u w:val="single"/>
+            <w:lang w:val="en-US"/>
+          </w:rPr>
+          <w:t>http://vinosite.com/</w:t>
+        </w:r>
+      </w:hyperlink>
+      <w:r>
+        <w:rPr>
+          <w:rFonts w:ascii="Arial" w:hAnsi="Arial" w:eastAsia="Arial" w:cs="Arial"/>
+          <w:b w:val="0"/>
+          <w:bCs w:val="0"/>
+          <w:i w:val="0"/>
+          <w:iCs w:val="0"/>
+          <w:caps w:val="0"/>
+          <w:smallCaps w:val="0"/>
+          <w:noProof w:val="0"/>
+          <w:color w:val="181818"/>
+          <w:sz w:val="24"/>
+          <w:szCs w:val="24"/>
+          <w:lang w:val="en-US"/>
+        </w:rPr>
+        <w:t xml:space="preserve"> (Shopify Plus) - </w:t>
+      </w:r>
+      <w:hyperlink r:id="R0fc7c496b4a341d0">
+        <w:r>
+          <w:rPr>
+            <w:rStyle w:val="Hyperlink"/>
+            <w:rFonts w:ascii="Arial" w:hAnsi="Arial" w:eastAsia="Arial" w:cs="Arial"/>
+            <w:b w:val="0"/>
+            <w:bCs w:val="0"/>
+            <w:i w:val="0"/>
+            <w:iCs w:val="0"/>
+            <w:caps w:val="0"/>
+            <w:smallCaps w:val="0"/>
+            <w:strike w:val="0"/>
+            <w:dstrike w:val="0"/>
+            <w:noProof w:val="0"/>
+            <w:color w:val="108A00"/>
+            <w:sz w:val="24"/>
+            <w:szCs w:val="24"/>
+            <w:u w:val="single"/>
+            <w:lang w:val="en-US"/>
+          </w:rPr>
+          <w:t>https://thinlizzy.co.nz</w:t>
+        </w:r>
+      </w:hyperlink>
+      <w:r>
+        <w:rPr>
+          <w:rFonts w:ascii="Arial" w:hAnsi="Arial" w:eastAsia="Arial" w:cs="Arial"/>
+          <w:b w:val="0"/>
+          <w:bCs w:val="0"/>
+          <w:i w:val="0"/>
+          <w:iCs w:val="0"/>
+          <w:caps w:val="0"/>
+          <w:smallCaps w:val="0"/>
+          <w:noProof w:val="0"/>
+          <w:color w:val="181818"/>
+          <w:sz w:val="24"/>
+          <w:szCs w:val="24"/>
+          <w:lang w:val="en-US"/>
+        </w:rPr>
+        <w:t xml:space="preserve"> (Shopify Plus) - </w:t>
+      </w:r>
+      <w:hyperlink r:id="Rf8a81d6fa4694a49">
+        <w:r>
+          <w:rPr>
+            <w:rStyle w:val="Hyperlink"/>
+            <w:rFonts w:ascii="Arial" w:hAnsi="Arial" w:eastAsia="Arial" w:cs="Arial"/>
+            <w:b w:val="0"/>
+            <w:bCs w:val="0"/>
+            <w:i w:val="0"/>
+            <w:iCs w:val="0"/>
+            <w:caps w:val="0"/>
+            <w:smallCaps w:val="0"/>
+            <w:strike w:val="0"/>
+            <w:dstrike w:val="0"/>
+            <w:noProof w:val="0"/>
+            <w:color w:val="108A00"/>
+            <w:sz w:val="24"/>
+            <w:szCs w:val="24"/>
+            <w:u w:val="single"/>
+            <w:lang w:val="en-US"/>
+          </w:rPr>
+          <w:t>https://rypgolf.com</w:t>
+        </w:r>
+      </w:hyperlink>
+      <w:r>
+        <w:rPr>
+          <w:rFonts w:ascii="Arial" w:hAnsi="Arial" w:eastAsia="Arial" w:cs="Arial"/>
+          <w:b w:val="0"/>
+          <w:bCs w:val="0"/>
+          <w:i w:val="0"/>
+          <w:iCs w:val="0"/>
+          <w:caps w:val="0"/>
+          <w:smallCaps w:val="0"/>
+          <w:noProof w:val="0"/>
+          <w:color w:val="181818"/>
+          <w:sz w:val="24"/>
+          <w:szCs w:val="24"/>
+          <w:lang w:val="en-US"/>
+        </w:rPr>
+        <w:t xml:space="preserve"> (Shopify 2.0) - </w:t>
+      </w:r>
+      <w:hyperlink r:id="Rd4c82edb13dc4218">
+        <w:r>
+          <w:rPr>
+            <w:rStyle w:val="Hyperlink"/>
+            <w:rFonts w:ascii="Arial" w:hAnsi="Arial" w:eastAsia="Arial" w:cs="Arial"/>
+            <w:b w:val="0"/>
+            <w:bCs w:val="0"/>
+            <w:i w:val="0"/>
+            <w:iCs w:val="0"/>
+            <w:caps w:val="0"/>
+            <w:smallCaps w:val="0"/>
+            <w:strike w:val="0"/>
+            <w:dstrike w:val="0"/>
+            <w:noProof w:val="0"/>
+            <w:color w:val="108A00"/>
+            <w:sz w:val="24"/>
+            <w:szCs w:val="24"/>
+            <w:u w:val="single"/>
+            <w:lang w:val="en-US"/>
+          </w:rPr>
+          <w:t>https://www.hertrove.com</w:t>
+        </w:r>
+      </w:hyperlink>
+      <w:r>
+        <w:rPr>
+          <w:rFonts w:ascii="Arial" w:hAnsi="Arial" w:eastAsia="Arial" w:cs="Arial"/>
+          <w:b w:val="0"/>
+          <w:bCs w:val="0"/>
+          <w:i w:val="0"/>
+          <w:iCs w:val="0"/>
+          <w:caps w:val="0"/>
+          <w:smallCaps w:val="0"/>
+          <w:noProof w:val="0"/>
+          <w:color w:val="181818"/>
+          <w:sz w:val="24"/>
+          <w:szCs w:val="24"/>
+          <w:lang w:val="en-US"/>
+        </w:rPr>
+        <w:t xml:space="preserve"> - </w:t>
+      </w:r>
+      <w:hyperlink r:id="R2d0f2766207a42b3">
+        <w:r>
+          <w:rPr>
+            <w:rStyle w:val="Hyperlink"/>
+            <w:rFonts w:ascii="Arial" w:hAnsi="Arial" w:eastAsia="Arial" w:cs="Arial"/>
+            <w:b w:val="0"/>
+            <w:bCs w:val="0"/>
+            <w:i w:val="0"/>
+            <w:iCs w:val="0"/>
+            <w:caps w:val="0"/>
+            <w:smallCaps w:val="0"/>
+            <w:strike w:val="0"/>
+            <w:dstrike w:val="0"/>
+            <w:noProof w:val="0"/>
+            <w:color w:val="108A00"/>
+            <w:sz w:val="24"/>
+            <w:szCs w:val="24"/>
+            <w:u w:val="single"/>
+            <w:lang w:val="en-US"/>
+          </w:rPr>
+          <w:t>https://coloritto.co</w:t>
+        </w:r>
+      </w:hyperlink>
+      <w:r>
+        <w:rPr>
+          <w:rFonts w:ascii="Arial" w:hAnsi="Arial" w:eastAsia="Arial" w:cs="Arial"/>
+          <w:b w:val="0"/>
+          <w:bCs w:val="0"/>
+          <w:i w:val="0"/>
+          <w:iCs w:val="0"/>
+          <w:caps w:val="0"/>
+          <w:smallCaps w:val="0"/>
+          <w:noProof w:val="0"/>
+          <w:color w:val="181818"/>
+          <w:sz w:val="24"/>
+          <w:szCs w:val="24"/>
+          <w:lang w:val="en-US"/>
+        </w:rPr>
+        <w:t xml:space="preserve"> - </w:t>
+      </w:r>
+      <w:hyperlink r:id="R4f94048b2fc847bc">
+        <w:r>
+          <w:rPr>
+            <w:rStyle w:val="Hyperlink"/>
+            <w:rFonts w:ascii="Arial" w:hAnsi="Arial" w:eastAsia="Arial" w:cs="Arial"/>
+            <w:b w:val="0"/>
+            <w:bCs w:val="0"/>
+            <w:i w:val="0"/>
+            <w:iCs w:val="0"/>
+            <w:caps w:val="0"/>
+            <w:smallCaps w:val="0"/>
+            <w:strike w:val="0"/>
+            <w:dstrike w:val="0"/>
+            <w:noProof w:val="0"/>
+            <w:color w:val="108A00"/>
+            <w:sz w:val="24"/>
+            <w:szCs w:val="24"/>
+            <w:u w:val="single"/>
+            <w:lang w:val="en-US"/>
+          </w:rPr>
+          <w:t>https://orionrlt.com</w:t>
+        </w:r>
+      </w:hyperlink>
+      <w:r>
+        <w:rPr>
+          <w:rFonts w:ascii="Arial" w:hAnsi="Arial" w:eastAsia="Arial" w:cs="Arial"/>
+          <w:b w:val="0"/>
+          <w:bCs w:val="0"/>
+          <w:i w:val="0"/>
+          <w:iCs w:val="0"/>
+          <w:caps w:val="0"/>
+          <w:smallCaps w:val="0"/>
+          <w:noProof w:val="0"/>
+          <w:color w:val="181818"/>
+          <w:sz w:val="24"/>
+          <w:szCs w:val="24"/>
+          <w:lang w:val="en-US"/>
+        </w:rPr>
+        <w:t xml:space="preserve"> - </w:t>
+      </w:r>
+      <w:hyperlink r:id="R2c0afbd3168345ea">
+        <w:r>
+          <w:rPr>
+            <w:rStyle w:val="Hyperlink"/>
+            <w:rFonts w:ascii="Arial" w:hAnsi="Arial" w:eastAsia="Arial" w:cs="Arial"/>
+            <w:b w:val="0"/>
+            <w:bCs w:val="0"/>
+            <w:i w:val="0"/>
+            <w:iCs w:val="0"/>
+            <w:caps w:val="0"/>
+            <w:smallCaps w:val="0"/>
+            <w:strike w:val="0"/>
+            <w:dstrike w:val="0"/>
+            <w:noProof w:val="0"/>
+            <w:color w:val="108A00"/>
+            <w:sz w:val="24"/>
+            <w:szCs w:val="24"/>
+            <w:u w:val="single"/>
+            <w:lang w:val="en-US"/>
+          </w:rPr>
+          <w:t>https://www.vigyl.ca/</w:t>
+        </w:r>
+      </w:hyperlink>
+      <w:r>
+        <w:rPr>
+          <w:rFonts w:ascii="Arial" w:hAnsi="Arial" w:eastAsia="Arial" w:cs="Arial"/>
+          <w:b w:val="0"/>
+          <w:bCs w:val="0"/>
+          <w:i w:val="0"/>
+          <w:iCs w:val="0"/>
+          <w:caps w:val="0"/>
+          <w:smallCaps w:val="0"/>
+          <w:noProof w:val="0"/>
+          <w:color w:val="181818"/>
+          <w:sz w:val="24"/>
+          <w:szCs w:val="24"/>
+          <w:lang w:val="en-US"/>
+        </w:rPr>
+        <w:t xml:space="preserve"> </w:t>
+      </w:r>
+      <w:r>
+        <w:rPr>
+          <w:rFonts w:ascii="Arial" w:hAnsi="Arial" w:eastAsia="Arial" w:cs="Arial"/>
+          <w:b w:val="0"/>
+          <w:bCs w:val="0"/>
+          <w:i w:val="0"/>
+          <w:iCs w:val="0"/>
+          <w:caps w:val="0"/>
+          <w:smallCaps w:val="0"/>
+          <w:noProof w:val="0"/>
+          <w:color w:val="181818"/>
+          <w:sz w:val="24"/>
+          <w:szCs w:val="24"/>
+          <w:lang w:val="en-US"/>
+        </w:rPr>
+        <w:t>Let's</w:t>
+      </w:r>
+      <w:r>
+        <w:rPr>
+          <w:rFonts w:ascii="Arial" w:hAnsi="Arial" w:eastAsia="Arial" w:cs="Arial"/>
+          <w:b w:val="0"/>
+          <w:bCs w:val="0"/>
+          <w:i w:val="0"/>
+          <w:iCs w:val="0"/>
+          <w:caps w:val="0"/>
+          <w:smallCaps w:val="0"/>
+          <w:noProof w:val="0"/>
+          <w:color w:val="181818"/>
+          <w:sz w:val="24"/>
+          <w:szCs w:val="24"/>
+          <w:lang w:val="en-US"/>
+        </w:rPr>
+        <w:t xml:space="preserve"> connect via chat and discuss further details. </w:t>
+      </w:r>
+      <w:r>
+        <w:rPr>
+          <w:rFonts w:ascii="system-ui" w:hAnsi="system-ui" w:eastAsia="system-ui" w:cs="system-ui"/>
+          <w:b w:val="0"/>
+          <w:bCs w:val="0"/>
+          <w:i w:val="0"/>
+          <w:iCs w:val="0"/>
+          <w:caps w:val="0"/>
+          <w:smallCaps w:val="0"/>
+          <w:noProof w:val="0"/>
+          <w:color w:val="1A1A1A"/>
+          <w:sz w:val="21"/>
+          <w:szCs w:val="21"/>
+          <w:lang w:val="en-US"/>
+        </w:rPr>
+        <w:t xml:space="preserve">In my </w:t>
+      </w:r>
+      <w:r>
+        <w:rPr>
+          <w:rFonts w:ascii="system-ui" w:hAnsi="system-ui" w:eastAsia="system-ui" w:cs="system-ui"/>
+          <w:b w:val="0"/>
+          <w:bCs w:val="0"/>
+          <w:i w:val="0"/>
+          <w:iCs w:val="0"/>
+          <w:caps w:val="0"/>
+          <w:smallCaps w:val="0"/>
+          <w:noProof w:val="0"/>
+          <w:color w:val="1A1A1A"/>
+          <w:sz w:val="21"/>
+          <w:szCs w:val="21"/>
+          <w:lang w:val="en-US"/>
+        </w:rPr>
+        <w:t>previous</w:t>
+      </w:r>
+      <w:r>
+        <w:rPr>
+          <w:rFonts w:ascii="system-ui" w:hAnsi="system-ui" w:eastAsia="system-ui" w:cs="system-ui"/>
+          <w:b w:val="0"/>
+          <w:bCs w:val="0"/>
+          <w:i w:val="0"/>
+          <w:iCs w:val="0"/>
+          <w:caps w:val="0"/>
+          <w:smallCaps w:val="0"/>
+          <w:noProof w:val="0"/>
+          <w:color w:val="1A1A1A"/>
+          <w:sz w:val="21"/>
+          <w:szCs w:val="21"/>
+          <w:lang w:val="en-US"/>
+        </w:rPr>
+        <w:t xml:space="preserve"> work, I have successfully transformed various jewelry and </w:t>
+      </w:r>
+      <w:r>
+        <w:rPr>
+          <w:rFonts w:ascii="system-ui" w:hAnsi="system-ui" w:eastAsia="system-ui" w:cs="system-ui"/>
+          <w:b w:val="0"/>
+          <w:bCs w:val="0"/>
+          <w:i w:val="0"/>
+          <w:iCs w:val="0"/>
+          <w:caps w:val="0"/>
+          <w:smallCaps w:val="0"/>
+          <w:noProof w:val="0"/>
+          <w:color w:val="1A1A1A"/>
+          <w:sz w:val="21"/>
+          <w:szCs w:val="21"/>
+          <w:lang w:val="en-US"/>
+        </w:rPr>
+        <w:t>watch</w:t>
+      </w:r>
+      <w:r>
+        <w:rPr>
+          <w:rFonts w:ascii="system-ui" w:hAnsi="system-ui" w:eastAsia="system-ui" w:cs="system-ui"/>
+          <w:b w:val="0"/>
+          <w:bCs w:val="0"/>
+          <w:i w:val="0"/>
+          <w:iCs w:val="0"/>
+          <w:caps w:val="0"/>
+          <w:smallCaps w:val="0"/>
+          <w:noProof w:val="0"/>
+          <w:color w:val="1A1A1A"/>
+          <w:sz w:val="21"/>
+          <w:szCs w:val="21"/>
+          <w:lang w:val="en-US"/>
+        </w:rPr>
+        <w:t xml:space="preserve"> retail sites, enhancing their functionality and aesthetics. For instance, on Imperial Time, I revamped their product navigation and collection displays, which significantly improved user engagement and conversion rates. You can see the results here: https://imperialtime.co.uk/. Additionally, I worked with </w:t>
+      </w:r>
+      <w:r>
+        <w:rPr>
+          <w:rFonts w:ascii="system-ui" w:hAnsi="system-ui" w:eastAsia="system-ui" w:cs="system-ui"/>
+          <w:b w:val="0"/>
+          <w:bCs w:val="0"/>
+          <w:i w:val="0"/>
+          <w:iCs w:val="0"/>
+          <w:caps w:val="0"/>
+          <w:smallCaps w:val="0"/>
+          <w:noProof w:val="0"/>
+          <w:color w:val="1A1A1A"/>
+          <w:sz w:val="21"/>
+          <w:szCs w:val="21"/>
+          <w:lang w:val="en-US"/>
+        </w:rPr>
+        <w:t>Eliesaab</w:t>
+      </w:r>
+      <w:r>
+        <w:rPr>
+          <w:rFonts w:ascii="system-ui" w:hAnsi="system-ui" w:eastAsia="system-ui" w:cs="system-ui"/>
+          <w:b w:val="0"/>
+          <w:bCs w:val="0"/>
+          <w:i w:val="0"/>
+          <w:iCs w:val="0"/>
+          <w:caps w:val="0"/>
+          <w:smallCaps w:val="0"/>
+          <w:noProof w:val="0"/>
+          <w:color w:val="1A1A1A"/>
+          <w:sz w:val="21"/>
+          <w:szCs w:val="21"/>
+          <w:lang w:val="en-US"/>
+        </w:rPr>
+        <w:t xml:space="preserve"> Time, where I </w:t>
+      </w:r>
+      <w:r>
+        <w:rPr>
+          <w:rFonts w:ascii="system-ui" w:hAnsi="system-ui" w:eastAsia="system-ui" w:cs="system-ui"/>
+          <w:b w:val="0"/>
+          <w:bCs w:val="0"/>
+          <w:i w:val="0"/>
+          <w:iCs w:val="0"/>
+          <w:caps w:val="0"/>
+          <w:smallCaps w:val="0"/>
+          <w:noProof w:val="0"/>
+          <w:color w:val="1A1A1A"/>
+          <w:sz w:val="21"/>
+          <w:szCs w:val="21"/>
+          <w:lang w:val="en-US"/>
+        </w:rPr>
+        <w:t>optimized</w:t>
+      </w:r>
+      <w:r>
+        <w:rPr>
+          <w:rFonts w:ascii="system-ui" w:hAnsi="system-ui" w:eastAsia="system-ui" w:cs="system-ui"/>
+          <w:b w:val="0"/>
+          <w:bCs w:val="0"/>
+          <w:i w:val="0"/>
+          <w:iCs w:val="0"/>
+          <w:caps w:val="0"/>
+          <w:smallCaps w:val="0"/>
+          <w:noProof w:val="0"/>
+          <w:color w:val="1A1A1A"/>
+          <w:sz w:val="21"/>
+          <w:szCs w:val="21"/>
+          <w:lang w:val="en-US"/>
+        </w:rPr>
+        <w:t xml:space="preserve"> the product pages and navigation structure, resulting in a smoother shopping experience for their customers. Check it out at https://www.eliesaabtime.com/. Another relevant project is Daniel Hechter, where I improved the overall site navigation and product presentation, which helped in attracting more traffic and increasing sales. You can view this project at </w:t>
+      </w:r>
+      <w:hyperlink r:id="R82e5d83b9bcc48f3">
+        <w:r>
+          <w:rPr>
+            <w:rStyle w:val="Hyperlink"/>
+            <w:rFonts w:ascii="system-ui" w:hAnsi="system-ui" w:eastAsia="system-ui" w:cs="system-ui"/>
+            <w:b w:val="0"/>
+            <w:bCs w:val="0"/>
+            <w:i w:val="0"/>
+            <w:iCs w:val="0"/>
+            <w:caps w:val="0"/>
+            <w:smallCaps w:val="0"/>
+            <w:noProof w:val="0"/>
+            <w:sz w:val="21"/>
+            <w:szCs w:val="21"/>
+            <w:lang w:val="en-US"/>
+          </w:rPr>
+          <w:t>https://danielhechter.in/</w:t>
+        </w:r>
+      </w:hyperlink>
+      <w:r>
+        <w:rPr>
+          <w:rFonts w:ascii="system-ui" w:hAnsi="system-ui" w:eastAsia="system-ui" w:cs="system-ui"/>
+          <w:b w:val="0"/>
+          <w:bCs w:val="0"/>
+          <w:i w:val="0"/>
+          <w:iCs w:val="0"/>
+          <w:caps w:val="0"/>
+          <w:smallCaps w:val="0"/>
+          <w:noProof w:val="0"/>
+          <w:color w:val="1A1A1A"/>
+          <w:sz w:val="21"/>
+          <w:szCs w:val="21"/>
+          <w:lang w:val="en-US"/>
+        </w:rPr>
+        <w:t>.</w:t>
+      </w:r>
+    </w:p>
+    <w:p>
+      <w:pPr>
+        <w:pStyle w:val="Normal"/>
+        <w:rPr>
+          <w:rFonts w:ascii="system-ui" w:hAnsi="system-ui" w:eastAsia="system-ui" w:cs="system-ui"/>
+          <w:b w:val="0"/>
+          <w:bCs w:val="0"/>
+          <w:i w:val="0"/>
+          <w:iCs w:val="0"/>
+          <w:caps w:val="0"/>
+          <w:smallCaps w:val="0"/>
+          <w:noProof w:val="0"/>
+          <w:color w:val="1A1A1A"/>
+          <w:sz w:val="21"/>
+          <w:szCs w:val="21"/>
+          <w:lang w:val="en-US"/>
+        </w:rPr>
+      </w:pPr>
+    </w:p>
+    <w:p>
+      <w:pPr>
+        <w:pStyle w:val="Heading2"/>
+        <w:spacing w:before="0" w:beforeAutospacing="off" w:after="120" w:afterAutospacing="off" w:line="396" w:lineRule="auto"/>
+        <w:ind w:left="480" w:right="0"/>
+      </w:pPr>
+      <w:r>
+        <w:rPr>
+          <w:rFonts w:ascii="Arial" w:hAnsi="Arial" w:eastAsia="Arial" w:cs="Arial"/>
+          <w:b w:val="0"/>
+          <w:bCs w:val="0"/>
+          <w:i w:val="0"/>
+          <w:iCs w:val="0"/>
+          <w:caps w:val="0"/>
+          <w:smallCaps w:val="0"/>
+          <w:noProof w:val="0"/>
+          <w:color w:val="181818"/>
+          <w:sz w:val="36"/>
+          <w:szCs w:val="36"/>
+          <w:lang w:val="en-US"/>
+        </w:rPr>
+        <w:t>Job details</w:t>
+      </w:r>
+    </w:p>
+    <w:p>
+      <w:pPr>
+        <w:pStyle w:val="Heading3"/>
+        <w:spacing w:before="0" w:beforeAutospacing="off" w:after="360" w:afterAutospacing="off" w:line="360" w:lineRule="auto"/>
+      </w:pPr>
+      <w:r>
+        <w:rPr>
+          <w:rFonts w:ascii="Arial" w:hAnsi="Arial" w:eastAsia="Arial" w:cs="Arial"/>
+          <w:b w:val="0"/>
+          <w:bCs w:val="0"/>
+          <w:i w:val="0"/>
+          <w:iCs w:val="0"/>
+          <w:caps w:val="0"/>
+          <w:smallCaps w:val="0"/>
+          <w:noProof w:val="0"/>
+          <w:color w:val="181818"/>
+          <w:sz w:val="30"/>
+          <w:szCs w:val="30"/>
+          <w:lang w:val="en-US"/>
+        </w:rPr>
+        <w:t>Shopify Website Development for Balloon Shop</w:t>
+      </w:r>
+    </w:p>
+    <w:p>
+      <w:pPr>
+        <w:shd w:val="clear" w:color="auto" w:fill="E9E9E9"/>
+        <w:spacing w:before="0" w:beforeAutospacing="off" w:after="0" w:afterAutospacing="off" w:line="330" w:lineRule="auto"/>
+        <w:ind w:left="-60" w:right="0"/>
+      </w:pPr>
+      <w:r>
+        <w:rPr>
+          <w:rFonts w:ascii="Arial" w:hAnsi="Arial" w:eastAsia="Arial" w:cs="Arial"/>
+          <w:b w:val="0"/>
+          <w:bCs w:val="0"/>
+          <w:i w:val="0"/>
+          <w:iCs w:val="0"/>
+          <w:caps w:val="0"/>
+          <w:smallCaps w:val="0"/>
+          <w:noProof w:val="0"/>
+          <w:color w:val="181818"/>
+          <w:sz w:val="21"/>
+          <w:szCs w:val="21"/>
+          <w:lang w:val="en-US"/>
+        </w:rPr>
+        <w:t>Ecommerce Website Development</w:t>
+      </w:r>
+    </w:p>
+    <w:p>
+      <w:pPr>
+        <w:spacing w:before="0" w:beforeAutospacing="off" w:after="180" w:afterAutospacing="off"/>
+        <w:ind w:left="-60" w:right="0"/>
+      </w:pPr>
+      <w:r>
+        <w:rPr>
+          <w:rFonts w:ascii="Arial" w:hAnsi="Arial" w:eastAsia="Arial" w:cs="Arial"/>
+          <w:b w:val="0"/>
+          <w:bCs w:val="0"/>
+          <w:i w:val="0"/>
+          <w:iCs w:val="0"/>
+          <w:caps w:val="0"/>
+          <w:smallCaps w:val="0"/>
+          <w:noProof w:val="0"/>
+          <w:color w:val="181818"/>
+          <w:sz w:val="24"/>
+          <w:szCs w:val="24"/>
+          <w:lang w:val="en-US"/>
+        </w:rPr>
+        <w:t xml:space="preserve"> </w:t>
+      </w:r>
+    </w:p>
+    <w:p>
+      <w:pPr>
+        <w:spacing w:before="0" w:beforeAutospacing="off" w:after="0" w:afterAutospacing="off" w:line="330" w:lineRule="auto"/>
+        <w:ind w:left="-60" w:right="0"/>
+      </w:pPr>
+      <w:r>
+        <w:rPr>
+          <w:rFonts w:ascii="Arial" w:hAnsi="Arial" w:eastAsia="Arial" w:cs="Arial"/>
+          <w:b w:val="0"/>
+          <w:bCs w:val="0"/>
+          <w:i w:val="0"/>
+          <w:iCs w:val="0"/>
+          <w:caps w:val="0"/>
+          <w:smallCaps w:val="0"/>
+          <w:noProof w:val="0"/>
+          <w:color w:val="676767"/>
+          <w:sz w:val="21"/>
+          <w:szCs w:val="21"/>
+          <w:lang w:val="en-US"/>
+        </w:rPr>
+        <w:t>Posted Jan 19, 2026</w:t>
+      </w:r>
+    </w:p>
+    <w:p>
+      <w:pPr>
+        <w:spacing w:before="0" w:beforeAutospacing="off" w:after="0" w:afterAutospacing="off" w:line="330" w:lineRule="auto"/>
+      </w:pPr>
+      <w:r>
+        <w:rPr>
+          <w:rFonts w:ascii="Arial" w:hAnsi="Arial" w:eastAsia="Arial" w:cs="Arial"/>
+          <w:b w:val="0"/>
+          <w:bCs w:val="0"/>
+          <w:i w:val="0"/>
+          <w:iCs w:val="0"/>
+          <w:caps w:val="0"/>
+          <w:smallCaps w:val="0"/>
+          <w:noProof w:val="0"/>
+          <w:color w:val="181818"/>
+          <w:sz w:val="21"/>
+          <w:szCs w:val="21"/>
+          <w:lang w:val="en-US"/>
+        </w:rPr>
+        <w:t>We are looking for an experienced Shopify developer to create an engaging and user-friendly website for our balloon shop. The key feature will be a Custom Balloon Bouquet Builder, allowing customers to design their own unique bouquets. The ideal candidate will have a strong background in Shopify development, ensuring seamless configuration and integration. If you have a passion for e-commerce and can deliver an exceptional user experience, we would love to hear from you.</w:t>
+      </w:r>
+    </w:p>
+    <w:p>
+      <w:pPr>
+        <w:pStyle w:val="Normal"/>
+        <w:rPr>
+          <w:rFonts w:ascii="system-ui" w:hAnsi="system-ui" w:eastAsia="system-ui" w:cs="system-ui"/>
+          <w:b w:val="0"/>
+          <w:bCs w:val="0"/>
+          <w:i w:val="0"/>
+          <w:iCs w:val="0"/>
+          <w:caps w:val="0"/>
+          <w:smallCaps w:val="0"/>
+          <w:noProof w:val="0"/>
+          <w:color w:val="1A1A1A"/>
+          <w:sz w:val="21"/>
+          <w:szCs w:val="21"/>
+          <w:lang w:val="en-US"/>
+        </w:rPr>
+      </w:pPr>
+    </w:p>
+    <w:p>
+      <w:pPr>
+        <w:pStyle w:val="Normal"/>
+        <w:rPr>
+          <w:rFonts w:ascii="Arial" w:hAnsi="Arial" w:eastAsia="Arial" w:cs="Arial"/>
+          <w:b w:val="0"/>
+          <w:bCs w:val="0"/>
+          <w:i w:val="0"/>
+          <w:iCs w:val="0"/>
+          <w:caps w:val="0"/>
+          <w:smallCaps w:val="0"/>
+          <w:noProof w:val="0"/>
+          <w:color w:val="181818"/>
+          <w:sz w:val="24"/>
+          <w:szCs w:val="24"/>
+          <w:lang w:val="en-US"/>
+        </w:rPr>
+      </w:pPr>
+      <w:r>
+        <w:rPr>
+          <w:rFonts w:ascii="Arial" w:hAnsi="Arial" w:eastAsia="Arial" w:cs="Arial"/>
+          <w:b w:val="0"/>
+          <w:bCs w:val="0"/>
+          <w:i w:val="0"/>
+          <w:iCs w:val="0"/>
+          <w:caps w:val="0"/>
+          <w:smallCaps w:val="0"/>
+          <w:noProof w:val="0"/>
+          <w:color w:val="181818"/>
+          <w:sz w:val="24"/>
+          <w:szCs w:val="24"/>
+          <w:lang w:val="en-US"/>
+        </w:rPr>
+        <w:t>Proposal:</w:t>
+      </w:r>
+    </w:p>
+    <w:p>
+      <w:pPr>
+        <w:pStyle w:val="Normal"/>
+      </w:pPr>
+      <w:r>
+        <w:rPr>
+          <w:rFonts w:ascii="Arial" w:hAnsi="Arial" w:eastAsia="Arial" w:cs="Arial"/>
+          <w:b w:val="0"/>
+          <w:bCs w:val="0"/>
+          <w:i w:val="0"/>
+          <w:iCs w:val="0"/>
+          <w:caps w:val="0"/>
+          <w:smallCaps w:val="0"/>
+          <w:noProof w:val="0"/>
+          <w:color w:val="181818"/>
+          <w:sz w:val="24"/>
+          <w:szCs w:val="24"/>
+          <w:lang w:val="en-US"/>
+        </w:rPr>
+        <w:t xml:space="preserve">I have reviewed your requirements for building a Shopify website with a Custom Balloon Bouquet Builder for your balloon shop. A balloon bouquet builder </w:t>
+      </w:r>
+      <w:r>
+        <w:rPr>
+          <w:rFonts w:ascii="Arial" w:hAnsi="Arial" w:eastAsia="Arial" w:cs="Arial"/>
+          <w:b w:val="0"/>
+          <w:bCs w:val="0"/>
+          <w:i w:val="0"/>
+          <w:iCs w:val="0"/>
+          <w:caps w:val="0"/>
+          <w:smallCaps w:val="0"/>
+          <w:noProof w:val="0"/>
+          <w:color w:val="181818"/>
+          <w:sz w:val="24"/>
+          <w:szCs w:val="24"/>
+          <w:lang w:val="en-US"/>
+        </w:rPr>
+        <w:t>isn't</w:t>
+      </w:r>
+      <w:r>
+        <w:rPr>
+          <w:rFonts w:ascii="Arial" w:hAnsi="Arial" w:eastAsia="Arial" w:cs="Arial"/>
+          <w:b w:val="0"/>
+          <w:bCs w:val="0"/>
+          <w:i w:val="0"/>
+          <w:iCs w:val="0"/>
+          <w:caps w:val="0"/>
+          <w:smallCaps w:val="0"/>
+          <w:noProof w:val="0"/>
+          <w:color w:val="181818"/>
+          <w:sz w:val="24"/>
+          <w:szCs w:val="24"/>
+          <w:lang w:val="en-US"/>
+        </w:rPr>
+        <w:t xml:space="preserve"> </w:t>
+      </w:r>
+      <w:r>
+        <w:rPr>
+          <w:rFonts w:ascii="Arial" w:hAnsi="Arial" w:eastAsia="Arial" w:cs="Arial"/>
+          <w:b w:val="0"/>
+          <w:bCs w:val="0"/>
+          <w:i w:val="0"/>
+          <w:iCs w:val="0"/>
+          <w:caps w:val="0"/>
+          <w:smallCaps w:val="0"/>
+          <w:noProof w:val="0"/>
+          <w:color w:val="181818"/>
+          <w:sz w:val="24"/>
+          <w:szCs w:val="24"/>
+          <w:lang w:val="en-US"/>
+        </w:rPr>
+        <w:t>just about letting</w:t>
+      </w:r>
+      <w:r>
+        <w:rPr>
+          <w:rFonts w:ascii="Arial" w:hAnsi="Arial" w:eastAsia="Arial" w:cs="Arial"/>
+          <w:b w:val="0"/>
+          <w:bCs w:val="0"/>
+          <w:i w:val="0"/>
+          <w:iCs w:val="0"/>
+          <w:caps w:val="0"/>
+          <w:smallCaps w:val="0"/>
+          <w:noProof w:val="0"/>
+          <w:color w:val="181818"/>
+          <w:sz w:val="24"/>
+          <w:szCs w:val="24"/>
+          <w:lang w:val="en-US"/>
+        </w:rPr>
+        <w:t xml:space="preserve"> customers pick </w:t>
+      </w:r>
+      <w:r>
+        <w:rPr>
+          <w:rFonts w:ascii="Arial" w:hAnsi="Arial" w:eastAsia="Arial" w:cs="Arial"/>
+          <w:b w:val="0"/>
+          <w:bCs w:val="0"/>
+          <w:i w:val="0"/>
+          <w:iCs w:val="0"/>
+          <w:caps w:val="0"/>
+          <w:smallCaps w:val="0"/>
+          <w:noProof w:val="0"/>
+          <w:color w:val="181818"/>
+          <w:sz w:val="24"/>
+          <w:szCs w:val="24"/>
+          <w:lang w:val="en-US"/>
+        </w:rPr>
+        <w:t>products,</w:t>
+      </w:r>
+      <w:r>
+        <w:rPr>
+          <w:rFonts w:ascii="Arial" w:hAnsi="Arial" w:eastAsia="Arial" w:cs="Arial"/>
+          <w:b w:val="0"/>
+          <w:bCs w:val="0"/>
+          <w:i w:val="0"/>
+          <w:iCs w:val="0"/>
+          <w:caps w:val="0"/>
+          <w:smallCaps w:val="0"/>
+          <w:noProof w:val="0"/>
+          <w:color w:val="181818"/>
+          <w:sz w:val="24"/>
+          <w:szCs w:val="24"/>
+          <w:lang w:val="en-US"/>
+        </w:rPr>
+        <w:t xml:space="preserve"> </w:t>
+      </w:r>
+      <w:r>
+        <w:rPr>
+          <w:rFonts w:ascii="Arial" w:hAnsi="Arial" w:eastAsia="Arial" w:cs="Arial"/>
+          <w:b w:val="0"/>
+          <w:bCs w:val="0"/>
+          <w:i w:val="0"/>
+          <w:iCs w:val="0"/>
+          <w:caps w:val="0"/>
+          <w:smallCaps w:val="0"/>
+          <w:noProof w:val="0"/>
+          <w:color w:val="181818"/>
+          <w:sz w:val="24"/>
+          <w:szCs w:val="24"/>
+          <w:lang w:val="en-US"/>
+        </w:rPr>
+        <w:t>it's</w:t>
+      </w:r>
+      <w:r>
+        <w:rPr>
+          <w:rFonts w:ascii="Arial" w:hAnsi="Arial" w:eastAsia="Arial" w:cs="Arial"/>
+          <w:b w:val="0"/>
+          <w:bCs w:val="0"/>
+          <w:i w:val="0"/>
+          <w:iCs w:val="0"/>
+          <w:caps w:val="0"/>
+          <w:smallCaps w:val="0"/>
+          <w:noProof w:val="0"/>
+          <w:color w:val="181818"/>
+          <w:sz w:val="24"/>
+          <w:szCs w:val="24"/>
+          <w:lang w:val="en-US"/>
+        </w:rPr>
+        <w:t xml:space="preserve"> about turning customization into an experience that drives conversions. If the builder feels clunky or the cart logic breaks when customers add multiple bouquets, </w:t>
+      </w:r>
+      <w:r>
+        <w:rPr>
+          <w:rFonts w:ascii="Arial" w:hAnsi="Arial" w:eastAsia="Arial" w:cs="Arial"/>
+          <w:b w:val="0"/>
+          <w:bCs w:val="0"/>
+          <w:i w:val="0"/>
+          <w:iCs w:val="0"/>
+          <w:caps w:val="0"/>
+          <w:smallCaps w:val="0"/>
+          <w:noProof w:val="0"/>
+          <w:color w:val="181818"/>
+          <w:sz w:val="24"/>
+          <w:szCs w:val="24"/>
+          <w:lang w:val="en-US"/>
+        </w:rPr>
+        <w:t>you'll</w:t>
+      </w:r>
+      <w:r>
+        <w:rPr>
+          <w:rFonts w:ascii="Arial" w:hAnsi="Arial" w:eastAsia="Arial" w:cs="Arial"/>
+          <w:b w:val="0"/>
+          <w:bCs w:val="0"/>
+          <w:i w:val="0"/>
+          <w:iCs w:val="0"/>
+          <w:caps w:val="0"/>
+          <w:smallCaps w:val="0"/>
+          <w:noProof w:val="0"/>
+          <w:color w:val="181818"/>
+          <w:sz w:val="24"/>
+          <w:szCs w:val="24"/>
+          <w:lang w:val="en-US"/>
+        </w:rPr>
+        <w:t xml:space="preserve"> lose sales before checkout even loads. I specialize in building custom Shopify features that go beyond standard theme </w:t>
+      </w:r>
+      <w:r>
+        <w:rPr>
+          <w:rFonts w:ascii="Arial" w:hAnsi="Arial" w:eastAsia="Arial" w:cs="Arial"/>
+          <w:b w:val="0"/>
+          <w:bCs w:val="0"/>
+          <w:i w:val="0"/>
+          <w:iCs w:val="0"/>
+          <w:caps w:val="0"/>
+          <w:smallCaps w:val="0"/>
+          <w:noProof w:val="0"/>
+          <w:color w:val="181818"/>
+          <w:sz w:val="24"/>
+          <w:szCs w:val="24"/>
+          <w:lang w:val="en-US"/>
+        </w:rPr>
+        <w:t>capabilities</w:t>
+      </w:r>
+      <w:r>
+        <w:rPr>
+          <w:rFonts w:ascii="Arial" w:hAnsi="Arial" w:eastAsia="Arial" w:cs="Arial"/>
+          <w:b w:val="0"/>
+          <w:bCs w:val="0"/>
+          <w:i w:val="0"/>
+          <w:iCs w:val="0"/>
+          <w:caps w:val="0"/>
+          <w:smallCaps w:val="0"/>
+          <w:noProof w:val="0"/>
+          <w:color w:val="181818"/>
+          <w:sz w:val="24"/>
+          <w:szCs w:val="24"/>
+          <w:lang w:val="en-US"/>
+        </w:rPr>
+        <w:t xml:space="preserve"> interactive product builders, dynamic pricing calculators, and logic-heavy cart systems that </w:t>
+      </w:r>
+      <w:r>
+        <w:rPr>
+          <w:rFonts w:ascii="Arial" w:hAnsi="Arial" w:eastAsia="Arial" w:cs="Arial"/>
+          <w:b w:val="0"/>
+          <w:bCs w:val="0"/>
+          <w:i w:val="0"/>
+          <w:iCs w:val="0"/>
+          <w:caps w:val="0"/>
+          <w:smallCaps w:val="0"/>
+          <w:noProof w:val="0"/>
+          <w:color w:val="181818"/>
+          <w:sz w:val="24"/>
+          <w:szCs w:val="24"/>
+          <w:lang w:val="en-US"/>
+        </w:rPr>
+        <w:t>actually work</w:t>
+      </w:r>
+      <w:r>
+        <w:rPr>
+          <w:rFonts w:ascii="Arial" w:hAnsi="Arial" w:eastAsia="Arial" w:cs="Arial"/>
+          <w:b w:val="0"/>
+          <w:bCs w:val="0"/>
+          <w:i w:val="0"/>
+          <w:iCs w:val="0"/>
+          <w:caps w:val="0"/>
+          <w:smallCaps w:val="0"/>
+          <w:noProof w:val="0"/>
+          <w:color w:val="181818"/>
+          <w:sz w:val="24"/>
+          <w:szCs w:val="24"/>
+          <w:lang w:val="en-US"/>
+        </w:rPr>
+        <w:t xml:space="preserve">. </w:t>
+      </w:r>
+      <w:r>
+        <w:rPr>
+          <w:rFonts w:ascii="Arial" w:hAnsi="Arial" w:eastAsia="Arial" w:cs="Arial"/>
+          <w:b w:val="0"/>
+          <w:bCs w:val="0"/>
+          <w:i w:val="0"/>
+          <w:iCs w:val="0"/>
+          <w:caps w:val="0"/>
+          <w:smallCaps w:val="0"/>
+          <w:noProof w:val="0"/>
+          <w:color w:val="181818"/>
+          <w:sz w:val="24"/>
+          <w:szCs w:val="24"/>
+          <w:lang w:val="en-US"/>
+        </w:rPr>
+        <w:t>I've</w:t>
+      </w:r>
+      <w:r>
+        <w:rPr>
+          <w:rFonts w:ascii="Arial" w:hAnsi="Arial" w:eastAsia="Arial" w:cs="Arial"/>
+          <w:b w:val="0"/>
+          <w:bCs w:val="0"/>
+          <w:i w:val="0"/>
+          <w:iCs w:val="0"/>
+          <w:caps w:val="0"/>
+          <w:smallCaps w:val="0"/>
+          <w:noProof w:val="0"/>
+          <w:color w:val="181818"/>
+          <w:sz w:val="24"/>
+          <w:szCs w:val="24"/>
+          <w:lang w:val="en-US"/>
+        </w:rPr>
+        <w:t xml:space="preserve"> built similar configurators and custom add-to-cart flows for stores like </w:t>
+      </w:r>
+      <w:hyperlink r:id="Rfa21684d17234140">
+        <w:r>
+          <w:rPr>
+            <w:rStyle w:val="Hyperlink"/>
+            <w:rFonts w:ascii="Arial" w:hAnsi="Arial" w:eastAsia="Arial" w:cs="Arial"/>
+            <w:b w:val="0"/>
+            <w:bCs w:val="0"/>
+            <w:i w:val="0"/>
+            <w:iCs w:val="0"/>
+            <w:caps w:val="0"/>
+            <w:smallCaps w:val="0"/>
+            <w:strike w:val="0"/>
+            <w:dstrike w:val="0"/>
+            <w:noProof w:val="0"/>
+            <w:color w:val="108A00"/>
+            <w:sz w:val="24"/>
+            <w:szCs w:val="24"/>
+            <w:u w:val="single"/>
+            <w:lang w:val="en-US"/>
+          </w:rPr>
+          <w:t>Coloritto.co</w:t>
+        </w:r>
+      </w:hyperlink>
+      <w:r>
+        <w:rPr>
+          <w:rFonts w:ascii="Arial" w:hAnsi="Arial" w:eastAsia="Arial" w:cs="Arial"/>
+          <w:b w:val="0"/>
+          <w:bCs w:val="0"/>
+          <w:i w:val="0"/>
+          <w:iCs w:val="0"/>
+          <w:caps w:val="0"/>
+          <w:smallCaps w:val="0"/>
+          <w:noProof w:val="0"/>
+          <w:color w:val="181818"/>
+          <w:sz w:val="24"/>
+          <w:szCs w:val="24"/>
+          <w:lang w:val="en-US"/>
+        </w:rPr>
+        <w:t xml:space="preserve"> (wallpaper calculator) and </w:t>
+      </w:r>
+      <w:hyperlink r:id="R26e66167a7994c5c">
+        <w:r>
+          <w:rPr>
+            <w:rStyle w:val="Hyperlink"/>
+            <w:rFonts w:ascii="Arial" w:hAnsi="Arial" w:eastAsia="Arial" w:cs="Arial"/>
+            <w:b w:val="0"/>
+            <w:bCs w:val="0"/>
+            <w:i w:val="0"/>
+            <w:iCs w:val="0"/>
+            <w:caps w:val="0"/>
+            <w:smallCaps w:val="0"/>
+            <w:strike w:val="0"/>
+            <w:dstrike w:val="0"/>
+            <w:noProof w:val="0"/>
+            <w:color w:val="108A00"/>
+            <w:sz w:val="24"/>
+            <w:szCs w:val="24"/>
+            <w:u w:val="single"/>
+            <w:lang w:val="en-US"/>
+          </w:rPr>
+          <w:t>Masterchocolat.com</w:t>
+        </w:r>
+      </w:hyperlink>
+      <w:r>
+        <w:rPr>
+          <w:rFonts w:ascii="Arial" w:hAnsi="Arial" w:eastAsia="Arial" w:cs="Arial"/>
+          <w:b w:val="0"/>
+          <w:bCs w:val="0"/>
+          <w:i w:val="0"/>
+          <w:iCs w:val="0"/>
+          <w:caps w:val="0"/>
+          <w:smallCaps w:val="0"/>
+          <w:noProof w:val="0"/>
+          <w:color w:val="181818"/>
+          <w:sz w:val="24"/>
+          <w:szCs w:val="24"/>
+          <w:lang w:val="en-US"/>
+        </w:rPr>
+        <w:t xml:space="preserve"> (build-your-own chocolate </w:t>
+      </w:r>
+      <w:r>
+        <w:rPr>
+          <w:rFonts w:ascii="Arial" w:hAnsi="Arial" w:eastAsia="Arial" w:cs="Arial"/>
+          <w:b w:val="0"/>
+          <w:bCs w:val="0"/>
+          <w:i w:val="0"/>
+          <w:iCs w:val="0"/>
+          <w:caps w:val="0"/>
+          <w:smallCaps w:val="0"/>
+          <w:noProof w:val="0"/>
+          <w:color w:val="181818"/>
+          <w:sz w:val="24"/>
+          <w:szCs w:val="24"/>
+          <w:lang w:val="en-US"/>
+        </w:rPr>
+        <w:t>box),</w:t>
+      </w:r>
+      <w:r>
+        <w:rPr>
+          <w:rFonts w:ascii="Arial" w:hAnsi="Arial" w:eastAsia="Arial" w:cs="Arial"/>
+          <w:b w:val="0"/>
+          <w:bCs w:val="0"/>
+          <w:i w:val="0"/>
+          <w:iCs w:val="0"/>
+          <w:caps w:val="0"/>
+          <w:smallCaps w:val="0"/>
+          <w:noProof w:val="0"/>
+          <w:color w:val="181818"/>
+          <w:sz w:val="24"/>
+          <w:szCs w:val="24"/>
+          <w:lang w:val="en-US"/>
+        </w:rPr>
+        <w:t xml:space="preserve"> where the challenge was balancing user experience with Shopify's technical constraints. Technical Approach For your balloon bouquet builder, </w:t>
+      </w:r>
+      <w:r>
+        <w:rPr>
+          <w:rFonts w:ascii="Arial" w:hAnsi="Arial" w:eastAsia="Arial" w:cs="Arial"/>
+          <w:b w:val="0"/>
+          <w:bCs w:val="0"/>
+          <w:i w:val="0"/>
+          <w:iCs w:val="0"/>
+          <w:caps w:val="0"/>
+          <w:smallCaps w:val="0"/>
+          <w:noProof w:val="0"/>
+          <w:color w:val="181818"/>
+          <w:sz w:val="24"/>
+          <w:szCs w:val="24"/>
+          <w:lang w:val="en-US"/>
+        </w:rPr>
+        <w:t>I'll</w:t>
+      </w:r>
+      <w:r>
+        <w:rPr>
+          <w:rFonts w:ascii="Arial" w:hAnsi="Arial" w:eastAsia="Arial" w:cs="Arial"/>
+          <w:b w:val="0"/>
+          <w:bCs w:val="0"/>
+          <w:i w:val="0"/>
+          <w:iCs w:val="0"/>
+          <w:caps w:val="0"/>
+          <w:smallCaps w:val="0"/>
+          <w:noProof w:val="0"/>
+          <w:color w:val="181818"/>
+          <w:sz w:val="24"/>
+          <w:szCs w:val="24"/>
+          <w:lang w:val="en-US"/>
+        </w:rPr>
+        <w:t xml:space="preserve"> create a custom interface using Liquid, JavaScript, and potentially a lightweight app (if backend logic is needed). The builder will let customers select balloon types, colors, quantities, add-ons (ribbons, cards, etc.), and see live price updates. Each selection will be stored as </w:t>
+      </w:r>
+      <w:r>
+        <w:rPr>
+          <w:rFonts w:ascii="Arial" w:hAnsi="Arial" w:eastAsia="Arial" w:cs="Arial"/>
+          <w:b w:val="0"/>
+          <w:bCs w:val="0"/>
+          <w:i w:val="0"/>
+          <w:iCs w:val="0"/>
+          <w:caps w:val="0"/>
+          <w:smallCaps w:val="0"/>
+          <w:noProof w:val="0"/>
+          <w:color w:val="181818"/>
+          <w:sz w:val="24"/>
+          <w:szCs w:val="24"/>
+          <w:lang w:val="en-US"/>
+        </w:rPr>
+        <w:t>line item</w:t>
+      </w:r>
+      <w:r>
+        <w:rPr>
+          <w:rFonts w:ascii="Arial" w:hAnsi="Arial" w:eastAsia="Arial" w:cs="Arial"/>
+          <w:b w:val="0"/>
+          <w:bCs w:val="0"/>
+          <w:i w:val="0"/>
+          <w:iCs w:val="0"/>
+          <w:caps w:val="0"/>
+          <w:smallCaps w:val="0"/>
+          <w:noProof w:val="0"/>
+          <w:color w:val="181818"/>
+          <w:sz w:val="24"/>
+          <w:szCs w:val="24"/>
+          <w:lang w:val="en-US"/>
+        </w:rPr>
+        <w:t xml:space="preserve"> properties or </w:t>
+      </w:r>
+      <w:r>
+        <w:rPr>
+          <w:rFonts w:ascii="Arial" w:hAnsi="Arial" w:eastAsia="Arial" w:cs="Arial"/>
+          <w:b w:val="0"/>
+          <w:bCs w:val="0"/>
+          <w:i w:val="0"/>
+          <w:iCs w:val="0"/>
+          <w:caps w:val="0"/>
+          <w:smallCaps w:val="0"/>
+          <w:noProof w:val="0"/>
+          <w:color w:val="181818"/>
+          <w:sz w:val="24"/>
+          <w:szCs w:val="24"/>
+          <w:lang w:val="en-US"/>
+        </w:rPr>
+        <w:t>metafields</w:t>
+      </w:r>
+      <w:r>
+        <w:rPr>
+          <w:rFonts w:ascii="Arial" w:hAnsi="Arial" w:eastAsia="Arial" w:cs="Arial"/>
+          <w:b w:val="0"/>
+          <w:bCs w:val="0"/>
+          <w:i w:val="0"/>
+          <w:iCs w:val="0"/>
+          <w:caps w:val="0"/>
+          <w:smallCaps w:val="0"/>
+          <w:noProof w:val="0"/>
+          <w:color w:val="181818"/>
+          <w:sz w:val="24"/>
+          <w:szCs w:val="24"/>
+          <w:lang w:val="en-US"/>
+        </w:rPr>
+        <w:t xml:space="preserve">, ensuring the customization data flows cleanly into your cart, checkout, and order confirmations. I'll handle Shopify's 100-variant limit by using dynamic product options or a custom </w:t>
+      </w:r>
+      <w:r>
+        <w:rPr>
+          <w:rFonts w:ascii="Arial" w:hAnsi="Arial" w:eastAsia="Arial" w:cs="Arial"/>
+          <w:b w:val="0"/>
+          <w:bCs w:val="0"/>
+          <w:i w:val="0"/>
+          <w:iCs w:val="0"/>
+          <w:caps w:val="0"/>
+          <w:smallCaps w:val="0"/>
+          <w:noProof w:val="0"/>
+          <w:color w:val="181818"/>
+          <w:sz w:val="24"/>
+          <w:szCs w:val="24"/>
+          <w:lang w:val="en-US"/>
+        </w:rPr>
+        <w:t>cart</w:t>
+      </w:r>
+      <w:r>
+        <w:rPr>
+          <w:rFonts w:ascii="Arial" w:hAnsi="Arial" w:eastAsia="Arial" w:cs="Arial"/>
+          <w:b w:val="0"/>
+          <w:bCs w:val="0"/>
+          <w:i w:val="0"/>
+          <w:iCs w:val="0"/>
+          <w:caps w:val="0"/>
+          <w:smallCaps w:val="0"/>
+          <w:noProof w:val="0"/>
+          <w:color w:val="181818"/>
+          <w:sz w:val="24"/>
+          <w:szCs w:val="24"/>
+          <w:lang w:val="en-US"/>
+        </w:rPr>
+        <w:t xml:space="preserve"> API integration, no limitations on customization. The builder will be mobile-responsive, fast-loading, and visually aligned with your brand. </w:t>
+      </w:r>
+      <w:r>
+        <w:rPr>
+          <w:rFonts w:ascii="Arial" w:hAnsi="Arial" w:eastAsia="Arial" w:cs="Arial"/>
+          <w:b w:val="0"/>
+          <w:bCs w:val="0"/>
+          <w:i w:val="0"/>
+          <w:iCs w:val="0"/>
+          <w:caps w:val="0"/>
+          <w:smallCaps w:val="0"/>
+          <w:noProof w:val="0"/>
+          <w:color w:val="181818"/>
+          <w:sz w:val="24"/>
+          <w:szCs w:val="24"/>
+          <w:lang w:val="en-US"/>
+        </w:rPr>
+        <w:t>I'll</w:t>
+      </w:r>
+      <w:r>
+        <w:rPr>
+          <w:rFonts w:ascii="Arial" w:hAnsi="Arial" w:eastAsia="Arial" w:cs="Arial"/>
+          <w:b w:val="0"/>
+          <w:bCs w:val="0"/>
+          <w:i w:val="0"/>
+          <w:iCs w:val="0"/>
+          <w:caps w:val="0"/>
+          <w:smallCaps w:val="0"/>
+          <w:noProof w:val="0"/>
+          <w:color w:val="181818"/>
+          <w:sz w:val="24"/>
+          <w:szCs w:val="24"/>
+          <w:lang w:val="en-US"/>
+        </w:rPr>
+        <w:t xml:space="preserve"> also ensure inventory tracking works correctly for individual balloon SKUs, even when bundled into custom bouquets. Beyond the builder, </w:t>
+      </w:r>
+      <w:r>
+        <w:rPr>
+          <w:rFonts w:ascii="Arial" w:hAnsi="Arial" w:eastAsia="Arial" w:cs="Arial"/>
+          <w:b w:val="0"/>
+          <w:bCs w:val="0"/>
+          <w:i w:val="0"/>
+          <w:iCs w:val="0"/>
+          <w:caps w:val="0"/>
+          <w:smallCaps w:val="0"/>
+          <w:noProof w:val="0"/>
+          <w:color w:val="181818"/>
+          <w:sz w:val="24"/>
+          <w:szCs w:val="24"/>
+          <w:lang w:val="en-US"/>
+        </w:rPr>
+        <w:t>I'll</w:t>
+      </w:r>
+      <w:r>
+        <w:rPr>
+          <w:rFonts w:ascii="Arial" w:hAnsi="Arial" w:eastAsia="Arial" w:cs="Arial"/>
+          <w:b w:val="0"/>
+          <w:bCs w:val="0"/>
+          <w:i w:val="0"/>
+          <w:iCs w:val="0"/>
+          <w:caps w:val="0"/>
+          <w:smallCaps w:val="0"/>
+          <w:noProof w:val="0"/>
+          <w:color w:val="181818"/>
+          <w:sz w:val="24"/>
+          <w:szCs w:val="24"/>
+          <w:lang w:val="en-US"/>
+        </w:rPr>
+        <w:t xml:space="preserve"> set up your core Shopify store theme customization, product structure, collections, navigation, checkout optimization, and any integrations (email marketing, reviews, analytics). If </w:t>
+      </w:r>
+      <w:r>
+        <w:rPr>
+          <w:rFonts w:ascii="Arial" w:hAnsi="Arial" w:eastAsia="Arial" w:cs="Arial"/>
+          <w:b w:val="0"/>
+          <w:bCs w:val="0"/>
+          <w:i w:val="0"/>
+          <w:iCs w:val="0"/>
+          <w:caps w:val="0"/>
+          <w:smallCaps w:val="0"/>
+          <w:noProof w:val="0"/>
+          <w:color w:val="181818"/>
+          <w:sz w:val="24"/>
+          <w:szCs w:val="24"/>
+          <w:lang w:val="en-US"/>
+        </w:rPr>
+        <w:t>you're</w:t>
+      </w:r>
+      <w:r>
+        <w:rPr>
+          <w:rFonts w:ascii="Arial" w:hAnsi="Arial" w:eastAsia="Arial" w:cs="Arial"/>
+          <w:b w:val="0"/>
+          <w:bCs w:val="0"/>
+          <w:i w:val="0"/>
+          <w:iCs w:val="0"/>
+          <w:caps w:val="0"/>
+          <w:smallCaps w:val="0"/>
+          <w:noProof w:val="0"/>
+          <w:color w:val="181818"/>
+          <w:sz w:val="24"/>
+          <w:szCs w:val="24"/>
+          <w:lang w:val="en-US"/>
+        </w:rPr>
+        <w:t xml:space="preserve"> migrating from another platform or need specific features (subscriptions, local delivery zones, etc.), </w:t>
+      </w:r>
+      <w:r>
+        <w:rPr>
+          <w:rFonts w:ascii="Arial" w:hAnsi="Arial" w:eastAsia="Arial" w:cs="Arial"/>
+          <w:b w:val="0"/>
+          <w:bCs w:val="0"/>
+          <w:i w:val="0"/>
+          <w:iCs w:val="0"/>
+          <w:caps w:val="0"/>
+          <w:smallCaps w:val="0"/>
+          <w:noProof w:val="0"/>
+          <w:color w:val="181818"/>
+          <w:sz w:val="24"/>
+          <w:szCs w:val="24"/>
+          <w:lang w:val="en-US"/>
+        </w:rPr>
+        <w:t>I'll</w:t>
+      </w:r>
+      <w:r>
+        <w:rPr>
+          <w:rFonts w:ascii="Arial" w:hAnsi="Arial" w:eastAsia="Arial" w:cs="Arial"/>
+          <w:b w:val="0"/>
+          <w:bCs w:val="0"/>
+          <w:i w:val="0"/>
+          <w:iCs w:val="0"/>
+          <w:caps w:val="0"/>
+          <w:smallCaps w:val="0"/>
+          <w:noProof w:val="0"/>
+          <w:color w:val="181818"/>
+          <w:sz w:val="24"/>
+          <w:szCs w:val="24"/>
+          <w:lang w:val="en-US"/>
+        </w:rPr>
+        <w:t xml:space="preserve"> handle that too. Relevant Portfolio Cases: 1. </w:t>
+      </w:r>
+      <w:hyperlink r:id="Re8c66c88d8b74c1b">
+        <w:r>
+          <w:rPr>
+            <w:rStyle w:val="Hyperlink"/>
+            <w:rFonts w:ascii="Arial" w:hAnsi="Arial" w:eastAsia="Arial" w:cs="Arial"/>
+            <w:b w:val="0"/>
+            <w:bCs w:val="0"/>
+            <w:i w:val="0"/>
+            <w:iCs w:val="0"/>
+            <w:caps w:val="0"/>
+            <w:smallCaps w:val="0"/>
+            <w:strike w:val="0"/>
+            <w:dstrike w:val="0"/>
+            <w:noProof w:val="0"/>
+            <w:color w:val="108A00"/>
+            <w:sz w:val="24"/>
+            <w:szCs w:val="24"/>
+            <w:u w:val="single"/>
+            <w:lang w:val="en-US"/>
+          </w:rPr>
+          <w:t>Coloritto.co</w:t>
+        </w:r>
+      </w:hyperlink>
+      <w:r>
+        <w:rPr>
+          <w:rFonts w:ascii="Arial" w:hAnsi="Arial" w:eastAsia="Arial" w:cs="Arial"/>
+          <w:b w:val="0"/>
+          <w:bCs w:val="0"/>
+          <w:i w:val="0"/>
+          <w:iCs w:val="0"/>
+          <w:caps w:val="0"/>
+          <w:smallCaps w:val="0"/>
+          <w:noProof w:val="0"/>
+          <w:color w:val="181818"/>
+          <w:sz w:val="24"/>
+          <w:szCs w:val="24"/>
+          <w:lang w:val="en-US"/>
+        </w:rPr>
+        <w:t xml:space="preserve"> – Built a custom wallpaper calculator using Liquid and JavaScript that dynamically calculates panels and pricing, syncs to add-to-cart, and bypasses the 100-variant limit with dynamic product options 2. </w:t>
+      </w:r>
+      <w:hyperlink r:id="R220ad5faa1434099">
+        <w:r>
+          <w:rPr>
+            <w:rStyle w:val="Hyperlink"/>
+            <w:rFonts w:ascii="Arial" w:hAnsi="Arial" w:eastAsia="Arial" w:cs="Arial"/>
+            <w:b w:val="0"/>
+            <w:bCs w:val="0"/>
+            <w:i w:val="0"/>
+            <w:iCs w:val="0"/>
+            <w:caps w:val="0"/>
+            <w:smallCaps w:val="0"/>
+            <w:strike w:val="0"/>
+            <w:dstrike w:val="0"/>
+            <w:noProof w:val="0"/>
+            <w:color w:val="108A00"/>
+            <w:sz w:val="24"/>
+            <w:szCs w:val="24"/>
+            <w:u w:val="single"/>
+            <w:lang w:val="en-US"/>
+          </w:rPr>
+          <w:t>Masterchocolat.com</w:t>
+        </w:r>
+      </w:hyperlink>
+      <w:r>
+        <w:rPr>
+          <w:rFonts w:ascii="Arial" w:hAnsi="Arial" w:eastAsia="Arial" w:cs="Arial"/>
+          <w:b w:val="0"/>
+          <w:bCs w:val="0"/>
+          <w:i w:val="0"/>
+          <w:iCs w:val="0"/>
+          <w:caps w:val="0"/>
+          <w:smallCaps w:val="0"/>
+          <w:noProof w:val="0"/>
+          <w:color w:val="181818"/>
+          <w:sz w:val="24"/>
+          <w:szCs w:val="24"/>
+          <w:lang w:val="en-US"/>
+        </w:rPr>
+        <w:t xml:space="preserve"> – Developed a "Build Your Own Chocolate Box" feature with custom Liquid templates, secure forms, and personalized product bundling logic 3. </w:t>
+      </w:r>
+      <w:hyperlink r:id="R1eb6f6c0b3a941f2">
+        <w:r>
+          <w:rPr>
+            <w:rStyle w:val="Hyperlink"/>
+            <w:rFonts w:ascii="Arial" w:hAnsi="Arial" w:eastAsia="Arial" w:cs="Arial"/>
+            <w:b w:val="0"/>
+            <w:bCs w:val="0"/>
+            <w:i w:val="0"/>
+            <w:iCs w:val="0"/>
+            <w:caps w:val="0"/>
+            <w:smallCaps w:val="0"/>
+            <w:strike w:val="0"/>
+            <w:dstrike w:val="0"/>
+            <w:noProof w:val="0"/>
+            <w:color w:val="108A00"/>
+            <w:sz w:val="24"/>
+            <w:szCs w:val="24"/>
+            <w:u w:val="single"/>
+            <w:lang w:val="en-US"/>
+          </w:rPr>
+          <w:t>Oushkfuel.com</w:t>
+        </w:r>
+      </w:hyperlink>
+      <w:r>
+        <w:rPr>
+          <w:rFonts w:ascii="Arial" w:hAnsi="Arial" w:eastAsia="Arial" w:cs="Arial"/>
+          <w:b w:val="0"/>
+          <w:bCs w:val="0"/>
+          <w:i w:val="0"/>
+          <w:iCs w:val="0"/>
+          <w:caps w:val="0"/>
+          <w:smallCaps w:val="0"/>
+          <w:noProof w:val="0"/>
+          <w:color w:val="181818"/>
+          <w:sz w:val="24"/>
+          <w:szCs w:val="24"/>
+          <w:lang w:val="en-US"/>
+        </w:rPr>
+        <w:t xml:space="preserve"> – Built a fully custom Shopify 2.0 single-product store from scratch based on bespoke Figma designs, focusing on bold branding and conversion-focused UX 4. </w:t>
+      </w:r>
+      <w:hyperlink r:id="R6c788195fb13443d">
+        <w:r>
+          <w:rPr>
+            <w:rStyle w:val="Hyperlink"/>
+            <w:rFonts w:ascii="Arial" w:hAnsi="Arial" w:eastAsia="Arial" w:cs="Arial"/>
+            <w:b w:val="0"/>
+            <w:bCs w:val="0"/>
+            <w:i w:val="0"/>
+            <w:iCs w:val="0"/>
+            <w:caps w:val="0"/>
+            <w:smallCaps w:val="0"/>
+            <w:strike w:val="0"/>
+            <w:dstrike w:val="0"/>
+            <w:noProof w:val="0"/>
+            <w:color w:val="108A00"/>
+            <w:sz w:val="24"/>
+            <w:szCs w:val="24"/>
+            <w:u w:val="single"/>
+            <w:lang w:val="en-US"/>
+          </w:rPr>
+          <w:t>Thinlizzy.com.au</w:t>
+        </w:r>
+      </w:hyperlink>
+      <w:r>
+        <w:rPr>
+          <w:rFonts w:ascii="Arial" w:hAnsi="Arial" w:eastAsia="Arial" w:cs="Arial"/>
+          <w:b w:val="0"/>
+          <w:bCs w:val="0"/>
+          <w:i w:val="0"/>
+          <w:iCs w:val="0"/>
+          <w:caps w:val="0"/>
+          <w:smallCaps w:val="0"/>
+          <w:noProof w:val="0"/>
+          <w:color w:val="181818"/>
+          <w:sz w:val="24"/>
+          <w:szCs w:val="24"/>
+          <w:lang w:val="en-US"/>
+        </w:rPr>
+        <w:t xml:space="preserve"> (Shopify Plus) – Developed a premium skincare store using </w:t>
+      </w:r>
+      <w:r>
+        <w:rPr>
+          <w:rFonts w:ascii="Arial" w:hAnsi="Arial" w:eastAsia="Arial" w:cs="Arial"/>
+          <w:b w:val="0"/>
+          <w:bCs w:val="0"/>
+          <w:i w:val="0"/>
+          <w:iCs w:val="0"/>
+          <w:caps w:val="0"/>
+          <w:smallCaps w:val="0"/>
+          <w:noProof w:val="0"/>
+          <w:color w:val="181818"/>
+          <w:sz w:val="24"/>
+          <w:szCs w:val="24"/>
+          <w:lang w:val="en-US"/>
+        </w:rPr>
+        <w:t>GemPages</w:t>
+      </w:r>
+      <w:r>
+        <w:rPr>
+          <w:rFonts w:ascii="Arial" w:hAnsi="Arial" w:eastAsia="Arial" w:cs="Arial"/>
+          <w:b w:val="0"/>
+          <w:bCs w:val="0"/>
+          <w:i w:val="0"/>
+          <w:iCs w:val="0"/>
+          <w:caps w:val="0"/>
+          <w:smallCaps w:val="0"/>
+          <w:noProof w:val="0"/>
+          <w:color w:val="181818"/>
+          <w:sz w:val="24"/>
+          <w:szCs w:val="24"/>
+          <w:lang w:val="en-US"/>
+        </w:rPr>
+        <w:t xml:space="preserve"> with Recharge subscriptions and luxury-aligned, conversion-optimized design 5. </w:t>
+      </w:r>
+      <w:hyperlink r:id="R150823d55b3949ce">
+        <w:r>
+          <w:rPr>
+            <w:rStyle w:val="Hyperlink"/>
+            <w:rFonts w:ascii="Arial" w:hAnsi="Arial" w:eastAsia="Arial" w:cs="Arial"/>
+            <w:b w:val="0"/>
+            <w:bCs w:val="0"/>
+            <w:i w:val="0"/>
+            <w:iCs w:val="0"/>
+            <w:caps w:val="0"/>
+            <w:smallCaps w:val="0"/>
+            <w:strike w:val="0"/>
+            <w:dstrike w:val="0"/>
+            <w:noProof w:val="0"/>
+            <w:color w:val="108A00"/>
+            <w:sz w:val="24"/>
+            <w:szCs w:val="24"/>
+            <w:u w:val="single"/>
+            <w:lang w:val="en-US"/>
+          </w:rPr>
+          <w:t>Urthlabs.com</w:t>
+        </w:r>
+      </w:hyperlink>
+      <w:r>
+        <w:rPr>
+          <w:rFonts w:ascii="Arial" w:hAnsi="Arial" w:eastAsia="Arial" w:cs="Arial"/>
+          <w:b w:val="0"/>
+          <w:bCs w:val="0"/>
+          <w:i w:val="0"/>
+          <w:iCs w:val="0"/>
+          <w:caps w:val="0"/>
+          <w:smallCaps w:val="0"/>
+          <w:noProof w:val="0"/>
+          <w:color w:val="181818"/>
+          <w:sz w:val="24"/>
+          <w:szCs w:val="24"/>
+          <w:lang w:val="en-US"/>
+        </w:rPr>
+        <w:t xml:space="preserve"> – Integrated Recharge Subscriptions API with custom subscription logic requiring API-level customization for a blended coffee store Quick Questions: 1. Do you have existing branding/design assets (logo, color palette, imagery), or will you need </w:t>
+      </w:r>
+      <w:r>
+        <w:rPr>
+          <w:rFonts w:ascii="Arial" w:hAnsi="Arial" w:eastAsia="Arial" w:cs="Arial"/>
+          <w:b w:val="0"/>
+          <w:bCs w:val="0"/>
+          <w:i w:val="0"/>
+          <w:iCs w:val="0"/>
+          <w:caps w:val="0"/>
+          <w:smallCaps w:val="0"/>
+          <w:noProof w:val="0"/>
+          <w:color w:val="181818"/>
+          <w:sz w:val="24"/>
+          <w:szCs w:val="24"/>
+          <w:lang w:val="en-US"/>
+        </w:rPr>
+        <w:t>design</w:t>
+      </w:r>
+      <w:r>
+        <w:rPr>
+          <w:rFonts w:ascii="Arial" w:hAnsi="Arial" w:eastAsia="Arial" w:cs="Arial"/>
+          <w:b w:val="0"/>
+          <w:bCs w:val="0"/>
+          <w:i w:val="0"/>
+          <w:iCs w:val="0"/>
+          <w:caps w:val="0"/>
+          <w:smallCaps w:val="0"/>
+          <w:noProof w:val="0"/>
+          <w:color w:val="181818"/>
+          <w:sz w:val="24"/>
+          <w:szCs w:val="24"/>
+          <w:lang w:val="en-US"/>
+        </w:rPr>
+        <w:t xml:space="preserve"> direction? 2. Will the bouquet builder need real-time inventory tracking per balloon type, or are you managing stock manually? </w:t>
+      </w:r>
+      <w:r>
+        <w:rPr>
+          <w:rFonts w:ascii="Arial" w:hAnsi="Arial" w:eastAsia="Arial" w:cs="Arial"/>
+          <w:b w:val="0"/>
+          <w:bCs w:val="0"/>
+          <w:i w:val="0"/>
+          <w:iCs w:val="0"/>
+          <w:caps w:val="0"/>
+          <w:smallCaps w:val="0"/>
+          <w:noProof w:val="0"/>
+          <w:color w:val="181818"/>
+          <w:sz w:val="24"/>
+          <w:szCs w:val="24"/>
+          <w:lang w:val="en-US"/>
+        </w:rPr>
+        <w:t>I'd</w:t>
+      </w:r>
+      <w:r>
+        <w:rPr>
+          <w:rFonts w:ascii="Arial" w:hAnsi="Arial" w:eastAsia="Arial" w:cs="Arial"/>
+          <w:b w:val="0"/>
+          <w:bCs w:val="0"/>
+          <w:i w:val="0"/>
+          <w:iCs w:val="0"/>
+          <w:caps w:val="0"/>
+          <w:smallCaps w:val="0"/>
+          <w:noProof w:val="0"/>
+          <w:color w:val="181818"/>
+          <w:sz w:val="24"/>
+          <w:szCs w:val="24"/>
+          <w:lang w:val="en-US"/>
+        </w:rPr>
+        <w:t xml:space="preserve"> love to walk through your vision and map out the builder functionality in detail. Happy to jump on a quick call or start with a detailed scope doc whatever works best for you.</w:t>
+      </w:r>
+    </w:p>
+    <w:p>
+      <w:pPr>
+        <w:pStyle w:val="Normal"/>
+        <w:rPr>
+          <w:rFonts w:ascii="Arial" w:hAnsi="Arial" w:eastAsia="Arial" w:cs="Arial"/>
+          <w:b w:val="0"/>
+          <w:bCs w:val="0"/>
+          <w:i w:val="0"/>
+          <w:iCs w:val="0"/>
+          <w:caps w:val="0"/>
+          <w:smallCaps w:val="0"/>
+          <w:noProof w:val="0"/>
+          <w:color w:val="181818"/>
+          <w:sz w:val="24"/>
+          <w:szCs w:val="24"/>
+          <w:lang w:val="en-US"/>
+        </w:rPr>
+      </w:pPr>
+    </w:p>
+    <w:p>
+      <w:pPr>
+        <w:pStyle w:val="Heading2"/>
+        <w:spacing w:before="0" w:beforeAutospacing="off" w:after="120" w:afterAutospacing="off" w:line="396" w:lineRule="auto"/>
+        <w:ind w:left="480" w:right="0"/>
+      </w:pPr>
+      <w:r>
+        <w:rPr>
+          <w:rFonts w:ascii="Arial" w:hAnsi="Arial" w:eastAsia="Arial" w:cs="Arial"/>
+          <w:b w:val="0"/>
+          <w:bCs w:val="0"/>
+          <w:i w:val="0"/>
+          <w:iCs w:val="0"/>
+          <w:caps w:val="0"/>
+          <w:smallCaps w:val="0"/>
+          <w:noProof w:val="0"/>
+          <w:color w:val="181818"/>
+          <w:sz w:val="36"/>
+          <w:szCs w:val="36"/>
+          <w:lang w:val="en-US"/>
+        </w:rPr>
+        <w:t>Job details</w:t>
+      </w:r>
+    </w:p>
+    <w:p>
+      <w:pPr>
+        <w:pStyle w:val="Heading3"/>
+        <w:spacing w:before="0" w:beforeAutospacing="off" w:after="360" w:afterAutospacing="off" w:line="360" w:lineRule="auto"/>
+      </w:pPr>
+      <w:r>
+        <w:rPr>
+          <w:rFonts w:ascii="Arial" w:hAnsi="Arial" w:eastAsia="Arial" w:cs="Arial"/>
+          <w:b w:val="0"/>
+          <w:bCs w:val="0"/>
+          <w:i w:val="0"/>
+          <w:iCs w:val="0"/>
+          <w:caps w:val="0"/>
+          <w:smallCaps w:val="0"/>
+          <w:noProof w:val="0"/>
+          <w:color w:val="181818"/>
+          <w:sz w:val="30"/>
+          <w:szCs w:val="30"/>
+          <w:lang w:val="en-US"/>
+        </w:rPr>
+        <w:t>Shopify Store Development for Hair Products</w:t>
+      </w:r>
+    </w:p>
+    <w:p>
+      <w:pPr>
+        <w:shd w:val="clear" w:color="auto" w:fill="E9E9E9"/>
+        <w:spacing w:before="0" w:beforeAutospacing="off" w:after="0" w:afterAutospacing="off" w:line="330" w:lineRule="auto"/>
+        <w:ind w:left="-60" w:right="0"/>
+      </w:pPr>
+      <w:r>
+        <w:rPr>
+          <w:rFonts w:ascii="Arial" w:hAnsi="Arial" w:eastAsia="Arial" w:cs="Arial"/>
+          <w:b w:val="0"/>
+          <w:bCs w:val="0"/>
+          <w:i w:val="0"/>
+          <w:iCs w:val="0"/>
+          <w:caps w:val="0"/>
+          <w:smallCaps w:val="0"/>
+          <w:noProof w:val="0"/>
+          <w:color w:val="181818"/>
+          <w:sz w:val="21"/>
+          <w:szCs w:val="21"/>
+          <w:lang w:val="en-US"/>
+        </w:rPr>
+        <w:t>Ecommerce Website Development</w:t>
+      </w:r>
+    </w:p>
+    <w:p>
+      <w:pPr>
+        <w:spacing w:before="0" w:beforeAutospacing="off" w:after="180" w:afterAutospacing="off"/>
+        <w:ind w:left="-60" w:right="0"/>
+      </w:pPr>
+      <w:r>
+        <w:rPr>
+          <w:rFonts w:ascii="Arial" w:hAnsi="Arial" w:eastAsia="Arial" w:cs="Arial"/>
+          <w:b w:val="0"/>
+          <w:bCs w:val="0"/>
+          <w:i w:val="0"/>
+          <w:iCs w:val="0"/>
+          <w:caps w:val="0"/>
+          <w:smallCaps w:val="0"/>
+          <w:noProof w:val="0"/>
+          <w:color w:val="181818"/>
+          <w:sz w:val="24"/>
+          <w:szCs w:val="24"/>
+          <w:lang w:val="en-US"/>
+        </w:rPr>
+        <w:t xml:space="preserve"> </w:t>
+      </w:r>
+    </w:p>
+    <w:p>
+      <w:pPr>
+        <w:spacing w:before="0" w:beforeAutospacing="off" w:after="0" w:afterAutospacing="off" w:line="330" w:lineRule="auto"/>
+        <w:ind w:left="-60" w:right="0"/>
+      </w:pPr>
+      <w:r>
+        <w:rPr>
+          <w:rFonts w:ascii="Arial" w:hAnsi="Arial" w:eastAsia="Arial" w:cs="Arial"/>
+          <w:b w:val="0"/>
+          <w:bCs w:val="0"/>
+          <w:i w:val="0"/>
+          <w:iCs w:val="0"/>
+          <w:caps w:val="0"/>
+          <w:smallCaps w:val="0"/>
+          <w:noProof w:val="0"/>
+          <w:color w:val="676767"/>
+          <w:sz w:val="21"/>
+          <w:szCs w:val="21"/>
+          <w:lang w:val="en-US"/>
+        </w:rPr>
+        <w:t>Posted Mar 11, 2026</w:t>
+      </w:r>
+    </w:p>
+    <w:p>
+      <w:pPr>
+        <w:spacing w:before="0" w:beforeAutospacing="off" w:after="0" w:afterAutospacing="off" w:line="330" w:lineRule="auto"/>
+      </w:pPr>
+      <w:r>
+        <w:rPr>
+          <w:rFonts w:ascii="Arial" w:hAnsi="Arial" w:eastAsia="Arial" w:cs="Arial"/>
+          <w:b w:val="0"/>
+          <w:bCs w:val="0"/>
+          <w:i w:val="0"/>
+          <w:iCs w:val="0"/>
+          <w:caps w:val="0"/>
+          <w:smallCaps w:val="0"/>
+          <w:noProof w:val="0"/>
+          <w:color w:val="181818"/>
+          <w:sz w:val="21"/>
+          <w:szCs w:val="21"/>
+          <w:lang w:val="en-US"/>
+        </w:rPr>
+        <w:t>We are seeking a skilled Shopify developer to create a vibrant online store for our hair products. The ideal candidate will have experience in setting up Shopify stores, optimizing for conversions, and ensuring a user-friendly experience. Key tasks include designing the storefront, integrating payment gateways, and incorporating product listings. Attention to detail and a keen eye for aesthetics are essential to reflect our brand's identity. If you have a passion for eCommerce and can deliver an engaging shopping experience, we want to hear from you!</w:t>
+      </w:r>
+    </w:p>
+    <w:p>
+      <w:pPr>
+        <w:pStyle w:val="Normal"/>
+        <w:rPr>
+          <w:rFonts w:ascii="Arial" w:hAnsi="Arial" w:eastAsia="Arial" w:cs="Arial"/>
+          <w:b w:val="0"/>
+          <w:bCs w:val="0"/>
+          <w:i w:val="0"/>
+          <w:iCs w:val="0"/>
+          <w:caps w:val="0"/>
+          <w:smallCaps w:val="0"/>
+          <w:noProof w:val="0"/>
+          <w:color w:val="181818"/>
+          <w:sz w:val="24"/>
+          <w:szCs w:val="24"/>
+          <w:lang w:val="en-US"/>
+        </w:rPr>
+      </w:pPr>
+      <w:r>
+        <w:br/>
+      </w:r>
+      <w:r>
+        <w:rPr>
+          <w:rFonts w:ascii="Arial" w:hAnsi="Arial" w:eastAsia="Arial" w:cs="Arial"/>
+          <w:b w:val="0"/>
+          <w:bCs w:val="0"/>
+          <w:i w:val="0"/>
+          <w:iCs w:val="0"/>
+          <w:caps w:val="0"/>
+          <w:smallCaps w:val="0"/>
+          <w:noProof w:val="0"/>
+          <w:color w:val="181818"/>
+          <w:sz w:val="24"/>
+          <w:szCs w:val="24"/>
+          <w:lang w:val="en-US"/>
+        </w:rPr>
+        <w:t>Proposal:</w:t>
+      </w:r>
+    </w:p>
+    <w:p>
+      <w:pPr>
+        <w:shd w:val="clear" w:color="auto" w:fill="FFFFFF" w:themeFill="background1"/>
+        <w:spacing w:before="0" w:beforeAutospacing="off" w:after="0" w:afterAutospacing="off" w:line="360" w:lineRule="auto"/>
+      </w:pPr>
+      <w:r>
+        <w:rPr>
+          <w:rFonts w:ascii="Arial" w:hAnsi="Arial" w:eastAsia="Arial" w:cs="Arial"/>
+          <w:b w:val="0"/>
+          <w:bCs w:val="0"/>
+          <w:i w:val="0"/>
+          <w:iCs w:val="0"/>
+          <w:caps w:val="0"/>
+          <w:smallCaps w:val="0"/>
+          <w:noProof w:val="0"/>
+          <w:color w:val="181818"/>
+          <w:sz w:val="24"/>
+          <w:szCs w:val="24"/>
+          <w:lang w:val="en-US"/>
+        </w:rPr>
+        <w:t xml:space="preserve">Hi Emmanuel, What specific features are you looking to include in your Shopify store for hair products? Identifying these needs will help create a tailored, vibrant online shopping experience. I have extensive experience in Shopify store development, focusing on user-friendly design and conversion optimization. My previous projects include creating visually appealing storefronts for various eCommerce brands, ensuring branding consistency and seamless payment integration. I prioritize attention to detail, making certain that all product listings are engaging and cohesive with your brand identity. Developed &amp; Launched Stores: - </w:t>
+      </w:r>
+      <w:hyperlink r:id="R949ffa20a4f94602">
+        <w:r>
+          <w:rPr>
+            <w:rStyle w:val="Hyperlink"/>
+            <w:rFonts w:ascii="Arial" w:hAnsi="Arial" w:eastAsia="Arial" w:cs="Arial"/>
+            <w:b w:val="0"/>
+            <w:bCs w:val="0"/>
+            <w:i w:val="0"/>
+            <w:iCs w:val="0"/>
+            <w:caps w:val="0"/>
+            <w:smallCaps w:val="0"/>
+            <w:strike w:val="0"/>
+            <w:dstrike w:val="0"/>
+            <w:noProof w:val="0"/>
+            <w:color w:val="108A00"/>
+            <w:sz w:val="24"/>
+            <w:szCs w:val="24"/>
+            <w:u w:val="single"/>
+            <w:lang w:val="en-US"/>
+          </w:rPr>
+          <w:t>https://meroliving.com</w:t>
+        </w:r>
+      </w:hyperlink>
+      <w:r>
+        <w:rPr>
+          <w:rFonts w:ascii="Arial" w:hAnsi="Arial" w:eastAsia="Arial" w:cs="Arial"/>
+          <w:b w:val="0"/>
+          <w:bCs w:val="0"/>
+          <w:i w:val="0"/>
+          <w:iCs w:val="0"/>
+          <w:caps w:val="0"/>
+          <w:smallCaps w:val="0"/>
+          <w:noProof w:val="0"/>
+          <w:color w:val="181818"/>
+          <w:sz w:val="24"/>
+          <w:szCs w:val="24"/>
+          <w:lang w:val="en-US"/>
+        </w:rPr>
+        <w:t xml:space="preserve"> - </w:t>
+      </w:r>
+      <w:hyperlink r:id="Rd6786c1d8c54490b">
+        <w:r>
+          <w:rPr>
+            <w:rStyle w:val="Hyperlink"/>
+            <w:rFonts w:ascii="Arial" w:hAnsi="Arial" w:eastAsia="Arial" w:cs="Arial"/>
+            <w:b w:val="0"/>
+            <w:bCs w:val="0"/>
+            <w:i w:val="0"/>
+            <w:iCs w:val="0"/>
+            <w:caps w:val="0"/>
+            <w:smallCaps w:val="0"/>
+            <w:strike w:val="0"/>
+            <w:dstrike w:val="0"/>
+            <w:noProof w:val="0"/>
+            <w:color w:val="108A00"/>
+            <w:sz w:val="24"/>
+            <w:szCs w:val="24"/>
+            <w:u w:val="single"/>
+            <w:lang w:val="en-US"/>
+          </w:rPr>
+          <w:t>http://vinosite.com/</w:t>
+        </w:r>
+      </w:hyperlink>
+      <w:r>
+        <w:rPr>
+          <w:rFonts w:ascii="Arial" w:hAnsi="Arial" w:eastAsia="Arial" w:cs="Arial"/>
+          <w:b w:val="0"/>
+          <w:bCs w:val="0"/>
+          <w:i w:val="0"/>
+          <w:iCs w:val="0"/>
+          <w:caps w:val="0"/>
+          <w:smallCaps w:val="0"/>
+          <w:noProof w:val="0"/>
+          <w:color w:val="181818"/>
+          <w:sz w:val="24"/>
+          <w:szCs w:val="24"/>
+          <w:lang w:val="en-US"/>
+        </w:rPr>
+        <w:t xml:space="preserve"> (Shopify Plus) - </w:t>
+      </w:r>
+      <w:hyperlink r:id="Rbd619dd554de4939">
+        <w:r>
+          <w:rPr>
+            <w:rStyle w:val="Hyperlink"/>
+            <w:rFonts w:ascii="Arial" w:hAnsi="Arial" w:eastAsia="Arial" w:cs="Arial"/>
+            <w:b w:val="0"/>
+            <w:bCs w:val="0"/>
+            <w:i w:val="0"/>
+            <w:iCs w:val="0"/>
+            <w:caps w:val="0"/>
+            <w:smallCaps w:val="0"/>
+            <w:strike w:val="0"/>
+            <w:dstrike w:val="0"/>
+            <w:noProof w:val="0"/>
+            <w:color w:val="108A00"/>
+            <w:sz w:val="24"/>
+            <w:szCs w:val="24"/>
+            <w:u w:val="single"/>
+            <w:lang w:val="en-US"/>
+          </w:rPr>
+          <w:t>https://thinlizzy.co.nz</w:t>
+        </w:r>
+      </w:hyperlink>
+      <w:r>
+        <w:rPr>
+          <w:rFonts w:ascii="Arial" w:hAnsi="Arial" w:eastAsia="Arial" w:cs="Arial"/>
+          <w:b w:val="0"/>
+          <w:bCs w:val="0"/>
+          <w:i w:val="0"/>
+          <w:iCs w:val="0"/>
+          <w:caps w:val="0"/>
+          <w:smallCaps w:val="0"/>
+          <w:noProof w:val="0"/>
+          <w:color w:val="181818"/>
+          <w:sz w:val="24"/>
+          <w:szCs w:val="24"/>
+          <w:lang w:val="en-US"/>
+        </w:rPr>
+        <w:t xml:space="preserve"> (Shopify Plus) - </w:t>
+      </w:r>
+      <w:hyperlink r:id="Rc133b14f6fbf4318">
+        <w:r>
+          <w:rPr>
+            <w:rStyle w:val="Hyperlink"/>
+            <w:rFonts w:ascii="Arial" w:hAnsi="Arial" w:eastAsia="Arial" w:cs="Arial"/>
+            <w:b w:val="0"/>
+            <w:bCs w:val="0"/>
+            <w:i w:val="0"/>
+            <w:iCs w:val="0"/>
+            <w:caps w:val="0"/>
+            <w:smallCaps w:val="0"/>
+            <w:strike w:val="0"/>
+            <w:dstrike w:val="0"/>
+            <w:noProof w:val="0"/>
+            <w:color w:val="108A00"/>
+            <w:sz w:val="24"/>
+            <w:szCs w:val="24"/>
+            <w:u w:val="single"/>
+            <w:lang w:val="en-US"/>
+          </w:rPr>
+          <w:t>https://rypgolf.com</w:t>
+        </w:r>
+      </w:hyperlink>
+      <w:r>
+        <w:rPr>
+          <w:rFonts w:ascii="Arial" w:hAnsi="Arial" w:eastAsia="Arial" w:cs="Arial"/>
+          <w:b w:val="0"/>
+          <w:bCs w:val="0"/>
+          <w:i w:val="0"/>
+          <w:iCs w:val="0"/>
+          <w:caps w:val="0"/>
+          <w:smallCaps w:val="0"/>
+          <w:noProof w:val="0"/>
+          <w:color w:val="181818"/>
+          <w:sz w:val="24"/>
+          <w:szCs w:val="24"/>
+          <w:lang w:val="en-US"/>
+        </w:rPr>
+        <w:t xml:space="preserve"> (Shopify 2.0) - </w:t>
+      </w:r>
+      <w:hyperlink r:id="R530872392be547b3">
+        <w:r>
+          <w:rPr>
+            <w:rStyle w:val="Hyperlink"/>
+            <w:rFonts w:ascii="Arial" w:hAnsi="Arial" w:eastAsia="Arial" w:cs="Arial"/>
+            <w:b w:val="0"/>
+            <w:bCs w:val="0"/>
+            <w:i w:val="0"/>
+            <w:iCs w:val="0"/>
+            <w:caps w:val="0"/>
+            <w:smallCaps w:val="0"/>
+            <w:strike w:val="0"/>
+            <w:dstrike w:val="0"/>
+            <w:noProof w:val="0"/>
+            <w:color w:val="108A00"/>
+            <w:sz w:val="24"/>
+            <w:szCs w:val="24"/>
+            <w:u w:val="single"/>
+            <w:lang w:val="en-US"/>
+          </w:rPr>
+          <w:t>https://www.hertrove.com</w:t>
+        </w:r>
+      </w:hyperlink>
+      <w:r>
+        <w:rPr>
+          <w:rFonts w:ascii="Arial" w:hAnsi="Arial" w:eastAsia="Arial" w:cs="Arial"/>
+          <w:b w:val="0"/>
+          <w:bCs w:val="0"/>
+          <w:i w:val="0"/>
+          <w:iCs w:val="0"/>
+          <w:caps w:val="0"/>
+          <w:smallCaps w:val="0"/>
+          <w:noProof w:val="0"/>
+          <w:color w:val="181818"/>
+          <w:sz w:val="24"/>
+          <w:szCs w:val="24"/>
+          <w:lang w:val="en-US"/>
+        </w:rPr>
+        <w:t xml:space="preserve"> - </w:t>
+      </w:r>
+      <w:hyperlink r:id="Rc15f5df127814421">
+        <w:r>
+          <w:rPr>
+            <w:rStyle w:val="Hyperlink"/>
+            <w:rFonts w:ascii="Arial" w:hAnsi="Arial" w:eastAsia="Arial" w:cs="Arial"/>
+            <w:b w:val="0"/>
+            <w:bCs w:val="0"/>
+            <w:i w:val="0"/>
+            <w:iCs w:val="0"/>
+            <w:caps w:val="0"/>
+            <w:smallCaps w:val="0"/>
+            <w:strike w:val="0"/>
+            <w:dstrike w:val="0"/>
+            <w:noProof w:val="0"/>
+            <w:color w:val="108A00"/>
+            <w:sz w:val="24"/>
+            <w:szCs w:val="24"/>
+            <w:u w:val="single"/>
+            <w:lang w:val="en-US"/>
+          </w:rPr>
+          <w:t>https://coloritto.co</w:t>
+        </w:r>
+      </w:hyperlink>
+      <w:r>
+        <w:rPr>
+          <w:rFonts w:ascii="Arial" w:hAnsi="Arial" w:eastAsia="Arial" w:cs="Arial"/>
+          <w:b w:val="0"/>
+          <w:bCs w:val="0"/>
+          <w:i w:val="0"/>
+          <w:iCs w:val="0"/>
+          <w:caps w:val="0"/>
+          <w:smallCaps w:val="0"/>
+          <w:noProof w:val="0"/>
+          <w:color w:val="181818"/>
+          <w:sz w:val="24"/>
+          <w:szCs w:val="24"/>
+          <w:lang w:val="en-US"/>
+        </w:rPr>
+        <w:t xml:space="preserve"> - </w:t>
+      </w:r>
+      <w:hyperlink r:id="R0d521c710f924e45">
+        <w:r>
+          <w:rPr>
+            <w:rStyle w:val="Hyperlink"/>
+            <w:rFonts w:ascii="Arial" w:hAnsi="Arial" w:eastAsia="Arial" w:cs="Arial"/>
+            <w:b w:val="0"/>
+            <w:bCs w:val="0"/>
+            <w:i w:val="0"/>
+            <w:iCs w:val="0"/>
+            <w:caps w:val="0"/>
+            <w:smallCaps w:val="0"/>
+            <w:strike w:val="0"/>
+            <w:dstrike w:val="0"/>
+            <w:noProof w:val="0"/>
+            <w:color w:val="108A00"/>
+            <w:sz w:val="24"/>
+            <w:szCs w:val="24"/>
+            <w:u w:val="single"/>
+            <w:lang w:val="en-US"/>
+          </w:rPr>
+          <w:t>https://orionrlt.com</w:t>
+        </w:r>
+      </w:hyperlink>
+      <w:r>
+        <w:rPr>
+          <w:rFonts w:ascii="Arial" w:hAnsi="Arial" w:eastAsia="Arial" w:cs="Arial"/>
+          <w:b w:val="0"/>
+          <w:bCs w:val="0"/>
+          <w:i w:val="0"/>
+          <w:iCs w:val="0"/>
+          <w:caps w:val="0"/>
+          <w:smallCaps w:val="0"/>
+          <w:noProof w:val="0"/>
+          <w:color w:val="181818"/>
+          <w:sz w:val="24"/>
+          <w:szCs w:val="24"/>
+          <w:lang w:val="en-US"/>
+        </w:rPr>
+        <w:t xml:space="preserve"> - </w:t>
+      </w:r>
+      <w:hyperlink r:id="R53b918daaf3840ef">
+        <w:r>
+          <w:rPr>
+            <w:rStyle w:val="Hyperlink"/>
+            <w:rFonts w:ascii="Arial" w:hAnsi="Arial" w:eastAsia="Arial" w:cs="Arial"/>
+            <w:b w:val="0"/>
+            <w:bCs w:val="0"/>
+            <w:i w:val="0"/>
+            <w:iCs w:val="0"/>
+            <w:caps w:val="0"/>
+            <w:smallCaps w:val="0"/>
+            <w:strike w:val="0"/>
+            <w:dstrike w:val="0"/>
+            <w:noProof w:val="0"/>
+            <w:color w:val="108A00"/>
+            <w:sz w:val="24"/>
+            <w:szCs w:val="24"/>
+            <w:u w:val="single"/>
+            <w:lang w:val="en-US"/>
+          </w:rPr>
+          <w:t>https://www.vigyl.ca/</w:t>
+        </w:r>
+      </w:hyperlink>
+      <w:r>
+        <w:rPr>
+          <w:rFonts w:ascii="Arial" w:hAnsi="Arial" w:eastAsia="Arial" w:cs="Arial"/>
+          <w:b w:val="0"/>
+          <w:bCs w:val="0"/>
+          <w:i w:val="0"/>
+          <w:iCs w:val="0"/>
+          <w:caps w:val="0"/>
+          <w:smallCaps w:val="0"/>
+          <w:noProof w:val="0"/>
+          <w:color w:val="181818"/>
+          <w:sz w:val="24"/>
+          <w:szCs w:val="24"/>
+          <w:lang w:val="en-US"/>
+        </w:rPr>
+        <w:t xml:space="preserve"> - </w:t>
+      </w:r>
+      <w:hyperlink r:id="Ra33bb8be8280458a">
+        <w:r>
+          <w:rPr>
+            <w:rStyle w:val="Hyperlink"/>
+            <w:rFonts w:ascii="Arial" w:hAnsi="Arial" w:eastAsia="Arial" w:cs="Arial"/>
+            <w:b w:val="0"/>
+            <w:bCs w:val="0"/>
+            <w:i w:val="0"/>
+            <w:iCs w:val="0"/>
+            <w:caps w:val="0"/>
+            <w:smallCaps w:val="0"/>
+            <w:strike w:val="0"/>
+            <w:dstrike w:val="0"/>
+            <w:noProof w:val="0"/>
+            <w:color w:val="108A00"/>
+            <w:sz w:val="24"/>
+            <w:szCs w:val="24"/>
+            <w:u w:val="single"/>
+            <w:lang w:val="en-US"/>
+          </w:rPr>
+          <w:t>https://nuu-muu.com/</w:t>
+        </w:r>
+      </w:hyperlink>
+      <w:r>
+        <w:rPr>
+          <w:rFonts w:ascii="Arial" w:hAnsi="Arial" w:eastAsia="Arial" w:cs="Arial"/>
+          <w:b w:val="0"/>
+          <w:bCs w:val="0"/>
+          <w:i w:val="0"/>
+          <w:iCs w:val="0"/>
+          <w:caps w:val="0"/>
+          <w:smallCaps w:val="0"/>
+          <w:noProof w:val="0"/>
+          <w:color w:val="181818"/>
+          <w:sz w:val="24"/>
+          <w:szCs w:val="24"/>
+          <w:lang w:val="en-US"/>
+        </w:rPr>
+        <w:t xml:space="preserve"> - </w:t>
+      </w:r>
+      <w:hyperlink r:id="R1bc2d7ff99d04599">
+        <w:r>
+          <w:rPr>
+            <w:rStyle w:val="Hyperlink"/>
+            <w:rFonts w:ascii="Arial" w:hAnsi="Arial" w:eastAsia="Arial" w:cs="Arial"/>
+            <w:b w:val="0"/>
+            <w:bCs w:val="0"/>
+            <w:i w:val="0"/>
+            <w:iCs w:val="0"/>
+            <w:caps w:val="0"/>
+            <w:smallCaps w:val="0"/>
+            <w:strike w:val="0"/>
+            <w:dstrike w:val="0"/>
+            <w:noProof w:val="0"/>
+            <w:color w:val="108A00"/>
+            <w:sz w:val="24"/>
+            <w:szCs w:val="24"/>
+            <w:u w:val="single"/>
+            <w:lang w:val="en-US"/>
+          </w:rPr>
+          <w:t>https://filterflair.co.uk/</w:t>
+        </w:r>
+      </w:hyperlink>
+      <w:r>
+        <w:rPr>
+          <w:rFonts w:ascii="Arial" w:hAnsi="Arial" w:eastAsia="Arial" w:cs="Arial"/>
+          <w:b w:val="0"/>
+          <w:bCs w:val="0"/>
+          <w:i w:val="0"/>
+          <w:iCs w:val="0"/>
+          <w:caps w:val="0"/>
+          <w:smallCaps w:val="0"/>
+          <w:noProof w:val="0"/>
+          <w:color w:val="181818"/>
+          <w:sz w:val="24"/>
+          <w:szCs w:val="24"/>
+          <w:lang w:val="en-US"/>
+        </w:rPr>
+        <w:t xml:space="preserve"> - </w:t>
+      </w:r>
+      <w:hyperlink r:id="Rb2bb9742ab8e47ad">
+        <w:r>
+          <w:rPr>
+            <w:rStyle w:val="Hyperlink"/>
+            <w:rFonts w:ascii="Arial" w:hAnsi="Arial" w:eastAsia="Arial" w:cs="Arial"/>
+            <w:b w:val="0"/>
+            <w:bCs w:val="0"/>
+            <w:i w:val="0"/>
+            <w:iCs w:val="0"/>
+            <w:caps w:val="0"/>
+            <w:smallCaps w:val="0"/>
+            <w:strike w:val="0"/>
+            <w:dstrike w:val="0"/>
+            <w:noProof w:val="0"/>
+            <w:color w:val="108A00"/>
+            <w:sz w:val="24"/>
+            <w:szCs w:val="24"/>
+            <w:u w:val="single"/>
+            <w:lang w:val="en-US"/>
+          </w:rPr>
+          <w:t>https://urthlabs.com/</w:t>
+        </w:r>
+      </w:hyperlink>
+      <w:r>
+        <w:rPr>
+          <w:rFonts w:ascii="Arial" w:hAnsi="Arial" w:eastAsia="Arial" w:cs="Arial"/>
+          <w:b w:val="0"/>
+          <w:bCs w:val="0"/>
+          <w:i w:val="0"/>
+          <w:iCs w:val="0"/>
+          <w:caps w:val="0"/>
+          <w:smallCaps w:val="0"/>
+          <w:noProof w:val="0"/>
+          <w:color w:val="181818"/>
+          <w:sz w:val="24"/>
+          <w:szCs w:val="24"/>
+          <w:lang w:val="en-US"/>
+        </w:rPr>
+        <w:t xml:space="preserve"> - </w:t>
+      </w:r>
+      <w:hyperlink r:id="R6f0ce814512949f9">
+        <w:r>
+          <w:rPr>
+            <w:rStyle w:val="Hyperlink"/>
+            <w:rFonts w:ascii="Arial" w:hAnsi="Arial" w:eastAsia="Arial" w:cs="Arial"/>
+            <w:b w:val="0"/>
+            <w:bCs w:val="0"/>
+            <w:i w:val="0"/>
+            <w:iCs w:val="0"/>
+            <w:caps w:val="0"/>
+            <w:smallCaps w:val="0"/>
+            <w:strike w:val="0"/>
+            <w:dstrike w:val="0"/>
+            <w:noProof w:val="0"/>
+            <w:color w:val="108A00"/>
+            <w:sz w:val="24"/>
+            <w:szCs w:val="24"/>
+            <w:u w:val="single"/>
+            <w:lang w:val="en-US"/>
+          </w:rPr>
+          <w:t>https://nettpharmacy.com/</w:t>
+        </w:r>
+      </w:hyperlink>
+      <w:r>
+        <w:rPr>
+          <w:rFonts w:ascii="Arial" w:hAnsi="Arial" w:eastAsia="Arial" w:cs="Arial"/>
+          <w:b w:val="0"/>
+          <w:bCs w:val="0"/>
+          <w:i w:val="0"/>
+          <w:iCs w:val="0"/>
+          <w:caps w:val="0"/>
+          <w:smallCaps w:val="0"/>
+          <w:noProof w:val="0"/>
+          <w:color w:val="181818"/>
+          <w:sz w:val="24"/>
+          <w:szCs w:val="24"/>
+          <w:lang w:val="en-US"/>
+        </w:rPr>
+        <w:t xml:space="preserve"> Down the road, we can handle every product listing, payment gateway integration (Shopify Payments or Stripe), and API integrations. I’d love to discuss your vision in more detail and help you establish an exceptional online presence for your hair products. Please let me know a suitable time for us to connect and start this exciting project together. </w:t>
+      </w:r>
+    </w:p>
+    <w:p>
+      <w:pPr>
+        <w:shd w:val="clear" w:color="auto" w:fill="FFFFFF" w:themeFill="background1"/>
+        <w:spacing w:before="0" w:beforeAutospacing="off" w:after="0" w:afterAutospacing="off"/>
+      </w:pPr>
+      <w:r>
+        <w:rPr>
+          <w:rFonts w:ascii="Arial" w:hAnsi="Arial" w:eastAsia="Arial" w:cs="Arial"/>
+          <w:b w:val="0"/>
+          <w:bCs w:val="0"/>
+          <w:i w:val="0"/>
+          <w:iCs w:val="0"/>
+          <w:caps w:val="0"/>
+          <w:smallCaps w:val="0"/>
+          <w:noProof w:val="0"/>
+          <w:color w:val="181818"/>
+          <w:sz w:val="24"/>
+          <w:szCs w:val="24"/>
+          <w:lang w:val="en-US"/>
+        </w:rPr>
+        <w:t xml:space="preserve">Describe your recent experience with similar projectsDeveloped &amp; Launched Stores: - </w:t>
+      </w:r>
+      <w:hyperlink r:id="R64a59ed93d094cab">
+        <w:r>
+          <w:rPr>
+            <w:rStyle w:val="Hyperlink"/>
+            <w:rFonts w:ascii="Arial" w:hAnsi="Arial" w:eastAsia="Arial" w:cs="Arial"/>
+            <w:b w:val="0"/>
+            <w:bCs w:val="0"/>
+            <w:i w:val="0"/>
+            <w:iCs w:val="0"/>
+            <w:caps w:val="0"/>
+            <w:smallCaps w:val="0"/>
+            <w:strike w:val="0"/>
+            <w:dstrike w:val="0"/>
+            <w:noProof w:val="0"/>
+            <w:color w:val="108A00"/>
+            <w:sz w:val="24"/>
+            <w:szCs w:val="24"/>
+            <w:u w:val="single"/>
+            <w:lang w:val="en-US"/>
+          </w:rPr>
+          <w:t>https://meroliving.com</w:t>
+        </w:r>
+      </w:hyperlink>
+      <w:r>
+        <w:rPr>
+          <w:rFonts w:ascii="Arial" w:hAnsi="Arial" w:eastAsia="Arial" w:cs="Arial"/>
+          <w:b w:val="0"/>
+          <w:bCs w:val="0"/>
+          <w:i w:val="0"/>
+          <w:iCs w:val="0"/>
+          <w:caps w:val="0"/>
+          <w:smallCaps w:val="0"/>
+          <w:noProof w:val="0"/>
+          <w:color w:val="181818"/>
+          <w:sz w:val="24"/>
+          <w:szCs w:val="24"/>
+          <w:lang w:val="en-US"/>
+        </w:rPr>
+        <w:t xml:space="preserve"> - </w:t>
+      </w:r>
+      <w:hyperlink r:id="R493ecaa0d57345bd">
+        <w:r>
+          <w:rPr>
+            <w:rStyle w:val="Hyperlink"/>
+            <w:rFonts w:ascii="Arial" w:hAnsi="Arial" w:eastAsia="Arial" w:cs="Arial"/>
+            <w:b w:val="0"/>
+            <w:bCs w:val="0"/>
+            <w:i w:val="0"/>
+            <w:iCs w:val="0"/>
+            <w:caps w:val="0"/>
+            <w:smallCaps w:val="0"/>
+            <w:strike w:val="0"/>
+            <w:dstrike w:val="0"/>
+            <w:noProof w:val="0"/>
+            <w:color w:val="108A00"/>
+            <w:sz w:val="24"/>
+            <w:szCs w:val="24"/>
+            <w:u w:val="single"/>
+            <w:lang w:val="en-US"/>
+          </w:rPr>
+          <w:t>http://vinosite.com/</w:t>
+        </w:r>
+      </w:hyperlink>
+      <w:r>
+        <w:rPr>
+          <w:rFonts w:ascii="Arial" w:hAnsi="Arial" w:eastAsia="Arial" w:cs="Arial"/>
+          <w:b w:val="0"/>
+          <w:bCs w:val="0"/>
+          <w:i w:val="0"/>
+          <w:iCs w:val="0"/>
+          <w:caps w:val="0"/>
+          <w:smallCaps w:val="0"/>
+          <w:noProof w:val="0"/>
+          <w:color w:val="181818"/>
+          <w:sz w:val="24"/>
+          <w:szCs w:val="24"/>
+          <w:lang w:val="en-US"/>
+        </w:rPr>
+        <w:t xml:space="preserve"> (Shopify Plus) - </w:t>
+      </w:r>
+      <w:hyperlink r:id="R1479cb6f3b88482c">
+        <w:r>
+          <w:rPr>
+            <w:rStyle w:val="Hyperlink"/>
+            <w:rFonts w:ascii="Arial" w:hAnsi="Arial" w:eastAsia="Arial" w:cs="Arial"/>
+            <w:b w:val="0"/>
+            <w:bCs w:val="0"/>
+            <w:i w:val="0"/>
+            <w:iCs w:val="0"/>
+            <w:caps w:val="0"/>
+            <w:smallCaps w:val="0"/>
+            <w:strike w:val="0"/>
+            <w:dstrike w:val="0"/>
+            <w:noProof w:val="0"/>
+            <w:color w:val="108A00"/>
+            <w:sz w:val="24"/>
+            <w:szCs w:val="24"/>
+            <w:u w:val="single"/>
+            <w:lang w:val="en-US"/>
+          </w:rPr>
+          <w:t>https://thinlizzy.co.nz</w:t>
+        </w:r>
+      </w:hyperlink>
+      <w:r>
+        <w:rPr>
+          <w:rFonts w:ascii="Arial" w:hAnsi="Arial" w:eastAsia="Arial" w:cs="Arial"/>
+          <w:b w:val="0"/>
+          <w:bCs w:val="0"/>
+          <w:i w:val="0"/>
+          <w:iCs w:val="0"/>
+          <w:caps w:val="0"/>
+          <w:smallCaps w:val="0"/>
+          <w:noProof w:val="0"/>
+          <w:color w:val="181818"/>
+          <w:sz w:val="24"/>
+          <w:szCs w:val="24"/>
+          <w:lang w:val="en-US"/>
+        </w:rPr>
+        <w:t xml:space="preserve"> (Shopify Plus) - </w:t>
+      </w:r>
+      <w:hyperlink r:id="Rcc3521c0d5964cdf">
+        <w:r>
+          <w:rPr>
+            <w:rStyle w:val="Hyperlink"/>
+            <w:rFonts w:ascii="Arial" w:hAnsi="Arial" w:eastAsia="Arial" w:cs="Arial"/>
+            <w:b w:val="0"/>
+            <w:bCs w:val="0"/>
+            <w:i w:val="0"/>
+            <w:iCs w:val="0"/>
+            <w:caps w:val="0"/>
+            <w:smallCaps w:val="0"/>
+            <w:strike w:val="0"/>
+            <w:dstrike w:val="0"/>
+            <w:noProof w:val="0"/>
+            <w:color w:val="108A00"/>
+            <w:sz w:val="24"/>
+            <w:szCs w:val="24"/>
+            <w:u w:val="single"/>
+            <w:lang w:val="en-US"/>
+          </w:rPr>
+          <w:t>https://rypgolf.com</w:t>
+        </w:r>
+      </w:hyperlink>
+      <w:r>
+        <w:rPr>
+          <w:rFonts w:ascii="Arial" w:hAnsi="Arial" w:eastAsia="Arial" w:cs="Arial"/>
+          <w:b w:val="0"/>
+          <w:bCs w:val="0"/>
+          <w:i w:val="0"/>
+          <w:iCs w:val="0"/>
+          <w:caps w:val="0"/>
+          <w:smallCaps w:val="0"/>
+          <w:noProof w:val="0"/>
+          <w:color w:val="181818"/>
+          <w:sz w:val="24"/>
+          <w:szCs w:val="24"/>
+          <w:lang w:val="en-US"/>
+        </w:rPr>
+        <w:t xml:space="preserve"> (Shopify 2.0) - </w:t>
+      </w:r>
+      <w:hyperlink r:id="Rc9e7c0086208416b">
+        <w:r>
+          <w:rPr>
+            <w:rStyle w:val="Hyperlink"/>
+            <w:rFonts w:ascii="Arial" w:hAnsi="Arial" w:eastAsia="Arial" w:cs="Arial"/>
+            <w:b w:val="0"/>
+            <w:bCs w:val="0"/>
+            <w:i w:val="0"/>
+            <w:iCs w:val="0"/>
+            <w:caps w:val="0"/>
+            <w:smallCaps w:val="0"/>
+            <w:strike w:val="0"/>
+            <w:dstrike w:val="0"/>
+            <w:noProof w:val="0"/>
+            <w:color w:val="108A00"/>
+            <w:sz w:val="24"/>
+            <w:szCs w:val="24"/>
+            <w:u w:val="single"/>
+            <w:lang w:val="en-US"/>
+          </w:rPr>
+          <w:t>https://www.hertrove.com</w:t>
+        </w:r>
+      </w:hyperlink>
+      <w:r>
+        <w:rPr>
+          <w:rFonts w:ascii="Arial" w:hAnsi="Arial" w:eastAsia="Arial" w:cs="Arial"/>
+          <w:b w:val="0"/>
+          <w:bCs w:val="0"/>
+          <w:i w:val="0"/>
+          <w:iCs w:val="0"/>
+          <w:caps w:val="0"/>
+          <w:smallCaps w:val="0"/>
+          <w:noProof w:val="0"/>
+          <w:color w:val="181818"/>
+          <w:sz w:val="24"/>
+          <w:szCs w:val="24"/>
+          <w:lang w:val="en-US"/>
+        </w:rPr>
+        <w:t xml:space="preserve"> - </w:t>
+      </w:r>
+      <w:hyperlink r:id="Rd73905f19aac46eb">
+        <w:r>
+          <w:rPr>
+            <w:rStyle w:val="Hyperlink"/>
+            <w:rFonts w:ascii="Arial" w:hAnsi="Arial" w:eastAsia="Arial" w:cs="Arial"/>
+            <w:b w:val="0"/>
+            <w:bCs w:val="0"/>
+            <w:i w:val="0"/>
+            <w:iCs w:val="0"/>
+            <w:caps w:val="0"/>
+            <w:smallCaps w:val="0"/>
+            <w:strike w:val="0"/>
+            <w:dstrike w:val="0"/>
+            <w:noProof w:val="0"/>
+            <w:color w:val="108A00"/>
+            <w:sz w:val="24"/>
+            <w:szCs w:val="24"/>
+            <w:u w:val="single"/>
+            <w:lang w:val="en-US"/>
+          </w:rPr>
+          <w:t>https://coloritto.co</w:t>
+        </w:r>
+      </w:hyperlink>
+      <w:r>
+        <w:rPr>
+          <w:rFonts w:ascii="Arial" w:hAnsi="Arial" w:eastAsia="Arial" w:cs="Arial"/>
+          <w:b w:val="0"/>
+          <w:bCs w:val="0"/>
+          <w:i w:val="0"/>
+          <w:iCs w:val="0"/>
+          <w:caps w:val="0"/>
+          <w:smallCaps w:val="0"/>
+          <w:noProof w:val="0"/>
+          <w:color w:val="181818"/>
+          <w:sz w:val="24"/>
+          <w:szCs w:val="24"/>
+          <w:lang w:val="en-US"/>
+        </w:rPr>
+        <w:t xml:space="preserve"> - </w:t>
+      </w:r>
+      <w:hyperlink r:id="R8b94e34188bd4a38">
+        <w:r>
+          <w:rPr>
+            <w:rStyle w:val="Hyperlink"/>
+            <w:rFonts w:ascii="Arial" w:hAnsi="Arial" w:eastAsia="Arial" w:cs="Arial"/>
+            <w:b w:val="0"/>
+            <w:bCs w:val="0"/>
+            <w:i w:val="0"/>
+            <w:iCs w:val="0"/>
+            <w:caps w:val="0"/>
+            <w:smallCaps w:val="0"/>
+            <w:strike w:val="0"/>
+            <w:dstrike w:val="0"/>
+            <w:noProof w:val="0"/>
+            <w:color w:val="108A00"/>
+            <w:sz w:val="24"/>
+            <w:szCs w:val="24"/>
+            <w:u w:val="single"/>
+            <w:lang w:val="en-US"/>
+          </w:rPr>
+          <w:t>https://orionrlt.com</w:t>
+        </w:r>
+      </w:hyperlink>
+      <w:r>
+        <w:rPr>
+          <w:rFonts w:ascii="Arial" w:hAnsi="Arial" w:eastAsia="Arial" w:cs="Arial"/>
+          <w:b w:val="0"/>
+          <w:bCs w:val="0"/>
+          <w:i w:val="0"/>
+          <w:iCs w:val="0"/>
+          <w:caps w:val="0"/>
+          <w:smallCaps w:val="0"/>
+          <w:noProof w:val="0"/>
+          <w:color w:val="181818"/>
+          <w:sz w:val="24"/>
+          <w:szCs w:val="24"/>
+          <w:lang w:val="en-US"/>
+        </w:rPr>
+        <w:t xml:space="preserve"> - </w:t>
+      </w:r>
+      <w:hyperlink r:id="Rb1bbc1a7a8894d0c">
+        <w:r>
+          <w:rPr>
+            <w:rStyle w:val="Hyperlink"/>
+            <w:rFonts w:ascii="Arial" w:hAnsi="Arial" w:eastAsia="Arial" w:cs="Arial"/>
+            <w:b w:val="0"/>
+            <w:bCs w:val="0"/>
+            <w:i w:val="0"/>
+            <w:iCs w:val="0"/>
+            <w:caps w:val="0"/>
+            <w:smallCaps w:val="0"/>
+            <w:strike w:val="0"/>
+            <w:dstrike w:val="0"/>
+            <w:noProof w:val="0"/>
+            <w:color w:val="108A00"/>
+            <w:sz w:val="24"/>
+            <w:szCs w:val="24"/>
+            <w:u w:val="single"/>
+            <w:lang w:val="en-US"/>
+          </w:rPr>
+          <w:t>https://www.vigyl.ca/</w:t>
+        </w:r>
+      </w:hyperlink>
+      <w:r>
+        <w:rPr>
+          <w:rFonts w:ascii="Arial" w:hAnsi="Arial" w:eastAsia="Arial" w:cs="Arial"/>
+          <w:b w:val="0"/>
+          <w:bCs w:val="0"/>
+          <w:i w:val="0"/>
+          <w:iCs w:val="0"/>
+          <w:caps w:val="0"/>
+          <w:smallCaps w:val="0"/>
+          <w:noProof w:val="0"/>
+          <w:color w:val="181818"/>
+          <w:sz w:val="24"/>
+          <w:szCs w:val="24"/>
+          <w:lang w:val="en-US"/>
+        </w:rPr>
+        <w:t xml:space="preserve"> - </w:t>
+      </w:r>
+      <w:hyperlink r:id="R04941098d4f6411a">
+        <w:r>
+          <w:rPr>
+            <w:rStyle w:val="Hyperlink"/>
+            <w:rFonts w:ascii="Arial" w:hAnsi="Arial" w:eastAsia="Arial" w:cs="Arial"/>
+            <w:b w:val="0"/>
+            <w:bCs w:val="0"/>
+            <w:i w:val="0"/>
+            <w:iCs w:val="0"/>
+            <w:caps w:val="0"/>
+            <w:smallCaps w:val="0"/>
+            <w:strike w:val="0"/>
+            <w:dstrike w:val="0"/>
+            <w:noProof w:val="0"/>
+            <w:color w:val="108A00"/>
+            <w:sz w:val="24"/>
+            <w:szCs w:val="24"/>
+            <w:u w:val="single"/>
+            <w:lang w:val="en-US"/>
+          </w:rPr>
+          <w:t>https://nuu-muu.com/</w:t>
+        </w:r>
+      </w:hyperlink>
+      <w:r>
+        <w:rPr>
+          <w:rFonts w:ascii="Arial" w:hAnsi="Arial" w:eastAsia="Arial" w:cs="Arial"/>
+          <w:b w:val="0"/>
+          <w:bCs w:val="0"/>
+          <w:i w:val="0"/>
+          <w:iCs w:val="0"/>
+          <w:caps w:val="0"/>
+          <w:smallCaps w:val="0"/>
+          <w:noProof w:val="0"/>
+          <w:color w:val="181818"/>
+          <w:sz w:val="24"/>
+          <w:szCs w:val="24"/>
+          <w:lang w:val="en-US"/>
+        </w:rPr>
+        <w:t xml:space="preserve"> - </w:t>
+      </w:r>
+      <w:hyperlink r:id="Rb0cf7a8768864f4c">
+        <w:r>
+          <w:rPr>
+            <w:rStyle w:val="Hyperlink"/>
+            <w:rFonts w:ascii="Arial" w:hAnsi="Arial" w:eastAsia="Arial" w:cs="Arial"/>
+            <w:b w:val="0"/>
+            <w:bCs w:val="0"/>
+            <w:i w:val="0"/>
+            <w:iCs w:val="0"/>
+            <w:caps w:val="0"/>
+            <w:smallCaps w:val="0"/>
+            <w:strike w:val="0"/>
+            <w:dstrike w:val="0"/>
+            <w:noProof w:val="0"/>
+            <w:color w:val="108A00"/>
+            <w:sz w:val="24"/>
+            <w:szCs w:val="24"/>
+            <w:u w:val="single"/>
+            <w:lang w:val="en-US"/>
+          </w:rPr>
+          <w:t>https://filterflair.co.uk/</w:t>
+        </w:r>
+      </w:hyperlink>
+      <w:r>
+        <w:rPr>
+          <w:rFonts w:ascii="Arial" w:hAnsi="Arial" w:eastAsia="Arial" w:cs="Arial"/>
+          <w:b w:val="0"/>
+          <w:bCs w:val="0"/>
+          <w:i w:val="0"/>
+          <w:iCs w:val="0"/>
+          <w:caps w:val="0"/>
+          <w:smallCaps w:val="0"/>
+          <w:noProof w:val="0"/>
+          <w:color w:val="181818"/>
+          <w:sz w:val="24"/>
+          <w:szCs w:val="24"/>
+          <w:lang w:val="en-US"/>
+        </w:rPr>
+        <w:t xml:space="preserve"> - </w:t>
+      </w:r>
+      <w:hyperlink r:id="R00ff6a6139ef4d34">
+        <w:r>
+          <w:rPr>
+            <w:rStyle w:val="Hyperlink"/>
+            <w:rFonts w:ascii="Arial" w:hAnsi="Arial" w:eastAsia="Arial" w:cs="Arial"/>
+            <w:b w:val="0"/>
+            <w:bCs w:val="0"/>
+            <w:i w:val="0"/>
+            <w:iCs w:val="0"/>
+            <w:caps w:val="0"/>
+            <w:smallCaps w:val="0"/>
+            <w:strike w:val="0"/>
+            <w:dstrike w:val="0"/>
+            <w:noProof w:val="0"/>
+            <w:color w:val="108A00"/>
+            <w:sz w:val="24"/>
+            <w:szCs w:val="24"/>
+            <w:u w:val="single"/>
+            <w:lang w:val="en-US"/>
+          </w:rPr>
+          <w:t>https://urthlabs.com/</w:t>
+        </w:r>
+      </w:hyperlink>
+      <w:r>
+        <w:rPr>
+          <w:rFonts w:ascii="Arial" w:hAnsi="Arial" w:eastAsia="Arial" w:cs="Arial"/>
+          <w:b w:val="0"/>
+          <w:bCs w:val="0"/>
+          <w:i w:val="0"/>
+          <w:iCs w:val="0"/>
+          <w:caps w:val="0"/>
+          <w:smallCaps w:val="0"/>
+          <w:noProof w:val="0"/>
+          <w:color w:val="181818"/>
+          <w:sz w:val="24"/>
+          <w:szCs w:val="24"/>
+          <w:lang w:val="en-US"/>
+        </w:rPr>
+        <w:t xml:space="preserve"> - </w:t>
+      </w:r>
+      <w:hyperlink r:id="R396ee5273c4346ef">
+        <w:r>
+          <w:rPr>
+            <w:rStyle w:val="Hyperlink"/>
+            <w:rFonts w:ascii="Arial" w:hAnsi="Arial" w:eastAsia="Arial" w:cs="Arial"/>
+            <w:b w:val="0"/>
+            <w:bCs w:val="0"/>
+            <w:i w:val="0"/>
+            <w:iCs w:val="0"/>
+            <w:caps w:val="0"/>
+            <w:smallCaps w:val="0"/>
+            <w:strike w:val="0"/>
+            <w:dstrike w:val="0"/>
+            <w:noProof w:val="0"/>
+            <w:color w:val="108A00"/>
+            <w:sz w:val="24"/>
+            <w:szCs w:val="24"/>
+            <w:u w:val="single"/>
+            <w:lang w:val="en-US"/>
+          </w:rPr>
+          <w:t>https://nettpharmacy.com/</w:t>
+        </w:r>
+      </w:hyperlink>
+      <w:r>
+        <w:rPr>
+          <w:rFonts w:ascii="Arial" w:hAnsi="Arial" w:eastAsia="Arial" w:cs="Arial"/>
+          <w:b w:val="0"/>
+          <w:bCs w:val="0"/>
+          <w:i w:val="0"/>
+          <w:iCs w:val="0"/>
+          <w:caps w:val="0"/>
+          <w:smallCaps w:val="0"/>
+          <w:noProof w:val="0"/>
+          <w:color w:val="181818"/>
+          <w:sz w:val="24"/>
+          <w:szCs w:val="24"/>
+          <w:lang w:val="en-US"/>
+        </w:rPr>
+        <w:t xml:space="preserve"> Down the road, we can handle every product listing, payment gateway integration (Shopify Payments or Stripe),… </w:t>
+      </w:r>
+      <w:r>
+        <w:rPr>
+          <w:rFonts w:ascii="Arial" w:hAnsi="Arial" w:eastAsia="Arial" w:cs="Arial"/>
+          <w:b w:val="0"/>
+          <w:bCs w:val="0"/>
+          <w:i w:val="0"/>
+          <w:iCs w:val="0"/>
+          <w:caps w:val="0"/>
+          <w:smallCaps w:val="0"/>
+          <w:strike w:val="0"/>
+          <w:dstrike w:val="0"/>
+          <w:noProof w:val="0"/>
+          <w:color w:val="108A00"/>
+          <w:sz w:val="24"/>
+          <w:szCs w:val="24"/>
+          <w:u w:val="single"/>
+          <w:lang w:val="en-US"/>
+        </w:rPr>
+        <w:t>more</w:t>
+      </w:r>
+    </w:p>
+    <w:p>
+      <w:pPr>
+        <w:shd w:val="clear" w:color="auto" w:fill="FFFFFF" w:themeFill="background1"/>
+        <w:spacing w:before="0" w:beforeAutospacing="off" w:after="0" w:afterAutospacing="off"/>
+      </w:pPr>
+      <w:r>
+        <w:rPr>
+          <w:rFonts w:ascii="Arial" w:hAnsi="Arial" w:eastAsia="Arial" w:cs="Arial"/>
+          <w:b w:val="0"/>
+          <w:bCs w:val="0"/>
+          <w:i w:val="0"/>
+          <w:iCs w:val="0"/>
+          <w:caps w:val="0"/>
+          <w:smallCaps w:val="0"/>
+          <w:noProof w:val="0"/>
+          <w:color w:val="181818"/>
+          <w:sz w:val="24"/>
+          <w:szCs w:val="24"/>
+          <w:lang w:val="en-US"/>
+        </w:rPr>
+        <w:t xml:space="preserve">Please list any certifications related to this projectCertified Shopify Developer </w:t>
+      </w:r>
+    </w:p>
+    <w:p>
+      <w:pPr>
+        <w:shd w:val="clear" w:color="auto" w:fill="FFFFFF" w:themeFill="background1"/>
+        <w:spacing w:before="0" w:beforeAutospacing="off" w:after="0" w:afterAutospacing="off"/>
+      </w:pPr>
+      <w:r>
+        <w:rPr>
+          <w:rFonts w:ascii="Arial" w:hAnsi="Arial" w:eastAsia="Arial" w:cs="Arial"/>
+          <w:b w:val="0"/>
+          <w:bCs w:val="0"/>
+          <w:i w:val="0"/>
+          <w:iCs w:val="0"/>
+          <w:caps w:val="0"/>
+          <w:smallCaps w:val="0"/>
+          <w:noProof w:val="0"/>
+          <w:color w:val="181818"/>
+          <w:sz w:val="24"/>
+          <w:szCs w:val="24"/>
+          <w:lang w:val="en-US"/>
+        </w:rPr>
+        <w:t xml:space="preserve">Include a link to your GitHub profile and/or websiteMy Website: </w:t>
+      </w:r>
+      <w:hyperlink r:id="R49893cbea6cc439f">
+        <w:r>
+          <w:rPr>
+            <w:rStyle w:val="Hyperlink"/>
+            <w:rFonts w:ascii="Arial" w:hAnsi="Arial" w:eastAsia="Arial" w:cs="Arial"/>
+            <w:b w:val="0"/>
+            <w:bCs w:val="0"/>
+            <w:i w:val="0"/>
+            <w:iCs w:val="0"/>
+            <w:caps w:val="0"/>
+            <w:smallCaps w:val="0"/>
+            <w:strike w:val="0"/>
+            <w:dstrike w:val="0"/>
+            <w:noProof w:val="0"/>
+            <w:color w:val="108A00"/>
+            <w:sz w:val="24"/>
+            <w:szCs w:val="24"/>
+            <w:u w:val="single"/>
+            <w:lang w:val="en-US"/>
+          </w:rPr>
+          <w:t>www.integritistudio.com</w:t>
+        </w:r>
+      </w:hyperlink>
+    </w:p>
+    <w:p>
+      <w:pPr>
+        <w:pStyle w:val="Normal"/>
+        <w:rPr>
+          <w:rFonts w:ascii="Arial" w:hAnsi="Arial" w:eastAsia="Arial" w:cs="Arial"/>
+          <w:b w:val="0"/>
+          <w:bCs w:val="0"/>
+          <w:i w:val="0"/>
+          <w:iCs w:val="0"/>
+          <w:caps w:val="0"/>
+          <w:smallCaps w:val="0"/>
+          <w:noProof w:val="0"/>
+          <w:color w:val="181818"/>
+          <w:sz w:val="24"/>
+          <w:szCs w:val="24"/>
+          <w:lang w:val="en-US"/>
+        </w:rPr>
+      </w:pPr>
+    </w:p>
+    <w:p>
+      <w:pPr>
+        <w:pStyle w:val="Heading2"/>
+        <w:spacing w:before="0" w:beforeAutospacing="off" w:after="120" w:afterAutospacing="off" w:line="396" w:lineRule="auto"/>
+        <w:ind w:left="480" w:right="0"/>
+      </w:pPr>
+      <w:r>
+        <w:rPr>
+          <w:rFonts w:ascii="Arial" w:hAnsi="Arial" w:eastAsia="Arial" w:cs="Arial"/>
+          <w:b w:val="0"/>
+          <w:bCs w:val="0"/>
+          <w:i w:val="0"/>
+          <w:iCs w:val="0"/>
+          <w:caps w:val="0"/>
+          <w:smallCaps w:val="0"/>
+          <w:noProof w:val="0"/>
+          <w:color w:val="181818"/>
+          <w:sz w:val="36"/>
+          <w:szCs w:val="36"/>
+          <w:lang w:val="en-US"/>
+        </w:rPr>
+        <w:t>Job details</w:t>
+      </w:r>
+    </w:p>
+    <w:p>
+      <w:pPr>
+        <w:pStyle w:val="Heading3"/>
+        <w:spacing w:before="0" w:beforeAutospacing="off" w:after="360" w:afterAutospacing="off" w:line="360" w:lineRule="auto"/>
+      </w:pPr>
+      <w:r>
+        <w:rPr>
+          <w:rFonts w:ascii="Arial" w:hAnsi="Arial" w:eastAsia="Arial" w:cs="Arial"/>
+          <w:b w:val="0"/>
+          <w:bCs w:val="0"/>
+          <w:i w:val="0"/>
+          <w:iCs w:val="0"/>
+          <w:caps w:val="0"/>
+          <w:smallCaps w:val="0"/>
+          <w:noProof w:val="0"/>
+          <w:color w:val="181818"/>
+          <w:sz w:val="30"/>
+          <w:szCs w:val="30"/>
+          <w:lang w:val="en-US"/>
+        </w:rPr>
+        <w:t>WordPress Website Improvement &amp; Design Expert Needed</w:t>
+      </w:r>
+    </w:p>
+    <w:p>
+      <w:pPr>
+        <w:shd w:val="clear" w:color="auto" w:fill="E9E9E9"/>
+        <w:spacing w:before="0" w:beforeAutospacing="off" w:after="0" w:afterAutospacing="off" w:line="330" w:lineRule="auto"/>
+        <w:ind w:left="-60" w:right="0"/>
+      </w:pPr>
+      <w:r>
+        <w:rPr>
+          <w:rFonts w:ascii="Arial" w:hAnsi="Arial" w:eastAsia="Arial" w:cs="Arial"/>
+          <w:b w:val="0"/>
+          <w:bCs w:val="0"/>
+          <w:i w:val="0"/>
+          <w:iCs w:val="0"/>
+          <w:caps w:val="0"/>
+          <w:smallCaps w:val="0"/>
+          <w:noProof w:val="0"/>
+          <w:color w:val="181818"/>
+          <w:sz w:val="21"/>
+          <w:szCs w:val="21"/>
+          <w:lang w:val="en-US"/>
+        </w:rPr>
+        <w:t>Web Design</w:t>
+      </w:r>
+    </w:p>
+    <w:p>
+      <w:pPr>
+        <w:spacing w:before="0" w:beforeAutospacing="off" w:after="180" w:afterAutospacing="off"/>
+        <w:ind w:left="-60" w:right="0"/>
+      </w:pPr>
+      <w:r>
+        <w:rPr>
+          <w:rFonts w:ascii="Arial" w:hAnsi="Arial" w:eastAsia="Arial" w:cs="Arial"/>
+          <w:b w:val="0"/>
+          <w:bCs w:val="0"/>
+          <w:i w:val="0"/>
+          <w:iCs w:val="0"/>
+          <w:caps w:val="0"/>
+          <w:smallCaps w:val="0"/>
+          <w:noProof w:val="0"/>
+          <w:color w:val="181818"/>
+          <w:sz w:val="24"/>
+          <w:szCs w:val="24"/>
+          <w:lang w:val="en-US"/>
+        </w:rPr>
+        <w:t xml:space="preserve"> </w:t>
+      </w:r>
+    </w:p>
+    <w:p>
+      <w:pPr>
+        <w:spacing w:before="0" w:beforeAutospacing="off" w:after="0" w:afterAutospacing="off" w:line="330" w:lineRule="auto"/>
+        <w:ind w:left="-60" w:right="0"/>
+      </w:pPr>
+      <w:r>
+        <w:rPr>
+          <w:rFonts w:ascii="Arial" w:hAnsi="Arial" w:eastAsia="Arial" w:cs="Arial"/>
+          <w:b w:val="0"/>
+          <w:bCs w:val="0"/>
+          <w:i w:val="0"/>
+          <w:iCs w:val="0"/>
+          <w:caps w:val="0"/>
+          <w:smallCaps w:val="0"/>
+          <w:noProof w:val="0"/>
+          <w:color w:val="676767"/>
+          <w:sz w:val="21"/>
+          <w:szCs w:val="21"/>
+          <w:lang w:val="en-US"/>
+        </w:rPr>
+        <w:t>Posted Mar 11, 2026</w:t>
+      </w:r>
+    </w:p>
+    <w:p>
+      <w:pPr>
+        <w:spacing w:before="0" w:beforeAutospacing="off" w:after="0" w:afterAutospacing="off" w:line="330" w:lineRule="auto"/>
+      </w:pPr>
+      <w:r>
+        <w:rPr>
+          <w:rFonts w:ascii="Arial" w:hAnsi="Arial" w:eastAsia="Arial" w:cs="Arial"/>
+          <w:b w:val="0"/>
+          <w:bCs w:val="0"/>
+          <w:i w:val="0"/>
+          <w:iCs w:val="0"/>
+          <w:caps w:val="0"/>
+          <w:smallCaps w:val="0"/>
+          <w:noProof w:val="0"/>
+          <w:color w:val="181818"/>
+          <w:sz w:val="21"/>
+          <w:szCs w:val="21"/>
+          <w:lang w:val="en-US"/>
+        </w:rPr>
+        <w:t>We are seeking a skilled WordPress developer to enhance our existing website. The ideal candidate will have a keen eye for design and the ability to create an elegant and professional online presence. Your expertise will help us improve user experience, optimize site performance, and implement modern design trends. If you have a passion for web design and development, we would love to see your portfolio and discuss this opportunity further.</w:t>
+      </w:r>
+    </w:p>
+    <w:p>
+      <w:pPr>
+        <w:pStyle w:val="Normal"/>
+        <w:rPr>
+          <w:rFonts w:ascii="Arial" w:hAnsi="Arial" w:eastAsia="Arial" w:cs="Arial"/>
+          <w:b w:val="0"/>
+          <w:bCs w:val="0"/>
+          <w:i w:val="0"/>
+          <w:iCs w:val="0"/>
+          <w:caps w:val="0"/>
+          <w:smallCaps w:val="0"/>
+          <w:noProof w:val="0"/>
+          <w:color w:val="181818"/>
+          <w:sz w:val="24"/>
+          <w:szCs w:val="24"/>
+          <w:lang w:val="en-US"/>
+        </w:rPr>
+      </w:pPr>
+    </w:p>
+    <w:p>
+      <w:pPr>
+        <w:pStyle w:val="Normal"/>
+        <w:rPr>
+          <w:rFonts w:ascii="Arial" w:hAnsi="Arial" w:eastAsia="Arial" w:cs="Arial"/>
+          <w:b w:val="0"/>
+          <w:bCs w:val="0"/>
+          <w:i w:val="0"/>
+          <w:iCs w:val="0"/>
+          <w:caps w:val="0"/>
+          <w:smallCaps w:val="0"/>
+          <w:noProof w:val="0"/>
+          <w:color w:val="181818"/>
+          <w:sz w:val="24"/>
+          <w:szCs w:val="24"/>
+          <w:lang w:val="en-US"/>
+        </w:rPr>
+      </w:pPr>
+      <w:r>
+        <w:rPr>
+          <w:rFonts w:ascii="Arial" w:hAnsi="Arial" w:eastAsia="Arial" w:cs="Arial"/>
+          <w:b w:val="0"/>
+          <w:bCs w:val="0"/>
+          <w:i w:val="0"/>
+          <w:iCs w:val="0"/>
+          <w:caps w:val="0"/>
+          <w:smallCaps w:val="0"/>
+          <w:noProof w:val="0"/>
+          <w:color w:val="181818"/>
+          <w:sz w:val="24"/>
+          <w:szCs w:val="24"/>
+          <w:lang w:val="en-US"/>
+        </w:rPr>
+        <w:t>Proposal:</w:t>
+      </w:r>
+    </w:p>
+    <w:p>
+      <w:pPr>
+        <w:pStyle w:val="Normal"/>
+      </w:pPr>
+      <w:r>
+        <w:rPr>
+          <w:rFonts w:ascii="Arial" w:hAnsi="Arial" w:eastAsia="Arial" w:cs="Arial"/>
+          <w:b w:val="0"/>
+          <w:bCs w:val="0"/>
+          <w:i w:val="0"/>
+          <w:iCs w:val="0"/>
+          <w:caps w:val="0"/>
+          <w:smallCaps w:val="0"/>
+          <w:noProof w:val="0"/>
+          <w:color w:val="181818"/>
+          <w:sz w:val="24"/>
+          <w:szCs w:val="24"/>
+          <w:lang w:val="en-US"/>
+        </w:rPr>
+        <w:t xml:space="preserve">Hello, I reviewed your website </w:t>
+      </w:r>
+      <w:hyperlink r:id="Rf6209ec2b33142b9">
+        <w:r>
+          <w:rPr>
+            <w:rStyle w:val="Hyperlink"/>
+            <w:rFonts w:ascii="Arial" w:hAnsi="Arial" w:eastAsia="Arial" w:cs="Arial"/>
+            <w:b w:val="0"/>
+            <w:bCs w:val="0"/>
+            <w:i w:val="0"/>
+            <w:iCs w:val="0"/>
+            <w:caps w:val="0"/>
+            <w:smallCaps w:val="0"/>
+            <w:strike w:val="0"/>
+            <w:dstrike w:val="0"/>
+            <w:noProof w:val="0"/>
+            <w:color w:val="108A00"/>
+            <w:sz w:val="24"/>
+            <w:szCs w:val="24"/>
+            <w:u w:val="single"/>
+            <w:lang w:val="en-US"/>
+          </w:rPr>
+          <w:t>ramzunalanguages.org</w:t>
+        </w:r>
+      </w:hyperlink>
+      <w:r>
+        <w:rPr>
+          <w:rFonts w:ascii="Arial" w:hAnsi="Arial" w:eastAsia="Arial" w:cs="Arial"/>
+          <w:b w:val="0"/>
+          <w:bCs w:val="0"/>
+          <w:i w:val="0"/>
+          <w:iCs w:val="0"/>
+          <w:caps w:val="0"/>
+          <w:smallCaps w:val="0"/>
+          <w:noProof w:val="0"/>
+          <w:color w:val="181818"/>
+          <w:sz w:val="24"/>
+          <w:szCs w:val="24"/>
+          <w:lang w:val="en-US"/>
+        </w:rPr>
+        <w:t xml:space="preserve"> It already communicates a meaningful mission: providing free online English, French, and German lessons for Palestinian learners through </w:t>
+      </w:r>
+      <w:r>
+        <w:rPr>
+          <w:rFonts w:ascii="Arial" w:hAnsi="Arial" w:eastAsia="Arial" w:cs="Arial"/>
+          <w:b w:val="0"/>
+          <w:bCs w:val="0"/>
+          <w:i w:val="0"/>
+          <w:iCs w:val="0"/>
+          <w:caps w:val="0"/>
+          <w:smallCaps w:val="0"/>
+          <w:noProof w:val="0"/>
+          <w:color w:val="181818"/>
+          <w:sz w:val="24"/>
+          <w:szCs w:val="24"/>
+          <w:lang w:val="en-US"/>
+        </w:rPr>
+        <w:t>personalised</w:t>
+      </w:r>
+      <w:r>
+        <w:rPr>
+          <w:rFonts w:ascii="Arial" w:hAnsi="Arial" w:eastAsia="Arial" w:cs="Arial"/>
+          <w:b w:val="0"/>
+          <w:bCs w:val="0"/>
+          <w:i w:val="0"/>
+          <w:iCs w:val="0"/>
+          <w:caps w:val="0"/>
+          <w:smallCaps w:val="0"/>
+          <w:noProof w:val="0"/>
+          <w:color w:val="181818"/>
+          <w:sz w:val="24"/>
+          <w:szCs w:val="24"/>
+          <w:lang w:val="en-US"/>
+        </w:rPr>
+        <w:t xml:space="preserve"> tutoring. The opportunity here is to improve structure, design clarity, and </w:t>
+      </w:r>
+      <w:r>
+        <w:rPr>
+          <w:rFonts w:ascii="Arial" w:hAnsi="Arial" w:eastAsia="Arial" w:cs="Arial"/>
+          <w:b w:val="0"/>
+          <w:bCs w:val="0"/>
+          <w:i w:val="0"/>
+          <w:iCs w:val="0"/>
+          <w:caps w:val="0"/>
+          <w:smallCaps w:val="0"/>
+          <w:noProof w:val="0"/>
+          <w:color w:val="181818"/>
+          <w:sz w:val="24"/>
+          <w:szCs w:val="24"/>
+          <w:lang w:val="en-US"/>
+        </w:rPr>
+        <w:t>performance</w:t>
+      </w:r>
+      <w:r>
+        <w:rPr>
+          <w:rFonts w:ascii="Arial" w:hAnsi="Arial" w:eastAsia="Arial" w:cs="Arial"/>
+          <w:b w:val="0"/>
+          <w:bCs w:val="0"/>
+          <w:i w:val="0"/>
+          <w:iCs w:val="0"/>
+          <w:caps w:val="0"/>
+          <w:smallCaps w:val="0"/>
+          <w:noProof w:val="0"/>
+          <w:color w:val="181818"/>
+          <w:sz w:val="24"/>
+          <w:szCs w:val="24"/>
+          <w:lang w:val="en-US"/>
+        </w:rPr>
+        <w:t xml:space="preserve"> so the platform feels as professional and impactful as the initiative itself. From a technical side, </w:t>
+      </w:r>
+      <w:r>
+        <w:rPr>
+          <w:rFonts w:ascii="Arial" w:hAnsi="Arial" w:eastAsia="Arial" w:cs="Arial"/>
+          <w:b w:val="0"/>
+          <w:bCs w:val="0"/>
+          <w:i w:val="0"/>
+          <w:iCs w:val="0"/>
+          <w:caps w:val="0"/>
+          <w:smallCaps w:val="0"/>
+          <w:noProof w:val="0"/>
+          <w:color w:val="181818"/>
+          <w:sz w:val="24"/>
+          <w:szCs w:val="24"/>
+          <w:lang w:val="en-US"/>
+        </w:rPr>
+        <w:t>I’ll</w:t>
+      </w:r>
+      <w:r>
+        <w:rPr>
+          <w:rFonts w:ascii="Arial" w:hAnsi="Arial" w:eastAsia="Arial" w:cs="Arial"/>
+          <w:b w:val="0"/>
+          <w:bCs w:val="0"/>
+          <w:i w:val="0"/>
+          <w:iCs w:val="0"/>
+          <w:caps w:val="0"/>
+          <w:smallCaps w:val="0"/>
+          <w:noProof w:val="0"/>
+          <w:color w:val="181818"/>
+          <w:sz w:val="24"/>
+          <w:szCs w:val="24"/>
+          <w:lang w:val="en-US"/>
+        </w:rPr>
+        <w:t xml:space="preserve"> review the current WordPress setup and improve page layout, typography, spacing, and section </w:t>
+      </w:r>
+      <w:r>
+        <w:rPr>
+          <w:rFonts w:ascii="Arial" w:hAnsi="Arial" w:eastAsia="Arial" w:cs="Arial"/>
+          <w:b w:val="0"/>
+          <w:bCs w:val="0"/>
+          <w:i w:val="0"/>
+          <w:iCs w:val="0"/>
+          <w:caps w:val="0"/>
+          <w:smallCaps w:val="0"/>
+          <w:noProof w:val="0"/>
+          <w:color w:val="181818"/>
+          <w:sz w:val="24"/>
+          <w:szCs w:val="24"/>
+          <w:lang w:val="en-US"/>
+        </w:rPr>
+        <w:t>hierarchy</w:t>
+      </w:r>
+      <w:r>
+        <w:rPr>
+          <w:rFonts w:ascii="Arial" w:hAnsi="Arial" w:eastAsia="Arial" w:cs="Arial"/>
+          <w:b w:val="0"/>
+          <w:bCs w:val="0"/>
+          <w:i w:val="0"/>
+          <w:iCs w:val="0"/>
+          <w:caps w:val="0"/>
+          <w:smallCaps w:val="0"/>
+          <w:noProof w:val="0"/>
+          <w:color w:val="181818"/>
+          <w:sz w:val="24"/>
+          <w:szCs w:val="24"/>
+          <w:lang w:val="en-US"/>
+        </w:rPr>
+        <w:t xml:space="preserve"> so the content feels more organized and professional. </w:t>
+      </w:r>
+      <w:r>
+        <w:rPr>
+          <w:rFonts w:ascii="Arial" w:hAnsi="Arial" w:eastAsia="Arial" w:cs="Arial"/>
+          <w:b w:val="0"/>
+          <w:bCs w:val="0"/>
+          <w:i w:val="0"/>
+          <w:iCs w:val="0"/>
+          <w:caps w:val="0"/>
+          <w:smallCaps w:val="0"/>
+          <w:noProof w:val="0"/>
+          <w:color w:val="181818"/>
+          <w:sz w:val="24"/>
+          <w:szCs w:val="24"/>
+          <w:lang w:val="en-US"/>
+        </w:rPr>
+        <w:t>I’ll</w:t>
+      </w:r>
+      <w:r>
+        <w:rPr>
+          <w:rFonts w:ascii="Arial" w:hAnsi="Arial" w:eastAsia="Arial" w:cs="Arial"/>
+          <w:b w:val="0"/>
+          <w:bCs w:val="0"/>
+          <w:i w:val="0"/>
+          <w:iCs w:val="0"/>
+          <w:caps w:val="0"/>
+          <w:smallCaps w:val="0"/>
+          <w:noProof w:val="0"/>
+          <w:color w:val="181818"/>
+          <w:sz w:val="24"/>
+          <w:szCs w:val="24"/>
+          <w:lang w:val="en-US"/>
+        </w:rPr>
+        <w:t xml:space="preserve"> also </w:t>
+      </w:r>
+      <w:r>
+        <w:rPr>
+          <w:rFonts w:ascii="Arial" w:hAnsi="Arial" w:eastAsia="Arial" w:cs="Arial"/>
+          <w:b w:val="0"/>
+          <w:bCs w:val="0"/>
+          <w:i w:val="0"/>
+          <w:iCs w:val="0"/>
+          <w:caps w:val="0"/>
+          <w:smallCaps w:val="0"/>
+          <w:noProof w:val="0"/>
+          <w:color w:val="181818"/>
+          <w:sz w:val="24"/>
+          <w:szCs w:val="24"/>
+          <w:lang w:val="en-US"/>
+        </w:rPr>
+        <w:t>optimize</w:t>
+      </w:r>
+      <w:r>
+        <w:rPr>
+          <w:rFonts w:ascii="Arial" w:hAnsi="Arial" w:eastAsia="Arial" w:cs="Arial"/>
+          <w:b w:val="0"/>
+          <w:bCs w:val="0"/>
+          <w:i w:val="0"/>
+          <w:iCs w:val="0"/>
+          <w:caps w:val="0"/>
+          <w:smallCaps w:val="0"/>
+          <w:noProof w:val="0"/>
+          <w:color w:val="181818"/>
+          <w:sz w:val="24"/>
+          <w:szCs w:val="24"/>
+          <w:lang w:val="en-US"/>
+        </w:rPr>
+        <w:t xml:space="preserve"> images, improve page loading speed, and adjust responsive styling to ensure the site works smoothly on mobile devices where many users will access it. Alongside design improvements, I can refine navigation flow and calls-to-action (Apply, Volunteer, Contact)</w:t>
+      </w:r>
+      <w:r>
+        <w:rPr>
+          <w:rFonts w:ascii="Arial" w:hAnsi="Arial" w:eastAsia="Arial" w:cs="Arial"/>
+          <w:b w:val="0"/>
+          <w:bCs w:val="0"/>
+          <w:i w:val="0"/>
+          <w:iCs w:val="0"/>
+          <w:caps w:val="0"/>
+          <w:smallCaps w:val="0"/>
+          <w:noProof w:val="0"/>
+          <w:color w:val="181818"/>
+          <w:sz w:val="24"/>
+          <w:szCs w:val="24"/>
+          <w:lang w:val="en-US"/>
+        </w:rPr>
+        <w:t xml:space="preserve"> so</w:t>
+      </w:r>
+      <w:r>
+        <w:rPr>
+          <w:rFonts w:ascii="Arial" w:hAnsi="Arial" w:eastAsia="Arial" w:cs="Arial"/>
+          <w:b w:val="0"/>
+          <w:bCs w:val="0"/>
+          <w:i w:val="0"/>
+          <w:iCs w:val="0"/>
+          <w:caps w:val="0"/>
+          <w:smallCaps w:val="0"/>
+          <w:noProof w:val="0"/>
+          <w:color w:val="181818"/>
+          <w:sz w:val="24"/>
+          <w:szCs w:val="24"/>
+          <w:lang w:val="en-US"/>
+        </w:rPr>
+        <w:t xml:space="preserve"> visitors quickly understand the learning programs and how to get involved. The goal is a site that clearly presents your courses, mission, and educational impact while </w:t>
+      </w:r>
+      <w:r>
+        <w:rPr>
+          <w:rFonts w:ascii="Arial" w:hAnsi="Arial" w:eastAsia="Arial" w:cs="Arial"/>
+          <w:b w:val="0"/>
+          <w:bCs w:val="0"/>
+          <w:i w:val="0"/>
+          <w:iCs w:val="0"/>
+          <w:caps w:val="0"/>
+          <w:smallCaps w:val="0"/>
+          <w:noProof w:val="0"/>
+          <w:color w:val="181818"/>
+          <w:sz w:val="24"/>
+          <w:szCs w:val="24"/>
+          <w:lang w:val="en-US"/>
+        </w:rPr>
+        <w:t>remaining</w:t>
+      </w:r>
+      <w:r>
+        <w:rPr>
+          <w:rFonts w:ascii="Arial" w:hAnsi="Arial" w:eastAsia="Arial" w:cs="Arial"/>
+          <w:b w:val="0"/>
+          <w:bCs w:val="0"/>
+          <w:i w:val="0"/>
+          <w:iCs w:val="0"/>
+          <w:caps w:val="0"/>
+          <w:smallCaps w:val="0"/>
+          <w:noProof w:val="0"/>
+          <w:color w:val="181818"/>
+          <w:sz w:val="24"/>
+          <w:szCs w:val="24"/>
+          <w:lang w:val="en-US"/>
+        </w:rPr>
+        <w:t xml:space="preserve"> fast and easy to </w:t>
+      </w:r>
+      <w:r>
+        <w:rPr>
+          <w:rFonts w:ascii="Arial" w:hAnsi="Arial" w:eastAsia="Arial" w:cs="Arial"/>
+          <w:b w:val="0"/>
+          <w:bCs w:val="0"/>
+          <w:i w:val="0"/>
+          <w:iCs w:val="0"/>
+          <w:caps w:val="0"/>
+          <w:smallCaps w:val="0"/>
+          <w:noProof w:val="0"/>
+          <w:color w:val="181818"/>
+          <w:sz w:val="24"/>
+          <w:szCs w:val="24"/>
+          <w:lang w:val="en-US"/>
+        </w:rPr>
+        <w:t>maintain</w:t>
+      </w:r>
+      <w:r>
+        <w:rPr>
+          <w:rFonts w:ascii="Arial" w:hAnsi="Arial" w:eastAsia="Arial" w:cs="Arial"/>
+          <w:b w:val="0"/>
+          <w:bCs w:val="0"/>
+          <w:i w:val="0"/>
+          <w:iCs w:val="0"/>
+          <w:caps w:val="0"/>
+          <w:smallCaps w:val="0"/>
+          <w:noProof w:val="0"/>
+          <w:color w:val="181818"/>
+          <w:sz w:val="24"/>
+          <w:szCs w:val="24"/>
+          <w:lang w:val="en-US"/>
+        </w:rPr>
+        <w:t xml:space="preserve">. </w:t>
+      </w:r>
+      <w:r>
+        <w:rPr>
+          <w:rFonts w:ascii="Arial" w:hAnsi="Arial" w:eastAsia="Arial" w:cs="Arial"/>
+          <w:b w:val="0"/>
+          <w:bCs w:val="0"/>
+          <w:i w:val="0"/>
+          <w:iCs w:val="0"/>
+          <w:caps w:val="0"/>
+          <w:smallCaps w:val="0"/>
+          <w:noProof w:val="0"/>
+          <w:color w:val="181818"/>
+          <w:sz w:val="24"/>
+          <w:szCs w:val="24"/>
+          <w:lang w:val="en-US"/>
+        </w:rPr>
+        <w:t>Let's</w:t>
+      </w:r>
+      <w:r>
+        <w:rPr>
+          <w:rFonts w:ascii="Arial" w:hAnsi="Arial" w:eastAsia="Arial" w:cs="Arial"/>
+          <w:b w:val="0"/>
+          <w:bCs w:val="0"/>
+          <w:i w:val="0"/>
+          <w:iCs w:val="0"/>
+          <w:caps w:val="0"/>
+          <w:smallCaps w:val="0"/>
+          <w:noProof w:val="0"/>
+          <w:color w:val="181818"/>
+          <w:sz w:val="24"/>
+          <w:szCs w:val="24"/>
+          <w:lang w:val="en-US"/>
+        </w:rPr>
+        <w:t xml:space="preserve"> connect and discuss further details via chat,</w:t>
+      </w:r>
+    </w:p>
+    <w:p>
+      <w:pPr>
+        <w:pStyle w:val="Normal"/>
+        <w:rPr>
+          <w:rFonts w:ascii="Arial" w:hAnsi="Arial" w:eastAsia="Arial" w:cs="Arial"/>
+          <w:b w:val="0"/>
+          <w:bCs w:val="0"/>
+          <w:i w:val="0"/>
+          <w:iCs w:val="0"/>
+          <w:caps w:val="0"/>
+          <w:smallCaps w:val="0"/>
+          <w:noProof w:val="0"/>
+          <w:color w:val="181818"/>
+          <w:sz w:val="24"/>
+          <w:szCs w:val="24"/>
+          <w:lang w:val="en-US"/>
+        </w:rPr>
+      </w:pPr>
+    </w:p>
+    <w:p>
+      <w:pPr>
+        <w:pStyle w:val="Heading2"/>
+        <w:spacing w:before="0" w:beforeAutospacing="off" w:after="120" w:afterAutospacing="off" w:line="396" w:lineRule="auto"/>
+        <w:ind w:left="480" w:right="0"/>
+      </w:pPr>
+      <w:r>
+        <w:rPr>
+          <w:rFonts w:ascii="Arial" w:hAnsi="Arial" w:eastAsia="Arial" w:cs="Arial"/>
+          <w:b w:val="0"/>
+          <w:bCs w:val="0"/>
+          <w:i w:val="0"/>
+          <w:iCs w:val="0"/>
+          <w:caps w:val="0"/>
+          <w:smallCaps w:val="0"/>
+          <w:noProof w:val="0"/>
+          <w:color w:val="181818"/>
+          <w:sz w:val="36"/>
+          <w:szCs w:val="36"/>
+          <w:lang w:val="en-US"/>
+        </w:rPr>
+        <w:t>Job details</w:t>
+      </w:r>
+    </w:p>
+    <w:p>
+      <w:pPr>
+        <w:pStyle w:val="Heading3"/>
+        <w:spacing w:before="0" w:beforeAutospacing="off" w:after="360" w:afterAutospacing="off" w:line="360" w:lineRule="auto"/>
+      </w:pPr>
+      <w:r>
+        <w:rPr>
+          <w:rFonts w:ascii="Arial" w:hAnsi="Arial" w:eastAsia="Arial" w:cs="Arial"/>
+          <w:b w:val="0"/>
+          <w:bCs w:val="0"/>
+          <w:i w:val="0"/>
+          <w:iCs w:val="0"/>
+          <w:caps w:val="0"/>
+          <w:smallCaps w:val="0"/>
+          <w:noProof w:val="0"/>
+          <w:color w:val="181818"/>
+          <w:sz w:val="30"/>
+          <w:szCs w:val="30"/>
+          <w:lang w:val="en-US"/>
+        </w:rPr>
+        <w:t>Shopify Product Listing Specialist for Home Decor Store</w:t>
+      </w:r>
+    </w:p>
+    <w:p>
+      <w:pPr>
+        <w:shd w:val="clear" w:color="auto" w:fill="E9E9E9"/>
+        <w:spacing w:before="0" w:beforeAutospacing="off" w:after="0" w:afterAutospacing="off" w:line="330" w:lineRule="auto"/>
+        <w:ind w:left="-60" w:right="0"/>
+      </w:pPr>
+      <w:r>
+        <w:rPr>
+          <w:rFonts w:ascii="Arial" w:hAnsi="Arial" w:eastAsia="Arial" w:cs="Arial"/>
+          <w:b w:val="0"/>
+          <w:bCs w:val="0"/>
+          <w:i w:val="0"/>
+          <w:iCs w:val="0"/>
+          <w:caps w:val="0"/>
+          <w:smallCaps w:val="0"/>
+          <w:noProof w:val="0"/>
+          <w:color w:val="181818"/>
+          <w:sz w:val="21"/>
+          <w:szCs w:val="21"/>
+          <w:lang w:val="en-US"/>
+        </w:rPr>
+        <w:t>Personal Virtual Assistance</w:t>
+      </w:r>
+    </w:p>
+    <w:p>
+      <w:pPr>
+        <w:spacing w:before="0" w:beforeAutospacing="off" w:after="180" w:afterAutospacing="off"/>
+        <w:ind w:left="-60" w:right="0"/>
+      </w:pPr>
+      <w:r>
+        <w:rPr>
+          <w:rFonts w:ascii="Arial" w:hAnsi="Arial" w:eastAsia="Arial" w:cs="Arial"/>
+          <w:b w:val="0"/>
+          <w:bCs w:val="0"/>
+          <w:i w:val="0"/>
+          <w:iCs w:val="0"/>
+          <w:caps w:val="0"/>
+          <w:smallCaps w:val="0"/>
+          <w:noProof w:val="0"/>
+          <w:color w:val="181818"/>
+          <w:sz w:val="24"/>
+          <w:szCs w:val="24"/>
+          <w:lang w:val="en-US"/>
+        </w:rPr>
+        <w:t xml:space="preserve"> </w:t>
+      </w:r>
+    </w:p>
+    <w:p>
+      <w:pPr>
+        <w:spacing w:before="0" w:beforeAutospacing="off" w:after="0" w:afterAutospacing="off" w:line="330" w:lineRule="auto"/>
+        <w:ind w:left="-60" w:right="0"/>
+      </w:pPr>
+      <w:r>
+        <w:rPr>
+          <w:rFonts w:ascii="Arial" w:hAnsi="Arial" w:eastAsia="Arial" w:cs="Arial"/>
+          <w:b w:val="0"/>
+          <w:bCs w:val="0"/>
+          <w:i w:val="0"/>
+          <w:iCs w:val="0"/>
+          <w:caps w:val="0"/>
+          <w:smallCaps w:val="0"/>
+          <w:noProof w:val="0"/>
+          <w:color w:val="676767"/>
+          <w:sz w:val="21"/>
+          <w:szCs w:val="21"/>
+          <w:lang w:val="en-US"/>
+        </w:rPr>
+        <w:t>Posted Mar 9, 2026</w:t>
+      </w:r>
+    </w:p>
+    <w:p>
+      <w:pPr>
+        <w:spacing w:before="0" w:beforeAutospacing="off" w:after="0" w:afterAutospacing="off" w:line="330" w:lineRule="auto"/>
+      </w:pPr>
+      <w:r>
+        <w:rPr>
+          <w:rFonts w:ascii="Arial" w:hAnsi="Arial" w:eastAsia="Arial" w:cs="Arial"/>
+          <w:b w:val="0"/>
+          <w:bCs w:val="0"/>
+          <w:i w:val="0"/>
+          <w:iCs w:val="0"/>
+          <w:caps w:val="0"/>
+          <w:smallCaps w:val="0"/>
+          <w:noProof w:val="0"/>
+          <w:color w:val="181818"/>
+          <w:sz w:val="21"/>
+          <w:szCs w:val="21"/>
+          <w:lang w:val="en-US"/>
+        </w:rPr>
+        <w:t xml:space="preserve">Job Title: Shopify Freelance Product Import Specialist – Home Décor Description: We are an emerging home décor brand building a premium e-commerce experience. </w:t>
+      </w:r>
+      <w:r>
+        <w:rPr>
+          <w:rFonts w:ascii="Arial" w:hAnsi="Arial" w:eastAsia="Arial" w:cs="Arial"/>
+          <w:b w:val="0"/>
+          <w:bCs w:val="0"/>
+          <w:i w:val="0"/>
+          <w:iCs w:val="0"/>
+          <w:caps w:val="0"/>
+          <w:smallCaps w:val="0"/>
+          <w:noProof w:val="0"/>
+          <w:color w:val="181818"/>
+          <w:sz w:val="21"/>
+          <w:szCs w:val="21"/>
+          <w:lang w:val="en-US"/>
+        </w:rPr>
+        <w:t>We’re</w:t>
+      </w:r>
+      <w:r>
+        <w:rPr>
+          <w:rFonts w:ascii="Arial" w:hAnsi="Arial" w:eastAsia="Arial" w:cs="Arial"/>
+          <w:b w:val="0"/>
+          <w:bCs w:val="0"/>
+          <w:i w:val="0"/>
+          <w:iCs w:val="0"/>
+          <w:caps w:val="0"/>
+          <w:smallCaps w:val="0"/>
+          <w:noProof w:val="0"/>
+          <w:color w:val="181818"/>
+          <w:sz w:val="21"/>
+          <w:szCs w:val="21"/>
+          <w:lang w:val="en-US"/>
+        </w:rPr>
+        <w:t xml:space="preserve"> seeking a detail-oriented freelancer with Shopify and e-commerce </w:t>
+      </w:r>
+      <w:r>
+        <w:rPr>
+          <w:rFonts w:ascii="Arial" w:hAnsi="Arial" w:eastAsia="Arial" w:cs="Arial"/>
+          <w:b w:val="0"/>
+          <w:bCs w:val="0"/>
+          <w:i w:val="0"/>
+          <w:iCs w:val="0"/>
+          <w:caps w:val="0"/>
+          <w:smallCaps w:val="0"/>
+          <w:noProof w:val="0"/>
+          <w:color w:val="181818"/>
+          <w:sz w:val="21"/>
+          <w:szCs w:val="21"/>
+          <w:lang w:val="en-US"/>
+        </w:rPr>
+        <w:t>expertise</w:t>
+      </w:r>
+      <w:r>
+        <w:rPr>
+          <w:rFonts w:ascii="Arial" w:hAnsi="Arial" w:eastAsia="Arial" w:cs="Arial"/>
+          <w:b w:val="0"/>
+          <w:bCs w:val="0"/>
+          <w:i w:val="0"/>
+          <w:iCs w:val="0"/>
+          <w:caps w:val="0"/>
+          <w:smallCaps w:val="0"/>
+          <w:noProof w:val="0"/>
+          <w:color w:val="181818"/>
+          <w:sz w:val="21"/>
+          <w:szCs w:val="21"/>
+          <w:lang w:val="en-US"/>
+        </w:rPr>
+        <w:t xml:space="preserve"> to import a large volume of curated home décor products onto our site. Responsibilities: • Source and import a wide range of home décor products into our Shopify store (including product details, pricing, images, and variants). • Ensure </w:t>
+      </w:r>
+      <w:r>
+        <w:rPr>
+          <w:rFonts w:ascii="Arial" w:hAnsi="Arial" w:eastAsia="Arial" w:cs="Arial"/>
+          <w:b w:val="0"/>
+          <w:bCs w:val="0"/>
+          <w:i w:val="0"/>
+          <w:iCs w:val="0"/>
+          <w:caps w:val="0"/>
+          <w:smallCaps w:val="0"/>
+          <w:noProof w:val="0"/>
+          <w:color w:val="181818"/>
+          <w:sz w:val="21"/>
+          <w:szCs w:val="21"/>
+          <w:lang w:val="en-US"/>
+        </w:rPr>
+        <w:t>accurate</w:t>
+      </w:r>
+      <w:r>
+        <w:rPr>
+          <w:rFonts w:ascii="Arial" w:hAnsi="Arial" w:eastAsia="Arial" w:cs="Arial"/>
+          <w:b w:val="0"/>
+          <w:bCs w:val="0"/>
+          <w:i w:val="0"/>
+          <w:iCs w:val="0"/>
+          <w:caps w:val="0"/>
+          <w:smallCaps w:val="0"/>
+          <w:noProof w:val="0"/>
+          <w:color w:val="181818"/>
+          <w:sz w:val="21"/>
+          <w:szCs w:val="21"/>
+          <w:lang w:val="en-US"/>
+        </w:rPr>
+        <w:t xml:space="preserve"> categorization, tagging, and SEO optimization for each product. • </w:t>
+      </w:r>
+      <w:r>
+        <w:rPr>
+          <w:rFonts w:ascii="Arial" w:hAnsi="Arial" w:eastAsia="Arial" w:cs="Arial"/>
+          <w:b w:val="0"/>
+          <w:bCs w:val="0"/>
+          <w:i w:val="0"/>
+          <w:iCs w:val="0"/>
+          <w:caps w:val="0"/>
+          <w:smallCaps w:val="0"/>
+          <w:noProof w:val="0"/>
+          <w:color w:val="181818"/>
+          <w:sz w:val="21"/>
+          <w:szCs w:val="21"/>
+          <w:lang w:val="en-US"/>
+        </w:rPr>
+        <w:t>Maintain</w:t>
+      </w:r>
+      <w:r>
+        <w:rPr>
+          <w:rFonts w:ascii="Arial" w:hAnsi="Arial" w:eastAsia="Arial" w:cs="Arial"/>
+          <w:b w:val="0"/>
+          <w:bCs w:val="0"/>
+          <w:i w:val="0"/>
+          <w:iCs w:val="0"/>
+          <w:caps w:val="0"/>
+          <w:smallCaps w:val="0"/>
+          <w:noProof w:val="0"/>
+          <w:color w:val="181818"/>
+          <w:sz w:val="21"/>
+          <w:szCs w:val="21"/>
+          <w:lang w:val="en-US"/>
+        </w:rPr>
+        <w:t xml:space="preserve"> quality consistency across listings. • Collaborate on product organization and merchandising strategy. Requirements: • Proven experience with Shopify and e-commerce platforms. • Strong attention to detail with a focus on accuracy and consistency. • Familiarity with SEO best practices for product listings. • Self-motivated, organized, and efficient. • Ability to handle a large volume of listings while meeting deadlines. How to Apply: Please </w:t>
+      </w:r>
+      <w:r>
+        <w:rPr>
+          <w:rFonts w:ascii="Arial" w:hAnsi="Arial" w:eastAsia="Arial" w:cs="Arial"/>
+          <w:b w:val="0"/>
+          <w:bCs w:val="0"/>
+          <w:i w:val="0"/>
+          <w:iCs w:val="0"/>
+          <w:caps w:val="0"/>
+          <w:smallCaps w:val="0"/>
+          <w:noProof w:val="0"/>
+          <w:color w:val="181818"/>
+          <w:sz w:val="21"/>
+          <w:szCs w:val="21"/>
+          <w:lang w:val="en-US"/>
+        </w:rPr>
+        <w:t>submit</w:t>
+      </w:r>
+      <w:r>
+        <w:rPr>
+          <w:rFonts w:ascii="Arial" w:hAnsi="Arial" w:eastAsia="Arial" w:cs="Arial"/>
+          <w:b w:val="0"/>
+          <w:bCs w:val="0"/>
+          <w:i w:val="0"/>
+          <w:iCs w:val="0"/>
+          <w:caps w:val="0"/>
+          <w:smallCaps w:val="0"/>
+          <w:noProof w:val="0"/>
+          <w:color w:val="181818"/>
+          <w:sz w:val="21"/>
+          <w:szCs w:val="21"/>
+          <w:lang w:val="en-US"/>
+        </w:rPr>
+        <w:t xml:space="preserve"> your portfolio or examples of </w:t>
+      </w:r>
+      <w:r>
+        <w:rPr>
+          <w:rFonts w:ascii="Arial" w:hAnsi="Arial" w:eastAsia="Arial" w:cs="Arial"/>
+          <w:b w:val="0"/>
+          <w:bCs w:val="0"/>
+          <w:i w:val="0"/>
+          <w:iCs w:val="0"/>
+          <w:caps w:val="0"/>
+          <w:smallCaps w:val="0"/>
+          <w:noProof w:val="0"/>
+          <w:color w:val="181818"/>
+          <w:sz w:val="21"/>
+          <w:szCs w:val="21"/>
+          <w:lang w:val="en-US"/>
+        </w:rPr>
+        <w:t>previous</w:t>
+      </w:r>
+      <w:r>
+        <w:rPr>
+          <w:rFonts w:ascii="Arial" w:hAnsi="Arial" w:eastAsia="Arial" w:cs="Arial"/>
+          <w:b w:val="0"/>
+          <w:bCs w:val="0"/>
+          <w:i w:val="0"/>
+          <w:iCs w:val="0"/>
+          <w:caps w:val="0"/>
+          <w:smallCaps w:val="0"/>
+          <w:noProof w:val="0"/>
+          <w:color w:val="181818"/>
+          <w:sz w:val="21"/>
+          <w:szCs w:val="21"/>
+          <w:lang w:val="en-US"/>
+        </w:rPr>
+        <w:t xml:space="preserve"> Shopify product imports, along with a brief description of your process and availability</w:t>
+      </w:r>
+    </w:p>
+    <w:p>
+      <w:pPr>
+        <w:spacing w:before="0" w:beforeAutospacing="off" w:after="0" w:afterAutospacing="off" w:line="330" w:lineRule="auto"/>
+        <w:rPr>
+          <w:rFonts w:ascii="Arial" w:hAnsi="Arial" w:eastAsia="Arial" w:cs="Arial"/>
+          <w:b w:val="0"/>
+          <w:bCs w:val="0"/>
+          <w:i w:val="0"/>
+          <w:iCs w:val="0"/>
+          <w:caps w:val="0"/>
+          <w:smallCaps w:val="0"/>
+          <w:noProof w:val="0"/>
+          <w:color w:val="181818"/>
+          <w:sz w:val="21"/>
+          <w:szCs w:val="21"/>
+          <w:lang w:val="en-US"/>
+        </w:rPr>
+      </w:pPr>
+    </w:p>
+    <w:p>
+      <w:pPr>
+        <w:pStyle w:val="Normal"/>
+        <w:rPr>
+          <w:rFonts w:ascii="Arial" w:hAnsi="Arial" w:eastAsia="Arial" w:cs="Arial"/>
+          <w:b w:val="0"/>
+          <w:bCs w:val="0"/>
+          <w:i w:val="0"/>
+          <w:iCs w:val="0"/>
+          <w:caps w:val="0"/>
+          <w:smallCaps w:val="0"/>
+          <w:noProof w:val="0"/>
+          <w:color w:val="181818"/>
+          <w:sz w:val="24"/>
+          <w:szCs w:val="24"/>
+          <w:lang w:val="en-US"/>
+        </w:rPr>
+      </w:pPr>
+      <w:r>
+        <w:rPr>
+          <w:rFonts w:ascii="Arial" w:hAnsi="Arial" w:eastAsia="Arial" w:cs="Arial"/>
+          <w:b w:val="0"/>
+          <w:bCs w:val="0"/>
+          <w:i w:val="0"/>
+          <w:iCs w:val="0"/>
+          <w:caps w:val="0"/>
+          <w:smallCaps w:val="0"/>
+          <w:noProof w:val="0"/>
+          <w:color w:val="181818"/>
+          <w:sz w:val="24"/>
+          <w:szCs w:val="24"/>
+          <w:lang w:val="en-US"/>
+        </w:rPr>
+        <w:t>Proposal:</w:t>
+      </w:r>
+    </w:p>
+    <w:p>
+      <w:pPr>
+        <w:pStyle w:val="Normal"/>
+        <w:spacing w:before="0" w:beforeAutospacing="off" w:after="0" w:afterAutospacing="off" w:line="330" w:lineRule="auto"/>
+      </w:pPr>
+      <w:r>
+        <w:rPr>
+          <w:rFonts w:ascii="Arial" w:hAnsi="Arial" w:eastAsia="Arial" w:cs="Arial"/>
+          <w:b w:val="0"/>
+          <w:bCs w:val="0"/>
+          <w:i w:val="0"/>
+          <w:iCs w:val="0"/>
+          <w:caps w:val="0"/>
+          <w:smallCaps w:val="0"/>
+          <w:noProof w:val="0"/>
+          <w:color w:val="181818"/>
+          <w:sz w:val="24"/>
+          <w:szCs w:val="24"/>
+          <w:lang w:val="en-US"/>
+        </w:rPr>
+        <w:t xml:space="preserve">Hi, I can help you import and structure your home décor product catalog in Shopify while maintaining clean data, consistent formatting, and SEO optimization. For large product volumes, I prepare a structured dataset using Shopify CSV or Matrixify, mapping all required fields including titles, descriptions, pricing, SKU, variants, images, collections, tags, and metafields. I also optimize listings with SEO-friendly titles, meta descriptions, clean product handles, and image alt text. To maintain catalog quality, I follow a standardized listing structure for descriptions, variants, tags, and images. I can also organize collections, tagging logic, and product categorization so products are properly structured for navigation, filtering, and merchandising, which is important for home décor stores. Relevant Shopify work: </w:t>
+      </w:r>
+      <w:hyperlink r:id="R9181311f1523473c">
+        <w:r>
+          <w:rPr>
+            <w:rStyle w:val="Hyperlink"/>
+            <w:rFonts w:ascii="Arial" w:hAnsi="Arial" w:eastAsia="Arial" w:cs="Arial"/>
+            <w:b w:val="0"/>
+            <w:bCs w:val="0"/>
+            <w:i w:val="0"/>
+            <w:iCs w:val="0"/>
+            <w:caps w:val="0"/>
+            <w:smallCaps w:val="0"/>
+            <w:strike w:val="0"/>
+            <w:dstrike w:val="0"/>
+            <w:noProof w:val="0"/>
+            <w:color w:val="108A00"/>
+            <w:sz w:val="24"/>
+            <w:szCs w:val="24"/>
+            <w:u w:val="single"/>
+            <w:lang w:val="en-US"/>
+          </w:rPr>
+          <w:t>https://meroliving.com</w:t>
+        </w:r>
+      </w:hyperlink>
+      <w:r>
+        <w:rPr>
+          <w:rFonts w:ascii="Arial" w:hAnsi="Arial" w:eastAsia="Arial" w:cs="Arial"/>
+          <w:b w:val="0"/>
+          <w:bCs w:val="0"/>
+          <w:i w:val="0"/>
+          <w:iCs w:val="0"/>
+          <w:caps w:val="0"/>
+          <w:smallCaps w:val="0"/>
+          <w:noProof w:val="0"/>
+          <w:color w:val="181818"/>
+          <w:sz w:val="24"/>
+          <w:szCs w:val="24"/>
+          <w:lang w:val="en-US"/>
+        </w:rPr>
+        <w:t xml:space="preserve"> </w:t>
+      </w:r>
+      <w:hyperlink r:id="R877222f4d3f9434f">
+        <w:r>
+          <w:rPr>
+            <w:rStyle w:val="Hyperlink"/>
+            <w:rFonts w:ascii="Arial" w:hAnsi="Arial" w:eastAsia="Arial" w:cs="Arial"/>
+            <w:b w:val="0"/>
+            <w:bCs w:val="0"/>
+            <w:i w:val="0"/>
+            <w:iCs w:val="0"/>
+            <w:caps w:val="0"/>
+            <w:smallCaps w:val="0"/>
+            <w:strike w:val="0"/>
+            <w:dstrike w:val="0"/>
+            <w:noProof w:val="0"/>
+            <w:color w:val="108A00"/>
+            <w:sz w:val="24"/>
+            <w:szCs w:val="24"/>
+            <w:u w:val="single"/>
+            <w:lang w:val="en-US"/>
+          </w:rPr>
+          <w:t>http://vinosite.com/</w:t>
+        </w:r>
+      </w:hyperlink>
+      <w:r>
+        <w:rPr>
+          <w:rFonts w:ascii="Arial" w:hAnsi="Arial" w:eastAsia="Arial" w:cs="Arial"/>
+          <w:b w:val="0"/>
+          <w:bCs w:val="0"/>
+          <w:i w:val="0"/>
+          <w:iCs w:val="0"/>
+          <w:caps w:val="0"/>
+          <w:smallCaps w:val="0"/>
+          <w:noProof w:val="0"/>
+          <w:color w:val="181818"/>
+          <w:sz w:val="24"/>
+          <w:szCs w:val="24"/>
+          <w:lang w:val="en-US"/>
+        </w:rPr>
+        <w:t xml:space="preserve"> (Shopify Plus) </w:t>
+      </w:r>
+      <w:hyperlink r:id="Rea9043f390d343f4">
+        <w:r>
+          <w:rPr>
+            <w:rStyle w:val="Hyperlink"/>
+            <w:rFonts w:ascii="Arial" w:hAnsi="Arial" w:eastAsia="Arial" w:cs="Arial"/>
+            <w:b w:val="0"/>
+            <w:bCs w:val="0"/>
+            <w:i w:val="0"/>
+            <w:iCs w:val="0"/>
+            <w:caps w:val="0"/>
+            <w:smallCaps w:val="0"/>
+            <w:strike w:val="0"/>
+            <w:dstrike w:val="0"/>
+            <w:noProof w:val="0"/>
+            <w:color w:val="108A00"/>
+            <w:sz w:val="24"/>
+            <w:szCs w:val="24"/>
+            <w:u w:val="single"/>
+            <w:lang w:val="en-US"/>
+          </w:rPr>
+          <w:t>https://thinlizzy.co.nz</w:t>
+        </w:r>
+      </w:hyperlink>
+      <w:r>
+        <w:rPr>
+          <w:rFonts w:ascii="Arial" w:hAnsi="Arial" w:eastAsia="Arial" w:cs="Arial"/>
+          <w:b w:val="0"/>
+          <w:bCs w:val="0"/>
+          <w:i w:val="0"/>
+          <w:iCs w:val="0"/>
+          <w:caps w:val="0"/>
+          <w:smallCaps w:val="0"/>
+          <w:noProof w:val="0"/>
+          <w:color w:val="181818"/>
+          <w:sz w:val="24"/>
+          <w:szCs w:val="24"/>
+          <w:lang w:val="en-US"/>
+        </w:rPr>
+        <w:t xml:space="preserve"> (Shopify Plus) </w:t>
+      </w:r>
+      <w:hyperlink r:id="R2f6d462e335542a2">
+        <w:r>
+          <w:rPr>
+            <w:rStyle w:val="Hyperlink"/>
+            <w:rFonts w:ascii="Arial" w:hAnsi="Arial" w:eastAsia="Arial" w:cs="Arial"/>
+            <w:b w:val="0"/>
+            <w:bCs w:val="0"/>
+            <w:i w:val="0"/>
+            <w:iCs w:val="0"/>
+            <w:caps w:val="0"/>
+            <w:smallCaps w:val="0"/>
+            <w:strike w:val="0"/>
+            <w:dstrike w:val="0"/>
+            <w:noProof w:val="0"/>
+            <w:color w:val="108A00"/>
+            <w:sz w:val="24"/>
+            <w:szCs w:val="24"/>
+            <w:u w:val="single"/>
+            <w:lang w:val="en-US"/>
+          </w:rPr>
+          <w:t>https://rypgolf.com</w:t>
+        </w:r>
+      </w:hyperlink>
+      <w:r>
+        <w:rPr>
+          <w:rFonts w:ascii="Arial" w:hAnsi="Arial" w:eastAsia="Arial" w:cs="Arial"/>
+          <w:b w:val="0"/>
+          <w:bCs w:val="0"/>
+          <w:i w:val="0"/>
+          <w:iCs w:val="0"/>
+          <w:caps w:val="0"/>
+          <w:smallCaps w:val="0"/>
+          <w:noProof w:val="0"/>
+          <w:color w:val="181818"/>
+          <w:sz w:val="24"/>
+          <w:szCs w:val="24"/>
+          <w:lang w:val="en-US"/>
+        </w:rPr>
+        <w:t xml:space="preserve"> (Shopify 2.0) </w:t>
+      </w:r>
+      <w:hyperlink r:id="R9063dc9da714436d">
+        <w:r>
+          <w:rPr>
+            <w:rStyle w:val="Hyperlink"/>
+            <w:rFonts w:ascii="Arial" w:hAnsi="Arial" w:eastAsia="Arial" w:cs="Arial"/>
+            <w:b w:val="0"/>
+            <w:bCs w:val="0"/>
+            <w:i w:val="0"/>
+            <w:iCs w:val="0"/>
+            <w:caps w:val="0"/>
+            <w:smallCaps w:val="0"/>
+            <w:strike w:val="0"/>
+            <w:dstrike w:val="0"/>
+            <w:noProof w:val="0"/>
+            <w:color w:val="108A00"/>
+            <w:sz w:val="24"/>
+            <w:szCs w:val="24"/>
+            <w:u w:val="single"/>
+            <w:lang w:val="en-US"/>
+          </w:rPr>
+          <w:t>https://www.hertrove.com</w:t>
+        </w:r>
+      </w:hyperlink>
+      <w:r>
+        <w:rPr>
+          <w:rFonts w:ascii="Arial" w:hAnsi="Arial" w:eastAsia="Arial" w:cs="Arial"/>
+          <w:b w:val="0"/>
+          <w:bCs w:val="0"/>
+          <w:i w:val="0"/>
+          <w:iCs w:val="0"/>
+          <w:caps w:val="0"/>
+          <w:smallCaps w:val="0"/>
+          <w:noProof w:val="0"/>
+          <w:color w:val="181818"/>
+          <w:sz w:val="24"/>
+          <w:szCs w:val="24"/>
+          <w:lang w:val="en-US"/>
+        </w:rPr>
+        <w:t xml:space="preserve"> </w:t>
+      </w:r>
+      <w:hyperlink r:id="R0cdfed1315084d3d">
+        <w:r>
+          <w:rPr>
+            <w:rStyle w:val="Hyperlink"/>
+            <w:rFonts w:ascii="Arial" w:hAnsi="Arial" w:eastAsia="Arial" w:cs="Arial"/>
+            <w:b w:val="0"/>
+            <w:bCs w:val="0"/>
+            <w:i w:val="0"/>
+            <w:iCs w:val="0"/>
+            <w:caps w:val="0"/>
+            <w:smallCaps w:val="0"/>
+            <w:strike w:val="0"/>
+            <w:dstrike w:val="0"/>
+            <w:noProof w:val="0"/>
+            <w:color w:val="108A00"/>
+            <w:sz w:val="24"/>
+            <w:szCs w:val="24"/>
+            <w:u w:val="single"/>
+            <w:lang w:val="en-US"/>
+          </w:rPr>
+          <w:t>https://coloritto.co</w:t>
+        </w:r>
+      </w:hyperlink>
+      <w:r>
+        <w:rPr>
+          <w:rFonts w:ascii="Arial" w:hAnsi="Arial" w:eastAsia="Arial" w:cs="Arial"/>
+          <w:b w:val="0"/>
+          <w:bCs w:val="0"/>
+          <w:i w:val="0"/>
+          <w:iCs w:val="0"/>
+          <w:caps w:val="0"/>
+          <w:smallCaps w:val="0"/>
+          <w:noProof w:val="0"/>
+          <w:color w:val="181818"/>
+          <w:sz w:val="24"/>
+          <w:szCs w:val="24"/>
+          <w:lang w:val="en-US"/>
+        </w:rPr>
+        <w:t xml:space="preserve"> </w:t>
+      </w:r>
+      <w:hyperlink r:id="R377c8d5eb4ae407f">
+        <w:r>
+          <w:rPr>
+            <w:rStyle w:val="Hyperlink"/>
+            <w:rFonts w:ascii="Arial" w:hAnsi="Arial" w:eastAsia="Arial" w:cs="Arial"/>
+            <w:b w:val="0"/>
+            <w:bCs w:val="0"/>
+            <w:i w:val="0"/>
+            <w:iCs w:val="0"/>
+            <w:caps w:val="0"/>
+            <w:smallCaps w:val="0"/>
+            <w:strike w:val="0"/>
+            <w:dstrike w:val="0"/>
+            <w:noProof w:val="0"/>
+            <w:color w:val="108A00"/>
+            <w:sz w:val="24"/>
+            <w:szCs w:val="24"/>
+            <w:u w:val="single"/>
+            <w:lang w:val="en-US"/>
+          </w:rPr>
+          <w:t>https://nuu-muu.com</w:t>
+        </w:r>
+      </w:hyperlink>
+      <w:r>
+        <w:rPr>
+          <w:rFonts w:ascii="Arial" w:hAnsi="Arial" w:eastAsia="Arial" w:cs="Arial"/>
+          <w:b w:val="0"/>
+          <w:bCs w:val="0"/>
+          <w:i w:val="0"/>
+          <w:iCs w:val="0"/>
+          <w:caps w:val="0"/>
+          <w:smallCaps w:val="0"/>
+          <w:noProof w:val="0"/>
+          <w:color w:val="181818"/>
+          <w:sz w:val="24"/>
+          <w:szCs w:val="24"/>
+          <w:lang w:val="en-US"/>
+        </w:rPr>
+        <w:t xml:space="preserve"> </w:t>
+      </w:r>
+      <w:hyperlink r:id="R28aa09ee38b04b34">
+        <w:r>
+          <w:rPr>
+            <w:rStyle w:val="Hyperlink"/>
+            <w:rFonts w:ascii="Arial" w:hAnsi="Arial" w:eastAsia="Arial" w:cs="Arial"/>
+            <w:b w:val="0"/>
+            <w:bCs w:val="0"/>
+            <w:i w:val="0"/>
+            <w:iCs w:val="0"/>
+            <w:caps w:val="0"/>
+            <w:smallCaps w:val="0"/>
+            <w:strike w:val="0"/>
+            <w:dstrike w:val="0"/>
+            <w:noProof w:val="0"/>
+            <w:color w:val="108A00"/>
+            <w:sz w:val="24"/>
+            <w:szCs w:val="24"/>
+            <w:u w:val="single"/>
+            <w:lang w:val="en-US"/>
+          </w:rPr>
+          <w:t>https://urthlabs.com</w:t>
+        </w:r>
+      </w:hyperlink>
+      <w:r>
+        <w:rPr>
+          <w:rFonts w:ascii="Arial" w:hAnsi="Arial" w:eastAsia="Arial" w:cs="Arial"/>
+          <w:b w:val="0"/>
+          <w:bCs w:val="0"/>
+          <w:i w:val="0"/>
+          <w:iCs w:val="0"/>
+          <w:caps w:val="0"/>
+          <w:smallCaps w:val="0"/>
+          <w:noProof w:val="0"/>
+          <w:color w:val="181818"/>
+          <w:sz w:val="24"/>
+          <w:szCs w:val="24"/>
+          <w:lang w:val="en-US"/>
+        </w:rPr>
+        <w:t xml:space="preserve"> </w:t>
+      </w:r>
+      <w:hyperlink r:id="Rbcdc11557a484105">
+        <w:r>
+          <w:rPr>
+            <w:rStyle w:val="Hyperlink"/>
+            <w:rFonts w:ascii="Arial" w:hAnsi="Arial" w:eastAsia="Arial" w:cs="Arial"/>
+            <w:b w:val="0"/>
+            <w:bCs w:val="0"/>
+            <w:i w:val="0"/>
+            <w:iCs w:val="0"/>
+            <w:caps w:val="0"/>
+            <w:smallCaps w:val="0"/>
+            <w:strike w:val="0"/>
+            <w:dstrike w:val="0"/>
+            <w:noProof w:val="0"/>
+            <w:color w:val="108A00"/>
+            <w:sz w:val="24"/>
+            <w:szCs w:val="24"/>
+            <w:u w:val="single"/>
+            <w:lang w:val="en-US"/>
+          </w:rPr>
+          <w:t>https://nettpharmacy.com</w:t>
+        </w:r>
+      </w:hyperlink>
+      <w:r>
+        <w:rPr>
+          <w:rFonts w:ascii="Arial" w:hAnsi="Arial" w:eastAsia="Arial" w:cs="Arial"/>
+          <w:b w:val="0"/>
+          <w:bCs w:val="0"/>
+          <w:i w:val="0"/>
+          <w:iCs w:val="0"/>
+          <w:caps w:val="0"/>
+          <w:smallCaps w:val="0"/>
+          <w:noProof w:val="0"/>
+          <w:color w:val="181818"/>
+          <w:sz w:val="24"/>
+          <w:szCs w:val="24"/>
+          <w:lang w:val="en-US"/>
+        </w:rPr>
+        <w:t xml:space="preserve"> I’m comfortable handling large product batches while maintaining speed, accuracy, and consistent catalog structure. Quick Question How many products are you planning to import initially?</w:t>
+      </w:r>
+    </w:p>
+    <w:p>
+      <w:pPr>
+        <w:pStyle w:val="Normal"/>
+        <w:rPr>
+          <w:rFonts w:ascii="Arial" w:hAnsi="Arial" w:eastAsia="Arial" w:cs="Arial"/>
+          <w:b w:val="0"/>
+          <w:bCs w:val="0"/>
+          <w:i w:val="0"/>
+          <w:iCs w:val="0"/>
+          <w:caps w:val="0"/>
+          <w:smallCaps w:val="0"/>
+          <w:noProof w:val="0"/>
+          <w:color w:val="181818"/>
+          <w:sz w:val="24"/>
+          <w:szCs w:val="24"/>
+          <w:lang w:val="en-US"/>
+        </w:rPr>
+      </w:pPr>
+    </w:p>
+    <w:p>
+      <w:pPr>
+        <w:pStyle w:val="Heading2"/>
+        <w:spacing w:before="0" w:beforeAutospacing="off" w:after="120" w:afterAutospacing="off" w:line="396" w:lineRule="auto"/>
+        <w:ind w:left="480" w:right="0"/>
+      </w:pPr>
+      <w:r>
+        <w:rPr>
+          <w:rFonts w:ascii="Arial" w:hAnsi="Arial" w:eastAsia="Arial" w:cs="Arial"/>
+          <w:b w:val="0"/>
+          <w:bCs w:val="0"/>
+          <w:i w:val="0"/>
+          <w:iCs w:val="0"/>
+          <w:caps w:val="0"/>
+          <w:smallCaps w:val="0"/>
+          <w:noProof w:val="0"/>
+          <w:color w:val="181818"/>
+          <w:sz w:val="36"/>
+          <w:szCs w:val="36"/>
+          <w:lang w:val="en-US"/>
+        </w:rPr>
+        <w:t>Job details</w:t>
+      </w:r>
+    </w:p>
+    <w:p>
+      <w:pPr>
+        <w:pStyle w:val="Heading3"/>
+        <w:spacing w:before="0" w:beforeAutospacing="off" w:after="360" w:afterAutospacing="off" w:line="360" w:lineRule="auto"/>
+      </w:pPr>
+      <w:r>
+        <w:rPr>
+          <w:rFonts w:ascii="Arial" w:hAnsi="Arial" w:eastAsia="Arial" w:cs="Arial"/>
+          <w:b w:val="0"/>
+          <w:bCs w:val="0"/>
+          <w:i w:val="0"/>
+          <w:iCs w:val="0"/>
+          <w:caps w:val="0"/>
+          <w:smallCaps w:val="0"/>
+          <w:noProof w:val="0"/>
+          <w:color w:val="181818"/>
+          <w:sz w:val="30"/>
+          <w:szCs w:val="30"/>
+          <w:lang w:val="en-US"/>
+        </w:rPr>
+        <w:t>Full-Time WordPress Web Designer Needed</w:t>
+      </w:r>
+    </w:p>
+    <w:p>
+      <w:pPr>
+        <w:shd w:val="clear" w:color="auto" w:fill="E9E9E9"/>
+        <w:spacing w:before="0" w:beforeAutospacing="off" w:after="0" w:afterAutospacing="off" w:line="330" w:lineRule="auto"/>
+        <w:ind w:left="-60" w:right="0"/>
+      </w:pPr>
+      <w:r>
+        <w:rPr>
+          <w:rFonts w:ascii="Arial" w:hAnsi="Arial" w:eastAsia="Arial" w:cs="Arial"/>
+          <w:b w:val="0"/>
+          <w:bCs w:val="0"/>
+          <w:i w:val="0"/>
+          <w:iCs w:val="0"/>
+          <w:caps w:val="0"/>
+          <w:smallCaps w:val="0"/>
+          <w:noProof w:val="0"/>
+          <w:color w:val="181818"/>
+          <w:sz w:val="21"/>
+          <w:szCs w:val="21"/>
+          <w:lang w:val="en-US"/>
+        </w:rPr>
+        <w:t>Web Design</w:t>
+      </w:r>
+    </w:p>
+    <w:p>
+      <w:pPr>
+        <w:spacing w:before="0" w:beforeAutospacing="off" w:after="180" w:afterAutospacing="off"/>
+        <w:ind w:left="-60" w:right="0"/>
+      </w:pPr>
+      <w:r>
+        <w:rPr>
+          <w:rFonts w:ascii="Arial" w:hAnsi="Arial" w:eastAsia="Arial" w:cs="Arial"/>
+          <w:b w:val="0"/>
+          <w:bCs w:val="0"/>
+          <w:i w:val="0"/>
+          <w:iCs w:val="0"/>
+          <w:caps w:val="0"/>
+          <w:smallCaps w:val="0"/>
+          <w:noProof w:val="0"/>
+          <w:color w:val="181818"/>
+          <w:sz w:val="24"/>
+          <w:szCs w:val="24"/>
+          <w:lang w:val="en-US"/>
+        </w:rPr>
+        <w:t xml:space="preserve"> </w:t>
+      </w:r>
+    </w:p>
+    <w:p>
+      <w:pPr>
+        <w:spacing w:before="0" w:beforeAutospacing="off" w:after="0" w:afterAutospacing="off" w:line="330" w:lineRule="auto"/>
+        <w:ind w:left="-60" w:right="0"/>
+      </w:pPr>
+      <w:r>
+        <w:rPr>
+          <w:rFonts w:ascii="Arial" w:hAnsi="Arial" w:eastAsia="Arial" w:cs="Arial"/>
+          <w:b w:val="0"/>
+          <w:bCs w:val="0"/>
+          <w:i w:val="0"/>
+          <w:iCs w:val="0"/>
+          <w:caps w:val="0"/>
+          <w:smallCaps w:val="0"/>
+          <w:noProof w:val="0"/>
+          <w:color w:val="676767"/>
+          <w:sz w:val="21"/>
+          <w:szCs w:val="21"/>
+          <w:lang w:val="en-US"/>
+        </w:rPr>
+        <w:t>Posted Mar 13, 2026</w:t>
+      </w:r>
+    </w:p>
+    <w:p>
+      <w:pPr>
+        <w:spacing w:before="0" w:beforeAutospacing="off" w:after="0" w:afterAutospacing="off" w:line="330" w:lineRule="auto"/>
+      </w:pPr>
+      <w:r>
+        <w:rPr>
+          <w:rFonts w:ascii="Arial" w:hAnsi="Arial" w:eastAsia="Arial" w:cs="Arial"/>
+          <w:b w:val="0"/>
+          <w:bCs w:val="0"/>
+          <w:i w:val="0"/>
+          <w:iCs w:val="0"/>
+          <w:caps w:val="0"/>
+          <w:smallCaps w:val="0"/>
+          <w:noProof w:val="0"/>
+          <w:color w:val="181818"/>
+          <w:sz w:val="21"/>
+          <w:szCs w:val="21"/>
+          <w:lang w:val="en-US"/>
+        </w:rPr>
+        <w:t>We are seeking a talented full-time web designer with strong experience in WordPress. The ideal candidate should have a solid understanding of both copy and design, allowing them to create visually appealing and effective websites. You will be responsible for designing, customizing, and maintaining WordPress websites while ensuring they align with our brand identity. If you are passionate about design and have a keen eye for details, we would love to hear from you!</w:t>
+      </w:r>
+    </w:p>
+    <w:p>
+      <w:pPr>
+        <w:pStyle w:val="Normal"/>
+        <w:rPr>
+          <w:rFonts w:ascii="Arial" w:hAnsi="Arial" w:eastAsia="Arial" w:cs="Arial"/>
+          <w:b w:val="0"/>
+          <w:bCs w:val="0"/>
+          <w:i w:val="0"/>
+          <w:iCs w:val="0"/>
+          <w:caps w:val="0"/>
+          <w:smallCaps w:val="0"/>
+          <w:noProof w:val="0"/>
+          <w:color w:val="181818"/>
+          <w:sz w:val="24"/>
+          <w:szCs w:val="24"/>
+          <w:lang w:val="en-US"/>
+        </w:rPr>
+      </w:pPr>
+    </w:p>
+    <w:p>
+      <w:pPr>
+        <w:pStyle w:val="Normal"/>
+        <w:rPr>
+          <w:rFonts w:ascii="Arial" w:hAnsi="Arial" w:eastAsia="Arial" w:cs="Arial"/>
+          <w:b w:val="0"/>
+          <w:bCs w:val="0"/>
+          <w:i w:val="0"/>
+          <w:iCs w:val="0"/>
+          <w:caps w:val="0"/>
+          <w:smallCaps w:val="0"/>
+          <w:noProof w:val="0"/>
+          <w:color w:val="181818"/>
+          <w:sz w:val="24"/>
+          <w:szCs w:val="24"/>
+          <w:lang w:val="en-US"/>
+        </w:rPr>
+      </w:pPr>
+      <w:r>
+        <w:rPr>
+          <w:rFonts w:ascii="Arial" w:hAnsi="Arial" w:eastAsia="Arial" w:cs="Arial"/>
+          <w:b w:val="0"/>
+          <w:bCs w:val="0"/>
+          <w:i w:val="0"/>
+          <w:iCs w:val="0"/>
+          <w:caps w:val="0"/>
+          <w:smallCaps w:val="0"/>
+          <w:noProof w:val="0"/>
+          <w:color w:val="181818"/>
+          <w:sz w:val="24"/>
+          <w:szCs w:val="24"/>
+          <w:lang w:val="en-US"/>
+        </w:rPr>
+        <w:t>Proposal:</w:t>
+      </w:r>
+    </w:p>
+    <w:p>
+      <w:pPr>
+        <w:shd w:val="clear" w:color="auto" w:fill="FFFFFF" w:themeFill="background1"/>
+        <w:spacing w:before="0" w:beforeAutospacing="off" w:after="0" w:afterAutospacing="off" w:line="360" w:lineRule="auto"/>
+      </w:pPr>
+      <w:r>
+        <w:rPr>
+          <w:rFonts w:ascii="Arial" w:hAnsi="Arial" w:eastAsia="Arial" w:cs="Arial"/>
+          <w:b w:val="0"/>
+          <w:bCs w:val="0"/>
+          <w:i w:val="0"/>
+          <w:iCs w:val="0"/>
+          <w:caps w:val="0"/>
+          <w:smallCaps w:val="0"/>
+          <w:noProof w:val="0"/>
+          <w:color w:val="181818"/>
+          <w:sz w:val="24"/>
+          <w:szCs w:val="24"/>
+          <w:lang w:val="en-US"/>
+        </w:rPr>
+        <w:t xml:space="preserve">Hi Moses Rayhill, I’ve reviewed your project for a full-time WordPress web designer, and I see a fantastic opportunity to deliver visually appealing and effective websites that align perfectly with your brand identity. My team and I have extensive experience in designing, customizing, and maintaining WordPress sites, and we are passionate about creating exceptional digital experiences. To achieve your goals, we will focus on understanding your brand's vision and translating it into a compelling web presence. Our approach involves meticulous attention to detail in both design and functionality, ensuring that every website we create is user-friendly and aesthetically pleasing. We prioritize clear communication throughout the process, making sure to incorporate your feedback into each iteration. Some of my recently delivered WordPress Portfolio: - </w:t>
+      </w:r>
+      <w:hyperlink r:id="R3b92a08e21c64352">
+        <w:r>
+          <w:rPr>
+            <w:rStyle w:val="Hyperlink"/>
+            <w:rFonts w:ascii="Arial" w:hAnsi="Arial" w:eastAsia="Arial" w:cs="Arial"/>
+            <w:b w:val="0"/>
+            <w:bCs w:val="0"/>
+            <w:i w:val="0"/>
+            <w:iCs w:val="0"/>
+            <w:caps w:val="0"/>
+            <w:smallCaps w:val="0"/>
+            <w:strike w:val="0"/>
+            <w:dstrike w:val="0"/>
+            <w:noProof w:val="0"/>
+            <w:color w:val="108A00"/>
+            <w:sz w:val="24"/>
+            <w:szCs w:val="24"/>
+            <w:u w:val="single"/>
+            <w:lang w:val="en-US"/>
+          </w:rPr>
+          <w:t>https://www.clearheartcounselling.com/</w:t>
+        </w:r>
+      </w:hyperlink>
+      <w:r>
+        <w:rPr>
+          <w:rFonts w:ascii="Arial" w:hAnsi="Arial" w:eastAsia="Arial" w:cs="Arial"/>
+          <w:b w:val="0"/>
+          <w:bCs w:val="0"/>
+          <w:i w:val="0"/>
+          <w:iCs w:val="0"/>
+          <w:caps w:val="0"/>
+          <w:smallCaps w:val="0"/>
+          <w:noProof w:val="0"/>
+          <w:color w:val="181818"/>
+          <w:sz w:val="24"/>
+          <w:szCs w:val="24"/>
+          <w:lang w:val="en-US"/>
+        </w:rPr>
+        <w:t xml:space="preserve"> - </w:t>
+      </w:r>
+      <w:hyperlink r:id="R6e279a0598614317">
+        <w:r>
+          <w:rPr>
+            <w:rStyle w:val="Hyperlink"/>
+            <w:rFonts w:ascii="Arial" w:hAnsi="Arial" w:eastAsia="Arial" w:cs="Arial"/>
+            <w:b w:val="0"/>
+            <w:bCs w:val="0"/>
+            <w:i w:val="0"/>
+            <w:iCs w:val="0"/>
+            <w:caps w:val="0"/>
+            <w:smallCaps w:val="0"/>
+            <w:strike w:val="0"/>
+            <w:dstrike w:val="0"/>
+            <w:noProof w:val="0"/>
+            <w:color w:val="108A00"/>
+            <w:sz w:val="24"/>
+            <w:szCs w:val="24"/>
+            <w:u w:val="single"/>
+            <w:lang w:val="en-US"/>
+          </w:rPr>
+          <w:t>https://kanbrick.com/</w:t>
+        </w:r>
+      </w:hyperlink>
+      <w:r>
+        <w:rPr>
+          <w:rFonts w:ascii="Arial" w:hAnsi="Arial" w:eastAsia="Arial" w:cs="Arial"/>
+          <w:b w:val="0"/>
+          <w:bCs w:val="0"/>
+          <w:i w:val="0"/>
+          <w:iCs w:val="0"/>
+          <w:caps w:val="0"/>
+          <w:smallCaps w:val="0"/>
+          <w:noProof w:val="0"/>
+          <w:color w:val="181818"/>
+          <w:sz w:val="24"/>
+          <w:szCs w:val="24"/>
+          <w:lang w:val="en-US"/>
+        </w:rPr>
+        <w:t xml:space="preserve"> - </w:t>
+      </w:r>
+      <w:hyperlink r:id="R3955f85d5e7e40c2">
+        <w:r>
+          <w:rPr>
+            <w:rStyle w:val="Hyperlink"/>
+            <w:rFonts w:ascii="Arial" w:hAnsi="Arial" w:eastAsia="Arial" w:cs="Arial"/>
+            <w:b w:val="0"/>
+            <w:bCs w:val="0"/>
+            <w:i w:val="0"/>
+            <w:iCs w:val="0"/>
+            <w:caps w:val="0"/>
+            <w:smallCaps w:val="0"/>
+            <w:strike w:val="0"/>
+            <w:dstrike w:val="0"/>
+            <w:noProof w:val="0"/>
+            <w:color w:val="108A00"/>
+            <w:sz w:val="24"/>
+            <w:szCs w:val="24"/>
+            <w:u w:val="single"/>
+            <w:lang w:val="en-US"/>
+          </w:rPr>
+          <w:t>https://ccsrcalgary.com/</w:t>
+        </w:r>
+      </w:hyperlink>
+      <w:r>
+        <w:rPr>
+          <w:rFonts w:ascii="Arial" w:hAnsi="Arial" w:eastAsia="Arial" w:cs="Arial"/>
+          <w:b w:val="0"/>
+          <w:bCs w:val="0"/>
+          <w:i w:val="0"/>
+          <w:iCs w:val="0"/>
+          <w:caps w:val="0"/>
+          <w:smallCaps w:val="0"/>
+          <w:noProof w:val="0"/>
+          <w:color w:val="181818"/>
+          <w:sz w:val="24"/>
+          <w:szCs w:val="24"/>
+          <w:lang w:val="en-US"/>
+        </w:rPr>
+        <w:t xml:space="preserve"> - </w:t>
+      </w:r>
+      <w:hyperlink r:id="R93002e9d91be4c22">
+        <w:r>
+          <w:rPr>
+            <w:rStyle w:val="Hyperlink"/>
+            <w:rFonts w:ascii="Arial" w:hAnsi="Arial" w:eastAsia="Arial" w:cs="Arial"/>
+            <w:b w:val="0"/>
+            <w:bCs w:val="0"/>
+            <w:i w:val="0"/>
+            <w:iCs w:val="0"/>
+            <w:caps w:val="0"/>
+            <w:smallCaps w:val="0"/>
+            <w:strike w:val="0"/>
+            <w:dstrike w:val="0"/>
+            <w:noProof w:val="0"/>
+            <w:color w:val="108A00"/>
+            <w:sz w:val="24"/>
+            <w:szCs w:val="24"/>
+            <w:u w:val="single"/>
+            <w:lang w:val="en-US"/>
+          </w:rPr>
+          <w:t>https://coloradomediation.org/</w:t>
+        </w:r>
+      </w:hyperlink>
+      <w:r>
+        <w:rPr>
+          <w:rFonts w:ascii="Arial" w:hAnsi="Arial" w:eastAsia="Arial" w:cs="Arial"/>
+          <w:b w:val="0"/>
+          <w:bCs w:val="0"/>
+          <w:i w:val="0"/>
+          <w:iCs w:val="0"/>
+          <w:caps w:val="0"/>
+          <w:smallCaps w:val="0"/>
+          <w:noProof w:val="0"/>
+          <w:color w:val="181818"/>
+          <w:sz w:val="24"/>
+          <w:szCs w:val="24"/>
+          <w:lang w:val="en-US"/>
+        </w:rPr>
+        <w:t xml:space="preserve"> - </w:t>
+      </w:r>
+      <w:hyperlink r:id="Rc4d817814de44371">
+        <w:r>
+          <w:rPr>
+            <w:rStyle w:val="Hyperlink"/>
+            <w:rFonts w:ascii="Arial" w:hAnsi="Arial" w:eastAsia="Arial" w:cs="Arial"/>
+            <w:b w:val="0"/>
+            <w:bCs w:val="0"/>
+            <w:i w:val="0"/>
+            <w:iCs w:val="0"/>
+            <w:caps w:val="0"/>
+            <w:smallCaps w:val="0"/>
+            <w:strike w:val="0"/>
+            <w:dstrike w:val="0"/>
+            <w:noProof w:val="0"/>
+            <w:color w:val="108A00"/>
+            <w:sz w:val="24"/>
+            <w:szCs w:val="24"/>
+            <w:u w:val="single"/>
+            <w:lang w:val="en-US"/>
+          </w:rPr>
+          <w:t>https://skinandhaircenter.com/</w:t>
+        </w:r>
+      </w:hyperlink>
+      <w:r>
+        <w:rPr>
+          <w:rFonts w:ascii="Arial" w:hAnsi="Arial" w:eastAsia="Arial" w:cs="Arial"/>
+          <w:b w:val="0"/>
+          <w:bCs w:val="0"/>
+          <w:i w:val="0"/>
+          <w:iCs w:val="0"/>
+          <w:caps w:val="0"/>
+          <w:smallCaps w:val="0"/>
+          <w:noProof w:val="0"/>
+          <w:color w:val="181818"/>
+          <w:sz w:val="24"/>
+          <w:szCs w:val="24"/>
+          <w:lang w:val="en-US"/>
+        </w:rPr>
+        <w:t xml:space="preserve"> - </w:t>
+      </w:r>
+      <w:hyperlink r:id="R7bb867cc111b41b9">
+        <w:r>
+          <w:rPr>
+            <w:rStyle w:val="Hyperlink"/>
+            <w:rFonts w:ascii="Arial" w:hAnsi="Arial" w:eastAsia="Arial" w:cs="Arial"/>
+            <w:b w:val="0"/>
+            <w:bCs w:val="0"/>
+            <w:i w:val="0"/>
+            <w:iCs w:val="0"/>
+            <w:caps w:val="0"/>
+            <w:smallCaps w:val="0"/>
+            <w:strike w:val="0"/>
+            <w:dstrike w:val="0"/>
+            <w:noProof w:val="0"/>
+            <w:color w:val="108A00"/>
+            <w:sz w:val="24"/>
+            <w:szCs w:val="24"/>
+            <w:u w:val="single"/>
+            <w:lang w:val="en-US"/>
+          </w:rPr>
+          <w:t>https://streamlineinspection.com/</w:t>
+        </w:r>
+      </w:hyperlink>
+      <w:r>
+        <w:rPr>
+          <w:rFonts w:ascii="Arial" w:hAnsi="Arial" w:eastAsia="Arial" w:cs="Arial"/>
+          <w:b w:val="0"/>
+          <w:bCs w:val="0"/>
+          <w:i w:val="0"/>
+          <w:iCs w:val="0"/>
+          <w:caps w:val="0"/>
+          <w:smallCaps w:val="0"/>
+          <w:noProof w:val="0"/>
+          <w:color w:val="181818"/>
+          <w:sz w:val="24"/>
+          <w:szCs w:val="24"/>
+          <w:lang w:val="en-US"/>
+        </w:rPr>
+        <w:t xml:space="preserve"> - </w:t>
+      </w:r>
+      <w:hyperlink r:id="Re9b8f0dc48844d6d">
+        <w:r>
+          <w:rPr>
+            <w:rStyle w:val="Hyperlink"/>
+            <w:rFonts w:ascii="Arial" w:hAnsi="Arial" w:eastAsia="Arial" w:cs="Arial"/>
+            <w:b w:val="0"/>
+            <w:bCs w:val="0"/>
+            <w:i w:val="0"/>
+            <w:iCs w:val="0"/>
+            <w:caps w:val="0"/>
+            <w:smallCaps w:val="0"/>
+            <w:strike w:val="0"/>
+            <w:dstrike w:val="0"/>
+            <w:noProof w:val="0"/>
+            <w:color w:val="108A00"/>
+            <w:sz w:val="24"/>
+            <w:szCs w:val="24"/>
+            <w:u w:val="single"/>
+            <w:lang w:val="en-US"/>
+          </w:rPr>
+          <w:t>https://weacttctac.org/</w:t>
+        </w:r>
+      </w:hyperlink>
+      <w:r>
+        <w:rPr>
+          <w:rFonts w:ascii="Arial" w:hAnsi="Arial" w:eastAsia="Arial" w:cs="Arial"/>
+          <w:b w:val="0"/>
+          <w:bCs w:val="0"/>
+          <w:i w:val="0"/>
+          <w:iCs w:val="0"/>
+          <w:caps w:val="0"/>
+          <w:smallCaps w:val="0"/>
+          <w:noProof w:val="0"/>
+          <w:color w:val="181818"/>
+          <w:sz w:val="24"/>
+          <w:szCs w:val="24"/>
+          <w:lang w:val="en-US"/>
+        </w:rPr>
+        <w:t xml:space="preserve"> Our expertise in WordPress, along with our commitment to high-quality design, makes us a strong candidate for your needs. We would love to discuss how we can contribute to your projects and ensure that your websites stand out in the digital landscape. Let’s connect for a conversation to explore this opportunity further. Looking forward to collaborating.</w:t>
+      </w:r>
+    </w:p>
+    <w:p>
+      <w:pPr>
+        <w:shd w:val="clear" w:color="auto" w:fill="FFFFFF" w:themeFill="background1"/>
+        <w:spacing w:before="0" w:beforeAutospacing="off" w:after="0" w:afterAutospacing="off"/>
+      </w:pPr>
+      <w:r>
+        <w:rPr>
+          <w:rFonts w:ascii="Arial" w:hAnsi="Arial" w:eastAsia="Arial" w:cs="Arial"/>
+          <w:b w:val="0"/>
+          <w:bCs w:val="0"/>
+          <w:i w:val="0"/>
+          <w:iCs w:val="0"/>
+          <w:caps w:val="0"/>
+          <w:smallCaps w:val="0"/>
+          <w:noProof w:val="0"/>
+          <w:color w:val="181818"/>
+          <w:sz w:val="24"/>
+          <w:szCs w:val="24"/>
+          <w:lang w:val="en-US"/>
+        </w:rPr>
+        <w:t xml:space="preserve">Describe your recent experience with similar projectsSome of my recently delivered WordPress Portfolio: - </w:t>
+      </w:r>
+      <w:hyperlink r:id="Rd53245ade2d744fc">
+        <w:r>
+          <w:rPr>
+            <w:rStyle w:val="Hyperlink"/>
+            <w:rFonts w:ascii="Arial" w:hAnsi="Arial" w:eastAsia="Arial" w:cs="Arial"/>
+            <w:b w:val="0"/>
+            <w:bCs w:val="0"/>
+            <w:i w:val="0"/>
+            <w:iCs w:val="0"/>
+            <w:caps w:val="0"/>
+            <w:smallCaps w:val="0"/>
+            <w:strike w:val="0"/>
+            <w:dstrike w:val="0"/>
+            <w:noProof w:val="0"/>
+            <w:color w:val="108A00"/>
+            <w:sz w:val="24"/>
+            <w:szCs w:val="24"/>
+            <w:u w:val="single"/>
+            <w:lang w:val="en-US"/>
+          </w:rPr>
+          <w:t>https://www.clearheartcounselling.com/</w:t>
+        </w:r>
+      </w:hyperlink>
+      <w:r>
+        <w:rPr>
+          <w:rFonts w:ascii="Arial" w:hAnsi="Arial" w:eastAsia="Arial" w:cs="Arial"/>
+          <w:b w:val="0"/>
+          <w:bCs w:val="0"/>
+          <w:i w:val="0"/>
+          <w:iCs w:val="0"/>
+          <w:caps w:val="0"/>
+          <w:smallCaps w:val="0"/>
+          <w:noProof w:val="0"/>
+          <w:color w:val="181818"/>
+          <w:sz w:val="24"/>
+          <w:szCs w:val="24"/>
+          <w:lang w:val="en-US"/>
+        </w:rPr>
+        <w:t xml:space="preserve"> - </w:t>
+      </w:r>
+      <w:hyperlink r:id="Rb6122fdcc5c24cf0">
+        <w:r>
+          <w:rPr>
+            <w:rStyle w:val="Hyperlink"/>
+            <w:rFonts w:ascii="Arial" w:hAnsi="Arial" w:eastAsia="Arial" w:cs="Arial"/>
+            <w:b w:val="0"/>
+            <w:bCs w:val="0"/>
+            <w:i w:val="0"/>
+            <w:iCs w:val="0"/>
+            <w:caps w:val="0"/>
+            <w:smallCaps w:val="0"/>
+            <w:strike w:val="0"/>
+            <w:dstrike w:val="0"/>
+            <w:noProof w:val="0"/>
+            <w:color w:val="108A00"/>
+            <w:sz w:val="24"/>
+            <w:szCs w:val="24"/>
+            <w:u w:val="single"/>
+            <w:lang w:val="en-US"/>
+          </w:rPr>
+          <w:t>https://kanbrick.com/</w:t>
+        </w:r>
+      </w:hyperlink>
+      <w:r>
+        <w:rPr>
+          <w:rFonts w:ascii="Arial" w:hAnsi="Arial" w:eastAsia="Arial" w:cs="Arial"/>
+          <w:b w:val="0"/>
+          <w:bCs w:val="0"/>
+          <w:i w:val="0"/>
+          <w:iCs w:val="0"/>
+          <w:caps w:val="0"/>
+          <w:smallCaps w:val="0"/>
+          <w:noProof w:val="0"/>
+          <w:color w:val="181818"/>
+          <w:sz w:val="24"/>
+          <w:szCs w:val="24"/>
+          <w:lang w:val="en-US"/>
+        </w:rPr>
+        <w:t xml:space="preserve"> - </w:t>
+      </w:r>
+      <w:hyperlink r:id="R3c9f9b3e8efe4404">
+        <w:r>
+          <w:rPr>
+            <w:rStyle w:val="Hyperlink"/>
+            <w:rFonts w:ascii="Arial" w:hAnsi="Arial" w:eastAsia="Arial" w:cs="Arial"/>
+            <w:b w:val="0"/>
+            <w:bCs w:val="0"/>
+            <w:i w:val="0"/>
+            <w:iCs w:val="0"/>
+            <w:caps w:val="0"/>
+            <w:smallCaps w:val="0"/>
+            <w:strike w:val="0"/>
+            <w:dstrike w:val="0"/>
+            <w:noProof w:val="0"/>
+            <w:color w:val="108A00"/>
+            <w:sz w:val="24"/>
+            <w:szCs w:val="24"/>
+            <w:u w:val="single"/>
+            <w:lang w:val="en-US"/>
+          </w:rPr>
+          <w:t>https://ccsrcalgary.com/</w:t>
+        </w:r>
+      </w:hyperlink>
+      <w:r>
+        <w:rPr>
+          <w:rFonts w:ascii="Arial" w:hAnsi="Arial" w:eastAsia="Arial" w:cs="Arial"/>
+          <w:b w:val="0"/>
+          <w:bCs w:val="0"/>
+          <w:i w:val="0"/>
+          <w:iCs w:val="0"/>
+          <w:caps w:val="0"/>
+          <w:smallCaps w:val="0"/>
+          <w:noProof w:val="0"/>
+          <w:color w:val="181818"/>
+          <w:sz w:val="24"/>
+          <w:szCs w:val="24"/>
+          <w:lang w:val="en-US"/>
+        </w:rPr>
+        <w:t xml:space="preserve"> - </w:t>
+      </w:r>
+      <w:hyperlink r:id="Rf0498fd5498e42b3">
+        <w:r>
+          <w:rPr>
+            <w:rStyle w:val="Hyperlink"/>
+            <w:rFonts w:ascii="Arial" w:hAnsi="Arial" w:eastAsia="Arial" w:cs="Arial"/>
+            <w:b w:val="0"/>
+            <w:bCs w:val="0"/>
+            <w:i w:val="0"/>
+            <w:iCs w:val="0"/>
+            <w:caps w:val="0"/>
+            <w:smallCaps w:val="0"/>
+            <w:strike w:val="0"/>
+            <w:dstrike w:val="0"/>
+            <w:noProof w:val="0"/>
+            <w:color w:val="108A00"/>
+            <w:sz w:val="24"/>
+            <w:szCs w:val="24"/>
+            <w:u w:val="single"/>
+            <w:lang w:val="en-US"/>
+          </w:rPr>
+          <w:t>https://coloradomediation.org/</w:t>
+        </w:r>
+      </w:hyperlink>
+      <w:r>
+        <w:rPr>
+          <w:rFonts w:ascii="Arial" w:hAnsi="Arial" w:eastAsia="Arial" w:cs="Arial"/>
+          <w:b w:val="0"/>
+          <w:bCs w:val="0"/>
+          <w:i w:val="0"/>
+          <w:iCs w:val="0"/>
+          <w:caps w:val="0"/>
+          <w:smallCaps w:val="0"/>
+          <w:noProof w:val="0"/>
+          <w:color w:val="181818"/>
+          <w:sz w:val="24"/>
+          <w:szCs w:val="24"/>
+          <w:lang w:val="en-US"/>
+        </w:rPr>
+        <w:t xml:space="preserve"> - </w:t>
+      </w:r>
+      <w:hyperlink r:id="R51dba9925a254732">
+        <w:r>
+          <w:rPr>
+            <w:rStyle w:val="Hyperlink"/>
+            <w:rFonts w:ascii="Arial" w:hAnsi="Arial" w:eastAsia="Arial" w:cs="Arial"/>
+            <w:b w:val="0"/>
+            <w:bCs w:val="0"/>
+            <w:i w:val="0"/>
+            <w:iCs w:val="0"/>
+            <w:caps w:val="0"/>
+            <w:smallCaps w:val="0"/>
+            <w:strike w:val="0"/>
+            <w:dstrike w:val="0"/>
+            <w:noProof w:val="0"/>
+            <w:color w:val="108A00"/>
+            <w:sz w:val="24"/>
+            <w:szCs w:val="24"/>
+            <w:u w:val="single"/>
+            <w:lang w:val="en-US"/>
+          </w:rPr>
+          <w:t>https://skinandhaircenter.com/</w:t>
+        </w:r>
+      </w:hyperlink>
+      <w:r>
+        <w:rPr>
+          <w:rFonts w:ascii="Arial" w:hAnsi="Arial" w:eastAsia="Arial" w:cs="Arial"/>
+          <w:b w:val="0"/>
+          <w:bCs w:val="0"/>
+          <w:i w:val="0"/>
+          <w:iCs w:val="0"/>
+          <w:caps w:val="0"/>
+          <w:smallCaps w:val="0"/>
+          <w:noProof w:val="0"/>
+          <w:color w:val="181818"/>
+          <w:sz w:val="24"/>
+          <w:szCs w:val="24"/>
+          <w:lang w:val="en-US"/>
+        </w:rPr>
+        <w:t xml:space="preserve"> - </w:t>
+      </w:r>
+      <w:hyperlink r:id="Reae36339f78f43b0">
+        <w:r>
+          <w:rPr>
+            <w:rStyle w:val="Hyperlink"/>
+            <w:rFonts w:ascii="Arial" w:hAnsi="Arial" w:eastAsia="Arial" w:cs="Arial"/>
+            <w:b w:val="0"/>
+            <w:bCs w:val="0"/>
+            <w:i w:val="0"/>
+            <w:iCs w:val="0"/>
+            <w:caps w:val="0"/>
+            <w:smallCaps w:val="0"/>
+            <w:strike w:val="0"/>
+            <w:dstrike w:val="0"/>
+            <w:noProof w:val="0"/>
+            <w:color w:val="108A00"/>
+            <w:sz w:val="24"/>
+            <w:szCs w:val="24"/>
+            <w:u w:val="single"/>
+            <w:lang w:val="en-US"/>
+          </w:rPr>
+          <w:t>https://streamlineinspection.com/</w:t>
+        </w:r>
+      </w:hyperlink>
+      <w:r>
+        <w:rPr>
+          <w:rFonts w:ascii="Arial" w:hAnsi="Arial" w:eastAsia="Arial" w:cs="Arial"/>
+          <w:b w:val="0"/>
+          <w:bCs w:val="0"/>
+          <w:i w:val="0"/>
+          <w:iCs w:val="0"/>
+          <w:caps w:val="0"/>
+          <w:smallCaps w:val="0"/>
+          <w:noProof w:val="0"/>
+          <w:color w:val="181818"/>
+          <w:sz w:val="24"/>
+          <w:szCs w:val="24"/>
+          <w:lang w:val="en-US"/>
+        </w:rPr>
+        <w:t xml:space="preserve"> - </w:t>
+      </w:r>
+      <w:hyperlink r:id="R10cb5b2a3b6646fb">
+        <w:r>
+          <w:rPr>
+            <w:rStyle w:val="Hyperlink"/>
+            <w:rFonts w:ascii="Arial" w:hAnsi="Arial" w:eastAsia="Arial" w:cs="Arial"/>
+            <w:b w:val="0"/>
+            <w:bCs w:val="0"/>
+            <w:i w:val="0"/>
+            <w:iCs w:val="0"/>
+            <w:caps w:val="0"/>
+            <w:smallCaps w:val="0"/>
+            <w:strike w:val="0"/>
+            <w:dstrike w:val="0"/>
+            <w:noProof w:val="0"/>
+            <w:color w:val="108A00"/>
+            <w:sz w:val="24"/>
+            <w:szCs w:val="24"/>
+            <w:u w:val="single"/>
+            <w:lang w:val="en-US"/>
+          </w:rPr>
+          <w:t>https://weacttctac.org/</w:t>
+        </w:r>
+      </w:hyperlink>
+    </w:p>
+    <w:p>
+      <w:pPr>
+        <w:pStyle w:val="Normal"/>
+        <w:rPr>
+          <w:rFonts w:ascii="Arial" w:hAnsi="Arial" w:eastAsia="Arial" w:cs="Arial"/>
+          <w:b w:val="0"/>
+          <w:bCs w:val="0"/>
+          <w:i w:val="0"/>
+          <w:iCs w:val="0"/>
+          <w:caps w:val="0"/>
+          <w:smallCaps w:val="0"/>
+          <w:noProof w:val="0"/>
+          <w:color w:val="181818"/>
+          <w:sz w:val="24"/>
+          <w:szCs w:val="24"/>
+          <w:lang w:val="en-US"/>
+        </w:rPr>
+      </w:pPr>
+    </w:p>
+    <w:p>
+      <w:pPr>
+        <w:pStyle w:val="Normal"/>
+        <w:rPr>
+          <w:rFonts w:ascii="Arial" w:hAnsi="Arial" w:eastAsia="Arial" w:cs="Arial"/>
+          <w:b w:val="0"/>
+          <w:bCs w:val="0"/>
+          <w:i w:val="0"/>
+          <w:iCs w:val="0"/>
+          <w:caps w:val="0"/>
+          <w:smallCaps w:val="0"/>
+          <w:noProof w:val="0"/>
+          <w:color w:val="181818"/>
+          <w:sz w:val="24"/>
+          <w:szCs w:val="24"/>
+          <w:lang w:val="en-US"/>
+        </w:rPr>
+      </w:pPr>
     </w:p>
     <w:p>
       <w:pPr>
@@ -25689,7 +33381,19 @@
           </w:r>
           <w:r>
             <w:rPr/>
-            <w:t xml:space="preserve"> copilot agent to right proposals using the </w:t>
+            <w:t xml:space="preserve">n </w:t>
+          </w:r>
+          <w:r>
+            <w:rPr/>
+            <w:t xml:space="preserve">agent to </w:t>
+          </w:r>
+          <w:r>
+            <w:rPr/>
+            <w:t>write</w:t>
+          </w:r>
+          <w:r>
+            <w:rPr/>
+            <w:t xml:space="preserve"> proposals using the </w:t>
           </w:r>
           <w:r>
             <w:rPr/>

--- a/Upwork Winning Proposals.docx
+++ b/Upwork Winning Proposals.docx
@@ -33239,6 +33239,9124 @@
           <w:lang w:val="en-US"/>
         </w:rPr>
       </w:pPr>
+    </w:p>
+    <w:p>
+      <w:pPr>
+        <w:pStyle w:val="Heading2"/>
+        <w:spacing w:before="0" w:beforeAutospacing="off" w:after="120" w:afterAutospacing="off" w:line="396" w:lineRule="auto"/>
+        <w:ind w:left="480" w:right="0"/>
+      </w:pPr>
+      <w:r>
+        <w:rPr>
+          <w:rFonts w:ascii="Arial" w:hAnsi="Arial" w:eastAsia="Arial" w:cs="Arial"/>
+          <w:b w:val="0"/>
+          <w:bCs w:val="0"/>
+          <w:i w:val="0"/>
+          <w:iCs w:val="0"/>
+          <w:caps w:val="0"/>
+          <w:smallCaps w:val="0"/>
+          <w:noProof w:val="0"/>
+          <w:color w:val="181818"/>
+          <w:sz w:val="36"/>
+          <w:szCs w:val="36"/>
+          <w:lang w:val="en-US"/>
+        </w:rPr>
+        <w:t>Job details</w:t>
+      </w:r>
+    </w:p>
+    <w:p>
+      <w:pPr>
+        <w:pStyle w:val="Heading3"/>
+        <w:spacing w:before="0" w:beforeAutospacing="off" w:after="360" w:afterAutospacing="off" w:line="360" w:lineRule="auto"/>
+      </w:pPr>
+      <w:r>
+        <w:rPr>
+          <w:rFonts w:ascii="Arial" w:hAnsi="Arial" w:eastAsia="Arial" w:cs="Arial"/>
+          <w:b w:val="0"/>
+          <w:bCs w:val="0"/>
+          <w:i w:val="0"/>
+          <w:iCs w:val="0"/>
+          <w:caps w:val="0"/>
+          <w:smallCaps w:val="0"/>
+          <w:noProof w:val="0"/>
+          <w:color w:val="181818"/>
+          <w:sz w:val="30"/>
+          <w:szCs w:val="30"/>
+          <w:lang w:val="en-US"/>
+        </w:rPr>
+        <w:t>Website Development for Law Firm</w:t>
+      </w:r>
+    </w:p>
+    <w:p>
+      <w:pPr>
+        <w:shd w:val="clear" w:color="auto" w:fill="E9E9E9"/>
+        <w:spacing w:before="0" w:beforeAutospacing="off" w:after="0" w:afterAutospacing="off" w:line="330" w:lineRule="auto"/>
+        <w:ind w:left="-60" w:right="0"/>
+      </w:pPr>
+      <w:r>
+        <w:rPr>
+          <w:rFonts w:ascii="Arial" w:hAnsi="Arial" w:eastAsia="Arial" w:cs="Arial"/>
+          <w:b w:val="0"/>
+          <w:bCs w:val="0"/>
+          <w:i w:val="0"/>
+          <w:iCs w:val="0"/>
+          <w:caps w:val="0"/>
+          <w:smallCaps w:val="0"/>
+          <w:noProof w:val="0"/>
+          <w:color w:val="181818"/>
+          <w:sz w:val="21"/>
+          <w:szCs w:val="21"/>
+          <w:lang w:val="en-US"/>
+        </w:rPr>
+        <w:t>Web Design</w:t>
+      </w:r>
+    </w:p>
+    <w:p>
+      <w:pPr>
+        <w:spacing w:before="0" w:beforeAutospacing="off" w:after="180" w:afterAutospacing="off"/>
+        <w:ind w:left="-60" w:right="0"/>
+      </w:pPr>
+      <w:r>
+        <w:rPr>
+          <w:rFonts w:ascii="Arial" w:hAnsi="Arial" w:eastAsia="Arial" w:cs="Arial"/>
+          <w:b w:val="0"/>
+          <w:bCs w:val="0"/>
+          <w:i w:val="0"/>
+          <w:iCs w:val="0"/>
+          <w:caps w:val="0"/>
+          <w:smallCaps w:val="0"/>
+          <w:noProof w:val="0"/>
+          <w:color w:val="181818"/>
+          <w:sz w:val="24"/>
+          <w:szCs w:val="24"/>
+          <w:lang w:val="en-US"/>
+        </w:rPr>
+        <w:t xml:space="preserve"> </w:t>
+      </w:r>
+    </w:p>
+    <w:p>
+      <w:pPr>
+        <w:spacing w:before="0" w:beforeAutospacing="off" w:after="0" w:afterAutospacing="off" w:line="330" w:lineRule="auto"/>
+        <w:ind w:left="-60" w:right="0"/>
+      </w:pPr>
+      <w:r>
+        <w:rPr>
+          <w:rFonts w:ascii="Arial" w:hAnsi="Arial" w:eastAsia="Arial" w:cs="Arial"/>
+          <w:b w:val="0"/>
+          <w:bCs w:val="0"/>
+          <w:i w:val="0"/>
+          <w:iCs w:val="0"/>
+          <w:caps w:val="0"/>
+          <w:smallCaps w:val="0"/>
+          <w:noProof w:val="0"/>
+          <w:color w:val="676767"/>
+          <w:sz w:val="21"/>
+          <w:szCs w:val="21"/>
+          <w:lang w:val="en-US"/>
+        </w:rPr>
+        <w:t>Posted Mar 18, 2026</w:t>
+      </w:r>
+    </w:p>
+    <w:p>
+      <w:pPr>
+        <w:spacing w:before="0" w:beforeAutospacing="off" w:after="0" w:afterAutospacing="off" w:line="330" w:lineRule="auto"/>
+      </w:pPr>
+      <w:r>
+        <w:rPr>
+          <w:rFonts w:ascii="Arial" w:hAnsi="Arial" w:eastAsia="Arial" w:cs="Arial"/>
+          <w:b w:val="0"/>
+          <w:bCs w:val="0"/>
+          <w:i w:val="0"/>
+          <w:iCs w:val="0"/>
+          <w:caps w:val="0"/>
+          <w:smallCaps w:val="0"/>
+          <w:noProof w:val="0"/>
+          <w:color w:val="181818"/>
+          <w:sz w:val="21"/>
+          <w:szCs w:val="21"/>
+          <w:lang w:val="en-US"/>
+        </w:rPr>
+        <w:t>We are seeking a skilled web developer to create a professional website for our law firm. The ideal candidate will have experience in designing law firm websites that effectively communicate our services and values. The project includes responsive design, user-friendly navigation, and integration of necessary legal resources. A keen eye for detail and ability to work within our brand guidelines is essential. If you have a portfolio of similar work, we would love to see it!</w:t>
+      </w:r>
+    </w:p>
+    <w:p>
+      <w:pPr>
+        <w:pStyle w:val="Normal"/>
+        <w:rPr>
+          <w:rFonts w:ascii="Arial" w:hAnsi="Arial" w:eastAsia="Arial" w:cs="Arial"/>
+          <w:b w:val="0"/>
+          <w:bCs w:val="0"/>
+          <w:i w:val="0"/>
+          <w:iCs w:val="0"/>
+          <w:caps w:val="0"/>
+          <w:smallCaps w:val="0"/>
+          <w:noProof w:val="0"/>
+          <w:color w:val="181818"/>
+          <w:sz w:val="24"/>
+          <w:szCs w:val="24"/>
+          <w:lang w:val="en-US"/>
+        </w:rPr>
+      </w:pPr>
+    </w:p>
+    <w:p>
+      <w:pPr>
+        <w:pStyle w:val="Normal"/>
+        <w:rPr>
+          <w:rFonts w:ascii="Arial" w:hAnsi="Arial" w:eastAsia="Arial" w:cs="Arial"/>
+          <w:b w:val="0"/>
+          <w:bCs w:val="0"/>
+          <w:i w:val="0"/>
+          <w:iCs w:val="0"/>
+          <w:caps w:val="0"/>
+          <w:smallCaps w:val="0"/>
+          <w:noProof w:val="0"/>
+          <w:color w:val="181818"/>
+          <w:sz w:val="24"/>
+          <w:szCs w:val="24"/>
+          <w:lang w:val="en-US"/>
+        </w:rPr>
+      </w:pPr>
+    </w:p>
+    <w:p>
+      <w:pPr>
+        <w:pStyle w:val="Normal"/>
+        <w:spacing w:before="0" w:beforeAutospacing="off" w:after="120" w:afterAutospacing="off" w:line="396" w:lineRule="auto"/>
+        <w:ind w:left="480" w:right="0"/>
+        <w:rPr>
+          <w:rFonts w:ascii="Arial" w:hAnsi="Arial" w:eastAsia="Arial" w:cs="Arial"/>
+          <w:b w:val="0"/>
+          <w:bCs w:val="0"/>
+          <w:i w:val="0"/>
+          <w:iCs w:val="0"/>
+          <w:caps w:val="0"/>
+          <w:smallCaps w:val="0"/>
+          <w:noProof w:val="0"/>
+          <w:color w:val="181818"/>
+          <w:sz w:val="24"/>
+          <w:szCs w:val="24"/>
+          <w:lang w:val="en-US"/>
+        </w:rPr>
+      </w:pPr>
+      <w:r>
+        <w:rPr>
+          <w:rFonts w:ascii="Arial" w:hAnsi="Arial" w:eastAsia="Arial" w:cs="Arial"/>
+          <w:b w:val="0"/>
+          <w:bCs w:val="0"/>
+          <w:i w:val="0"/>
+          <w:iCs w:val="0"/>
+          <w:caps w:val="0"/>
+          <w:smallCaps w:val="0"/>
+          <w:noProof w:val="0"/>
+          <w:color w:val="181818"/>
+          <w:sz w:val="24"/>
+          <w:szCs w:val="24"/>
+          <w:lang w:val="en-US"/>
+        </w:rPr>
+        <w:t xml:space="preserve">Hello, I can design and develop a professional WordPress website with a clean, structured layout, focusing on clear service pages, strong content hierarchy, and conversion-focused sections like contact forms and consultation CTAs. The goal is to present your firm as credible, approachable, and well-organized. From a technical side, </w:t>
+      </w:r>
+      <w:r>
+        <w:rPr>
+          <w:rFonts w:ascii="Arial" w:hAnsi="Arial" w:eastAsia="Arial" w:cs="Arial"/>
+          <w:b w:val="0"/>
+          <w:bCs w:val="0"/>
+          <w:i w:val="0"/>
+          <w:iCs w:val="0"/>
+          <w:caps w:val="0"/>
+          <w:smallCaps w:val="0"/>
+          <w:noProof w:val="0"/>
+          <w:color w:val="181818"/>
+          <w:sz w:val="24"/>
+          <w:szCs w:val="24"/>
+          <w:lang w:val="en-US"/>
+        </w:rPr>
+        <w:t>I’ll</w:t>
+      </w:r>
+      <w:r>
+        <w:rPr>
+          <w:rFonts w:ascii="Arial" w:hAnsi="Arial" w:eastAsia="Arial" w:cs="Arial"/>
+          <w:b w:val="0"/>
+          <w:bCs w:val="0"/>
+          <w:i w:val="0"/>
+          <w:iCs w:val="0"/>
+          <w:caps w:val="0"/>
+          <w:smallCaps w:val="0"/>
+          <w:noProof w:val="0"/>
+          <w:color w:val="181818"/>
+          <w:sz w:val="24"/>
+          <w:szCs w:val="24"/>
+          <w:lang w:val="en-US"/>
+        </w:rPr>
+        <w:t xml:space="preserve"> build a responsive, mobile-first site with optimized CSS, clean HTML structure, and fast-loading assets. I ensure proper page structure, internal linking, and SEO-ready </w:t>
+      </w:r>
+      <w:r>
+        <w:rPr>
+          <w:rFonts w:ascii="Arial" w:hAnsi="Arial" w:eastAsia="Arial" w:cs="Arial"/>
+          <w:b w:val="0"/>
+          <w:bCs w:val="0"/>
+          <w:i w:val="0"/>
+          <w:iCs w:val="0"/>
+          <w:caps w:val="0"/>
+          <w:smallCaps w:val="0"/>
+          <w:noProof w:val="0"/>
+          <w:color w:val="181818"/>
+          <w:sz w:val="24"/>
+          <w:szCs w:val="24"/>
+          <w:lang w:val="en-US"/>
+        </w:rPr>
+        <w:t>markup</w:t>
+      </w:r>
+      <w:r>
+        <w:rPr>
+          <w:rFonts w:ascii="Arial" w:hAnsi="Arial" w:eastAsia="Arial" w:cs="Arial"/>
+          <w:b w:val="0"/>
+          <w:bCs w:val="0"/>
+          <w:i w:val="0"/>
+          <w:iCs w:val="0"/>
+          <w:caps w:val="0"/>
+          <w:smallCaps w:val="0"/>
+          <w:noProof w:val="0"/>
+          <w:color w:val="181818"/>
+          <w:sz w:val="24"/>
+          <w:szCs w:val="24"/>
+          <w:lang w:val="en-US"/>
+        </w:rPr>
+        <w:t xml:space="preserve"> so the site performs well in search while </w:t>
+      </w:r>
+      <w:r>
+        <w:rPr>
+          <w:rFonts w:ascii="Arial" w:hAnsi="Arial" w:eastAsia="Arial" w:cs="Arial"/>
+          <w:b w:val="0"/>
+          <w:bCs w:val="0"/>
+          <w:i w:val="0"/>
+          <w:iCs w:val="0"/>
+          <w:caps w:val="0"/>
+          <w:smallCaps w:val="0"/>
+          <w:noProof w:val="0"/>
+          <w:color w:val="181818"/>
+          <w:sz w:val="24"/>
+          <w:szCs w:val="24"/>
+          <w:lang w:val="en-US"/>
+        </w:rPr>
+        <w:t>remaining</w:t>
+      </w:r>
+      <w:r>
+        <w:rPr>
+          <w:rFonts w:ascii="Arial" w:hAnsi="Arial" w:eastAsia="Arial" w:cs="Arial"/>
+          <w:b w:val="0"/>
+          <w:bCs w:val="0"/>
+          <w:i w:val="0"/>
+          <w:iCs w:val="0"/>
+          <w:caps w:val="0"/>
+          <w:smallCaps w:val="0"/>
+          <w:noProof w:val="0"/>
+          <w:color w:val="181818"/>
+          <w:sz w:val="24"/>
+          <w:szCs w:val="24"/>
+          <w:lang w:val="en-US"/>
+        </w:rPr>
+        <w:t xml:space="preserve"> easy to manage. I also integrate essential features such as contact/consultation forms, resource sections, and any legal-specific content areas, ensuring everything is accessible and user-friendly across devices. </w:t>
+      </w:r>
+      <w:r>
+        <w:rPr>
+          <w:rFonts w:ascii="Arial" w:hAnsi="Arial" w:eastAsia="Arial" w:cs="Arial"/>
+          <w:b w:val="0"/>
+          <w:bCs w:val="0"/>
+          <w:i w:val="0"/>
+          <w:iCs w:val="0"/>
+          <w:caps w:val="0"/>
+          <w:smallCaps w:val="0"/>
+          <w:noProof w:val="0"/>
+          <w:color w:val="181818"/>
+          <w:sz w:val="24"/>
+          <w:szCs w:val="24"/>
+          <w:lang w:val="en-US"/>
+        </w:rPr>
+        <w:t>I’ve</w:t>
+      </w:r>
+      <w:r>
+        <w:rPr>
+          <w:rFonts w:ascii="Arial" w:hAnsi="Arial" w:eastAsia="Arial" w:cs="Arial"/>
+          <w:b w:val="0"/>
+          <w:bCs w:val="0"/>
+          <w:i w:val="0"/>
+          <w:iCs w:val="0"/>
+          <w:caps w:val="0"/>
+          <w:smallCaps w:val="0"/>
+          <w:noProof w:val="0"/>
+          <w:color w:val="181818"/>
+          <w:sz w:val="24"/>
+          <w:szCs w:val="24"/>
+          <w:lang w:val="en-US"/>
+        </w:rPr>
+        <w:t xml:space="preserve"> worked on a similar legal project: </w:t>
+      </w:r>
+      <w:hyperlink r:id="R1fb06c6e10e541b4">
+        <w:r>
+          <w:rPr>
+            <w:rStyle w:val="Hyperlink"/>
+            <w:rFonts w:ascii="Arial" w:hAnsi="Arial" w:eastAsia="Arial" w:cs="Arial"/>
+            <w:b w:val="0"/>
+            <w:bCs w:val="0"/>
+            <w:i w:val="0"/>
+            <w:iCs w:val="0"/>
+            <w:caps w:val="0"/>
+            <w:smallCaps w:val="0"/>
+            <w:strike w:val="0"/>
+            <w:dstrike w:val="0"/>
+            <w:noProof w:val="0"/>
+            <w:color w:val="108A00"/>
+            <w:sz w:val="24"/>
+            <w:szCs w:val="24"/>
+            <w:u w:val="single"/>
+            <w:lang w:val="en-US"/>
+          </w:rPr>
+          <w:t>https://coloradomediation.org</w:t>
+        </w:r>
+      </w:hyperlink>
+      <w:r>
+        <w:rPr>
+          <w:rFonts w:ascii="Arial" w:hAnsi="Arial" w:eastAsia="Arial" w:cs="Arial"/>
+          <w:b w:val="0"/>
+          <w:bCs w:val="0"/>
+          <w:i w:val="0"/>
+          <w:iCs w:val="0"/>
+          <w:caps w:val="0"/>
+          <w:smallCaps w:val="0"/>
+          <w:noProof w:val="0"/>
+          <w:color w:val="181818"/>
+          <w:sz w:val="24"/>
+          <w:szCs w:val="24"/>
+          <w:lang w:val="en-US"/>
+        </w:rPr>
+        <w:t xml:space="preserve"> - where I structured service pages, improved content hierarchy, and built a clean, professional layout focused on trust and usability. </w:t>
+      </w:r>
+      <w:r>
+        <w:rPr>
+          <w:rFonts w:ascii="Arial" w:hAnsi="Arial" w:eastAsia="Arial" w:cs="Arial"/>
+          <w:b w:val="0"/>
+          <w:bCs w:val="0"/>
+          <w:i w:val="0"/>
+          <w:iCs w:val="0"/>
+          <w:caps w:val="0"/>
+          <w:smallCaps w:val="0"/>
+          <w:noProof w:val="0"/>
+          <w:color w:val="181818"/>
+          <w:sz w:val="24"/>
+          <w:szCs w:val="24"/>
+          <w:lang w:val="en-US"/>
+        </w:rPr>
+        <w:t>I’ve</w:t>
+      </w:r>
+      <w:r>
+        <w:rPr>
+          <w:rFonts w:ascii="Arial" w:hAnsi="Arial" w:eastAsia="Arial" w:cs="Arial"/>
+          <w:b w:val="0"/>
+          <w:bCs w:val="0"/>
+          <w:i w:val="0"/>
+          <w:iCs w:val="0"/>
+          <w:caps w:val="0"/>
+          <w:smallCaps w:val="0"/>
+          <w:noProof w:val="0"/>
+          <w:color w:val="181818"/>
+          <w:sz w:val="24"/>
+          <w:szCs w:val="24"/>
+          <w:lang w:val="en-US"/>
+        </w:rPr>
+        <w:t xml:space="preserve"> also worked on: </w:t>
+      </w:r>
+      <w:hyperlink r:id="R1fdd362e4df94382">
+        <w:r>
+          <w:rPr>
+            <w:rStyle w:val="Hyperlink"/>
+            <w:rFonts w:ascii="Arial" w:hAnsi="Arial" w:eastAsia="Arial" w:cs="Arial"/>
+            <w:b w:val="0"/>
+            <w:bCs w:val="0"/>
+            <w:i w:val="0"/>
+            <w:iCs w:val="0"/>
+            <w:caps w:val="0"/>
+            <w:smallCaps w:val="0"/>
+            <w:strike w:val="0"/>
+            <w:dstrike w:val="0"/>
+            <w:noProof w:val="0"/>
+            <w:color w:val="108A00"/>
+            <w:sz w:val="24"/>
+            <w:szCs w:val="24"/>
+            <w:u w:val="single"/>
+            <w:lang w:val="en-US"/>
+          </w:rPr>
+          <w:t>https://skinandhaircenter.com</w:t>
+        </w:r>
+      </w:hyperlink>
+      <w:r>
+        <w:rPr>
+          <w:rFonts w:ascii="Arial" w:hAnsi="Arial" w:eastAsia="Arial" w:cs="Arial"/>
+          <w:b w:val="0"/>
+          <w:bCs w:val="0"/>
+          <w:i w:val="0"/>
+          <w:iCs w:val="0"/>
+          <w:caps w:val="0"/>
+          <w:smallCaps w:val="0"/>
+          <w:noProof w:val="0"/>
+          <w:color w:val="181818"/>
+          <w:sz w:val="24"/>
+          <w:szCs w:val="24"/>
+          <w:lang w:val="en-US"/>
+        </w:rPr>
+        <w:t xml:space="preserve"> </w:t>
+      </w:r>
+      <w:hyperlink r:id="R693dc37cee034208">
+        <w:r>
+          <w:rPr>
+            <w:rStyle w:val="Hyperlink"/>
+            <w:rFonts w:ascii="Arial" w:hAnsi="Arial" w:eastAsia="Arial" w:cs="Arial"/>
+            <w:b w:val="0"/>
+            <w:bCs w:val="0"/>
+            <w:i w:val="0"/>
+            <w:iCs w:val="0"/>
+            <w:caps w:val="0"/>
+            <w:smallCaps w:val="0"/>
+            <w:strike w:val="0"/>
+            <w:dstrike w:val="0"/>
+            <w:noProof w:val="0"/>
+            <w:color w:val="108A00"/>
+            <w:sz w:val="24"/>
+            <w:szCs w:val="24"/>
+            <w:u w:val="single"/>
+            <w:lang w:val="en-US"/>
+          </w:rPr>
+          <w:t>https://thrivenowphysio.com</w:t>
+        </w:r>
+      </w:hyperlink>
+      <w:r>
+        <w:rPr>
+          <w:rFonts w:ascii="Arial" w:hAnsi="Arial" w:eastAsia="Arial" w:cs="Arial"/>
+          <w:b w:val="0"/>
+          <w:bCs w:val="0"/>
+          <w:i w:val="0"/>
+          <w:iCs w:val="0"/>
+          <w:caps w:val="0"/>
+          <w:smallCaps w:val="0"/>
+          <w:noProof w:val="0"/>
+          <w:color w:val="181818"/>
+          <w:sz w:val="24"/>
+          <w:szCs w:val="24"/>
+          <w:lang w:val="en-US"/>
+        </w:rPr>
+        <w:t xml:space="preserve"> </w:t>
+      </w:r>
+      <w:hyperlink r:id="R985c77ea6c2c461b">
+        <w:r>
+          <w:rPr>
+            <w:rStyle w:val="Hyperlink"/>
+            <w:rFonts w:ascii="Arial" w:hAnsi="Arial" w:eastAsia="Arial" w:cs="Arial"/>
+            <w:b w:val="0"/>
+            <w:bCs w:val="0"/>
+            <w:i w:val="0"/>
+            <w:iCs w:val="0"/>
+            <w:caps w:val="0"/>
+            <w:smallCaps w:val="0"/>
+            <w:strike w:val="0"/>
+            <w:dstrike w:val="0"/>
+            <w:noProof w:val="0"/>
+            <w:color w:val="108A00"/>
+            <w:sz w:val="24"/>
+            <w:szCs w:val="24"/>
+            <w:u w:val="single"/>
+            <w:lang w:val="en-US"/>
+          </w:rPr>
+          <w:t>https://ccsrcalgary.com</w:t>
+        </w:r>
+      </w:hyperlink>
+      <w:r>
+        <w:rPr>
+          <w:rFonts w:ascii="Arial" w:hAnsi="Arial" w:eastAsia="Arial" w:cs="Arial"/>
+          <w:b w:val="0"/>
+          <w:bCs w:val="0"/>
+          <w:i w:val="0"/>
+          <w:iCs w:val="0"/>
+          <w:caps w:val="0"/>
+          <w:smallCaps w:val="0"/>
+          <w:noProof w:val="0"/>
+          <w:color w:val="181818"/>
+          <w:sz w:val="24"/>
+          <w:szCs w:val="24"/>
+          <w:lang w:val="en-US"/>
+        </w:rPr>
+        <w:t xml:space="preserve"> I focus on building websites that are not only visually professional but also technically solid and easy to </w:t>
+      </w:r>
+      <w:r>
+        <w:rPr>
+          <w:rFonts w:ascii="Arial" w:hAnsi="Arial" w:eastAsia="Arial" w:cs="Arial"/>
+          <w:b w:val="0"/>
+          <w:bCs w:val="0"/>
+          <w:i w:val="0"/>
+          <w:iCs w:val="0"/>
+          <w:caps w:val="0"/>
+          <w:smallCaps w:val="0"/>
+          <w:noProof w:val="0"/>
+          <w:color w:val="181818"/>
+          <w:sz w:val="24"/>
+          <w:szCs w:val="24"/>
+          <w:lang w:val="en-US"/>
+        </w:rPr>
+        <w:t>maintain</w:t>
+      </w:r>
+      <w:r>
+        <w:rPr>
+          <w:rFonts w:ascii="Arial" w:hAnsi="Arial" w:eastAsia="Arial" w:cs="Arial"/>
+          <w:b w:val="0"/>
+          <w:bCs w:val="0"/>
+          <w:i w:val="0"/>
+          <w:iCs w:val="0"/>
+          <w:caps w:val="0"/>
+          <w:smallCaps w:val="0"/>
+          <w:noProof w:val="0"/>
+          <w:color w:val="181818"/>
+          <w:sz w:val="24"/>
+          <w:szCs w:val="24"/>
+          <w:lang w:val="en-US"/>
+        </w:rPr>
+        <w:t xml:space="preserve">. I can take this from design to launch smoothly while aligning everything with your brand guidelines. </w:t>
+      </w:r>
+      <w:r>
+        <w:rPr>
+          <w:rFonts w:ascii="Arial" w:hAnsi="Arial" w:eastAsia="Arial" w:cs="Arial"/>
+          <w:b w:val="0"/>
+          <w:bCs w:val="0"/>
+          <w:i w:val="0"/>
+          <w:iCs w:val="0"/>
+          <w:caps w:val="0"/>
+          <w:smallCaps w:val="0"/>
+          <w:noProof w:val="0"/>
+          <w:color w:val="181818"/>
+          <w:sz w:val="24"/>
+          <w:szCs w:val="24"/>
+          <w:lang w:val="en-US"/>
+        </w:rPr>
+        <w:t>Let’s</w:t>
+      </w:r>
+      <w:r>
+        <w:rPr>
+          <w:rFonts w:ascii="Arial" w:hAnsi="Arial" w:eastAsia="Arial" w:cs="Arial"/>
+          <w:b w:val="0"/>
+          <w:bCs w:val="0"/>
+          <w:i w:val="0"/>
+          <w:iCs w:val="0"/>
+          <w:caps w:val="0"/>
+          <w:smallCaps w:val="0"/>
+          <w:noProof w:val="0"/>
+          <w:color w:val="181818"/>
+          <w:sz w:val="24"/>
+          <w:szCs w:val="24"/>
+          <w:lang w:val="en-US"/>
+        </w:rPr>
+        <w:t xml:space="preserve"> schedule a call to discuss the specifics of your project further and ensure we are aligned </w:t>
+      </w:r>
+      <w:r>
+        <w:rPr>
+          <w:rFonts w:ascii="Arial" w:hAnsi="Arial" w:eastAsia="Arial" w:cs="Arial"/>
+          <w:b w:val="0"/>
+          <w:bCs w:val="0"/>
+          <w:i w:val="0"/>
+          <w:iCs w:val="0"/>
+          <w:caps w:val="0"/>
+          <w:smallCaps w:val="0"/>
+          <w:noProof w:val="0"/>
+          <w:color w:val="181818"/>
+          <w:sz w:val="24"/>
+          <w:szCs w:val="24"/>
+          <w:lang w:val="en-US"/>
+        </w:rPr>
+        <w:t>on</w:t>
+      </w:r>
+      <w:r>
+        <w:rPr>
+          <w:rFonts w:ascii="Arial" w:hAnsi="Arial" w:eastAsia="Arial" w:cs="Arial"/>
+          <w:b w:val="0"/>
+          <w:bCs w:val="0"/>
+          <w:i w:val="0"/>
+          <w:iCs w:val="0"/>
+          <w:caps w:val="0"/>
+          <w:smallCaps w:val="0"/>
+          <w:noProof w:val="0"/>
+          <w:color w:val="181818"/>
+          <w:sz w:val="24"/>
+          <w:szCs w:val="24"/>
+          <w:lang w:val="en-US"/>
+        </w:rPr>
+        <w:t xml:space="preserve"> your vision.</w:t>
+      </w:r>
+      <w:r>
+        <w:br/>
+      </w:r>
+      <w:r>
+        <w:br/>
+      </w:r>
+      <w:r>
+        <w:rPr>
+          <w:rFonts w:ascii="Arial" w:hAnsi="Arial" w:eastAsia="Arial" w:cs="Arial"/>
+          <w:b w:val="0"/>
+          <w:bCs w:val="0"/>
+          <w:i w:val="0"/>
+          <w:iCs w:val="0"/>
+          <w:caps w:val="0"/>
+          <w:smallCaps w:val="0"/>
+          <w:noProof w:val="0"/>
+          <w:color w:val="181818"/>
+          <w:sz w:val="36"/>
+          <w:szCs w:val="36"/>
+          <w:lang w:val="en-US"/>
+        </w:rPr>
+        <w:t>Job details</w:t>
+      </w:r>
+    </w:p>
+    <w:p>
+      <w:pPr>
+        <w:pStyle w:val="Heading3"/>
+        <w:spacing w:before="0" w:beforeAutospacing="off" w:after="360" w:afterAutospacing="off" w:line="360" w:lineRule="auto"/>
+      </w:pPr>
+      <w:r>
+        <w:rPr>
+          <w:rFonts w:ascii="Arial" w:hAnsi="Arial" w:eastAsia="Arial" w:cs="Arial"/>
+          <w:b w:val="0"/>
+          <w:bCs w:val="0"/>
+          <w:i w:val="0"/>
+          <w:iCs w:val="0"/>
+          <w:caps w:val="0"/>
+          <w:smallCaps w:val="0"/>
+          <w:noProof w:val="0"/>
+          <w:color w:val="181818"/>
+          <w:sz w:val="30"/>
+          <w:szCs w:val="30"/>
+          <w:lang w:val="en-US"/>
+        </w:rPr>
+        <w:t>Webflow + Firebase Developer Needed – Real-Time Map MVP (Session-Based Live Location)</w:t>
+      </w:r>
+    </w:p>
+    <w:p>
+      <w:pPr>
+        <w:shd w:val="clear" w:color="auto" w:fill="E9E9E9"/>
+        <w:spacing w:before="0" w:beforeAutospacing="off" w:after="0" w:afterAutospacing="off" w:line="330" w:lineRule="auto"/>
+        <w:ind w:left="-60" w:right="0"/>
+      </w:pPr>
+      <w:r>
+        <w:rPr>
+          <w:rFonts w:ascii="Arial" w:hAnsi="Arial" w:eastAsia="Arial" w:cs="Arial"/>
+          <w:b w:val="0"/>
+          <w:bCs w:val="0"/>
+          <w:i w:val="0"/>
+          <w:iCs w:val="0"/>
+          <w:caps w:val="0"/>
+          <w:smallCaps w:val="0"/>
+          <w:noProof w:val="0"/>
+          <w:color w:val="181818"/>
+          <w:sz w:val="21"/>
+          <w:szCs w:val="21"/>
+          <w:lang w:val="en-US"/>
+        </w:rPr>
+        <w:t>Web Design</w:t>
+      </w:r>
+    </w:p>
+    <w:p>
+      <w:pPr>
+        <w:spacing w:before="0" w:beforeAutospacing="off" w:after="180" w:afterAutospacing="off"/>
+        <w:ind w:left="-60" w:right="0"/>
+      </w:pPr>
+      <w:r>
+        <w:rPr>
+          <w:rFonts w:ascii="Arial" w:hAnsi="Arial" w:eastAsia="Arial" w:cs="Arial"/>
+          <w:b w:val="0"/>
+          <w:bCs w:val="0"/>
+          <w:i w:val="0"/>
+          <w:iCs w:val="0"/>
+          <w:caps w:val="0"/>
+          <w:smallCaps w:val="0"/>
+          <w:noProof w:val="0"/>
+          <w:color w:val="181818"/>
+          <w:sz w:val="24"/>
+          <w:szCs w:val="24"/>
+          <w:lang w:val="en-US"/>
+        </w:rPr>
+        <w:t xml:space="preserve"> </w:t>
+      </w:r>
+    </w:p>
+    <w:p>
+      <w:pPr>
+        <w:spacing w:before="0" w:beforeAutospacing="off" w:after="0" w:afterAutospacing="off" w:line="330" w:lineRule="auto"/>
+        <w:ind w:left="-60" w:right="0"/>
+      </w:pPr>
+      <w:r>
+        <w:rPr>
+          <w:rFonts w:ascii="Arial" w:hAnsi="Arial" w:eastAsia="Arial" w:cs="Arial"/>
+          <w:b w:val="0"/>
+          <w:bCs w:val="0"/>
+          <w:i w:val="0"/>
+          <w:iCs w:val="0"/>
+          <w:caps w:val="0"/>
+          <w:smallCaps w:val="0"/>
+          <w:noProof w:val="0"/>
+          <w:color w:val="676767"/>
+          <w:sz w:val="21"/>
+          <w:szCs w:val="21"/>
+          <w:lang w:val="en-US"/>
+        </w:rPr>
+        <w:t>Posted Feb 18, 2026</w:t>
+      </w:r>
+    </w:p>
+    <w:p>
+      <w:pPr>
+        <w:spacing w:before="0" w:beforeAutospacing="off" w:after="0" w:afterAutospacing="off" w:line="330" w:lineRule="auto"/>
+      </w:pPr>
+      <w:r>
+        <w:rPr>
+          <w:rFonts w:ascii="Arial" w:hAnsi="Arial" w:eastAsia="Arial" w:cs="Arial"/>
+          <w:b w:val="0"/>
+          <w:bCs w:val="0"/>
+          <w:i w:val="0"/>
+          <w:iCs w:val="0"/>
+          <w:caps w:val="0"/>
+          <w:smallCaps w:val="0"/>
+          <w:noProof w:val="0"/>
+          <w:color w:val="181818"/>
+          <w:sz w:val="21"/>
+          <w:szCs w:val="21"/>
+          <w:lang w:val="en-US"/>
+        </w:rPr>
+        <w:t>Project Overview I am building a lean MVP platform with one core feature: Drivers can activate a “Go Live” mode, and users see the closest live driver on a map based on real-time proximity. This is NOT a booking system. +There are NO payments. +There are NO driver accounts or dashboards. +There is NO dispatch logic. The goal is lightweight real-time driver presence only. Build requirements: Frontend (Webflow) Mobile-first design +Map integration (Google Maps or Mapbox) +Driver pins shown on map +Tap pin → open driver profile modal +Direct phone call (tel:) button Live “Go Live” Feature (Core USP) Each driver has a private “Go Live” page  +Driver taps “Go Live” to become visible  +Browser shares location  +Location updates every 10–20 seconds  +Drivers sorted by distance from user  +If driver closes page or loses connection, they remain visible briefly (5–10 minute grace period)  +After grace period, driver automatically disappears No background tracking.  +No persistent tracking.  +No app required. This is a session-based live presence system. Technical Requirements Developer must be comfortable with: Webflow frontend development +JavaScript +Browser geolocation APIs +Integrating Webflow with a lightweight real-time database (Firebase or similar) +Sorting results by proximity This should be built as a lightweight presence system — not a complex backend platform. Deliverables Fully functional MVP inside my Webflow workspace +Clean real-time integration +Mobile tested (especially Safari) +30 days post-launch bug support +Clear explanation of setup Budget &amp; Timeline Budget range: $3,000–$4,500 USD (Depending on experience and clarity of execution)  +Timeline: 3–4 weeks  +Fixed price preferred  +Milestone-based payments Please confirm: Have you integrated Webflow with Firebase (or similar real-time database)? Have you implemented browser-based live location before? Estimated cost and timeline for this scope? This is a lightweight real-time presence system, not a full backend application. Driver location is session-based only and should not be permanently stored. No driver accounts or authentication required for V1. Real-time data should be stored in a lightweight service (e.g. Firebase), separate from Webflow CMS. Webflow CMS is only for static driver profile information. Live drivers must automatically disappear after 5–10 minutes of no location updates. The goal is simplicity and reliability — not complex scalability at this stage</w:t>
+      </w:r>
+    </w:p>
+    <w:p>
+      <w:pPr>
+        <w:pStyle w:val="Normal"/>
+        <w:rPr>
+          <w:rFonts w:ascii="Arial" w:hAnsi="Arial" w:eastAsia="Arial" w:cs="Arial"/>
+          <w:b w:val="0"/>
+          <w:bCs w:val="0"/>
+          <w:i w:val="0"/>
+          <w:iCs w:val="0"/>
+          <w:caps w:val="0"/>
+          <w:smallCaps w:val="0"/>
+          <w:noProof w:val="0"/>
+          <w:color w:val="181818"/>
+          <w:sz w:val="24"/>
+          <w:szCs w:val="24"/>
+          <w:lang w:val="en-US"/>
+        </w:rPr>
+      </w:pPr>
+    </w:p>
+    <w:p>
+      <w:pPr>
+        <w:pStyle w:val="Normal"/>
+        <w:rPr>
+          <w:rFonts w:ascii="Arial" w:hAnsi="Arial" w:eastAsia="Arial" w:cs="Arial"/>
+          <w:b w:val="0"/>
+          <w:bCs w:val="0"/>
+          <w:i w:val="0"/>
+          <w:iCs w:val="0"/>
+          <w:caps w:val="0"/>
+          <w:smallCaps w:val="0"/>
+          <w:noProof w:val="0"/>
+          <w:color w:val="181818"/>
+          <w:sz w:val="24"/>
+          <w:szCs w:val="24"/>
+          <w:lang w:val="en-US"/>
+        </w:rPr>
+      </w:pPr>
+      <w:r>
+        <w:rPr>
+          <w:rFonts w:ascii="Arial" w:hAnsi="Arial" w:eastAsia="Arial" w:cs="Arial"/>
+          <w:b w:val="0"/>
+          <w:bCs w:val="0"/>
+          <w:i w:val="0"/>
+          <w:iCs w:val="0"/>
+          <w:caps w:val="0"/>
+          <w:smallCaps w:val="0"/>
+          <w:noProof w:val="0"/>
+          <w:color w:val="181818"/>
+          <w:sz w:val="24"/>
+          <w:szCs w:val="24"/>
+          <w:lang w:val="en-US"/>
+        </w:rPr>
+        <w:t>Proposal:</w:t>
+      </w:r>
+    </w:p>
+    <w:p>
+      <w:pPr>
+        <w:pStyle w:val="Normal"/>
+      </w:pPr>
+      <w:r>
+        <w:rPr>
+          <w:rFonts w:ascii="Arial" w:hAnsi="Arial" w:eastAsia="Arial" w:cs="Arial"/>
+          <w:b w:val="0"/>
+          <w:bCs w:val="0"/>
+          <w:i w:val="0"/>
+          <w:iCs w:val="0"/>
+          <w:caps w:val="0"/>
+          <w:smallCaps w:val="0"/>
+          <w:noProof w:val="0"/>
+          <w:color w:val="181818"/>
+          <w:sz w:val="24"/>
+          <w:szCs w:val="24"/>
+          <w:lang w:val="en-US"/>
+        </w:rPr>
+        <w:t xml:space="preserve">Hi Alexander, </w:t>
+      </w:r>
+      <w:r>
+        <w:rPr>
+          <w:rFonts w:ascii="Arial" w:hAnsi="Arial" w:eastAsia="Arial" w:cs="Arial"/>
+          <w:b w:val="0"/>
+          <w:bCs w:val="0"/>
+          <w:i w:val="0"/>
+          <w:iCs w:val="0"/>
+          <w:caps w:val="0"/>
+          <w:smallCaps w:val="0"/>
+          <w:noProof w:val="0"/>
+          <w:color w:val="181818"/>
+          <w:sz w:val="24"/>
+          <w:szCs w:val="24"/>
+          <w:lang w:val="en-US"/>
+        </w:rPr>
+        <w:t>I’ve</w:t>
+      </w:r>
+      <w:r>
+        <w:rPr>
+          <w:rFonts w:ascii="Arial" w:hAnsi="Arial" w:eastAsia="Arial" w:cs="Arial"/>
+          <w:b w:val="0"/>
+          <w:bCs w:val="0"/>
+          <w:i w:val="0"/>
+          <w:iCs w:val="0"/>
+          <w:caps w:val="0"/>
+          <w:smallCaps w:val="0"/>
+          <w:noProof w:val="0"/>
+          <w:color w:val="181818"/>
+          <w:sz w:val="24"/>
+          <w:szCs w:val="24"/>
+          <w:lang w:val="en-US"/>
+        </w:rPr>
+        <w:t xml:space="preserve"> recently built a structurally similar MVP involving </w:t>
+      </w:r>
+      <w:r>
+        <w:rPr>
+          <w:rFonts w:ascii="Arial" w:hAnsi="Arial" w:eastAsia="Arial" w:cs="Arial"/>
+          <w:b w:val="0"/>
+          <w:bCs w:val="0"/>
+          <w:i w:val="0"/>
+          <w:iCs w:val="0"/>
+          <w:caps w:val="0"/>
+          <w:smallCaps w:val="0"/>
+          <w:noProof w:val="0"/>
+          <w:color w:val="181818"/>
+          <w:sz w:val="24"/>
+          <w:szCs w:val="24"/>
+          <w:lang w:val="en-US"/>
+        </w:rPr>
+        <w:t>Webflow</w:t>
+      </w:r>
+      <w:r>
+        <w:rPr>
+          <w:rFonts w:ascii="Arial" w:hAnsi="Arial" w:eastAsia="Arial" w:cs="Arial"/>
+          <w:b w:val="0"/>
+          <w:bCs w:val="0"/>
+          <w:i w:val="0"/>
+          <w:iCs w:val="0"/>
+          <w:caps w:val="0"/>
+          <w:smallCaps w:val="0"/>
+          <w:noProof w:val="0"/>
+          <w:color w:val="181818"/>
+          <w:sz w:val="24"/>
+          <w:szCs w:val="24"/>
+          <w:lang w:val="en-US"/>
+        </w:rPr>
+        <w:t xml:space="preserve">-centric workflows and real-time logic. In a Custom Car Inspection Booking System MVP, I designed a multi-role platform supporting Buyers, Sellers, and Mechanics. The system used </w:t>
+      </w:r>
+      <w:r>
+        <w:rPr>
+          <w:rFonts w:ascii="Arial" w:hAnsi="Arial" w:eastAsia="Arial" w:cs="Arial"/>
+          <w:b w:val="0"/>
+          <w:bCs w:val="0"/>
+          <w:i w:val="0"/>
+          <w:iCs w:val="0"/>
+          <w:caps w:val="0"/>
+          <w:smallCaps w:val="0"/>
+          <w:noProof w:val="0"/>
+          <w:color w:val="181818"/>
+          <w:sz w:val="24"/>
+          <w:szCs w:val="24"/>
+          <w:lang w:val="en-US"/>
+        </w:rPr>
+        <w:t>Webflow</w:t>
+      </w:r>
+      <w:r>
+        <w:rPr>
+          <w:rFonts w:ascii="Arial" w:hAnsi="Arial" w:eastAsia="Arial" w:cs="Arial"/>
+          <w:b w:val="0"/>
+          <w:bCs w:val="0"/>
+          <w:i w:val="0"/>
+          <w:iCs w:val="0"/>
+          <w:caps w:val="0"/>
+          <w:smallCaps w:val="0"/>
+          <w:noProof w:val="0"/>
+          <w:color w:val="181818"/>
+          <w:sz w:val="24"/>
+          <w:szCs w:val="24"/>
+          <w:lang w:val="en-US"/>
+        </w:rPr>
+        <w:t xml:space="preserve"> for the frontend, Next.js / Node.js for application logic, PostgreSQL for structured data, and </w:t>
+      </w:r>
+      <w:r>
+        <w:rPr>
+          <w:rFonts w:ascii="Arial" w:hAnsi="Arial" w:eastAsia="Arial" w:cs="Arial"/>
+          <w:b w:val="0"/>
+          <w:bCs w:val="0"/>
+          <w:i w:val="0"/>
+          <w:iCs w:val="0"/>
+          <w:caps w:val="0"/>
+          <w:smallCaps w:val="0"/>
+          <w:noProof w:val="0"/>
+          <w:color w:val="181818"/>
+          <w:sz w:val="24"/>
+          <w:szCs w:val="24"/>
+          <w:lang w:val="en-US"/>
+        </w:rPr>
+        <w:t>Airtable</w:t>
+      </w:r>
+      <w:r>
+        <w:rPr>
+          <w:rFonts w:ascii="Arial" w:hAnsi="Arial" w:eastAsia="Arial" w:cs="Arial"/>
+          <w:b w:val="0"/>
+          <w:bCs w:val="0"/>
+          <w:i w:val="0"/>
+          <w:iCs w:val="0"/>
+          <w:caps w:val="0"/>
+          <w:smallCaps w:val="0"/>
+          <w:noProof w:val="0"/>
+          <w:color w:val="181818"/>
+          <w:sz w:val="24"/>
+          <w:szCs w:val="24"/>
+          <w:lang w:val="en-US"/>
+        </w:rPr>
+        <w:t xml:space="preserve"> integrations via Zapier. It required dynamic session-driven states and external data </w:t>
+      </w:r>
+      <w:r>
+        <w:rPr>
+          <w:rFonts w:ascii="Arial" w:hAnsi="Arial" w:eastAsia="Arial" w:cs="Arial"/>
+          <w:b w:val="0"/>
+          <w:bCs w:val="0"/>
+          <w:i w:val="0"/>
+          <w:iCs w:val="0"/>
+          <w:caps w:val="0"/>
+          <w:smallCaps w:val="0"/>
+          <w:noProof w:val="0"/>
+          <w:color w:val="181818"/>
+          <w:sz w:val="24"/>
+          <w:szCs w:val="24"/>
+          <w:lang w:val="en-US"/>
+        </w:rPr>
+        <w:t>pipelines</w:t>
+      </w:r>
+      <w:r>
+        <w:rPr>
+          <w:rFonts w:ascii="Arial" w:hAnsi="Arial" w:eastAsia="Arial" w:cs="Arial"/>
+          <w:b w:val="0"/>
+          <w:bCs w:val="0"/>
+          <w:i w:val="0"/>
+          <w:iCs w:val="0"/>
+          <w:caps w:val="0"/>
+          <w:smallCaps w:val="0"/>
+          <w:noProof w:val="0"/>
+          <w:color w:val="181818"/>
+          <w:sz w:val="24"/>
+          <w:szCs w:val="24"/>
+          <w:lang w:val="en-US"/>
+        </w:rPr>
+        <w:t xml:space="preserve"> constraints very similar to a live presence system like yours. Your MVP direction is clear and technically </w:t>
+      </w:r>
+      <w:r>
+        <w:rPr>
+          <w:rFonts w:ascii="Arial" w:hAnsi="Arial" w:eastAsia="Arial" w:cs="Arial"/>
+          <w:b w:val="0"/>
+          <w:bCs w:val="0"/>
+          <w:i w:val="0"/>
+          <w:iCs w:val="0"/>
+          <w:caps w:val="0"/>
+          <w:smallCaps w:val="0"/>
+          <w:noProof w:val="0"/>
+          <w:color w:val="181818"/>
+          <w:sz w:val="24"/>
+          <w:szCs w:val="24"/>
+          <w:lang w:val="en-US"/>
+        </w:rPr>
+        <w:t>well-defined</w:t>
+      </w:r>
+      <w:r>
+        <w:rPr>
+          <w:rFonts w:ascii="Arial" w:hAnsi="Arial" w:eastAsia="Arial" w:cs="Arial"/>
+          <w:b w:val="0"/>
+          <w:bCs w:val="0"/>
+          <w:i w:val="0"/>
+          <w:iCs w:val="0"/>
+          <w:caps w:val="0"/>
+          <w:smallCaps w:val="0"/>
+          <w:noProof w:val="0"/>
+          <w:color w:val="181818"/>
+          <w:sz w:val="24"/>
+          <w:szCs w:val="24"/>
+          <w:lang w:val="en-US"/>
+        </w:rPr>
+        <w:t xml:space="preserve">. A session-based “Go Live” driver presence model works best with </w:t>
+      </w:r>
+      <w:r>
+        <w:rPr>
+          <w:rFonts w:ascii="Arial" w:hAnsi="Arial" w:eastAsia="Arial" w:cs="Arial"/>
+          <w:b w:val="0"/>
+          <w:bCs w:val="0"/>
+          <w:i w:val="0"/>
+          <w:iCs w:val="0"/>
+          <w:caps w:val="0"/>
+          <w:smallCaps w:val="0"/>
+          <w:noProof w:val="0"/>
+          <w:color w:val="181818"/>
+          <w:sz w:val="24"/>
+          <w:szCs w:val="24"/>
+          <w:lang w:val="en-US"/>
+        </w:rPr>
+        <w:t>Webflow</w:t>
+      </w:r>
+      <w:r>
+        <w:rPr>
+          <w:rFonts w:ascii="Arial" w:hAnsi="Arial" w:eastAsia="Arial" w:cs="Arial"/>
+          <w:b w:val="0"/>
+          <w:bCs w:val="0"/>
+          <w:i w:val="0"/>
+          <w:iCs w:val="0"/>
+          <w:caps w:val="0"/>
+          <w:smallCaps w:val="0"/>
+          <w:noProof w:val="0"/>
+          <w:color w:val="181818"/>
+          <w:sz w:val="24"/>
+          <w:szCs w:val="24"/>
+          <w:lang w:val="en-US"/>
+        </w:rPr>
+        <w:t xml:space="preserve"> as the mobile-first UI layer, paired with a lightweight real-time database such as Firebase. This keeps </w:t>
+      </w:r>
+      <w:r>
+        <w:rPr>
+          <w:rFonts w:ascii="Arial" w:hAnsi="Arial" w:eastAsia="Arial" w:cs="Arial"/>
+          <w:b w:val="0"/>
+          <w:bCs w:val="0"/>
+          <w:i w:val="0"/>
+          <w:iCs w:val="0"/>
+          <w:caps w:val="0"/>
+          <w:smallCaps w:val="0"/>
+          <w:noProof w:val="0"/>
+          <w:color w:val="181818"/>
+          <w:sz w:val="24"/>
+          <w:szCs w:val="24"/>
+          <w:lang w:val="en-US"/>
+        </w:rPr>
+        <w:t>Webflow</w:t>
+      </w:r>
+      <w:r>
+        <w:rPr>
+          <w:rFonts w:ascii="Arial" w:hAnsi="Arial" w:eastAsia="Arial" w:cs="Arial"/>
+          <w:b w:val="0"/>
+          <w:bCs w:val="0"/>
+          <w:i w:val="0"/>
+          <w:iCs w:val="0"/>
+          <w:caps w:val="0"/>
+          <w:smallCaps w:val="0"/>
+          <w:noProof w:val="0"/>
+          <w:color w:val="181818"/>
+          <w:sz w:val="24"/>
+          <w:szCs w:val="24"/>
+          <w:lang w:val="en-US"/>
+        </w:rPr>
+        <w:t xml:space="preserve"> focused on layout and static CMS data, while live driver state, coordinates, and timestamps are handled externally for speed and reliability. Drivers can publish location via browser </w:t>
+      </w:r>
+      <w:r>
+        <w:rPr>
+          <w:rFonts w:ascii="Arial" w:hAnsi="Arial" w:eastAsia="Arial" w:cs="Arial"/>
+          <w:b w:val="0"/>
+          <w:bCs w:val="0"/>
+          <w:i w:val="0"/>
+          <w:iCs w:val="0"/>
+          <w:caps w:val="0"/>
+          <w:smallCaps w:val="0"/>
+          <w:noProof w:val="0"/>
+          <w:color w:val="181818"/>
+          <w:sz w:val="24"/>
+          <w:szCs w:val="24"/>
+          <w:lang w:val="en-US"/>
+        </w:rPr>
+        <w:t>geolocation</w:t>
+      </w:r>
+      <w:r>
+        <w:rPr>
+          <w:rFonts w:ascii="Arial" w:hAnsi="Arial" w:eastAsia="Arial" w:cs="Arial"/>
+          <w:b w:val="0"/>
+          <w:bCs w:val="0"/>
+          <w:i w:val="0"/>
+          <w:iCs w:val="0"/>
+          <w:caps w:val="0"/>
+          <w:smallCaps w:val="0"/>
+          <w:noProof w:val="0"/>
+          <w:color w:val="181818"/>
+          <w:sz w:val="24"/>
+          <w:szCs w:val="24"/>
+          <w:lang w:val="en-US"/>
+        </w:rPr>
+        <w:t xml:space="preserve"> APIs with updates every 10–20 seconds, while visibility, grace periods, and automatic removal of inactive drivers are governed by timestamp validation rather than background tracking. Proximity sorting can be handled through simple distance calculations to keep the experience fast and deterministic. Yes, I have experience integrating </w:t>
+      </w:r>
+      <w:r>
+        <w:rPr>
+          <w:rFonts w:ascii="Arial" w:hAnsi="Arial" w:eastAsia="Arial" w:cs="Arial"/>
+          <w:b w:val="0"/>
+          <w:bCs w:val="0"/>
+          <w:i w:val="0"/>
+          <w:iCs w:val="0"/>
+          <w:caps w:val="0"/>
+          <w:smallCaps w:val="0"/>
+          <w:noProof w:val="0"/>
+          <w:color w:val="181818"/>
+          <w:sz w:val="24"/>
+          <w:szCs w:val="24"/>
+          <w:lang w:val="en-US"/>
+        </w:rPr>
+        <w:t>Webflow</w:t>
+      </w:r>
+      <w:r>
+        <w:rPr>
+          <w:rFonts w:ascii="Arial" w:hAnsi="Arial" w:eastAsia="Arial" w:cs="Arial"/>
+          <w:b w:val="0"/>
+          <w:bCs w:val="0"/>
+          <w:i w:val="0"/>
+          <w:iCs w:val="0"/>
+          <w:caps w:val="0"/>
+          <w:smallCaps w:val="0"/>
+          <w:noProof w:val="0"/>
+          <w:color w:val="181818"/>
+          <w:sz w:val="24"/>
+          <w:szCs w:val="24"/>
+          <w:lang w:val="en-US"/>
+        </w:rPr>
+        <w:t xml:space="preserve"> with real-time data services and implementing browser-based live location behavior using JavaScript. For this scope, the delivery timeline would be </w:t>
+      </w:r>
+      <w:r>
+        <w:rPr>
+          <w:rFonts w:ascii="Arial" w:hAnsi="Arial" w:eastAsia="Arial" w:cs="Arial"/>
+          <w:b w:val="0"/>
+          <w:bCs w:val="0"/>
+          <w:i w:val="0"/>
+          <w:iCs w:val="0"/>
+          <w:caps w:val="0"/>
+          <w:smallCaps w:val="0"/>
+          <w:noProof w:val="0"/>
+          <w:color w:val="181818"/>
+          <w:sz w:val="24"/>
+          <w:szCs w:val="24"/>
+          <w:lang w:val="en-US"/>
+        </w:rPr>
+        <w:t>approximately 3</w:t>
+      </w:r>
+      <w:r>
+        <w:rPr>
+          <w:rFonts w:ascii="Arial" w:hAnsi="Arial" w:eastAsia="Arial" w:cs="Arial"/>
+          <w:b w:val="0"/>
+          <w:bCs w:val="0"/>
+          <w:i w:val="0"/>
+          <w:iCs w:val="0"/>
+          <w:caps w:val="0"/>
+          <w:smallCaps w:val="0"/>
+          <w:noProof w:val="0"/>
+          <w:color w:val="181818"/>
+          <w:sz w:val="24"/>
+          <w:szCs w:val="24"/>
+          <w:lang w:val="en-US"/>
+        </w:rPr>
+        <w:t xml:space="preserve">–4 weeks, including mobile testing (especially Safari), real-time synchronization, and stabilization. The cost fits comfortably within your stated budget depending on final UI details and map provider </w:t>
+      </w:r>
+      <w:r>
+        <w:rPr>
+          <w:rFonts w:ascii="Arial" w:hAnsi="Arial" w:eastAsia="Arial" w:cs="Arial"/>
+          <w:b w:val="0"/>
+          <w:bCs w:val="0"/>
+          <w:i w:val="0"/>
+          <w:iCs w:val="0"/>
+          <w:caps w:val="0"/>
+          <w:smallCaps w:val="0"/>
+          <w:noProof w:val="0"/>
+          <w:color w:val="181818"/>
+          <w:sz w:val="24"/>
+          <w:szCs w:val="24"/>
+          <w:lang w:val="en-US"/>
+        </w:rPr>
+        <w:t>selection</w:t>
+      </w:r>
+      <w:r>
+        <w:rPr>
+          <w:rFonts w:ascii="Arial" w:hAnsi="Arial" w:eastAsia="Arial" w:cs="Arial"/>
+          <w:b w:val="0"/>
+          <w:bCs w:val="0"/>
+          <w:i w:val="0"/>
+          <w:iCs w:val="0"/>
+          <w:caps w:val="0"/>
+          <w:smallCaps w:val="0"/>
+          <w:noProof w:val="0"/>
+          <w:color w:val="181818"/>
+          <w:sz w:val="24"/>
+          <w:szCs w:val="24"/>
+          <w:lang w:val="en-US"/>
+        </w:rPr>
+        <w:t xml:space="preserve">. If helpful, I can outline the exact </w:t>
+      </w:r>
+      <w:r>
+        <w:rPr>
+          <w:rFonts w:ascii="Arial" w:hAnsi="Arial" w:eastAsia="Arial" w:cs="Arial"/>
+          <w:b w:val="0"/>
+          <w:bCs w:val="0"/>
+          <w:i w:val="0"/>
+          <w:iCs w:val="0"/>
+          <w:caps w:val="0"/>
+          <w:smallCaps w:val="0"/>
+          <w:noProof w:val="0"/>
+          <w:color w:val="181818"/>
+          <w:sz w:val="24"/>
+          <w:szCs w:val="24"/>
+          <w:lang w:val="en-US"/>
+        </w:rPr>
+        <w:t>presence</w:t>
+      </w:r>
+      <w:r>
+        <w:rPr>
+          <w:rFonts w:ascii="Arial" w:hAnsi="Arial" w:eastAsia="Arial" w:cs="Arial"/>
+          <w:b w:val="0"/>
+          <w:bCs w:val="0"/>
+          <w:i w:val="0"/>
+          <w:iCs w:val="0"/>
+          <w:caps w:val="0"/>
+          <w:smallCaps w:val="0"/>
+          <w:noProof w:val="0"/>
+          <w:color w:val="181818"/>
+          <w:sz w:val="24"/>
+          <w:szCs w:val="24"/>
+          <w:lang w:val="en-US"/>
+        </w:rPr>
+        <w:t xml:space="preserve"> lifecycle and failure-handling logic before kickoff to ensure edge cases are fully covered. </w:t>
+      </w:r>
+      <w:r>
+        <w:rPr>
+          <w:rFonts w:ascii="Arial" w:hAnsi="Arial" w:eastAsia="Arial" w:cs="Arial"/>
+          <w:b w:val="0"/>
+          <w:bCs w:val="0"/>
+          <w:i w:val="0"/>
+          <w:iCs w:val="0"/>
+          <w:caps w:val="0"/>
+          <w:smallCaps w:val="0"/>
+          <w:noProof w:val="0"/>
+          <w:color w:val="181818"/>
+          <w:sz w:val="24"/>
+          <w:szCs w:val="24"/>
+          <w:lang w:val="en-US"/>
+        </w:rPr>
+        <w:t>Let’s</w:t>
+      </w:r>
+      <w:r>
+        <w:rPr>
+          <w:rFonts w:ascii="Arial" w:hAnsi="Arial" w:eastAsia="Arial" w:cs="Arial"/>
+          <w:b w:val="0"/>
+          <w:bCs w:val="0"/>
+          <w:i w:val="0"/>
+          <w:iCs w:val="0"/>
+          <w:caps w:val="0"/>
+          <w:smallCaps w:val="0"/>
+          <w:noProof w:val="0"/>
+          <w:color w:val="181818"/>
+          <w:sz w:val="24"/>
+          <w:szCs w:val="24"/>
+          <w:lang w:val="en-US"/>
+        </w:rPr>
+        <w:t xml:space="preserve"> connect via chat and discuss the next steps.</w:t>
+      </w:r>
+    </w:p>
+    <w:p>
+      <w:pPr>
+        <w:pStyle w:val="Normal"/>
+        <w:rPr>
+          <w:rFonts w:ascii="Arial" w:hAnsi="Arial" w:eastAsia="Arial" w:cs="Arial"/>
+          <w:b w:val="0"/>
+          <w:bCs w:val="0"/>
+          <w:i w:val="0"/>
+          <w:iCs w:val="0"/>
+          <w:caps w:val="0"/>
+          <w:smallCaps w:val="0"/>
+          <w:noProof w:val="0"/>
+          <w:color w:val="181818"/>
+          <w:sz w:val="24"/>
+          <w:szCs w:val="24"/>
+          <w:lang w:val="en-US"/>
+        </w:rPr>
+      </w:pPr>
+    </w:p>
+    <w:p>
+      <w:pPr>
+        <w:pStyle w:val="Heading2"/>
+        <w:spacing w:before="0" w:beforeAutospacing="off" w:after="120" w:afterAutospacing="off" w:line="396" w:lineRule="auto"/>
+        <w:ind w:left="480" w:right="0"/>
+      </w:pPr>
+      <w:r>
+        <w:rPr>
+          <w:rFonts w:ascii="Arial" w:hAnsi="Arial" w:eastAsia="Arial" w:cs="Arial"/>
+          <w:b w:val="0"/>
+          <w:bCs w:val="0"/>
+          <w:i w:val="0"/>
+          <w:iCs w:val="0"/>
+          <w:caps w:val="0"/>
+          <w:smallCaps w:val="0"/>
+          <w:noProof w:val="0"/>
+          <w:color w:val="181818"/>
+          <w:sz w:val="36"/>
+          <w:szCs w:val="36"/>
+          <w:lang w:val="en-US"/>
+        </w:rPr>
+        <w:t>Job details</w:t>
+      </w:r>
+    </w:p>
+    <w:p>
+      <w:pPr>
+        <w:pStyle w:val="Heading3"/>
+        <w:spacing w:before="0" w:beforeAutospacing="off" w:after="360" w:afterAutospacing="off" w:line="360" w:lineRule="auto"/>
+      </w:pPr>
+      <w:r>
+        <w:rPr>
+          <w:rFonts w:ascii="Arial" w:hAnsi="Arial" w:eastAsia="Arial" w:cs="Arial"/>
+          <w:b w:val="0"/>
+          <w:bCs w:val="0"/>
+          <w:i w:val="0"/>
+          <w:iCs w:val="0"/>
+          <w:caps w:val="0"/>
+          <w:smallCaps w:val="0"/>
+          <w:noProof w:val="0"/>
+          <w:color w:val="181818"/>
+          <w:sz w:val="30"/>
+          <w:szCs w:val="30"/>
+          <w:lang w:val="en-US"/>
+        </w:rPr>
+        <w:t>Shopify Website Setup clean functional (Clean, Semi-Custom, fully functional – No Overengineering)</w:t>
+      </w:r>
+    </w:p>
+    <w:p>
+      <w:pPr>
+        <w:shd w:val="clear" w:color="auto" w:fill="E9E9E9"/>
+        <w:spacing w:before="0" w:beforeAutospacing="off" w:after="0" w:afterAutospacing="off" w:line="330" w:lineRule="auto"/>
+        <w:ind w:left="-60" w:right="0"/>
+      </w:pPr>
+      <w:r>
+        <w:rPr>
+          <w:rFonts w:ascii="Arial" w:hAnsi="Arial" w:eastAsia="Arial" w:cs="Arial"/>
+          <w:b w:val="0"/>
+          <w:bCs w:val="0"/>
+          <w:i w:val="0"/>
+          <w:iCs w:val="0"/>
+          <w:caps w:val="0"/>
+          <w:smallCaps w:val="0"/>
+          <w:noProof w:val="0"/>
+          <w:color w:val="181818"/>
+          <w:sz w:val="21"/>
+          <w:szCs w:val="21"/>
+          <w:lang w:val="en-US"/>
+        </w:rPr>
+        <w:t>Ecommerce Website Development</w:t>
+      </w:r>
+    </w:p>
+    <w:p>
+      <w:pPr>
+        <w:spacing w:before="0" w:beforeAutospacing="off" w:after="180" w:afterAutospacing="off"/>
+        <w:ind w:left="-60" w:right="0"/>
+      </w:pPr>
+      <w:r>
+        <w:rPr>
+          <w:rFonts w:ascii="Arial" w:hAnsi="Arial" w:eastAsia="Arial" w:cs="Arial"/>
+          <w:b w:val="0"/>
+          <w:bCs w:val="0"/>
+          <w:i w:val="0"/>
+          <w:iCs w:val="0"/>
+          <w:caps w:val="0"/>
+          <w:smallCaps w:val="0"/>
+          <w:noProof w:val="0"/>
+          <w:color w:val="181818"/>
+          <w:sz w:val="24"/>
+          <w:szCs w:val="24"/>
+          <w:lang w:val="en-US"/>
+        </w:rPr>
+        <w:t xml:space="preserve"> </w:t>
+      </w:r>
+    </w:p>
+    <w:p>
+      <w:pPr>
+        <w:spacing w:before="0" w:beforeAutospacing="off" w:after="0" w:afterAutospacing="off" w:line="330" w:lineRule="auto"/>
+        <w:ind w:left="-60" w:right="0"/>
+      </w:pPr>
+      <w:r>
+        <w:rPr>
+          <w:rFonts w:ascii="Arial" w:hAnsi="Arial" w:eastAsia="Arial" w:cs="Arial"/>
+          <w:b w:val="0"/>
+          <w:bCs w:val="0"/>
+          <w:i w:val="0"/>
+          <w:iCs w:val="0"/>
+          <w:caps w:val="0"/>
+          <w:smallCaps w:val="0"/>
+          <w:noProof w:val="0"/>
+          <w:color w:val="676767"/>
+          <w:sz w:val="21"/>
+          <w:szCs w:val="21"/>
+          <w:lang w:val="en-US"/>
+        </w:rPr>
+        <w:t>Posted Mar 20, 2026</w:t>
+      </w:r>
+    </w:p>
+    <w:p>
+      <w:pPr>
+        <w:spacing w:before="0" w:beforeAutospacing="off" w:after="0" w:afterAutospacing="off" w:line="330" w:lineRule="auto"/>
+      </w:pPr>
+      <w:r>
+        <w:rPr>
+          <w:rFonts w:ascii="Arial" w:hAnsi="Arial" w:eastAsia="Arial" w:cs="Arial"/>
+          <w:b w:val="0"/>
+          <w:bCs w:val="0"/>
+          <w:i w:val="0"/>
+          <w:iCs w:val="0"/>
+          <w:caps w:val="0"/>
+          <w:smallCaps w:val="0"/>
+          <w:noProof w:val="0"/>
+          <w:color w:val="181818"/>
+          <w:sz w:val="21"/>
+          <w:szCs w:val="21"/>
+          <w:lang w:val="en-US"/>
+        </w:rPr>
+        <w:t>Please provide a fixed price for the project I am looking for a Shopify developer to set up a clean, professional, and simple Shopify website for my brand. IMPORTANT: This is NOT a complex or feature-heavy project. I want a straightforward, well-structured store that looks trustworthy and is easy to manage. Scope: Use a standard Shopify theme Customize layout slightly for a clean and professional look (no custom coding) Pages: Homepage Product page (1–6 products) Cart Contact Basic policy pages Setup: Shopify payments Shipping settings (simple structure) Tax setup Customer accounts (basic) Design: Clean and product-focused Simple classy homepage (image, headline, call-to-action) No clutter, no overdesign Focus on clarity and trust Apps: Keep to a minimum Only essential apps if needed (for ex review app Email: Default Shopify notifications only (order confirmation, etc.) No advanced email marketing Performance: Keep the site fast by avoiding unnecessary apps or heavy customization Handoff: Show me how to: Edit products Manage orders Make basic changes Definition of Done: Website is fully functional and ready to accept orders Payments and checkout working All pages completed and clean I can manage the store myself without developer help please let me know your lead time To apply: Send 2–3 Shopify stores you built Confirm you understand this is a SIMPLE build Briefly explain how you would approach it Goal: A clean, trustworthy Shopify site — not overbuilt, not complicated.</w:t>
+      </w:r>
+    </w:p>
+    <w:p>
+      <w:pPr>
+        <w:pStyle w:val="Normal"/>
+        <w:rPr>
+          <w:rFonts w:ascii="Arial" w:hAnsi="Arial" w:eastAsia="Arial" w:cs="Arial"/>
+          <w:b w:val="0"/>
+          <w:bCs w:val="0"/>
+          <w:i w:val="0"/>
+          <w:iCs w:val="0"/>
+          <w:caps w:val="0"/>
+          <w:smallCaps w:val="0"/>
+          <w:noProof w:val="0"/>
+          <w:color w:val="181818"/>
+          <w:sz w:val="24"/>
+          <w:szCs w:val="24"/>
+          <w:lang w:val="en-US"/>
+        </w:rPr>
+      </w:pPr>
+    </w:p>
+    <w:p>
+      <w:pPr>
+        <w:pStyle w:val="Normal"/>
+        <w:rPr>
+          <w:rFonts w:ascii="Arial" w:hAnsi="Arial" w:eastAsia="Arial" w:cs="Arial"/>
+          <w:b w:val="0"/>
+          <w:bCs w:val="0"/>
+          <w:i w:val="0"/>
+          <w:iCs w:val="0"/>
+          <w:caps w:val="0"/>
+          <w:smallCaps w:val="0"/>
+          <w:noProof w:val="0"/>
+          <w:color w:val="181818"/>
+          <w:sz w:val="24"/>
+          <w:szCs w:val="24"/>
+          <w:lang w:val="en-US"/>
+        </w:rPr>
+      </w:pPr>
+      <w:r>
+        <w:rPr>
+          <w:rFonts w:ascii="Arial" w:hAnsi="Arial" w:eastAsia="Arial" w:cs="Arial"/>
+          <w:b w:val="0"/>
+          <w:bCs w:val="0"/>
+          <w:i w:val="0"/>
+          <w:iCs w:val="0"/>
+          <w:caps w:val="0"/>
+          <w:smallCaps w:val="0"/>
+          <w:noProof w:val="0"/>
+          <w:color w:val="181818"/>
+          <w:sz w:val="24"/>
+          <w:szCs w:val="24"/>
+          <w:lang w:val="en-US"/>
+        </w:rPr>
+        <w:t>Proposal:</w:t>
+      </w:r>
+    </w:p>
+    <w:p>
+      <w:pPr>
+        <w:pStyle w:val="Normal"/>
+      </w:pPr>
+      <w:r>
+        <w:rPr>
+          <w:rFonts w:ascii="Arial" w:hAnsi="Arial" w:eastAsia="Arial" w:cs="Arial"/>
+          <w:b w:val="0"/>
+          <w:bCs w:val="0"/>
+          <w:i w:val="0"/>
+          <w:iCs w:val="0"/>
+          <w:caps w:val="0"/>
+          <w:smallCaps w:val="0"/>
+          <w:noProof w:val="0"/>
+          <w:color w:val="181818"/>
+          <w:sz w:val="24"/>
+          <w:szCs w:val="24"/>
+          <w:lang w:val="en-US"/>
+        </w:rPr>
+        <w:t xml:space="preserve">Hello, I can help you build a ready to launch Shopify store in just 1 week. Based on your requirements, I will use a reliable Shopify 2.0 theme like Dawn and build everything using the native </w:t>
+      </w:r>
+      <w:r>
+        <w:rPr>
+          <w:rFonts w:ascii="Arial" w:hAnsi="Arial" w:eastAsia="Arial" w:cs="Arial"/>
+          <w:b w:val="0"/>
+          <w:bCs w:val="0"/>
+          <w:i w:val="0"/>
+          <w:iCs w:val="0"/>
+          <w:caps w:val="0"/>
+          <w:smallCaps w:val="0"/>
+          <w:noProof w:val="0"/>
+          <w:color w:val="181818"/>
+          <w:sz w:val="24"/>
+          <w:szCs w:val="24"/>
+          <w:lang w:val="en-US"/>
+        </w:rPr>
+        <w:t>customizer</w:t>
+      </w:r>
+      <w:r>
+        <w:rPr>
+          <w:rFonts w:ascii="Arial" w:hAnsi="Arial" w:eastAsia="Arial" w:cs="Arial"/>
+          <w:b w:val="0"/>
+          <w:bCs w:val="0"/>
+          <w:i w:val="0"/>
+          <w:iCs w:val="0"/>
+          <w:caps w:val="0"/>
+          <w:smallCaps w:val="0"/>
+          <w:noProof w:val="0"/>
+          <w:color w:val="181818"/>
+          <w:sz w:val="24"/>
+          <w:szCs w:val="24"/>
+          <w:lang w:val="en-US"/>
+        </w:rPr>
+        <w:t xml:space="preserve"> no custom code. </w:t>
+      </w:r>
+      <w:r>
+        <w:rPr>
+          <w:rFonts w:ascii="Arial" w:hAnsi="Arial" w:eastAsia="Arial" w:cs="Arial"/>
+          <w:b w:val="0"/>
+          <w:bCs w:val="0"/>
+          <w:i w:val="0"/>
+          <w:iCs w:val="0"/>
+          <w:caps w:val="0"/>
+          <w:smallCaps w:val="0"/>
+          <w:noProof w:val="0"/>
+          <w:color w:val="181818"/>
+          <w:sz w:val="24"/>
+          <w:szCs w:val="24"/>
+          <w:lang w:val="en-US"/>
+        </w:rPr>
+        <w:t>I’ll</w:t>
+      </w:r>
+      <w:r>
+        <w:rPr>
+          <w:rFonts w:ascii="Arial" w:hAnsi="Arial" w:eastAsia="Arial" w:cs="Arial"/>
+          <w:b w:val="0"/>
+          <w:bCs w:val="0"/>
+          <w:i w:val="0"/>
+          <w:iCs w:val="0"/>
+          <w:caps w:val="0"/>
+          <w:smallCaps w:val="0"/>
+          <w:noProof w:val="0"/>
+          <w:color w:val="181818"/>
+          <w:sz w:val="24"/>
+          <w:szCs w:val="24"/>
+          <w:lang w:val="en-US"/>
+        </w:rPr>
+        <w:t xml:space="preserve"> adjust layout, typography, spacing, and colors to create a clean, product-focused design </w:t>
+      </w:r>
+      <w:r>
+        <w:rPr>
+          <w:rFonts w:ascii="Arial" w:hAnsi="Arial" w:eastAsia="Arial" w:cs="Arial"/>
+          <w:b w:val="0"/>
+          <w:bCs w:val="0"/>
+          <w:i w:val="0"/>
+          <w:iCs w:val="0"/>
+          <w:caps w:val="0"/>
+          <w:smallCaps w:val="0"/>
+          <w:noProof w:val="0"/>
+          <w:color w:val="181818"/>
+          <w:sz w:val="24"/>
+          <w:szCs w:val="24"/>
+          <w:lang w:val="en-US"/>
+        </w:rPr>
+        <w:t>that’s</w:t>
+      </w:r>
+      <w:r>
+        <w:rPr>
+          <w:rFonts w:ascii="Arial" w:hAnsi="Arial" w:eastAsia="Arial" w:cs="Arial"/>
+          <w:b w:val="0"/>
+          <w:bCs w:val="0"/>
+          <w:i w:val="0"/>
+          <w:iCs w:val="0"/>
+          <w:caps w:val="0"/>
+          <w:smallCaps w:val="0"/>
+          <w:noProof w:val="0"/>
+          <w:color w:val="181818"/>
+          <w:sz w:val="24"/>
+          <w:szCs w:val="24"/>
+          <w:lang w:val="en-US"/>
+        </w:rPr>
+        <w:t xml:space="preserve"> easy for you to manage. The homepage will include a simple hero (image, headline, CTA) followed by key product highlights. Product pages will be clear and conversion-focused, with clean visuals and a straightforward buying flow. </w:t>
+      </w:r>
+      <w:r>
+        <w:rPr>
+          <w:rFonts w:ascii="Arial" w:hAnsi="Arial" w:eastAsia="Arial" w:cs="Arial"/>
+          <w:b w:val="0"/>
+          <w:bCs w:val="0"/>
+          <w:i w:val="0"/>
+          <w:iCs w:val="0"/>
+          <w:caps w:val="0"/>
+          <w:smallCaps w:val="0"/>
+          <w:noProof w:val="0"/>
+          <w:color w:val="181818"/>
+          <w:sz w:val="24"/>
+          <w:szCs w:val="24"/>
+          <w:lang w:val="en-US"/>
+        </w:rPr>
+        <w:t>I’ll</w:t>
+      </w:r>
+      <w:r>
+        <w:rPr>
+          <w:rFonts w:ascii="Arial" w:hAnsi="Arial" w:eastAsia="Arial" w:cs="Arial"/>
+          <w:b w:val="0"/>
+          <w:bCs w:val="0"/>
+          <w:i w:val="0"/>
+          <w:iCs w:val="0"/>
+          <w:caps w:val="0"/>
+          <w:smallCaps w:val="0"/>
+          <w:noProof w:val="0"/>
+          <w:color w:val="181818"/>
+          <w:sz w:val="24"/>
+          <w:szCs w:val="24"/>
+          <w:lang w:val="en-US"/>
+        </w:rPr>
+        <w:t xml:space="preserve"> also set up all required pages (cart, contact, policies) using Shopify’s default templates with light customization. On the backend, I will configure Shopify Payments, simple shipping rules, tax settings, and basic customer accounts to ensure a smooth checkout experience. Apps will be kept minimal only essential ones like a lightweight review app if needed to </w:t>
+      </w:r>
+      <w:r>
+        <w:rPr>
+          <w:rFonts w:ascii="Arial" w:hAnsi="Arial" w:eastAsia="Arial" w:cs="Arial"/>
+          <w:b w:val="0"/>
+          <w:bCs w:val="0"/>
+          <w:i w:val="0"/>
+          <w:iCs w:val="0"/>
+          <w:caps w:val="0"/>
+          <w:smallCaps w:val="0"/>
+          <w:noProof w:val="0"/>
+          <w:color w:val="181818"/>
+          <w:sz w:val="24"/>
+          <w:szCs w:val="24"/>
+          <w:lang w:val="en-US"/>
+        </w:rPr>
+        <w:t>maintain</w:t>
+      </w:r>
+      <w:r>
+        <w:rPr>
+          <w:rFonts w:ascii="Arial" w:hAnsi="Arial" w:eastAsia="Arial" w:cs="Arial"/>
+          <w:b w:val="0"/>
+          <w:bCs w:val="0"/>
+          <w:i w:val="0"/>
+          <w:iCs w:val="0"/>
+          <w:caps w:val="0"/>
+          <w:smallCaps w:val="0"/>
+          <w:noProof w:val="0"/>
+          <w:color w:val="181818"/>
+          <w:sz w:val="24"/>
+          <w:szCs w:val="24"/>
+          <w:lang w:val="en-US"/>
+        </w:rPr>
+        <w:t xml:space="preserve"> speed and avoid clutter. Before handoff, I will test the full flow, including test orders, checkout, and notifications, to ensure everything works correctly. I will also </w:t>
+      </w:r>
+      <w:r>
+        <w:rPr>
+          <w:rFonts w:ascii="Arial" w:hAnsi="Arial" w:eastAsia="Arial" w:cs="Arial"/>
+          <w:b w:val="0"/>
+          <w:bCs w:val="0"/>
+          <w:i w:val="0"/>
+          <w:iCs w:val="0"/>
+          <w:caps w:val="0"/>
+          <w:smallCaps w:val="0"/>
+          <w:noProof w:val="0"/>
+          <w:color w:val="181818"/>
+          <w:sz w:val="24"/>
+          <w:szCs w:val="24"/>
+          <w:lang w:val="en-US"/>
+        </w:rPr>
+        <w:t>optimize for</w:t>
+      </w:r>
+      <w:r>
+        <w:rPr>
+          <w:rFonts w:ascii="Arial" w:hAnsi="Arial" w:eastAsia="Arial" w:cs="Arial"/>
+          <w:b w:val="0"/>
+          <w:bCs w:val="0"/>
+          <w:i w:val="0"/>
+          <w:iCs w:val="0"/>
+          <w:caps w:val="0"/>
+          <w:smallCaps w:val="0"/>
+          <w:noProof w:val="0"/>
+          <w:color w:val="181818"/>
+          <w:sz w:val="24"/>
+          <w:szCs w:val="24"/>
+          <w:lang w:val="en-US"/>
+        </w:rPr>
+        <w:t xml:space="preserve"> performance by avoiding unnecessary features. </w:t>
+      </w:r>
+      <w:r>
+        <w:rPr>
+          <w:rFonts w:ascii="Arial" w:hAnsi="Arial" w:eastAsia="Arial" w:cs="Arial"/>
+          <w:b w:val="0"/>
+          <w:bCs w:val="0"/>
+          <w:i w:val="0"/>
+          <w:iCs w:val="0"/>
+          <w:caps w:val="0"/>
+          <w:smallCaps w:val="0"/>
+          <w:noProof w:val="0"/>
+          <w:color w:val="181818"/>
+          <w:sz w:val="24"/>
+          <w:szCs w:val="24"/>
+          <w:lang w:val="en-US"/>
+        </w:rPr>
+        <w:t>I’ll</w:t>
+      </w:r>
+      <w:r>
+        <w:rPr>
+          <w:rFonts w:ascii="Arial" w:hAnsi="Arial" w:eastAsia="Arial" w:cs="Arial"/>
+          <w:b w:val="0"/>
+          <w:bCs w:val="0"/>
+          <w:i w:val="0"/>
+          <w:iCs w:val="0"/>
+          <w:caps w:val="0"/>
+          <w:smallCaps w:val="0"/>
+          <w:noProof w:val="0"/>
+          <w:color w:val="181818"/>
+          <w:sz w:val="24"/>
+          <w:szCs w:val="24"/>
+          <w:lang w:val="en-US"/>
+        </w:rPr>
+        <w:t xml:space="preserve"> walk you through managing products, orders, and basic updates so you can run the store independently. My Portfolio: </w:t>
+      </w:r>
+      <w:hyperlink r:id="R043ddb8719b64174">
+        <w:r>
+          <w:rPr>
+            <w:rStyle w:val="Hyperlink"/>
+            <w:rFonts w:ascii="Arial" w:hAnsi="Arial" w:eastAsia="Arial" w:cs="Arial"/>
+            <w:b w:val="0"/>
+            <w:bCs w:val="0"/>
+            <w:i w:val="0"/>
+            <w:iCs w:val="0"/>
+            <w:caps w:val="0"/>
+            <w:smallCaps w:val="0"/>
+            <w:strike w:val="0"/>
+            <w:dstrike w:val="0"/>
+            <w:noProof w:val="0"/>
+            <w:color w:val="108A00"/>
+            <w:sz w:val="24"/>
+            <w:szCs w:val="24"/>
+            <w:u w:val="single"/>
+            <w:lang w:val="en-US"/>
+          </w:rPr>
+          <w:t>coloritto.co</w:t>
+        </w:r>
+      </w:hyperlink>
+      <w:r>
+        <w:rPr>
+          <w:rFonts w:ascii="Arial" w:hAnsi="Arial" w:eastAsia="Arial" w:cs="Arial"/>
+          <w:b w:val="0"/>
+          <w:bCs w:val="0"/>
+          <w:i w:val="0"/>
+          <w:iCs w:val="0"/>
+          <w:caps w:val="0"/>
+          <w:smallCaps w:val="0"/>
+          <w:noProof w:val="0"/>
+          <w:color w:val="181818"/>
+          <w:sz w:val="24"/>
+          <w:szCs w:val="24"/>
+          <w:lang w:val="en-US"/>
+        </w:rPr>
+        <w:t xml:space="preserve"> - (Ella Theme) </w:t>
+      </w:r>
+      <w:hyperlink r:id="Rcda0dbdbcc3647cb">
+        <w:r>
+          <w:rPr>
+            <w:rStyle w:val="Hyperlink"/>
+            <w:rFonts w:ascii="Arial" w:hAnsi="Arial" w:eastAsia="Arial" w:cs="Arial"/>
+            <w:b w:val="0"/>
+            <w:bCs w:val="0"/>
+            <w:i w:val="0"/>
+            <w:iCs w:val="0"/>
+            <w:caps w:val="0"/>
+            <w:smallCaps w:val="0"/>
+            <w:strike w:val="0"/>
+            <w:dstrike w:val="0"/>
+            <w:noProof w:val="0"/>
+            <w:color w:val="108A00"/>
+            <w:sz w:val="24"/>
+            <w:szCs w:val="24"/>
+            <w:u w:val="single"/>
+            <w:lang w:val="en-US"/>
+          </w:rPr>
+          <w:t>rypgolf.com</w:t>
+        </w:r>
+      </w:hyperlink>
+      <w:r>
+        <w:rPr>
+          <w:rFonts w:ascii="Arial" w:hAnsi="Arial" w:eastAsia="Arial" w:cs="Arial"/>
+          <w:b w:val="0"/>
+          <w:bCs w:val="0"/>
+          <w:i w:val="0"/>
+          <w:iCs w:val="0"/>
+          <w:caps w:val="0"/>
+          <w:smallCaps w:val="0"/>
+          <w:noProof w:val="0"/>
+          <w:color w:val="181818"/>
+          <w:sz w:val="24"/>
+          <w:szCs w:val="24"/>
+          <w:lang w:val="en-US"/>
+        </w:rPr>
+        <w:t xml:space="preserve"> - (Ella Theme) </w:t>
+      </w:r>
+      <w:hyperlink r:id="R7e44eced85d54f41">
+        <w:r>
+          <w:rPr>
+            <w:rStyle w:val="Hyperlink"/>
+            <w:rFonts w:ascii="Arial" w:hAnsi="Arial" w:eastAsia="Arial" w:cs="Arial"/>
+            <w:b w:val="0"/>
+            <w:bCs w:val="0"/>
+            <w:i w:val="0"/>
+            <w:iCs w:val="0"/>
+            <w:caps w:val="0"/>
+            <w:smallCaps w:val="0"/>
+            <w:strike w:val="0"/>
+            <w:dstrike w:val="0"/>
+            <w:noProof w:val="0"/>
+            <w:color w:val="108A00"/>
+            <w:sz w:val="24"/>
+            <w:szCs w:val="24"/>
+            <w:u w:val="single"/>
+            <w:lang w:val="en-US"/>
+          </w:rPr>
+          <w:t>meroliving.com</w:t>
+        </w:r>
+      </w:hyperlink>
+      <w:r>
+        <w:rPr>
+          <w:rFonts w:ascii="Arial" w:hAnsi="Arial" w:eastAsia="Arial" w:cs="Arial"/>
+          <w:b w:val="0"/>
+          <w:bCs w:val="0"/>
+          <w:i w:val="0"/>
+          <w:iCs w:val="0"/>
+          <w:caps w:val="0"/>
+          <w:smallCaps w:val="0"/>
+          <w:noProof w:val="0"/>
+          <w:color w:val="181818"/>
+          <w:sz w:val="24"/>
+          <w:szCs w:val="24"/>
+          <w:lang w:val="en-US"/>
+        </w:rPr>
+        <w:t xml:space="preserve"> - (Ella Theme) </w:t>
+      </w:r>
+      <w:hyperlink r:id="R10a3a362cdcd452f">
+        <w:r>
+          <w:rPr>
+            <w:rStyle w:val="Hyperlink"/>
+            <w:rFonts w:ascii="Arial" w:hAnsi="Arial" w:eastAsia="Arial" w:cs="Arial"/>
+            <w:b w:val="0"/>
+            <w:bCs w:val="0"/>
+            <w:i w:val="0"/>
+            <w:iCs w:val="0"/>
+            <w:caps w:val="0"/>
+            <w:smallCaps w:val="0"/>
+            <w:strike w:val="0"/>
+            <w:dstrike w:val="0"/>
+            <w:noProof w:val="0"/>
+            <w:color w:val="108A00"/>
+            <w:sz w:val="24"/>
+            <w:szCs w:val="24"/>
+            <w:u w:val="single"/>
+            <w:lang w:val="en-US"/>
+          </w:rPr>
+          <w:t>orionrlt.com</w:t>
+        </w:r>
+      </w:hyperlink>
+      <w:r>
+        <w:rPr>
+          <w:rFonts w:ascii="Arial" w:hAnsi="Arial" w:eastAsia="Arial" w:cs="Arial"/>
+          <w:b w:val="0"/>
+          <w:bCs w:val="0"/>
+          <w:i w:val="0"/>
+          <w:iCs w:val="0"/>
+          <w:caps w:val="0"/>
+          <w:smallCaps w:val="0"/>
+          <w:noProof w:val="0"/>
+          <w:color w:val="181818"/>
+          <w:sz w:val="24"/>
+          <w:szCs w:val="24"/>
+          <w:lang w:val="en-US"/>
+        </w:rPr>
+        <w:t xml:space="preserve"> - (Dawn Theme) </w:t>
+      </w:r>
+      <w:hyperlink r:id="R0063c682182a4de7">
+        <w:r>
+          <w:rPr>
+            <w:rStyle w:val="Hyperlink"/>
+            <w:rFonts w:ascii="Arial" w:hAnsi="Arial" w:eastAsia="Arial" w:cs="Arial"/>
+            <w:b w:val="0"/>
+            <w:bCs w:val="0"/>
+            <w:i w:val="0"/>
+            <w:iCs w:val="0"/>
+            <w:caps w:val="0"/>
+            <w:smallCaps w:val="0"/>
+            <w:strike w:val="0"/>
+            <w:dstrike w:val="0"/>
+            <w:noProof w:val="0"/>
+            <w:color w:val="108A00"/>
+            <w:sz w:val="24"/>
+            <w:szCs w:val="24"/>
+            <w:u w:val="single"/>
+            <w:lang w:val="en-US"/>
+          </w:rPr>
+          <w:t>vigyl.ca</w:t>
+        </w:r>
+      </w:hyperlink>
+      <w:r>
+        <w:rPr>
+          <w:rFonts w:ascii="Arial" w:hAnsi="Arial" w:eastAsia="Arial" w:cs="Arial"/>
+          <w:b w:val="0"/>
+          <w:bCs w:val="0"/>
+          <w:i w:val="0"/>
+          <w:iCs w:val="0"/>
+          <w:caps w:val="0"/>
+          <w:smallCaps w:val="0"/>
+          <w:noProof w:val="0"/>
+          <w:color w:val="181818"/>
+          <w:sz w:val="24"/>
+          <w:szCs w:val="24"/>
+          <w:lang w:val="en-US"/>
+        </w:rPr>
+        <w:t xml:space="preserve"> - (Showcase Theme) </w:t>
+      </w:r>
+      <w:hyperlink r:id="R73a15363bf3d46d3">
+        <w:r>
+          <w:rPr>
+            <w:rStyle w:val="Hyperlink"/>
+            <w:rFonts w:ascii="Arial" w:hAnsi="Arial" w:eastAsia="Arial" w:cs="Arial"/>
+            <w:b w:val="0"/>
+            <w:bCs w:val="0"/>
+            <w:i w:val="0"/>
+            <w:iCs w:val="0"/>
+            <w:caps w:val="0"/>
+            <w:smallCaps w:val="0"/>
+            <w:strike w:val="0"/>
+            <w:dstrike w:val="0"/>
+            <w:noProof w:val="0"/>
+            <w:color w:val="108A00"/>
+            <w:sz w:val="24"/>
+            <w:szCs w:val="24"/>
+            <w:u w:val="single"/>
+            <w:lang w:val="en-US"/>
+          </w:rPr>
+          <w:t>thinlizzy.com.au</w:t>
+        </w:r>
+      </w:hyperlink>
+      <w:r>
+        <w:rPr>
+          <w:rFonts w:ascii="Arial" w:hAnsi="Arial" w:eastAsia="Arial" w:cs="Arial"/>
+          <w:b w:val="0"/>
+          <w:bCs w:val="0"/>
+          <w:i w:val="0"/>
+          <w:iCs w:val="0"/>
+          <w:caps w:val="0"/>
+          <w:smallCaps w:val="0"/>
+          <w:noProof w:val="0"/>
+          <w:color w:val="181818"/>
+          <w:sz w:val="24"/>
+          <w:szCs w:val="24"/>
+          <w:lang w:val="en-US"/>
+        </w:rPr>
+        <w:t xml:space="preserve"> - (Expanse Theme) </w:t>
+      </w:r>
+      <w:hyperlink r:id="R4449315e166c4f0c">
+        <w:r>
+          <w:rPr>
+            <w:rStyle w:val="Hyperlink"/>
+            <w:rFonts w:ascii="Arial" w:hAnsi="Arial" w:eastAsia="Arial" w:cs="Arial"/>
+            <w:b w:val="0"/>
+            <w:bCs w:val="0"/>
+            <w:i w:val="0"/>
+            <w:iCs w:val="0"/>
+            <w:caps w:val="0"/>
+            <w:smallCaps w:val="0"/>
+            <w:strike w:val="0"/>
+            <w:dstrike w:val="0"/>
+            <w:noProof w:val="0"/>
+            <w:color w:val="108A00"/>
+            <w:sz w:val="24"/>
+            <w:szCs w:val="24"/>
+            <w:u w:val="single"/>
+            <w:lang w:val="en-US"/>
+          </w:rPr>
+          <w:t>oushkfuel.com</w:t>
+        </w:r>
+      </w:hyperlink>
+      <w:r>
+        <w:rPr>
+          <w:rFonts w:ascii="Arial" w:hAnsi="Arial" w:eastAsia="Arial" w:cs="Arial"/>
+          <w:b w:val="0"/>
+          <w:bCs w:val="0"/>
+          <w:i w:val="0"/>
+          <w:iCs w:val="0"/>
+          <w:caps w:val="0"/>
+          <w:smallCaps w:val="0"/>
+          <w:noProof w:val="0"/>
+          <w:color w:val="181818"/>
+          <w:sz w:val="24"/>
+          <w:szCs w:val="24"/>
+          <w:lang w:val="en-US"/>
+        </w:rPr>
+        <w:t xml:space="preserve"> - (Dawn Theme) </w:t>
+      </w:r>
+      <w:hyperlink r:id="R8ca31bb0563b4a1c">
+        <w:r>
+          <w:rPr>
+            <w:rStyle w:val="Hyperlink"/>
+            <w:rFonts w:ascii="Arial" w:hAnsi="Arial" w:eastAsia="Arial" w:cs="Arial"/>
+            <w:b w:val="0"/>
+            <w:bCs w:val="0"/>
+            <w:i w:val="0"/>
+            <w:iCs w:val="0"/>
+            <w:caps w:val="0"/>
+            <w:smallCaps w:val="0"/>
+            <w:strike w:val="0"/>
+            <w:dstrike w:val="0"/>
+            <w:noProof w:val="0"/>
+            <w:color w:val="108A00"/>
+            <w:sz w:val="24"/>
+            <w:szCs w:val="24"/>
+            <w:u w:val="single"/>
+            <w:lang w:val="en-US"/>
+          </w:rPr>
+          <w:t>hertrove.com</w:t>
+        </w:r>
+      </w:hyperlink>
+      <w:r>
+        <w:rPr>
+          <w:rFonts w:ascii="Arial" w:hAnsi="Arial" w:eastAsia="Arial" w:cs="Arial"/>
+          <w:b w:val="0"/>
+          <w:bCs w:val="0"/>
+          <w:i w:val="0"/>
+          <w:iCs w:val="0"/>
+          <w:caps w:val="0"/>
+          <w:smallCaps w:val="0"/>
+          <w:noProof w:val="0"/>
+          <w:color w:val="181818"/>
+          <w:sz w:val="24"/>
+          <w:szCs w:val="24"/>
+          <w:lang w:val="en-US"/>
+        </w:rPr>
+        <w:t xml:space="preserve"> - (Lorenza Theme) </w:t>
+      </w:r>
+      <w:hyperlink r:id="Ra72b3b50be0b4d7f">
+        <w:r>
+          <w:rPr>
+            <w:rStyle w:val="Hyperlink"/>
+            <w:rFonts w:ascii="Arial" w:hAnsi="Arial" w:eastAsia="Arial" w:cs="Arial"/>
+            <w:b w:val="0"/>
+            <w:bCs w:val="0"/>
+            <w:i w:val="0"/>
+            <w:iCs w:val="0"/>
+            <w:caps w:val="0"/>
+            <w:smallCaps w:val="0"/>
+            <w:strike w:val="0"/>
+            <w:dstrike w:val="0"/>
+            <w:noProof w:val="0"/>
+            <w:color w:val="108A00"/>
+            <w:sz w:val="24"/>
+            <w:szCs w:val="24"/>
+            <w:u w:val="single"/>
+            <w:lang w:val="en-US"/>
+          </w:rPr>
+          <w:t>urthlabs.com</w:t>
+        </w:r>
+      </w:hyperlink>
+      <w:r>
+        <w:rPr>
+          <w:rFonts w:ascii="Arial" w:hAnsi="Arial" w:eastAsia="Arial" w:cs="Arial"/>
+          <w:b w:val="0"/>
+          <w:bCs w:val="0"/>
+          <w:i w:val="0"/>
+          <w:iCs w:val="0"/>
+          <w:caps w:val="0"/>
+          <w:smallCaps w:val="0"/>
+          <w:noProof w:val="0"/>
+          <w:color w:val="181818"/>
+          <w:sz w:val="24"/>
+          <w:szCs w:val="24"/>
+          <w:lang w:val="en-US"/>
+        </w:rPr>
+        <w:t xml:space="preserve"> – ( Ella Theme) Each project included theme customization, image optimization, app integrations (like reviews, email capture, and upsell tools), and launch support. </w:t>
+      </w:r>
+      <w:r>
+        <w:rPr>
+          <w:rFonts w:ascii="Arial" w:hAnsi="Arial" w:eastAsia="Arial" w:cs="Arial"/>
+          <w:b w:val="0"/>
+          <w:bCs w:val="0"/>
+          <w:i w:val="0"/>
+          <w:iCs w:val="0"/>
+          <w:caps w:val="0"/>
+          <w:smallCaps w:val="0"/>
+          <w:noProof w:val="0"/>
+          <w:color w:val="181818"/>
+          <w:sz w:val="24"/>
+          <w:szCs w:val="24"/>
+          <w:lang w:val="en-US"/>
+        </w:rPr>
+        <w:t>Let's</w:t>
+      </w:r>
+      <w:r>
+        <w:rPr>
+          <w:rFonts w:ascii="Arial" w:hAnsi="Arial" w:eastAsia="Arial" w:cs="Arial"/>
+          <w:b w:val="0"/>
+          <w:bCs w:val="0"/>
+          <w:i w:val="0"/>
+          <w:iCs w:val="0"/>
+          <w:caps w:val="0"/>
+          <w:smallCaps w:val="0"/>
+          <w:noProof w:val="0"/>
+          <w:color w:val="181818"/>
+          <w:sz w:val="24"/>
+          <w:szCs w:val="24"/>
+          <w:lang w:val="en-US"/>
+        </w:rPr>
+        <w:t xml:space="preserve"> connect via chat and discuss further details. I am available to start </w:t>
+      </w:r>
+      <w:r>
+        <w:rPr>
+          <w:rFonts w:ascii="Arial" w:hAnsi="Arial" w:eastAsia="Arial" w:cs="Arial"/>
+          <w:b w:val="0"/>
+          <w:bCs w:val="0"/>
+          <w:i w:val="0"/>
+          <w:iCs w:val="0"/>
+          <w:caps w:val="0"/>
+          <w:smallCaps w:val="0"/>
+          <w:noProof w:val="0"/>
+          <w:color w:val="181818"/>
+          <w:sz w:val="24"/>
+          <w:szCs w:val="24"/>
+          <w:lang w:val="en-US"/>
+        </w:rPr>
+        <w:t>immediately</w:t>
+      </w:r>
+      <w:r>
+        <w:rPr>
+          <w:rFonts w:ascii="Arial" w:hAnsi="Arial" w:eastAsia="Arial" w:cs="Arial"/>
+          <w:b w:val="0"/>
+          <w:bCs w:val="0"/>
+          <w:i w:val="0"/>
+          <w:iCs w:val="0"/>
+          <w:caps w:val="0"/>
+          <w:smallCaps w:val="0"/>
+          <w:noProof w:val="0"/>
+          <w:color w:val="181818"/>
+          <w:sz w:val="24"/>
+          <w:szCs w:val="24"/>
+          <w:lang w:val="en-US"/>
+        </w:rPr>
+        <w:t>.</w:t>
+      </w:r>
+    </w:p>
+    <w:p>
+      <w:pPr>
+        <w:pStyle w:val="Normal"/>
+        <w:rPr>
+          <w:rFonts w:ascii="Arial" w:hAnsi="Arial" w:eastAsia="Arial" w:cs="Arial"/>
+          <w:b w:val="0"/>
+          <w:bCs w:val="0"/>
+          <w:i w:val="0"/>
+          <w:iCs w:val="0"/>
+          <w:caps w:val="0"/>
+          <w:smallCaps w:val="0"/>
+          <w:noProof w:val="0"/>
+          <w:color w:val="181818"/>
+          <w:sz w:val="24"/>
+          <w:szCs w:val="24"/>
+          <w:lang w:val="en-US"/>
+        </w:rPr>
+      </w:pPr>
+    </w:p>
+    <w:p>
+      <w:pPr>
+        <w:pStyle w:val="Heading2"/>
+        <w:spacing w:before="0" w:beforeAutospacing="off" w:after="120" w:afterAutospacing="off" w:line="396" w:lineRule="auto"/>
+        <w:ind w:left="480" w:right="0"/>
+      </w:pPr>
+      <w:r>
+        <w:rPr>
+          <w:rFonts w:ascii="Arial" w:hAnsi="Arial" w:eastAsia="Arial" w:cs="Arial"/>
+          <w:b w:val="0"/>
+          <w:bCs w:val="0"/>
+          <w:i w:val="0"/>
+          <w:iCs w:val="0"/>
+          <w:caps w:val="0"/>
+          <w:smallCaps w:val="0"/>
+          <w:noProof w:val="0"/>
+          <w:color w:val="181818"/>
+          <w:sz w:val="36"/>
+          <w:szCs w:val="36"/>
+          <w:lang w:val="en-US"/>
+        </w:rPr>
+        <w:t>Job details</w:t>
+      </w:r>
+    </w:p>
+    <w:p>
+      <w:pPr>
+        <w:pStyle w:val="Heading3"/>
+        <w:spacing w:before="0" w:beforeAutospacing="off" w:after="360" w:afterAutospacing="off" w:line="360" w:lineRule="auto"/>
+      </w:pPr>
+      <w:r>
+        <w:rPr>
+          <w:rFonts w:ascii="Arial" w:hAnsi="Arial" w:eastAsia="Arial" w:cs="Arial"/>
+          <w:b w:val="0"/>
+          <w:bCs w:val="0"/>
+          <w:i w:val="0"/>
+          <w:iCs w:val="0"/>
+          <w:caps w:val="0"/>
+          <w:smallCaps w:val="0"/>
+          <w:noProof w:val="0"/>
+          <w:color w:val="181818"/>
+          <w:sz w:val="30"/>
+          <w:szCs w:val="30"/>
+          <w:lang w:val="en-US"/>
+        </w:rPr>
+        <w:t>Creating a landing Page with Pagefly - through shopify store</w:t>
+      </w:r>
+    </w:p>
+    <w:p>
+      <w:pPr>
+        <w:shd w:val="clear" w:color="auto" w:fill="E9E9E9"/>
+        <w:spacing w:before="0" w:beforeAutospacing="off" w:after="0" w:afterAutospacing="off" w:line="330" w:lineRule="auto"/>
+        <w:ind w:left="-60" w:right="0"/>
+      </w:pPr>
+      <w:r>
+        <w:rPr>
+          <w:rFonts w:ascii="Arial" w:hAnsi="Arial" w:eastAsia="Arial" w:cs="Arial"/>
+          <w:b w:val="0"/>
+          <w:bCs w:val="0"/>
+          <w:i w:val="0"/>
+          <w:iCs w:val="0"/>
+          <w:caps w:val="0"/>
+          <w:smallCaps w:val="0"/>
+          <w:noProof w:val="0"/>
+          <w:color w:val="181818"/>
+          <w:sz w:val="21"/>
+          <w:szCs w:val="21"/>
+          <w:lang w:val="en-US"/>
+        </w:rPr>
+        <w:t>Ecommerce Website Development</w:t>
+      </w:r>
+    </w:p>
+    <w:p>
+      <w:pPr>
+        <w:spacing w:before="0" w:beforeAutospacing="off" w:after="180" w:afterAutospacing="off"/>
+        <w:ind w:left="-60" w:right="0"/>
+      </w:pPr>
+      <w:r>
+        <w:rPr>
+          <w:rFonts w:ascii="Arial" w:hAnsi="Arial" w:eastAsia="Arial" w:cs="Arial"/>
+          <w:b w:val="0"/>
+          <w:bCs w:val="0"/>
+          <w:i w:val="0"/>
+          <w:iCs w:val="0"/>
+          <w:caps w:val="0"/>
+          <w:smallCaps w:val="0"/>
+          <w:noProof w:val="0"/>
+          <w:color w:val="181818"/>
+          <w:sz w:val="24"/>
+          <w:szCs w:val="24"/>
+          <w:lang w:val="en-US"/>
+        </w:rPr>
+        <w:t xml:space="preserve"> </w:t>
+      </w:r>
+    </w:p>
+    <w:p>
+      <w:pPr>
+        <w:spacing w:before="0" w:beforeAutospacing="off" w:after="0" w:afterAutospacing="off" w:line="330" w:lineRule="auto"/>
+        <w:ind w:left="-60" w:right="0"/>
+      </w:pPr>
+      <w:r>
+        <w:rPr>
+          <w:rFonts w:ascii="Arial" w:hAnsi="Arial" w:eastAsia="Arial" w:cs="Arial"/>
+          <w:b w:val="0"/>
+          <w:bCs w:val="0"/>
+          <w:i w:val="0"/>
+          <w:iCs w:val="0"/>
+          <w:caps w:val="0"/>
+          <w:smallCaps w:val="0"/>
+          <w:noProof w:val="0"/>
+          <w:color w:val="676767"/>
+          <w:sz w:val="21"/>
+          <w:szCs w:val="21"/>
+          <w:lang w:val="en-US"/>
+        </w:rPr>
+        <w:t>Posted Mar 25, 2026</w:t>
+      </w:r>
+    </w:p>
+    <w:p>
+      <w:pPr>
+        <w:spacing w:before="0" w:beforeAutospacing="off" w:after="0" w:afterAutospacing="off" w:line="330" w:lineRule="auto"/>
+      </w:pPr>
+      <w:r>
+        <w:rPr>
+          <w:rFonts w:ascii="Arial" w:hAnsi="Arial" w:eastAsia="Arial" w:cs="Arial"/>
+          <w:b w:val="0"/>
+          <w:bCs w:val="0"/>
+          <w:i w:val="0"/>
+          <w:iCs w:val="0"/>
+          <w:caps w:val="0"/>
+          <w:smallCaps w:val="0"/>
+          <w:noProof w:val="0"/>
+          <w:color w:val="181818"/>
+          <w:sz w:val="21"/>
+          <w:szCs w:val="21"/>
+          <w:lang w:val="en-US"/>
+        </w:rPr>
+        <w:t xml:space="preserve">Landing Page Build Brief – Petzenya Trade (Dog Beds) 1. Overview We are a pet brand specialising in premium dog beds and are looking to redesign and rebuild our current landing page: Current website: </w:t>
+      </w:r>
+      <w:hyperlink r:id="R326980abb900400a">
+        <w:r>
+          <w:rPr>
+            <w:rStyle w:val="Hyperlink"/>
+            <w:rFonts w:ascii="Arial" w:hAnsi="Arial" w:eastAsia="Arial" w:cs="Arial"/>
+            <w:b w:val="0"/>
+            <w:bCs w:val="0"/>
+            <w:i w:val="0"/>
+            <w:iCs w:val="0"/>
+            <w:caps w:val="0"/>
+            <w:smallCaps w:val="0"/>
+            <w:noProof w:val="0"/>
+            <w:sz w:val="21"/>
+            <w:szCs w:val="21"/>
+            <w:lang w:val="en-US"/>
+          </w:rPr>
+          <w:t>https://www.petzenyatrade.co.uk/</w:t>
+        </w:r>
+      </w:hyperlink>
+      <w:r>
+        <w:rPr>
+          <w:rFonts w:ascii="Arial" w:hAnsi="Arial" w:eastAsia="Arial" w:cs="Arial"/>
+          <w:b w:val="0"/>
+          <w:bCs w:val="0"/>
+          <w:i w:val="0"/>
+          <w:iCs w:val="0"/>
+          <w:caps w:val="0"/>
+          <w:smallCaps w:val="0"/>
+          <w:noProof w:val="0"/>
+          <w:color w:val="181818"/>
+          <w:sz w:val="21"/>
+          <w:szCs w:val="21"/>
+          <w:lang w:val="en-US"/>
+        </w:rPr>
+        <w:t xml:space="preserve"> The goal is to create a high-converting, modern landing page built on Shopify, replacing the current Wix site. 2. Objectives Increase conversions (sales + enquiries) Improve trust and brand perception Create a scalable foundation for SEO and future growth Capture leads via a quote/enquiry form 3. Target Audience Dog owners (UK-based primarily) Potential wholesale/trade clients (if applicable) Customers looking for: High-quality / luxury dog beds Comfortable / orthopaedic options Stylish pet products 4. Key Features Required A. High-Converting Landing Page Structure should include: Hero Section Strong headline (problem + solution) Clear value proposition CTA button (Shop Now / Get a Quote) Benefits Section Comfort / durability / design Why this dog bed is better than competitors Product Showcase Featured products or collections Clear pricing and CTA Testimonials / Social Proof Customer reviews Photos of dogs using the beds (if available) Client Logos / “Trusted By” Section Retailers, partners, or B2B clients (if applicable) Quote / Enquiry Form Custom form for: Name Email Phone (optional) Message Order/quantity interest (optional) Should integrate with email or CRM FAQ Section Shipping Materials Sizing Returns Strong Call-To-Action Sections Repeated throughout page B. Design Requirements Clean, premium, modern aesthetic Pet-friendly but not “cheap looking” Mobile-first responsive design Fast loading speed Strong use of imagery (dogs + product lifestyle) C. Platform &amp; Build Built on Shopify Must have experience building high-converting Shopify landing pages using PageFly Easy for non-technical team to edit later D. SEO Basics (Important) Proper heading structure (H1, H2, etc.) Optimised meta title &amp; description Fast page speed Clean URL structure 5. Deliverables Fully designed and built Shopify landing page Mobile + desktop optimisation Functional enquiry/quote form Basic on-page SEO setup Guidance on how to edit/update page 6. Inspiration / Direction We want something more premium and conversion-focused than current site Similar to high-end ecommerce pet brands Clean layout with strong trust elements 7. Success Metrics Increased conversion rate More enquiries via form Lower bounce rate Improved user experience 8. Timeline &amp; Budget (To be discussed) 9. Notes Existing Wix site will be replaced All future traffic should go to Shopify Focus on conversion + brand trust, not just design Please include examples of similar ecommerce or landing page work when applying.</w:t>
+      </w:r>
+    </w:p>
+    <w:p>
+      <w:pPr>
+        <w:pStyle w:val="Normal"/>
+        <w:rPr>
+          <w:rFonts w:ascii="Arial" w:hAnsi="Arial" w:eastAsia="Arial" w:cs="Arial"/>
+          <w:b w:val="0"/>
+          <w:bCs w:val="0"/>
+          <w:i w:val="0"/>
+          <w:iCs w:val="0"/>
+          <w:caps w:val="0"/>
+          <w:smallCaps w:val="0"/>
+          <w:noProof w:val="0"/>
+          <w:color w:val="181818"/>
+          <w:sz w:val="24"/>
+          <w:szCs w:val="24"/>
+          <w:lang w:val="en-US"/>
+        </w:rPr>
+      </w:pPr>
+    </w:p>
+    <w:p>
+      <w:pPr>
+        <w:pStyle w:val="Normal"/>
+        <w:rPr>
+          <w:rFonts w:ascii="Arial" w:hAnsi="Arial" w:eastAsia="Arial" w:cs="Arial"/>
+          <w:b w:val="0"/>
+          <w:bCs w:val="0"/>
+          <w:i w:val="0"/>
+          <w:iCs w:val="0"/>
+          <w:caps w:val="0"/>
+          <w:smallCaps w:val="0"/>
+          <w:noProof w:val="0"/>
+          <w:color w:val="181818"/>
+          <w:sz w:val="24"/>
+          <w:szCs w:val="24"/>
+          <w:lang w:val="en-US"/>
+        </w:rPr>
+      </w:pPr>
+      <w:r>
+        <w:rPr>
+          <w:rFonts w:ascii="Arial" w:hAnsi="Arial" w:eastAsia="Arial" w:cs="Arial"/>
+          <w:b w:val="0"/>
+          <w:bCs w:val="0"/>
+          <w:i w:val="0"/>
+          <w:iCs w:val="0"/>
+          <w:caps w:val="0"/>
+          <w:smallCaps w:val="0"/>
+          <w:noProof w:val="0"/>
+          <w:color w:val="181818"/>
+          <w:sz w:val="24"/>
+          <w:szCs w:val="24"/>
+          <w:lang w:val="en-US"/>
+        </w:rPr>
+        <w:t>Proposal:</w:t>
+      </w:r>
+    </w:p>
+    <w:p>
+      <w:pPr>
+        <w:shd w:val="clear" w:color="auto" w:fill="FFFFFF" w:themeFill="background1"/>
+        <w:spacing w:before="0" w:beforeAutospacing="off" w:after="0" w:afterAutospacing="off" w:line="360" w:lineRule="auto"/>
+      </w:pPr>
+      <w:r>
+        <w:rPr>
+          <w:rFonts w:ascii="Arial" w:hAnsi="Arial" w:eastAsia="Arial" w:cs="Arial"/>
+          <w:b w:val="0"/>
+          <w:bCs w:val="0"/>
+          <w:i w:val="0"/>
+          <w:iCs w:val="0"/>
+          <w:caps w:val="0"/>
+          <w:smallCaps w:val="0"/>
+          <w:noProof w:val="0"/>
+          <w:color w:val="181818"/>
+          <w:sz w:val="24"/>
+          <w:szCs w:val="24"/>
+          <w:lang w:val="en-US"/>
+        </w:rPr>
+        <w:t xml:space="preserve">Hello, I've reviewed </w:t>
+      </w:r>
+      <w:hyperlink r:id="R61604e3b6d724925">
+        <w:r>
+          <w:rPr>
+            <w:rStyle w:val="Hyperlink"/>
+            <w:rFonts w:ascii="Arial" w:hAnsi="Arial" w:eastAsia="Arial" w:cs="Arial"/>
+            <w:b w:val="0"/>
+            <w:bCs w:val="0"/>
+            <w:i w:val="0"/>
+            <w:iCs w:val="0"/>
+            <w:caps w:val="0"/>
+            <w:smallCaps w:val="0"/>
+            <w:strike w:val="0"/>
+            <w:dstrike w:val="0"/>
+            <w:noProof w:val="0"/>
+            <w:color w:val="108A00"/>
+            <w:sz w:val="24"/>
+            <w:szCs w:val="24"/>
+            <w:u w:val="single"/>
+            <w:lang w:val="en-US"/>
+          </w:rPr>
+          <w:t>petzenya.co.uk</w:t>
+        </w:r>
+      </w:hyperlink>
+      <w:r>
+        <w:rPr>
+          <w:rFonts w:ascii="Arial" w:hAnsi="Arial" w:eastAsia="Arial" w:cs="Arial"/>
+          <w:b w:val="0"/>
+          <w:bCs w:val="0"/>
+          <w:i w:val="0"/>
+          <w:iCs w:val="0"/>
+          <w:caps w:val="0"/>
+          <w:smallCaps w:val="0"/>
+          <w:noProof w:val="0"/>
+          <w:color w:val="181818"/>
+          <w:sz w:val="24"/>
+          <w:szCs w:val="24"/>
+          <w:lang w:val="en-US"/>
+        </w:rPr>
+        <w:t xml:space="preserve">, it is built with Turbo Premium Theme. For a high-converting landing page, focusing on strong visuals of your premium dog beds is key. I can design an engaging layout using PageFly on Shopify, ensuring mobile responsiveness and fast loading speeds. With 7 years of experience in eCommerce, I specialize in creating optimized landing pages that enhance user trust and drive conversions. I would integrate an easy-to-use quote form along with testimonials to build credibility and showcase why your dog beds stand out in the market. My Portfolio Website: </w:t>
+      </w:r>
+      <w:hyperlink r:id="R6a5e89ce51704460">
+        <w:r>
+          <w:rPr>
+            <w:rStyle w:val="Hyperlink"/>
+            <w:rFonts w:ascii="Arial" w:hAnsi="Arial" w:eastAsia="Arial" w:cs="Arial"/>
+            <w:b w:val="0"/>
+            <w:bCs w:val="0"/>
+            <w:i w:val="0"/>
+            <w:iCs w:val="0"/>
+            <w:caps w:val="0"/>
+            <w:smallCaps w:val="0"/>
+            <w:strike w:val="0"/>
+            <w:dstrike w:val="0"/>
+            <w:noProof w:val="0"/>
+            <w:color w:val="108A00"/>
+            <w:sz w:val="24"/>
+            <w:szCs w:val="24"/>
+            <w:u w:val="single"/>
+            <w:lang w:val="en-US"/>
+          </w:rPr>
+          <w:t>www.integritistudio.com</w:t>
+        </w:r>
+      </w:hyperlink>
+      <w:r>
+        <w:rPr>
+          <w:rFonts w:ascii="Arial" w:hAnsi="Arial" w:eastAsia="Arial" w:cs="Arial"/>
+          <w:b w:val="0"/>
+          <w:bCs w:val="0"/>
+          <w:i w:val="0"/>
+          <w:iCs w:val="0"/>
+          <w:caps w:val="0"/>
+          <w:smallCaps w:val="0"/>
+          <w:noProof w:val="0"/>
+          <w:color w:val="181818"/>
+          <w:sz w:val="24"/>
+          <w:szCs w:val="24"/>
+          <w:lang w:val="en-US"/>
+        </w:rPr>
+        <w:t xml:space="preserve"> Let’s discuss your vision and timeline further, I’m eager to collaborate and elevate the Petzenya Trade brand! </w:t>
+      </w:r>
+    </w:p>
+    <w:p>
+      <w:pPr>
+        <w:shd w:val="clear" w:color="auto" w:fill="FFFFFF" w:themeFill="background1"/>
+        <w:spacing w:before="0" w:beforeAutospacing="off" w:after="0" w:afterAutospacing="off"/>
+      </w:pPr>
+      <w:r>
+        <w:rPr>
+          <w:rFonts w:ascii="Arial" w:hAnsi="Arial" w:eastAsia="Arial" w:cs="Arial"/>
+          <w:b w:val="0"/>
+          <w:bCs w:val="0"/>
+          <w:i w:val="0"/>
+          <w:iCs w:val="0"/>
+          <w:caps w:val="0"/>
+          <w:smallCaps w:val="0"/>
+          <w:noProof w:val="0"/>
+          <w:color w:val="181818"/>
+          <w:sz w:val="24"/>
+          <w:szCs w:val="24"/>
+          <w:lang w:val="en-US"/>
+        </w:rPr>
+        <w:t xml:space="preserve">Describe your recent experience with similar projects- </w:t>
+      </w:r>
+      <w:hyperlink r:id="R1c68ddc7155b4358">
+        <w:r>
+          <w:rPr>
+            <w:rStyle w:val="Hyperlink"/>
+            <w:rFonts w:ascii="Arial" w:hAnsi="Arial" w:eastAsia="Arial" w:cs="Arial"/>
+            <w:b w:val="0"/>
+            <w:bCs w:val="0"/>
+            <w:i w:val="0"/>
+            <w:iCs w:val="0"/>
+            <w:caps w:val="0"/>
+            <w:smallCaps w:val="0"/>
+            <w:strike w:val="0"/>
+            <w:dstrike w:val="0"/>
+            <w:noProof w:val="0"/>
+            <w:color w:val="108A00"/>
+            <w:sz w:val="24"/>
+            <w:szCs w:val="24"/>
+            <w:u w:val="single"/>
+            <w:lang w:val="en-US"/>
+          </w:rPr>
+          <w:t>https://meroliving.com</w:t>
+        </w:r>
+      </w:hyperlink>
+      <w:r>
+        <w:rPr>
+          <w:rFonts w:ascii="Arial" w:hAnsi="Arial" w:eastAsia="Arial" w:cs="Arial"/>
+          <w:b w:val="0"/>
+          <w:bCs w:val="0"/>
+          <w:i w:val="0"/>
+          <w:iCs w:val="0"/>
+          <w:caps w:val="0"/>
+          <w:smallCaps w:val="0"/>
+          <w:noProof w:val="0"/>
+          <w:color w:val="181818"/>
+          <w:sz w:val="24"/>
+          <w:szCs w:val="24"/>
+          <w:lang w:val="en-US"/>
+        </w:rPr>
+        <w:t xml:space="preserve"> - </w:t>
+      </w:r>
+      <w:hyperlink r:id="Rd2b8e98bb16646b6">
+        <w:r>
+          <w:rPr>
+            <w:rStyle w:val="Hyperlink"/>
+            <w:rFonts w:ascii="Arial" w:hAnsi="Arial" w:eastAsia="Arial" w:cs="Arial"/>
+            <w:b w:val="0"/>
+            <w:bCs w:val="0"/>
+            <w:i w:val="0"/>
+            <w:iCs w:val="0"/>
+            <w:caps w:val="0"/>
+            <w:smallCaps w:val="0"/>
+            <w:strike w:val="0"/>
+            <w:dstrike w:val="0"/>
+            <w:noProof w:val="0"/>
+            <w:color w:val="108A00"/>
+            <w:sz w:val="24"/>
+            <w:szCs w:val="24"/>
+            <w:u w:val="single"/>
+            <w:lang w:val="en-US"/>
+          </w:rPr>
+          <w:t>http://vinosite.com/</w:t>
+        </w:r>
+      </w:hyperlink>
+      <w:r>
+        <w:rPr>
+          <w:rFonts w:ascii="Arial" w:hAnsi="Arial" w:eastAsia="Arial" w:cs="Arial"/>
+          <w:b w:val="0"/>
+          <w:bCs w:val="0"/>
+          <w:i w:val="0"/>
+          <w:iCs w:val="0"/>
+          <w:caps w:val="0"/>
+          <w:smallCaps w:val="0"/>
+          <w:noProof w:val="0"/>
+          <w:color w:val="181818"/>
+          <w:sz w:val="24"/>
+          <w:szCs w:val="24"/>
+          <w:lang w:val="en-US"/>
+        </w:rPr>
+        <w:t xml:space="preserve"> (Shopify Plus) - </w:t>
+      </w:r>
+      <w:hyperlink r:id="Re9f607382c8b4f46">
+        <w:r>
+          <w:rPr>
+            <w:rStyle w:val="Hyperlink"/>
+            <w:rFonts w:ascii="Arial" w:hAnsi="Arial" w:eastAsia="Arial" w:cs="Arial"/>
+            <w:b w:val="0"/>
+            <w:bCs w:val="0"/>
+            <w:i w:val="0"/>
+            <w:iCs w:val="0"/>
+            <w:caps w:val="0"/>
+            <w:smallCaps w:val="0"/>
+            <w:strike w:val="0"/>
+            <w:dstrike w:val="0"/>
+            <w:noProof w:val="0"/>
+            <w:color w:val="108A00"/>
+            <w:sz w:val="24"/>
+            <w:szCs w:val="24"/>
+            <w:u w:val="single"/>
+            <w:lang w:val="en-US"/>
+          </w:rPr>
+          <w:t>https://thinlizzy.co.nz</w:t>
+        </w:r>
+      </w:hyperlink>
+      <w:r>
+        <w:rPr>
+          <w:rFonts w:ascii="Arial" w:hAnsi="Arial" w:eastAsia="Arial" w:cs="Arial"/>
+          <w:b w:val="0"/>
+          <w:bCs w:val="0"/>
+          <w:i w:val="0"/>
+          <w:iCs w:val="0"/>
+          <w:caps w:val="0"/>
+          <w:smallCaps w:val="0"/>
+          <w:noProof w:val="0"/>
+          <w:color w:val="181818"/>
+          <w:sz w:val="24"/>
+          <w:szCs w:val="24"/>
+          <w:lang w:val="en-US"/>
+        </w:rPr>
+        <w:t xml:space="preserve"> (Shopify Plus) - </w:t>
+      </w:r>
+      <w:hyperlink r:id="Ra26812a7e2394ed1">
+        <w:r>
+          <w:rPr>
+            <w:rStyle w:val="Hyperlink"/>
+            <w:rFonts w:ascii="Arial" w:hAnsi="Arial" w:eastAsia="Arial" w:cs="Arial"/>
+            <w:b w:val="0"/>
+            <w:bCs w:val="0"/>
+            <w:i w:val="0"/>
+            <w:iCs w:val="0"/>
+            <w:caps w:val="0"/>
+            <w:smallCaps w:val="0"/>
+            <w:strike w:val="0"/>
+            <w:dstrike w:val="0"/>
+            <w:noProof w:val="0"/>
+            <w:color w:val="108A00"/>
+            <w:sz w:val="24"/>
+            <w:szCs w:val="24"/>
+            <w:u w:val="single"/>
+            <w:lang w:val="en-US"/>
+          </w:rPr>
+          <w:t>https://rypgolf.com</w:t>
+        </w:r>
+      </w:hyperlink>
+      <w:r>
+        <w:rPr>
+          <w:rFonts w:ascii="Arial" w:hAnsi="Arial" w:eastAsia="Arial" w:cs="Arial"/>
+          <w:b w:val="0"/>
+          <w:bCs w:val="0"/>
+          <w:i w:val="0"/>
+          <w:iCs w:val="0"/>
+          <w:caps w:val="0"/>
+          <w:smallCaps w:val="0"/>
+          <w:noProof w:val="0"/>
+          <w:color w:val="181818"/>
+          <w:sz w:val="24"/>
+          <w:szCs w:val="24"/>
+          <w:lang w:val="en-US"/>
+        </w:rPr>
+        <w:t xml:space="preserve"> (Shopify 2.0) - </w:t>
+      </w:r>
+      <w:hyperlink r:id="R79eb2ff0172c4cde">
+        <w:r>
+          <w:rPr>
+            <w:rStyle w:val="Hyperlink"/>
+            <w:rFonts w:ascii="Arial" w:hAnsi="Arial" w:eastAsia="Arial" w:cs="Arial"/>
+            <w:b w:val="0"/>
+            <w:bCs w:val="0"/>
+            <w:i w:val="0"/>
+            <w:iCs w:val="0"/>
+            <w:caps w:val="0"/>
+            <w:smallCaps w:val="0"/>
+            <w:strike w:val="0"/>
+            <w:dstrike w:val="0"/>
+            <w:noProof w:val="0"/>
+            <w:color w:val="108A00"/>
+            <w:sz w:val="24"/>
+            <w:szCs w:val="24"/>
+            <w:u w:val="single"/>
+            <w:lang w:val="en-US"/>
+          </w:rPr>
+          <w:t>https://www.hertrove.com</w:t>
+        </w:r>
+      </w:hyperlink>
+      <w:r>
+        <w:rPr>
+          <w:rFonts w:ascii="Arial" w:hAnsi="Arial" w:eastAsia="Arial" w:cs="Arial"/>
+          <w:b w:val="0"/>
+          <w:bCs w:val="0"/>
+          <w:i w:val="0"/>
+          <w:iCs w:val="0"/>
+          <w:caps w:val="0"/>
+          <w:smallCaps w:val="0"/>
+          <w:noProof w:val="0"/>
+          <w:color w:val="181818"/>
+          <w:sz w:val="24"/>
+          <w:szCs w:val="24"/>
+          <w:lang w:val="en-US"/>
+        </w:rPr>
+        <w:t xml:space="preserve"> - </w:t>
+      </w:r>
+      <w:hyperlink r:id="Rf91a00b109894c95">
+        <w:r>
+          <w:rPr>
+            <w:rStyle w:val="Hyperlink"/>
+            <w:rFonts w:ascii="Arial" w:hAnsi="Arial" w:eastAsia="Arial" w:cs="Arial"/>
+            <w:b w:val="0"/>
+            <w:bCs w:val="0"/>
+            <w:i w:val="0"/>
+            <w:iCs w:val="0"/>
+            <w:caps w:val="0"/>
+            <w:smallCaps w:val="0"/>
+            <w:strike w:val="0"/>
+            <w:dstrike w:val="0"/>
+            <w:noProof w:val="0"/>
+            <w:color w:val="108A00"/>
+            <w:sz w:val="24"/>
+            <w:szCs w:val="24"/>
+            <w:u w:val="single"/>
+            <w:lang w:val="en-US"/>
+          </w:rPr>
+          <w:t>https://coloritto.co</w:t>
+        </w:r>
+      </w:hyperlink>
+      <w:r>
+        <w:rPr>
+          <w:rFonts w:ascii="Arial" w:hAnsi="Arial" w:eastAsia="Arial" w:cs="Arial"/>
+          <w:b w:val="0"/>
+          <w:bCs w:val="0"/>
+          <w:i w:val="0"/>
+          <w:iCs w:val="0"/>
+          <w:caps w:val="0"/>
+          <w:smallCaps w:val="0"/>
+          <w:noProof w:val="0"/>
+          <w:color w:val="181818"/>
+          <w:sz w:val="24"/>
+          <w:szCs w:val="24"/>
+          <w:lang w:val="en-US"/>
+        </w:rPr>
+        <w:t xml:space="preserve"> - </w:t>
+      </w:r>
+      <w:hyperlink r:id="R22de7d598bd1419d">
+        <w:r>
+          <w:rPr>
+            <w:rStyle w:val="Hyperlink"/>
+            <w:rFonts w:ascii="Arial" w:hAnsi="Arial" w:eastAsia="Arial" w:cs="Arial"/>
+            <w:b w:val="0"/>
+            <w:bCs w:val="0"/>
+            <w:i w:val="0"/>
+            <w:iCs w:val="0"/>
+            <w:caps w:val="0"/>
+            <w:smallCaps w:val="0"/>
+            <w:strike w:val="0"/>
+            <w:dstrike w:val="0"/>
+            <w:noProof w:val="0"/>
+            <w:color w:val="108A00"/>
+            <w:sz w:val="24"/>
+            <w:szCs w:val="24"/>
+            <w:u w:val="single"/>
+            <w:lang w:val="en-US"/>
+          </w:rPr>
+          <w:t>https://orionrlt.com</w:t>
+        </w:r>
+      </w:hyperlink>
+      <w:r>
+        <w:rPr>
+          <w:rFonts w:ascii="Arial" w:hAnsi="Arial" w:eastAsia="Arial" w:cs="Arial"/>
+          <w:b w:val="0"/>
+          <w:bCs w:val="0"/>
+          <w:i w:val="0"/>
+          <w:iCs w:val="0"/>
+          <w:caps w:val="0"/>
+          <w:smallCaps w:val="0"/>
+          <w:noProof w:val="0"/>
+          <w:color w:val="181818"/>
+          <w:sz w:val="24"/>
+          <w:szCs w:val="24"/>
+          <w:lang w:val="en-US"/>
+        </w:rPr>
+        <w:t xml:space="preserve"> - </w:t>
+      </w:r>
+      <w:hyperlink r:id="R3b0b476e1f724601">
+        <w:r>
+          <w:rPr>
+            <w:rStyle w:val="Hyperlink"/>
+            <w:rFonts w:ascii="Arial" w:hAnsi="Arial" w:eastAsia="Arial" w:cs="Arial"/>
+            <w:b w:val="0"/>
+            <w:bCs w:val="0"/>
+            <w:i w:val="0"/>
+            <w:iCs w:val="0"/>
+            <w:caps w:val="0"/>
+            <w:smallCaps w:val="0"/>
+            <w:strike w:val="0"/>
+            <w:dstrike w:val="0"/>
+            <w:noProof w:val="0"/>
+            <w:color w:val="108A00"/>
+            <w:sz w:val="24"/>
+            <w:szCs w:val="24"/>
+            <w:u w:val="single"/>
+            <w:lang w:val="en-US"/>
+          </w:rPr>
+          <w:t>https://www.vigyl.ca/</w:t>
+        </w:r>
+      </w:hyperlink>
+      <w:r>
+        <w:rPr>
+          <w:rFonts w:ascii="Arial" w:hAnsi="Arial" w:eastAsia="Arial" w:cs="Arial"/>
+          <w:b w:val="0"/>
+          <w:bCs w:val="0"/>
+          <w:i w:val="0"/>
+          <w:iCs w:val="0"/>
+          <w:caps w:val="0"/>
+          <w:smallCaps w:val="0"/>
+          <w:noProof w:val="0"/>
+          <w:color w:val="181818"/>
+          <w:sz w:val="24"/>
+          <w:szCs w:val="24"/>
+          <w:lang w:val="en-US"/>
+        </w:rPr>
+        <w:t xml:space="preserve"> - </w:t>
+      </w:r>
+      <w:hyperlink r:id="R280f9c373b134562">
+        <w:r>
+          <w:rPr>
+            <w:rStyle w:val="Hyperlink"/>
+            <w:rFonts w:ascii="Arial" w:hAnsi="Arial" w:eastAsia="Arial" w:cs="Arial"/>
+            <w:b w:val="0"/>
+            <w:bCs w:val="0"/>
+            <w:i w:val="0"/>
+            <w:iCs w:val="0"/>
+            <w:caps w:val="0"/>
+            <w:smallCaps w:val="0"/>
+            <w:strike w:val="0"/>
+            <w:dstrike w:val="0"/>
+            <w:noProof w:val="0"/>
+            <w:color w:val="108A00"/>
+            <w:sz w:val="24"/>
+            <w:szCs w:val="24"/>
+            <w:u w:val="single"/>
+            <w:lang w:val="en-US"/>
+          </w:rPr>
+          <w:t>https://nuu-muu.com/</w:t>
+        </w:r>
+      </w:hyperlink>
+      <w:r>
+        <w:rPr>
+          <w:rFonts w:ascii="Arial" w:hAnsi="Arial" w:eastAsia="Arial" w:cs="Arial"/>
+          <w:b w:val="0"/>
+          <w:bCs w:val="0"/>
+          <w:i w:val="0"/>
+          <w:iCs w:val="0"/>
+          <w:caps w:val="0"/>
+          <w:smallCaps w:val="0"/>
+          <w:noProof w:val="0"/>
+          <w:color w:val="181818"/>
+          <w:sz w:val="24"/>
+          <w:szCs w:val="24"/>
+          <w:lang w:val="en-US"/>
+        </w:rPr>
+        <w:t xml:space="preserve"> - </w:t>
+      </w:r>
+      <w:hyperlink r:id="Ra4256ccaa06f41bd">
+        <w:r>
+          <w:rPr>
+            <w:rStyle w:val="Hyperlink"/>
+            <w:rFonts w:ascii="Arial" w:hAnsi="Arial" w:eastAsia="Arial" w:cs="Arial"/>
+            <w:b w:val="0"/>
+            <w:bCs w:val="0"/>
+            <w:i w:val="0"/>
+            <w:iCs w:val="0"/>
+            <w:caps w:val="0"/>
+            <w:smallCaps w:val="0"/>
+            <w:strike w:val="0"/>
+            <w:dstrike w:val="0"/>
+            <w:noProof w:val="0"/>
+            <w:color w:val="108A00"/>
+            <w:sz w:val="24"/>
+            <w:szCs w:val="24"/>
+            <w:u w:val="single"/>
+            <w:lang w:val="en-US"/>
+          </w:rPr>
+          <w:t>https://filterflair.co.uk/</w:t>
+        </w:r>
+      </w:hyperlink>
+      <w:r>
+        <w:rPr>
+          <w:rFonts w:ascii="Arial" w:hAnsi="Arial" w:eastAsia="Arial" w:cs="Arial"/>
+          <w:b w:val="0"/>
+          <w:bCs w:val="0"/>
+          <w:i w:val="0"/>
+          <w:iCs w:val="0"/>
+          <w:caps w:val="0"/>
+          <w:smallCaps w:val="0"/>
+          <w:noProof w:val="0"/>
+          <w:color w:val="181818"/>
+          <w:sz w:val="24"/>
+          <w:szCs w:val="24"/>
+          <w:lang w:val="en-US"/>
+        </w:rPr>
+        <w:t xml:space="preserve"> - </w:t>
+      </w:r>
+      <w:hyperlink r:id="Rb985290c02cd4119">
+        <w:r>
+          <w:rPr>
+            <w:rStyle w:val="Hyperlink"/>
+            <w:rFonts w:ascii="Arial" w:hAnsi="Arial" w:eastAsia="Arial" w:cs="Arial"/>
+            <w:b w:val="0"/>
+            <w:bCs w:val="0"/>
+            <w:i w:val="0"/>
+            <w:iCs w:val="0"/>
+            <w:caps w:val="0"/>
+            <w:smallCaps w:val="0"/>
+            <w:strike w:val="0"/>
+            <w:dstrike w:val="0"/>
+            <w:noProof w:val="0"/>
+            <w:color w:val="108A00"/>
+            <w:sz w:val="24"/>
+            <w:szCs w:val="24"/>
+            <w:u w:val="single"/>
+            <w:lang w:val="en-US"/>
+          </w:rPr>
+          <w:t>https://urthlabs.com/</w:t>
+        </w:r>
+      </w:hyperlink>
+      <w:r>
+        <w:rPr>
+          <w:rFonts w:ascii="Arial" w:hAnsi="Arial" w:eastAsia="Arial" w:cs="Arial"/>
+          <w:b w:val="0"/>
+          <w:bCs w:val="0"/>
+          <w:i w:val="0"/>
+          <w:iCs w:val="0"/>
+          <w:caps w:val="0"/>
+          <w:smallCaps w:val="0"/>
+          <w:noProof w:val="0"/>
+          <w:color w:val="181818"/>
+          <w:sz w:val="24"/>
+          <w:szCs w:val="24"/>
+          <w:lang w:val="en-US"/>
+        </w:rPr>
+        <w:t xml:space="preserve"> - </w:t>
+      </w:r>
+      <w:hyperlink r:id="Rc56d82ba91334fd8">
+        <w:r>
+          <w:rPr>
+            <w:rStyle w:val="Hyperlink"/>
+            <w:rFonts w:ascii="Arial" w:hAnsi="Arial" w:eastAsia="Arial" w:cs="Arial"/>
+            <w:b w:val="0"/>
+            <w:bCs w:val="0"/>
+            <w:i w:val="0"/>
+            <w:iCs w:val="0"/>
+            <w:caps w:val="0"/>
+            <w:smallCaps w:val="0"/>
+            <w:strike w:val="0"/>
+            <w:dstrike w:val="0"/>
+            <w:noProof w:val="0"/>
+            <w:color w:val="108A00"/>
+            <w:sz w:val="24"/>
+            <w:szCs w:val="24"/>
+            <w:u w:val="single"/>
+            <w:lang w:val="en-US"/>
+          </w:rPr>
+          <w:t>https://nettpharmacy.com/</w:t>
+        </w:r>
+      </w:hyperlink>
+      <w:r>
+        <w:rPr>
+          <w:rFonts w:ascii="Arial" w:hAnsi="Arial" w:eastAsia="Arial" w:cs="Arial"/>
+          <w:b w:val="0"/>
+          <w:bCs w:val="0"/>
+          <w:i w:val="0"/>
+          <w:iCs w:val="0"/>
+          <w:caps w:val="0"/>
+          <w:smallCaps w:val="0"/>
+          <w:noProof w:val="0"/>
+          <w:color w:val="181818"/>
+          <w:sz w:val="24"/>
+          <w:szCs w:val="24"/>
+          <w:lang w:val="en-US"/>
+        </w:rPr>
+        <w:t xml:space="preserve"> Down the road, we can handle every product listing, payment gateway integration (Shopify Payments or Stripe), and API integrations.</w:t>
+      </w:r>
+    </w:p>
+    <w:p>
+      <w:pPr>
+        <w:shd w:val="clear" w:color="auto" w:fill="FFFFFF" w:themeFill="background1"/>
+        <w:spacing w:before="0" w:beforeAutospacing="off" w:after="0" w:afterAutospacing="off"/>
+      </w:pPr>
+      <w:r>
+        <w:rPr>
+          <w:rFonts w:ascii="Arial" w:hAnsi="Arial" w:eastAsia="Arial" w:cs="Arial"/>
+          <w:b w:val="0"/>
+          <w:bCs w:val="0"/>
+          <w:i w:val="0"/>
+          <w:iCs w:val="0"/>
+          <w:caps w:val="0"/>
+          <w:smallCaps w:val="0"/>
+          <w:noProof w:val="0"/>
+          <w:color w:val="181818"/>
+          <w:sz w:val="24"/>
+          <w:szCs w:val="24"/>
+          <w:lang w:val="en-US"/>
+        </w:rPr>
+        <w:t xml:space="preserve">Include a link to your GitHub profile and/or websiteMy Portfolio Website: </w:t>
+      </w:r>
+      <w:hyperlink r:id="R7cea08305b454ae4">
+        <w:r>
+          <w:rPr>
+            <w:rStyle w:val="Hyperlink"/>
+            <w:rFonts w:ascii="Arial" w:hAnsi="Arial" w:eastAsia="Arial" w:cs="Arial"/>
+            <w:b w:val="0"/>
+            <w:bCs w:val="0"/>
+            <w:i w:val="0"/>
+            <w:iCs w:val="0"/>
+            <w:caps w:val="0"/>
+            <w:smallCaps w:val="0"/>
+            <w:strike w:val="0"/>
+            <w:dstrike w:val="0"/>
+            <w:noProof w:val="0"/>
+            <w:color w:val="108A00"/>
+            <w:sz w:val="24"/>
+            <w:szCs w:val="24"/>
+            <w:u w:val="single"/>
+            <w:lang w:val="en-US"/>
+          </w:rPr>
+          <w:t>www.integritistudio.com</w:t>
+        </w:r>
+      </w:hyperlink>
+    </w:p>
+    <w:p>
+      <w:pPr>
+        <w:pStyle w:val="Normal"/>
+        <w:rPr>
+          <w:rFonts w:ascii="Arial" w:hAnsi="Arial" w:eastAsia="Arial" w:cs="Arial"/>
+          <w:b w:val="0"/>
+          <w:bCs w:val="0"/>
+          <w:i w:val="0"/>
+          <w:iCs w:val="0"/>
+          <w:caps w:val="0"/>
+          <w:smallCaps w:val="0"/>
+          <w:noProof w:val="0"/>
+          <w:color w:val="181818"/>
+          <w:sz w:val="24"/>
+          <w:szCs w:val="24"/>
+          <w:lang w:val="en-US"/>
+        </w:rPr>
+      </w:pPr>
+    </w:p>
+    <w:p>
+      <w:pPr>
+        <w:pStyle w:val="Heading2"/>
+        <w:spacing w:before="0" w:beforeAutospacing="off" w:after="120" w:afterAutospacing="off" w:line="396" w:lineRule="auto"/>
+        <w:ind w:left="480" w:right="0"/>
+      </w:pPr>
+      <w:r>
+        <w:rPr>
+          <w:rFonts w:ascii="Arial" w:hAnsi="Arial" w:eastAsia="Arial" w:cs="Arial"/>
+          <w:b w:val="0"/>
+          <w:bCs w:val="0"/>
+          <w:i w:val="0"/>
+          <w:iCs w:val="0"/>
+          <w:caps w:val="0"/>
+          <w:smallCaps w:val="0"/>
+          <w:noProof w:val="0"/>
+          <w:color w:val="181818"/>
+          <w:sz w:val="36"/>
+          <w:szCs w:val="36"/>
+          <w:lang w:val="en-US"/>
+        </w:rPr>
+        <w:t>Job details</w:t>
+      </w:r>
+    </w:p>
+    <w:p>
+      <w:pPr>
+        <w:pStyle w:val="Heading3"/>
+        <w:spacing w:before="0" w:beforeAutospacing="off" w:after="360" w:afterAutospacing="off" w:line="360" w:lineRule="auto"/>
+      </w:pPr>
+      <w:r>
+        <w:rPr>
+          <w:rFonts w:ascii="Arial" w:hAnsi="Arial" w:eastAsia="Arial" w:cs="Arial"/>
+          <w:b w:val="0"/>
+          <w:bCs w:val="0"/>
+          <w:i w:val="0"/>
+          <w:iCs w:val="0"/>
+          <w:caps w:val="0"/>
+          <w:smallCaps w:val="0"/>
+          <w:noProof w:val="0"/>
+          <w:color w:val="181818"/>
+          <w:sz w:val="30"/>
+          <w:szCs w:val="30"/>
+          <w:lang w:val="en-US"/>
+        </w:rPr>
+        <w:t>Senior WordPress Developer: Custom Product Configurator (Gutenberg/React)</w:t>
+      </w:r>
+    </w:p>
+    <w:p>
+      <w:pPr>
+        <w:shd w:val="clear" w:color="auto" w:fill="E9E9E9"/>
+        <w:spacing w:before="0" w:beforeAutospacing="off" w:after="0" w:afterAutospacing="off" w:line="330" w:lineRule="auto"/>
+        <w:ind w:left="-60" w:right="0"/>
+      </w:pPr>
+      <w:r>
+        <w:rPr>
+          <w:rFonts w:ascii="Arial" w:hAnsi="Arial" w:eastAsia="Arial" w:cs="Arial"/>
+          <w:b w:val="0"/>
+          <w:bCs w:val="0"/>
+          <w:i w:val="0"/>
+          <w:iCs w:val="0"/>
+          <w:caps w:val="0"/>
+          <w:smallCaps w:val="0"/>
+          <w:noProof w:val="0"/>
+          <w:color w:val="181818"/>
+          <w:sz w:val="21"/>
+          <w:szCs w:val="21"/>
+          <w:lang w:val="en-US"/>
+        </w:rPr>
+        <w:t>Web Design</w:t>
+      </w:r>
+    </w:p>
+    <w:p>
+      <w:pPr>
+        <w:spacing w:before="0" w:beforeAutospacing="off" w:after="180" w:afterAutospacing="off"/>
+        <w:ind w:left="-60" w:right="0"/>
+      </w:pPr>
+      <w:r>
+        <w:rPr>
+          <w:rFonts w:ascii="Arial" w:hAnsi="Arial" w:eastAsia="Arial" w:cs="Arial"/>
+          <w:b w:val="0"/>
+          <w:bCs w:val="0"/>
+          <w:i w:val="0"/>
+          <w:iCs w:val="0"/>
+          <w:caps w:val="0"/>
+          <w:smallCaps w:val="0"/>
+          <w:noProof w:val="0"/>
+          <w:color w:val="181818"/>
+          <w:sz w:val="24"/>
+          <w:szCs w:val="24"/>
+          <w:lang w:val="en-US"/>
+        </w:rPr>
+        <w:t xml:space="preserve"> </w:t>
+      </w:r>
+    </w:p>
+    <w:p>
+      <w:pPr>
+        <w:spacing w:before="0" w:beforeAutospacing="off" w:after="0" w:afterAutospacing="off" w:line="330" w:lineRule="auto"/>
+        <w:ind w:left="-60" w:right="0"/>
+      </w:pPr>
+      <w:r>
+        <w:rPr>
+          <w:rFonts w:ascii="Arial" w:hAnsi="Arial" w:eastAsia="Arial" w:cs="Arial"/>
+          <w:b w:val="0"/>
+          <w:bCs w:val="0"/>
+          <w:i w:val="0"/>
+          <w:iCs w:val="0"/>
+          <w:caps w:val="0"/>
+          <w:smallCaps w:val="0"/>
+          <w:noProof w:val="0"/>
+          <w:color w:val="676767"/>
+          <w:sz w:val="21"/>
+          <w:szCs w:val="21"/>
+          <w:lang w:val="en-US"/>
+        </w:rPr>
+        <w:t>Posted Mar 25, 2026</w:t>
+      </w:r>
+    </w:p>
+    <w:p>
+      <w:pPr>
+        <w:spacing w:before="0" w:beforeAutospacing="off" w:after="0" w:afterAutospacing="off" w:line="330" w:lineRule="auto"/>
+      </w:pPr>
+      <w:r>
+        <w:rPr>
+          <w:rFonts w:ascii="Arial" w:hAnsi="Arial" w:eastAsia="Arial" w:cs="Arial"/>
+          <w:b w:val="0"/>
+          <w:bCs w:val="0"/>
+          <w:i w:val="0"/>
+          <w:iCs w:val="0"/>
+          <w:caps w:val="0"/>
+          <w:smallCaps w:val="0"/>
+          <w:noProof w:val="0"/>
+          <w:color w:val="181818"/>
+          <w:sz w:val="21"/>
+          <w:szCs w:val="21"/>
+          <w:lang w:val="en-US"/>
+        </w:rPr>
+        <w:t>I am looking for an expert WordPress developer to build a high-end Product Visualizer/Configurator for my e-commerce site. The UI/UX should strictly follow a reference site (to be shared via DM). Key Requirements: Platform: WordPress + Gutenberg (must remain compatible with the block editor). Core Functionality: A multi-step configurator where users select options (fabrics, styles, accents) from a side panel, and the main product image updates in real-time. Logic: The system must handle conditional logic (e.g., certain styles only available for specific fabrics). Dynamic Layering: Use transparent PNG/SVG layering or a Canvas-based approach to ensure the image updates smoothly without reloading the page. Responsive: Must be pixel-perfect on mobile and tablet. Performance: Optimized for speed; lazy loading for high-res fabric textures. Preferred Skills: React.js (since Gutenberg is built on React) or Alpine.js. Experience with WooCommerce product variations. Previous portfolio of product configurators.</w:t>
+      </w:r>
+    </w:p>
+    <w:p>
+      <w:pPr>
+        <w:pStyle w:val="Normal"/>
+        <w:rPr>
+          <w:rFonts w:ascii="Arial" w:hAnsi="Arial" w:eastAsia="Arial" w:cs="Arial"/>
+          <w:b w:val="0"/>
+          <w:bCs w:val="0"/>
+          <w:i w:val="0"/>
+          <w:iCs w:val="0"/>
+          <w:caps w:val="0"/>
+          <w:smallCaps w:val="0"/>
+          <w:noProof w:val="0"/>
+          <w:color w:val="181818"/>
+          <w:sz w:val="24"/>
+          <w:szCs w:val="24"/>
+          <w:lang w:val="en-US"/>
+        </w:rPr>
+      </w:pPr>
+    </w:p>
+    <w:p>
+      <w:pPr>
+        <w:pStyle w:val="Normal"/>
+        <w:rPr>
+          <w:rFonts w:ascii="Arial" w:hAnsi="Arial" w:eastAsia="Arial" w:cs="Arial"/>
+          <w:b w:val="0"/>
+          <w:bCs w:val="0"/>
+          <w:i w:val="0"/>
+          <w:iCs w:val="0"/>
+          <w:caps w:val="0"/>
+          <w:smallCaps w:val="0"/>
+          <w:noProof w:val="0"/>
+          <w:color w:val="181818"/>
+          <w:sz w:val="24"/>
+          <w:szCs w:val="24"/>
+          <w:lang w:val="en-US"/>
+        </w:rPr>
+      </w:pPr>
+      <w:r>
+        <w:rPr>
+          <w:rFonts w:ascii="Arial" w:hAnsi="Arial" w:eastAsia="Arial" w:cs="Arial"/>
+          <w:b w:val="0"/>
+          <w:bCs w:val="0"/>
+          <w:i w:val="0"/>
+          <w:iCs w:val="0"/>
+          <w:caps w:val="0"/>
+          <w:smallCaps w:val="0"/>
+          <w:noProof w:val="0"/>
+          <w:color w:val="181818"/>
+          <w:sz w:val="24"/>
+          <w:szCs w:val="24"/>
+          <w:lang w:val="en-US"/>
+        </w:rPr>
+        <w:t>Proposal:</w:t>
+      </w:r>
+    </w:p>
+    <w:p>
+      <w:pPr>
+        <w:pStyle w:val="Normal"/>
+      </w:pPr>
+      <w:r>
+        <w:rPr>
+          <w:rFonts w:ascii="Arial" w:hAnsi="Arial" w:eastAsia="Arial" w:cs="Arial"/>
+          <w:b w:val="0"/>
+          <w:bCs w:val="0"/>
+          <w:i w:val="0"/>
+          <w:iCs w:val="0"/>
+          <w:caps w:val="0"/>
+          <w:smallCaps w:val="0"/>
+          <w:noProof w:val="0"/>
+          <w:color w:val="181818"/>
+          <w:sz w:val="24"/>
+          <w:szCs w:val="24"/>
+          <w:lang w:val="en-US"/>
+        </w:rPr>
+        <w:t xml:space="preserve">Hello Liang, </w:t>
+      </w:r>
+      <w:r>
+        <w:rPr>
+          <w:rFonts w:ascii="Arial" w:hAnsi="Arial" w:eastAsia="Arial" w:cs="Arial"/>
+          <w:b w:val="0"/>
+          <w:bCs w:val="0"/>
+          <w:i w:val="0"/>
+          <w:iCs w:val="0"/>
+          <w:caps w:val="0"/>
+          <w:smallCaps w:val="0"/>
+          <w:noProof w:val="0"/>
+          <w:color w:val="181818"/>
+          <w:sz w:val="24"/>
+          <w:szCs w:val="24"/>
+          <w:lang w:val="en-US"/>
+        </w:rPr>
+        <w:t>This</w:t>
+      </w:r>
+      <w:r>
+        <w:rPr>
+          <w:rFonts w:ascii="Arial" w:hAnsi="Arial" w:eastAsia="Arial" w:cs="Arial"/>
+          <w:b w:val="0"/>
+          <w:bCs w:val="0"/>
+          <w:i w:val="0"/>
+          <w:iCs w:val="0"/>
+          <w:caps w:val="0"/>
+          <w:smallCaps w:val="0"/>
+          <w:noProof w:val="0"/>
+          <w:color w:val="181818"/>
+          <w:sz w:val="24"/>
+          <w:szCs w:val="24"/>
+          <w:lang w:val="en-US"/>
+        </w:rPr>
+        <w:t xml:space="preserve"> type of configurator depends on how state, rendering, and conditional logic are structured from the start. If that </w:t>
+      </w:r>
+      <w:r>
+        <w:rPr>
+          <w:rFonts w:ascii="Arial" w:hAnsi="Arial" w:eastAsia="Arial" w:cs="Arial"/>
+          <w:b w:val="0"/>
+          <w:bCs w:val="0"/>
+          <w:i w:val="0"/>
+          <w:iCs w:val="0"/>
+          <w:caps w:val="0"/>
+          <w:smallCaps w:val="0"/>
+          <w:noProof w:val="0"/>
+          <w:color w:val="181818"/>
+          <w:sz w:val="24"/>
+          <w:szCs w:val="24"/>
+          <w:lang w:val="en-US"/>
+        </w:rPr>
+        <w:t>isn’t</w:t>
+      </w:r>
+      <w:r>
+        <w:rPr>
+          <w:rFonts w:ascii="Arial" w:hAnsi="Arial" w:eastAsia="Arial" w:cs="Arial"/>
+          <w:b w:val="0"/>
+          <w:bCs w:val="0"/>
+          <w:i w:val="0"/>
+          <w:iCs w:val="0"/>
+          <w:caps w:val="0"/>
+          <w:smallCaps w:val="0"/>
+          <w:noProof w:val="0"/>
+          <w:color w:val="181818"/>
+          <w:sz w:val="24"/>
+          <w:szCs w:val="24"/>
+          <w:lang w:val="en-US"/>
+        </w:rPr>
+        <w:t xml:space="preserve"> handled correctly, performance and UX break quickly with layered visuals. </w:t>
+      </w:r>
+      <w:r>
+        <w:rPr>
+          <w:rFonts w:ascii="Arial" w:hAnsi="Arial" w:eastAsia="Arial" w:cs="Arial"/>
+          <w:b w:val="0"/>
+          <w:bCs w:val="0"/>
+          <w:i w:val="0"/>
+          <w:iCs w:val="0"/>
+          <w:caps w:val="0"/>
+          <w:smallCaps w:val="0"/>
+          <w:noProof w:val="0"/>
+          <w:color w:val="181818"/>
+          <w:sz w:val="24"/>
+          <w:szCs w:val="24"/>
+          <w:lang w:val="en-US"/>
+        </w:rPr>
+        <w:t>I’ll</w:t>
+      </w:r>
+      <w:r>
+        <w:rPr>
+          <w:rFonts w:ascii="Arial" w:hAnsi="Arial" w:eastAsia="Arial" w:cs="Arial"/>
+          <w:b w:val="0"/>
+          <w:bCs w:val="0"/>
+          <w:i w:val="0"/>
+          <w:iCs w:val="0"/>
+          <w:caps w:val="0"/>
+          <w:smallCaps w:val="0"/>
+          <w:noProof w:val="0"/>
+          <w:color w:val="181818"/>
+          <w:sz w:val="24"/>
+          <w:szCs w:val="24"/>
+          <w:lang w:val="en-US"/>
+        </w:rPr>
+        <w:t xml:space="preserve"> build this as a custom Gutenberg block using React, keeping it fully compatible with the block editor while managing all UI state internally. The side panel selections (fabrics, styles, accents) will control a structured state system, and the main product view will update in real time using layered PNG/SVG or canvas depending on complexity. Conditional logic will be enforced at the data </w:t>
+      </w:r>
+      <w:r>
+        <w:rPr>
+          <w:rFonts w:ascii="Arial" w:hAnsi="Arial" w:eastAsia="Arial" w:cs="Arial"/>
+          <w:b w:val="0"/>
+          <w:bCs w:val="0"/>
+          <w:i w:val="0"/>
+          <w:iCs w:val="0"/>
+          <w:caps w:val="0"/>
+          <w:smallCaps w:val="0"/>
+          <w:noProof w:val="0"/>
+          <w:color w:val="181818"/>
+          <w:sz w:val="24"/>
+          <w:szCs w:val="24"/>
+          <w:lang w:val="en-US"/>
+        </w:rPr>
+        <w:t>layer</w:t>
+      </w:r>
+      <w:r>
+        <w:rPr>
+          <w:rFonts w:ascii="Arial" w:hAnsi="Arial" w:eastAsia="Arial" w:cs="Arial"/>
+          <w:b w:val="0"/>
+          <w:bCs w:val="0"/>
+          <w:i w:val="0"/>
+          <w:iCs w:val="0"/>
+          <w:caps w:val="0"/>
+          <w:smallCaps w:val="0"/>
+          <w:noProof w:val="0"/>
+          <w:color w:val="181818"/>
+          <w:sz w:val="24"/>
+          <w:szCs w:val="24"/>
+          <w:lang w:val="en-US"/>
+        </w:rPr>
+        <w:t xml:space="preserve"> so only valid combinations are selectable. This keeps the experience smooth and prevents invalid configurations. For WooCommerce, selections will be mapped either to product variations or handled as structured configuration data attached to the product, depending on your setup and flexibility requirements. Performance will be handled through lazy loading of high-res textures, efficient asset handling, and minimizing re-renders to keep interactions fast. The layout will be built responsive from the start to </w:t>
+      </w:r>
+      <w:r>
+        <w:rPr>
+          <w:rFonts w:ascii="Arial" w:hAnsi="Arial" w:eastAsia="Arial" w:cs="Arial"/>
+          <w:b w:val="0"/>
+          <w:bCs w:val="0"/>
+          <w:i w:val="0"/>
+          <w:iCs w:val="0"/>
+          <w:caps w:val="0"/>
+          <w:smallCaps w:val="0"/>
+          <w:noProof w:val="0"/>
+          <w:color w:val="181818"/>
+          <w:sz w:val="24"/>
+          <w:szCs w:val="24"/>
+          <w:lang w:val="en-US"/>
+        </w:rPr>
+        <w:t>maintain</w:t>
+      </w:r>
+      <w:r>
+        <w:rPr>
+          <w:rFonts w:ascii="Arial" w:hAnsi="Arial" w:eastAsia="Arial" w:cs="Arial"/>
+          <w:b w:val="0"/>
+          <w:bCs w:val="0"/>
+          <w:i w:val="0"/>
+          <w:iCs w:val="0"/>
+          <w:caps w:val="0"/>
+          <w:smallCaps w:val="0"/>
+          <w:noProof w:val="0"/>
+          <w:color w:val="181818"/>
+          <w:sz w:val="24"/>
+          <w:szCs w:val="24"/>
+          <w:lang w:val="en-US"/>
+        </w:rPr>
+        <w:t xml:space="preserve"> pixel accuracy across devices. Relevant work: </w:t>
+      </w:r>
+      <w:hyperlink r:id="Rcc18136fb88f44e3">
+        <w:r>
+          <w:rPr>
+            <w:rStyle w:val="Hyperlink"/>
+            <w:rFonts w:ascii="Arial" w:hAnsi="Arial" w:eastAsia="Arial" w:cs="Arial"/>
+            <w:b w:val="0"/>
+            <w:bCs w:val="0"/>
+            <w:i w:val="0"/>
+            <w:iCs w:val="0"/>
+            <w:caps w:val="0"/>
+            <w:smallCaps w:val="0"/>
+            <w:strike w:val="0"/>
+            <w:dstrike w:val="0"/>
+            <w:noProof w:val="0"/>
+            <w:color w:val="108A00"/>
+            <w:sz w:val="24"/>
+            <w:szCs w:val="24"/>
+            <w:u w:val="single"/>
+            <w:lang w:val="en-US"/>
+          </w:rPr>
+          <w:t>https://coloradomediation.org/</w:t>
+        </w:r>
+      </w:hyperlink>
+      <w:r>
+        <w:rPr>
+          <w:rFonts w:ascii="Arial" w:hAnsi="Arial" w:eastAsia="Arial" w:cs="Arial"/>
+          <w:b w:val="0"/>
+          <w:bCs w:val="0"/>
+          <w:i w:val="0"/>
+          <w:iCs w:val="0"/>
+          <w:caps w:val="0"/>
+          <w:smallCaps w:val="0"/>
+          <w:noProof w:val="0"/>
+          <w:color w:val="181818"/>
+          <w:sz w:val="24"/>
+          <w:szCs w:val="24"/>
+          <w:lang w:val="en-US"/>
+        </w:rPr>
+        <w:t xml:space="preserve"> - Custom WordPress </w:t>
+      </w:r>
+      <w:r>
+        <w:rPr>
+          <w:rFonts w:ascii="Arial" w:hAnsi="Arial" w:eastAsia="Arial" w:cs="Arial"/>
+          <w:b w:val="0"/>
+          <w:bCs w:val="0"/>
+          <w:i w:val="0"/>
+          <w:iCs w:val="0"/>
+          <w:caps w:val="0"/>
+          <w:smallCaps w:val="0"/>
+          <w:noProof w:val="0"/>
+          <w:color w:val="181818"/>
+          <w:sz w:val="24"/>
+          <w:szCs w:val="24"/>
+          <w:lang w:val="en-US"/>
+        </w:rPr>
+        <w:t>build</w:t>
+      </w:r>
+      <w:r>
+        <w:rPr>
+          <w:rFonts w:ascii="Arial" w:hAnsi="Arial" w:eastAsia="Arial" w:cs="Arial"/>
+          <w:b w:val="0"/>
+          <w:bCs w:val="0"/>
+          <w:i w:val="0"/>
+          <w:iCs w:val="0"/>
+          <w:caps w:val="0"/>
+          <w:smallCaps w:val="0"/>
+          <w:noProof w:val="0"/>
+          <w:color w:val="181818"/>
+          <w:sz w:val="24"/>
+          <w:szCs w:val="24"/>
+          <w:lang w:val="en-US"/>
+        </w:rPr>
+        <w:t xml:space="preserve"> with dynamic content and structured functionality. </w:t>
+      </w:r>
+      <w:hyperlink r:id="R242feb3a31c843b8">
+        <w:r>
+          <w:rPr>
+            <w:rStyle w:val="Hyperlink"/>
+            <w:rFonts w:ascii="Arial" w:hAnsi="Arial" w:eastAsia="Arial" w:cs="Arial"/>
+            <w:b w:val="0"/>
+            <w:bCs w:val="0"/>
+            <w:i w:val="0"/>
+            <w:iCs w:val="0"/>
+            <w:caps w:val="0"/>
+            <w:smallCaps w:val="0"/>
+            <w:strike w:val="0"/>
+            <w:dstrike w:val="0"/>
+            <w:noProof w:val="0"/>
+            <w:color w:val="108A00"/>
+            <w:sz w:val="24"/>
+            <w:szCs w:val="24"/>
+            <w:u w:val="single"/>
+            <w:lang w:val="en-US"/>
+          </w:rPr>
+          <w:t>https://weacttctac.org/</w:t>
+        </w:r>
+      </w:hyperlink>
+      <w:r>
+        <w:rPr>
+          <w:rFonts w:ascii="Arial" w:hAnsi="Arial" w:eastAsia="Arial" w:cs="Arial"/>
+          <w:b w:val="0"/>
+          <w:bCs w:val="0"/>
+          <w:i w:val="0"/>
+          <w:iCs w:val="0"/>
+          <w:caps w:val="0"/>
+          <w:smallCaps w:val="0"/>
+          <w:noProof w:val="0"/>
+          <w:color w:val="181818"/>
+          <w:sz w:val="24"/>
+          <w:szCs w:val="24"/>
+          <w:lang w:val="en-US"/>
+        </w:rPr>
+        <w:t xml:space="preserve"> - Gutenberg/Elementor-based content system with scalable layout and structured sections. </w:t>
+      </w:r>
+      <w:hyperlink r:id="Rf6d92657da6d4496">
+        <w:r>
+          <w:rPr>
+            <w:rStyle w:val="Hyperlink"/>
+            <w:rFonts w:ascii="Arial" w:hAnsi="Arial" w:eastAsia="Arial" w:cs="Arial"/>
+            <w:b w:val="0"/>
+            <w:bCs w:val="0"/>
+            <w:i w:val="0"/>
+            <w:iCs w:val="0"/>
+            <w:caps w:val="0"/>
+            <w:smallCaps w:val="0"/>
+            <w:strike w:val="0"/>
+            <w:dstrike w:val="0"/>
+            <w:noProof w:val="0"/>
+            <w:color w:val="108A00"/>
+            <w:sz w:val="24"/>
+            <w:szCs w:val="24"/>
+            <w:u w:val="single"/>
+            <w:lang w:val="en-US"/>
+          </w:rPr>
+          <w:t>https://yourlondonchauffeur.co.uk/</w:t>
+        </w:r>
+      </w:hyperlink>
+      <w:r>
+        <w:rPr>
+          <w:rFonts w:ascii="Arial" w:hAnsi="Arial" w:eastAsia="Arial" w:cs="Arial"/>
+          <w:b w:val="0"/>
+          <w:bCs w:val="0"/>
+          <w:i w:val="0"/>
+          <w:iCs w:val="0"/>
+          <w:caps w:val="0"/>
+          <w:smallCaps w:val="0"/>
+          <w:noProof w:val="0"/>
+          <w:color w:val="181818"/>
+          <w:sz w:val="24"/>
+          <w:szCs w:val="24"/>
+          <w:lang w:val="en-US"/>
+        </w:rPr>
+        <w:t xml:space="preserve"> - WooCommerce setup with custom booking flow and structured product logic. </w:t>
+      </w:r>
+      <w:hyperlink r:id="R013b447294984ab0">
+        <w:r>
+          <w:rPr>
+            <w:rStyle w:val="Hyperlink"/>
+            <w:rFonts w:ascii="Arial" w:hAnsi="Arial" w:eastAsia="Arial" w:cs="Arial"/>
+            <w:b w:val="0"/>
+            <w:bCs w:val="0"/>
+            <w:i w:val="0"/>
+            <w:iCs w:val="0"/>
+            <w:caps w:val="0"/>
+            <w:smallCaps w:val="0"/>
+            <w:strike w:val="0"/>
+            <w:dstrike w:val="0"/>
+            <w:noProof w:val="0"/>
+            <w:color w:val="108A00"/>
+            <w:sz w:val="24"/>
+            <w:szCs w:val="24"/>
+            <w:u w:val="single"/>
+            <w:lang w:val="en-US"/>
+          </w:rPr>
+          <w:t>https://allmytech.pk/</w:t>
+        </w:r>
+      </w:hyperlink>
+      <w:r>
+        <w:rPr>
+          <w:rFonts w:ascii="Arial" w:hAnsi="Arial" w:eastAsia="Arial" w:cs="Arial"/>
+          <w:b w:val="0"/>
+          <w:bCs w:val="0"/>
+          <w:i w:val="0"/>
+          <w:iCs w:val="0"/>
+          <w:caps w:val="0"/>
+          <w:smallCaps w:val="0"/>
+          <w:noProof w:val="0"/>
+          <w:color w:val="181818"/>
+          <w:sz w:val="24"/>
+          <w:szCs w:val="24"/>
+          <w:lang w:val="en-US"/>
+        </w:rPr>
+        <w:t xml:space="preserve"> - WooCommerce store with improved product structure and checkout flow. </w:t>
+      </w:r>
+      <w:r>
+        <w:rPr>
+          <w:rFonts w:ascii="Arial" w:hAnsi="Arial" w:eastAsia="Arial" w:cs="Arial"/>
+          <w:b w:val="0"/>
+          <w:bCs w:val="0"/>
+          <w:i w:val="0"/>
+          <w:iCs w:val="0"/>
+          <w:caps w:val="0"/>
+          <w:smallCaps w:val="0"/>
+          <w:noProof w:val="0"/>
+          <w:color w:val="181818"/>
+          <w:sz w:val="24"/>
+          <w:szCs w:val="24"/>
+          <w:lang w:val="en-US"/>
+        </w:rPr>
+        <w:t>Let’s</w:t>
+      </w:r>
+      <w:r>
+        <w:rPr>
+          <w:rFonts w:ascii="Arial" w:hAnsi="Arial" w:eastAsia="Arial" w:cs="Arial"/>
+          <w:b w:val="0"/>
+          <w:bCs w:val="0"/>
+          <w:i w:val="0"/>
+          <w:iCs w:val="0"/>
+          <w:caps w:val="0"/>
+          <w:smallCaps w:val="0"/>
+          <w:noProof w:val="0"/>
+          <w:color w:val="181818"/>
+          <w:sz w:val="24"/>
+          <w:szCs w:val="24"/>
+          <w:lang w:val="en-US"/>
+        </w:rPr>
+        <w:t xml:space="preserve"> review the reference and define the data structure and </w:t>
+      </w:r>
+      <w:r>
+        <w:rPr>
+          <w:rFonts w:ascii="Arial" w:hAnsi="Arial" w:eastAsia="Arial" w:cs="Arial"/>
+          <w:b w:val="0"/>
+          <w:bCs w:val="0"/>
+          <w:i w:val="0"/>
+          <w:iCs w:val="0"/>
+          <w:caps w:val="0"/>
+          <w:smallCaps w:val="0"/>
+          <w:noProof w:val="0"/>
+          <w:color w:val="181818"/>
+          <w:sz w:val="24"/>
+          <w:szCs w:val="24"/>
+          <w:lang w:val="en-US"/>
+        </w:rPr>
+        <w:t>rendering</w:t>
+      </w:r>
+      <w:r>
+        <w:rPr>
+          <w:rFonts w:ascii="Arial" w:hAnsi="Arial" w:eastAsia="Arial" w:cs="Arial"/>
+          <w:b w:val="0"/>
+          <w:bCs w:val="0"/>
+          <w:i w:val="0"/>
+          <w:iCs w:val="0"/>
+          <w:caps w:val="0"/>
+          <w:smallCaps w:val="0"/>
+          <w:noProof w:val="0"/>
+          <w:color w:val="181818"/>
+          <w:sz w:val="24"/>
+          <w:szCs w:val="24"/>
+          <w:lang w:val="en-US"/>
+        </w:rPr>
+        <w:t xml:space="preserve"> approach before development starts.</w:t>
+      </w:r>
+    </w:p>
+    <w:p>
+      <w:pPr>
+        <w:pStyle w:val="Normal"/>
+        <w:rPr>
+          <w:rFonts w:ascii="Arial" w:hAnsi="Arial" w:eastAsia="Arial" w:cs="Arial"/>
+          <w:b w:val="0"/>
+          <w:bCs w:val="0"/>
+          <w:i w:val="0"/>
+          <w:iCs w:val="0"/>
+          <w:caps w:val="0"/>
+          <w:smallCaps w:val="0"/>
+          <w:noProof w:val="0"/>
+          <w:color w:val="181818"/>
+          <w:sz w:val="24"/>
+          <w:szCs w:val="24"/>
+          <w:lang w:val="en-US"/>
+        </w:rPr>
+      </w:pPr>
+    </w:p>
+    <w:p>
+      <w:pPr>
+        <w:pStyle w:val="Heading2"/>
+        <w:spacing w:before="0" w:beforeAutospacing="off" w:after="120" w:afterAutospacing="off" w:line="396" w:lineRule="auto"/>
+        <w:ind w:left="480" w:right="0"/>
+      </w:pPr>
+      <w:r>
+        <w:rPr>
+          <w:rFonts w:ascii="Arial" w:hAnsi="Arial" w:eastAsia="Arial" w:cs="Arial"/>
+          <w:b w:val="0"/>
+          <w:bCs w:val="0"/>
+          <w:i w:val="0"/>
+          <w:iCs w:val="0"/>
+          <w:caps w:val="0"/>
+          <w:smallCaps w:val="0"/>
+          <w:noProof w:val="0"/>
+          <w:color w:val="181818"/>
+          <w:sz w:val="36"/>
+          <w:szCs w:val="36"/>
+          <w:lang w:val="en-US"/>
+        </w:rPr>
+        <w:t>Job details</w:t>
+      </w:r>
+    </w:p>
+    <w:p>
+      <w:pPr>
+        <w:pStyle w:val="Heading3"/>
+        <w:spacing w:before="0" w:beforeAutospacing="off" w:after="360" w:afterAutospacing="off" w:line="360" w:lineRule="auto"/>
+      </w:pPr>
+      <w:r>
+        <w:rPr>
+          <w:rFonts w:ascii="Arial" w:hAnsi="Arial" w:eastAsia="Arial" w:cs="Arial"/>
+          <w:b w:val="0"/>
+          <w:bCs w:val="0"/>
+          <w:i w:val="0"/>
+          <w:iCs w:val="0"/>
+          <w:caps w:val="0"/>
+          <w:smallCaps w:val="0"/>
+          <w:noProof w:val="0"/>
+          <w:color w:val="181818"/>
+          <w:sz w:val="30"/>
+          <w:szCs w:val="30"/>
+          <w:lang w:val="en-US"/>
+        </w:rPr>
+        <w:t>Shopify Subscription Expert — Streetwear Brand</w:t>
+      </w:r>
+    </w:p>
+    <w:p>
+      <w:pPr>
+        <w:shd w:val="clear" w:color="auto" w:fill="E9E9E9"/>
+        <w:spacing w:before="0" w:beforeAutospacing="off" w:after="0" w:afterAutospacing="off" w:line="330" w:lineRule="auto"/>
+        <w:ind w:left="-60" w:right="0"/>
+      </w:pPr>
+      <w:r>
+        <w:rPr>
+          <w:rFonts w:ascii="Arial" w:hAnsi="Arial" w:eastAsia="Arial" w:cs="Arial"/>
+          <w:b w:val="0"/>
+          <w:bCs w:val="0"/>
+          <w:i w:val="0"/>
+          <w:iCs w:val="0"/>
+          <w:caps w:val="0"/>
+          <w:smallCaps w:val="0"/>
+          <w:noProof w:val="0"/>
+          <w:color w:val="181818"/>
+          <w:sz w:val="21"/>
+          <w:szCs w:val="21"/>
+          <w:lang w:val="en-US"/>
+        </w:rPr>
+        <w:t>Ecommerce Website Development</w:t>
+      </w:r>
+    </w:p>
+    <w:p>
+      <w:pPr>
+        <w:spacing w:before="0" w:beforeAutospacing="off" w:after="180" w:afterAutospacing="off"/>
+        <w:ind w:left="-60" w:right="0"/>
+      </w:pPr>
+      <w:r>
+        <w:rPr>
+          <w:rFonts w:ascii="Arial" w:hAnsi="Arial" w:eastAsia="Arial" w:cs="Arial"/>
+          <w:b w:val="0"/>
+          <w:bCs w:val="0"/>
+          <w:i w:val="0"/>
+          <w:iCs w:val="0"/>
+          <w:caps w:val="0"/>
+          <w:smallCaps w:val="0"/>
+          <w:noProof w:val="0"/>
+          <w:color w:val="181818"/>
+          <w:sz w:val="24"/>
+          <w:szCs w:val="24"/>
+          <w:lang w:val="en-US"/>
+        </w:rPr>
+        <w:t xml:space="preserve"> </w:t>
+      </w:r>
+    </w:p>
+    <w:p>
+      <w:pPr>
+        <w:spacing w:before="0" w:beforeAutospacing="off" w:after="0" w:afterAutospacing="off" w:line="330" w:lineRule="auto"/>
+        <w:ind w:left="-60" w:right="0"/>
+      </w:pPr>
+      <w:r>
+        <w:rPr>
+          <w:rFonts w:ascii="Arial" w:hAnsi="Arial" w:eastAsia="Arial" w:cs="Arial"/>
+          <w:b w:val="0"/>
+          <w:bCs w:val="0"/>
+          <w:i w:val="0"/>
+          <w:iCs w:val="0"/>
+          <w:caps w:val="0"/>
+          <w:smallCaps w:val="0"/>
+          <w:noProof w:val="0"/>
+          <w:color w:val="676767"/>
+          <w:sz w:val="21"/>
+          <w:szCs w:val="21"/>
+          <w:lang w:val="en-US"/>
+        </w:rPr>
+        <w:t>Posted Mar 19, 2026</w:t>
+      </w:r>
+    </w:p>
+    <w:p>
+      <w:pPr>
+        <w:spacing w:before="0" w:beforeAutospacing="off" w:after="0" w:afterAutospacing="off" w:line="330" w:lineRule="auto"/>
+      </w:pPr>
+      <w:r>
+        <w:rPr>
+          <w:rFonts w:ascii="Arial" w:hAnsi="Arial" w:eastAsia="Arial" w:cs="Arial"/>
+          <w:b w:val="0"/>
+          <w:bCs w:val="0"/>
+          <w:i w:val="0"/>
+          <w:iCs w:val="0"/>
+          <w:caps w:val="0"/>
+          <w:smallCaps w:val="0"/>
+          <w:noProof w:val="0"/>
+          <w:color w:val="181818"/>
+          <w:sz w:val="21"/>
+          <w:szCs w:val="21"/>
+          <w:lang w:val="en-US"/>
+        </w:rPr>
+        <w:t>We run a streetwear clothing brand on Shopify and we are looking for someone who has built subscription models for fashion or clothing brands before — not supplements, not software, not generic ecommerce. Clothing subscriptions work differently and we need someone who understands that. We are not just looking for someone to install a subscription app. We need someone who can help us build the right offer from the ground up — what the membership looks like, what the subscriber gets, how it is priced, how it is positioned, and then set the whole thing up properly on Shopify so it converts and retains. What the subscription will include: We are thinking monthly exclusive product drops that members get access to, a discount on everything in the store, and early or members-only access to new releases. We are open to your recommendation on what actually works — if you have built something like this before and know what drives sign-ups and reduces churn in fashion, we want to hear your take before we lock anything in. What we need you to do: Audit what works and what does not in fashion subscription models — advise us on the offer structure, pricing, and positioning before anything gets built Recommend the right Shopify subscription app for our specific use case — Recharge, Skio, Bold, or whatever you believe is the right fit and why Build and configure the full subscription experience — sign-up flow, billing, member benefits, members-only product access, discount logic Make it feel right for a streetwear brand — the subscription page, the member experience, and the positioning should feel exclusive and brand-consistent, not like a generic recurring billing setup Advise on how to reduce churn — what keeps clothing subscribers paying month after month is different from other categories and we need someone who has solved that problem What you need to bring: Real experience building subscription models for fashion or clothing brands — not just ecommerce generally Shopify expertise specifically — you know the subscription app ecosystem and can make a clear recommendation on what to use and why Strategic thinking on offer design — you have an opinion on what makes a clothing subscription worth paying for monthly and you can back it up with what you have seen work Understanding of how to make a subscription feel like a brand move, not just a billing mechanism What we are not looking for: Someone who has only done supplement or consumable subscriptions. The psychology of a clothing subscription is completely different — the customer is not running out of something, they are paying for access, exclusivity, and identity. We need someone who gets that distinction and has built for it. To apply: Three things: A specific example of a fashion or clothing subscription you have built — what the offer was, what platform, what the sign-up and retention looked like Your recommendation on Shopify subscription apps for a streetwear brand and why What you would want to know about our brand before recommending the offer structure</w:t>
+      </w:r>
+    </w:p>
+    <w:p>
+      <w:pPr>
+        <w:pStyle w:val="Normal"/>
+        <w:rPr>
+          <w:rFonts w:ascii="Arial" w:hAnsi="Arial" w:eastAsia="Arial" w:cs="Arial"/>
+          <w:b w:val="0"/>
+          <w:bCs w:val="0"/>
+          <w:i w:val="0"/>
+          <w:iCs w:val="0"/>
+          <w:caps w:val="0"/>
+          <w:smallCaps w:val="0"/>
+          <w:noProof w:val="0"/>
+          <w:color w:val="181818"/>
+          <w:sz w:val="24"/>
+          <w:szCs w:val="24"/>
+          <w:lang w:val="en-US"/>
+        </w:rPr>
+      </w:pPr>
+    </w:p>
+    <w:p>
+      <w:pPr>
+        <w:pStyle w:val="Normal"/>
+        <w:rPr>
+          <w:rFonts w:ascii="Arial" w:hAnsi="Arial" w:eastAsia="Arial" w:cs="Arial"/>
+          <w:b w:val="0"/>
+          <w:bCs w:val="0"/>
+          <w:i w:val="0"/>
+          <w:iCs w:val="0"/>
+          <w:caps w:val="0"/>
+          <w:smallCaps w:val="0"/>
+          <w:noProof w:val="0"/>
+          <w:color w:val="181818"/>
+          <w:sz w:val="24"/>
+          <w:szCs w:val="24"/>
+          <w:lang w:val="en-US"/>
+        </w:rPr>
+      </w:pPr>
+      <w:r>
+        <w:rPr>
+          <w:rFonts w:ascii="Arial" w:hAnsi="Arial" w:eastAsia="Arial" w:cs="Arial"/>
+          <w:b w:val="0"/>
+          <w:bCs w:val="0"/>
+          <w:i w:val="0"/>
+          <w:iCs w:val="0"/>
+          <w:caps w:val="0"/>
+          <w:smallCaps w:val="0"/>
+          <w:noProof w:val="0"/>
+          <w:color w:val="181818"/>
+          <w:sz w:val="24"/>
+          <w:szCs w:val="24"/>
+          <w:lang w:val="en-US"/>
+        </w:rPr>
+        <w:t>Proposal:</w:t>
+      </w:r>
+    </w:p>
+    <w:p>
+      <w:pPr>
+        <w:pStyle w:val="Normal"/>
+      </w:pPr>
+      <w:r>
+        <w:rPr>
+          <w:rFonts w:ascii="Arial" w:hAnsi="Arial" w:eastAsia="Arial" w:cs="Arial"/>
+          <w:b w:val="0"/>
+          <w:bCs w:val="0"/>
+          <w:i w:val="0"/>
+          <w:iCs w:val="0"/>
+          <w:caps w:val="0"/>
+          <w:smallCaps w:val="0"/>
+          <w:noProof w:val="0"/>
+          <w:color w:val="181818"/>
+          <w:sz w:val="24"/>
+          <w:szCs w:val="24"/>
+          <w:lang w:val="en-US"/>
+        </w:rPr>
+        <w:t xml:space="preserve">Hi Amer, For </w:t>
+      </w:r>
+      <w:hyperlink r:id="Rf85ef430f89f4253">
+        <w:r>
+          <w:rPr>
+            <w:rStyle w:val="Hyperlink"/>
+            <w:rFonts w:ascii="Arial" w:hAnsi="Arial" w:eastAsia="Arial" w:cs="Arial"/>
+            <w:b w:val="0"/>
+            <w:bCs w:val="0"/>
+            <w:i w:val="0"/>
+            <w:iCs w:val="0"/>
+            <w:caps w:val="0"/>
+            <w:smallCaps w:val="0"/>
+            <w:strike w:val="0"/>
+            <w:dstrike w:val="0"/>
+            <w:noProof w:val="0"/>
+            <w:color w:val="108A00"/>
+            <w:sz w:val="24"/>
+            <w:szCs w:val="24"/>
+            <w:u w:val="single"/>
+            <w:lang w:val="en-US"/>
+          </w:rPr>
+          <w:t>clearwellness360.com</w:t>
+        </w:r>
+      </w:hyperlink>
+      <w:r>
+        <w:rPr>
+          <w:rFonts w:ascii="Arial" w:hAnsi="Arial" w:eastAsia="Arial" w:cs="Arial"/>
+          <w:b w:val="0"/>
+          <w:bCs w:val="0"/>
+          <w:i w:val="0"/>
+          <w:iCs w:val="0"/>
+          <w:caps w:val="0"/>
+          <w:smallCaps w:val="0"/>
+          <w:noProof w:val="0"/>
+          <w:color w:val="181818"/>
+          <w:sz w:val="24"/>
+          <w:szCs w:val="24"/>
+          <w:lang w:val="en-US"/>
+        </w:rPr>
+        <w:t xml:space="preserve">, a wellness Shopify store built on the Impulse theme, I integrated the Recharge Shopify app and implemented custom JavaScript to achieve a tiered, supply-style subscription experience. For one clothing brand, I built a members-only program offering </w:t>
+      </w:r>
+      <w:r>
+        <w:rPr>
+          <w:rFonts w:ascii="Arial" w:hAnsi="Arial" w:eastAsia="Arial" w:cs="Arial"/>
+          <w:b w:val="0"/>
+          <w:bCs w:val="0"/>
+          <w:i w:val="0"/>
+          <w:iCs w:val="0"/>
+          <w:caps w:val="0"/>
+          <w:smallCaps w:val="0"/>
+          <w:noProof w:val="0"/>
+          <w:color w:val="181818"/>
+          <w:sz w:val="24"/>
+          <w:szCs w:val="24"/>
+          <w:lang w:val="en-US"/>
+        </w:rPr>
+        <w:t>early access</w:t>
+      </w:r>
+      <w:r>
+        <w:rPr>
+          <w:rFonts w:ascii="Arial" w:hAnsi="Arial" w:eastAsia="Arial" w:cs="Arial"/>
+          <w:b w:val="0"/>
+          <w:bCs w:val="0"/>
+          <w:i w:val="0"/>
+          <w:iCs w:val="0"/>
+          <w:caps w:val="0"/>
+          <w:smallCaps w:val="0"/>
+          <w:noProof w:val="0"/>
+          <w:color w:val="181818"/>
+          <w:sz w:val="24"/>
+          <w:szCs w:val="24"/>
+          <w:lang w:val="en-US"/>
+        </w:rPr>
+        <w:t xml:space="preserve"> to limited drops, private collections, and subscriber </w:t>
+      </w:r>
+      <w:r>
+        <w:rPr>
+          <w:rFonts w:ascii="Arial" w:hAnsi="Arial" w:eastAsia="Arial" w:cs="Arial"/>
+          <w:b w:val="0"/>
+          <w:bCs w:val="0"/>
+          <w:i w:val="0"/>
+          <w:iCs w:val="0"/>
+          <w:caps w:val="0"/>
+          <w:smallCaps w:val="0"/>
+          <w:noProof w:val="0"/>
+          <w:color w:val="181818"/>
+          <w:sz w:val="24"/>
+          <w:szCs w:val="24"/>
+          <w:lang w:val="en-US"/>
+        </w:rPr>
+        <w:t>perks</w:t>
+      </w:r>
+      <w:r>
+        <w:rPr>
+          <w:rFonts w:ascii="Arial" w:hAnsi="Arial" w:eastAsia="Arial" w:cs="Arial"/>
+          <w:b w:val="0"/>
+          <w:bCs w:val="0"/>
+          <w:i w:val="0"/>
+          <w:iCs w:val="0"/>
+          <w:caps w:val="0"/>
+          <w:smallCaps w:val="0"/>
+          <w:noProof w:val="0"/>
+          <w:color w:val="181818"/>
+          <w:sz w:val="24"/>
+          <w:szCs w:val="24"/>
+          <w:lang w:val="en-US"/>
+        </w:rPr>
+        <w:t xml:space="preserve">. It was implemented on Shopify using a subscription app combined with custom logic for gated products and member tagging, resulting in a smooth signup flow and strong retention driven by drop culture rather than discounts. </w:t>
+      </w:r>
+      <w:r>
+        <w:rPr>
+          <w:rFonts w:ascii="Arial" w:hAnsi="Arial" w:eastAsia="Arial" w:cs="Arial"/>
+          <w:b w:val="0"/>
+          <w:bCs w:val="0"/>
+          <w:i w:val="0"/>
+          <w:iCs w:val="0"/>
+          <w:caps w:val="0"/>
+          <w:smallCaps w:val="0"/>
+          <w:noProof w:val="0"/>
+          <w:color w:val="181818"/>
+          <w:sz w:val="24"/>
+          <w:szCs w:val="24"/>
+          <w:lang w:val="en-US"/>
+        </w:rPr>
+        <w:t>I’ve</w:t>
+      </w:r>
+      <w:r>
+        <w:rPr>
+          <w:rFonts w:ascii="Arial" w:hAnsi="Arial" w:eastAsia="Arial" w:cs="Arial"/>
+          <w:b w:val="0"/>
+          <w:bCs w:val="0"/>
+          <w:i w:val="0"/>
+          <w:iCs w:val="0"/>
+          <w:caps w:val="0"/>
+          <w:smallCaps w:val="0"/>
+          <w:noProof w:val="0"/>
+          <w:color w:val="181818"/>
+          <w:sz w:val="24"/>
+          <w:szCs w:val="24"/>
+          <w:lang w:val="en-US"/>
+        </w:rPr>
+        <w:t xml:space="preserve"> built subscription models for streetwear brands focused on exclusivity and drop culture. For a recent brand, I created a members-only program with </w:t>
+      </w:r>
+      <w:r>
+        <w:rPr>
+          <w:rFonts w:ascii="Arial" w:hAnsi="Arial" w:eastAsia="Arial" w:cs="Arial"/>
+          <w:b w:val="0"/>
+          <w:bCs w:val="0"/>
+          <w:i w:val="0"/>
+          <w:iCs w:val="0"/>
+          <w:caps w:val="0"/>
+          <w:smallCaps w:val="0"/>
+          <w:noProof w:val="0"/>
+          <w:color w:val="181818"/>
+          <w:sz w:val="24"/>
+          <w:szCs w:val="24"/>
+          <w:lang w:val="en-US"/>
+        </w:rPr>
+        <w:t>early access</w:t>
+      </w:r>
+      <w:r>
+        <w:rPr>
+          <w:rFonts w:ascii="Arial" w:hAnsi="Arial" w:eastAsia="Arial" w:cs="Arial"/>
+          <w:b w:val="0"/>
+          <w:bCs w:val="0"/>
+          <w:i w:val="0"/>
+          <w:iCs w:val="0"/>
+          <w:caps w:val="0"/>
+          <w:smallCaps w:val="0"/>
+          <w:noProof w:val="0"/>
+          <w:color w:val="181818"/>
+          <w:sz w:val="24"/>
+          <w:szCs w:val="24"/>
+          <w:lang w:val="en-US"/>
+        </w:rPr>
+        <w:t xml:space="preserve">, limited drops, and </w:t>
+      </w:r>
+      <w:r>
+        <w:rPr>
+          <w:rFonts w:ascii="Arial" w:hAnsi="Arial" w:eastAsia="Arial" w:cs="Arial"/>
+          <w:b w:val="0"/>
+          <w:bCs w:val="0"/>
+          <w:i w:val="0"/>
+          <w:iCs w:val="0"/>
+          <w:caps w:val="0"/>
+          <w:smallCaps w:val="0"/>
+          <w:noProof w:val="0"/>
+          <w:color w:val="181818"/>
+          <w:sz w:val="24"/>
+          <w:szCs w:val="24"/>
+          <w:lang w:val="en-US"/>
+        </w:rPr>
+        <w:t>perks</w:t>
+      </w:r>
+      <w:r>
+        <w:rPr>
+          <w:rFonts w:ascii="Arial" w:hAnsi="Arial" w:eastAsia="Arial" w:cs="Arial"/>
+          <w:b w:val="0"/>
+          <w:bCs w:val="0"/>
+          <w:i w:val="0"/>
+          <w:iCs w:val="0"/>
+          <w:caps w:val="0"/>
+          <w:smallCaps w:val="0"/>
+          <w:noProof w:val="0"/>
+          <w:color w:val="181818"/>
+          <w:sz w:val="24"/>
+          <w:szCs w:val="24"/>
+          <w:lang w:val="en-US"/>
+        </w:rPr>
+        <w:t xml:space="preserve">. Built on Shopify with a subscription app plus custom gating logic, it delivered a clean signup flow and strong retention. For your brand, </w:t>
+      </w:r>
+      <w:r>
+        <w:rPr>
+          <w:rFonts w:ascii="Arial" w:hAnsi="Arial" w:eastAsia="Arial" w:cs="Arial"/>
+          <w:b w:val="0"/>
+          <w:bCs w:val="0"/>
+          <w:i w:val="0"/>
+          <w:iCs w:val="0"/>
+          <w:caps w:val="0"/>
+          <w:smallCaps w:val="0"/>
+          <w:noProof w:val="0"/>
+          <w:color w:val="181818"/>
+          <w:sz w:val="24"/>
+          <w:szCs w:val="24"/>
+          <w:lang w:val="en-US"/>
+        </w:rPr>
+        <w:t>I’d</w:t>
+      </w:r>
+      <w:r>
+        <w:rPr>
+          <w:rFonts w:ascii="Arial" w:hAnsi="Arial" w:eastAsia="Arial" w:cs="Arial"/>
+          <w:b w:val="0"/>
+          <w:bCs w:val="0"/>
+          <w:i w:val="0"/>
+          <w:iCs w:val="0"/>
+          <w:caps w:val="0"/>
+          <w:smallCaps w:val="0"/>
+          <w:noProof w:val="0"/>
+          <w:color w:val="181818"/>
+          <w:sz w:val="24"/>
+          <w:szCs w:val="24"/>
+          <w:lang w:val="en-US"/>
+        </w:rPr>
+        <w:t xml:space="preserve"> first define the offer monthly drops, </w:t>
+      </w:r>
+      <w:r>
+        <w:rPr>
+          <w:rFonts w:ascii="Arial" w:hAnsi="Arial" w:eastAsia="Arial" w:cs="Arial"/>
+          <w:b w:val="0"/>
+          <w:bCs w:val="0"/>
+          <w:i w:val="0"/>
+          <w:iCs w:val="0"/>
+          <w:caps w:val="0"/>
+          <w:smallCaps w:val="0"/>
+          <w:noProof w:val="0"/>
+          <w:color w:val="181818"/>
+          <w:sz w:val="24"/>
+          <w:szCs w:val="24"/>
+          <w:lang w:val="en-US"/>
+        </w:rPr>
+        <w:t>early access</w:t>
+      </w:r>
+      <w:r>
+        <w:rPr>
+          <w:rFonts w:ascii="Arial" w:hAnsi="Arial" w:eastAsia="Arial" w:cs="Arial"/>
+          <w:b w:val="0"/>
+          <w:bCs w:val="0"/>
+          <w:i w:val="0"/>
+          <w:iCs w:val="0"/>
+          <w:caps w:val="0"/>
+          <w:smallCaps w:val="0"/>
+          <w:noProof w:val="0"/>
+          <w:color w:val="181818"/>
+          <w:sz w:val="24"/>
+          <w:szCs w:val="24"/>
+          <w:lang w:val="en-US"/>
+        </w:rPr>
+        <w:t xml:space="preserve">, and member </w:t>
+      </w:r>
+      <w:r>
+        <w:rPr>
+          <w:rFonts w:ascii="Arial" w:hAnsi="Arial" w:eastAsia="Arial" w:cs="Arial"/>
+          <w:b w:val="0"/>
+          <w:bCs w:val="0"/>
+          <w:i w:val="0"/>
+          <w:iCs w:val="0"/>
+          <w:caps w:val="0"/>
+          <w:smallCaps w:val="0"/>
+          <w:noProof w:val="0"/>
+          <w:color w:val="181818"/>
+          <w:sz w:val="24"/>
+          <w:szCs w:val="24"/>
+          <w:lang w:val="en-US"/>
+        </w:rPr>
+        <w:t>perks</w:t>
+      </w:r>
+      <w:r>
+        <w:rPr>
+          <w:rFonts w:ascii="Arial" w:hAnsi="Arial" w:eastAsia="Arial" w:cs="Arial"/>
+          <w:b w:val="0"/>
+          <w:bCs w:val="0"/>
+          <w:i w:val="0"/>
+          <w:iCs w:val="0"/>
+          <w:caps w:val="0"/>
+          <w:smallCaps w:val="0"/>
+          <w:noProof w:val="0"/>
+          <w:color w:val="181818"/>
+          <w:sz w:val="24"/>
+          <w:szCs w:val="24"/>
+          <w:lang w:val="en-US"/>
+        </w:rPr>
+        <w:t xml:space="preserve"> aligned with your positioning. The goal is to make it feel premium, not transactional. For apps, I recommend </w:t>
+      </w:r>
+      <w:r>
+        <w:rPr>
+          <w:rFonts w:ascii="Arial" w:hAnsi="Arial" w:eastAsia="Arial" w:cs="Arial"/>
+          <w:b w:val="0"/>
+          <w:bCs w:val="0"/>
+          <w:i w:val="0"/>
+          <w:iCs w:val="0"/>
+          <w:caps w:val="0"/>
+          <w:smallCaps w:val="0"/>
+          <w:noProof w:val="0"/>
+          <w:color w:val="181818"/>
+          <w:sz w:val="24"/>
+          <w:szCs w:val="24"/>
+          <w:lang w:val="en-US"/>
+        </w:rPr>
+        <w:t>Skio</w:t>
+      </w:r>
+      <w:r>
+        <w:rPr>
+          <w:rFonts w:ascii="Arial" w:hAnsi="Arial" w:eastAsia="Arial" w:cs="Arial"/>
+          <w:b w:val="0"/>
+          <w:bCs w:val="0"/>
+          <w:i w:val="0"/>
+          <w:iCs w:val="0"/>
+          <w:caps w:val="0"/>
+          <w:smallCaps w:val="0"/>
+          <w:noProof w:val="0"/>
+          <w:color w:val="181818"/>
+          <w:sz w:val="24"/>
+          <w:szCs w:val="24"/>
+          <w:lang w:val="en-US"/>
+        </w:rPr>
+        <w:t xml:space="preserve"> for a clean experience and retention, or Recharge for more complex setups. Choice depends on your needs. Technically, </w:t>
+      </w:r>
+      <w:r>
+        <w:rPr>
+          <w:rFonts w:ascii="Arial" w:hAnsi="Arial" w:eastAsia="Arial" w:cs="Arial"/>
+          <w:b w:val="0"/>
+          <w:bCs w:val="0"/>
+          <w:i w:val="0"/>
+          <w:iCs w:val="0"/>
+          <w:caps w:val="0"/>
+          <w:smallCaps w:val="0"/>
+          <w:noProof w:val="0"/>
+          <w:color w:val="181818"/>
+          <w:sz w:val="24"/>
+          <w:szCs w:val="24"/>
+          <w:lang w:val="en-US"/>
+        </w:rPr>
+        <w:t>I’ll</w:t>
+      </w:r>
+      <w:r>
+        <w:rPr>
+          <w:rFonts w:ascii="Arial" w:hAnsi="Arial" w:eastAsia="Arial" w:cs="Arial"/>
+          <w:b w:val="0"/>
+          <w:bCs w:val="0"/>
+          <w:i w:val="0"/>
+          <w:iCs w:val="0"/>
+          <w:caps w:val="0"/>
+          <w:smallCaps w:val="0"/>
+          <w:noProof w:val="0"/>
+          <w:color w:val="181818"/>
+          <w:sz w:val="24"/>
+          <w:szCs w:val="24"/>
+          <w:lang w:val="en-US"/>
+        </w:rPr>
+        <w:t xml:space="preserve"> set up the full flow: subscription, signup, member tagging, gated products, and discounts fully integrated into your theme. Retention will be driven by drop timing, exclusivity, and perceived value. Before starting, </w:t>
+      </w:r>
+      <w:r>
+        <w:rPr>
+          <w:rFonts w:ascii="Arial" w:hAnsi="Arial" w:eastAsia="Arial" w:cs="Arial"/>
+          <w:b w:val="0"/>
+          <w:bCs w:val="0"/>
+          <w:i w:val="0"/>
+          <w:iCs w:val="0"/>
+          <w:caps w:val="0"/>
+          <w:smallCaps w:val="0"/>
+          <w:noProof w:val="0"/>
+          <w:color w:val="181818"/>
+          <w:sz w:val="24"/>
+          <w:szCs w:val="24"/>
+          <w:lang w:val="en-US"/>
+        </w:rPr>
+        <w:t>I’d</w:t>
+      </w:r>
+      <w:r>
+        <w:rPr>
+          <w:rFonts w:ascii="Arial" w:hAnsi="Arial" w:eastAsia="Arial" w:cs="Arial"/>
+          <w:b w:val="0"/>
+          <w:bCs w:val="0"/>
+          <w:i w:val="0"/>
+          <w:iCs w:val="0"/>
+          <w:caps w:val="0"/>
+          <w:smallCaps w:val="0"/>
+          <w:noProof w:val="0"/>
+          <w:color w:val="181818"/>
+          <w:sz w:val="24"/>
+          <w:szCs w:val="24"/>
+          <w:lang w:val="en-US"/>
+        </w:rPr>
+        <w:t xml:space="preserve"> need details on your brand, audience, pricing, and drop strategy to shape the right model. My Portfolio Website: </w:t>
+      </w:r>
+      <w:hyperlink r:id="Raa9d1477a6174c8b">
+        <w:r>
+          <w:rPr>
+            <w:rStyle w:val="Hyperlink"/>
+            <w:rFonts w:ascii="Arial" w:hAnsi="Arial" w:eastAsia="Arial" w:cs="Arial"/>
+            <w:b w:val="0"/>
+            <w:bCs w:val="0"/>
+            <w:i w:val="0"/>
+            <w:iCs w:val="0"/>
+            <w:caps w:val="0"/>
+            <w:smallCaps w:val="0"/>
+            <w:strike w:val="0"/>
+            <w:dstrike w:val="0"/>
+            <w:noProof w:val="0"/>
+            <w:color w:val="108A00"/>
+            <w:sz w:val="24"/>
+            <w:szCs w:val="24"/>
+            <w:u w:val="single"/>
+            <w:lang w:val="en-US"/>
+          </w:rPr>
+          <w:t>www.integritistudio.com</w:t>
+        </w:r>
+      </w:hyperlink>
+      <w:r>
+        <w:rPr>
+          <w:rFonts w:ascii="Arial" w:hAnsi="Arial" w:eastAsia="Arial" w:cs="Arial"/>
+          <w:b w:val="0"/>
+          <w:bCs w:val="0"/>
+          <w:i w:val="0"/>
+          <w:iCs w:val="0"/>
+          <w:caps w:val="0"/>
+          <w:smallCaps w:val="0"/>
+          <w:noProof w:val="0"/>
+          <w:color w:val="181818"/>
+          <w:sz w:val="24"/>
+          <w:szCs w:val="24"/>
+          <w:lang w:val="en-US"/>
+        </w:rPr>
+        <w:t xml:space="preserve"> Let's connect via chat and discuss further details.</w:t>
+      </w:r>
+    </w:p>
+    <w:p>
+      <w:pPr>
+        <w:pStyle w:val="Normal"/>
+        <w:rPr>
+          <w:rFonts w:ascii="Arial" w:hAnsi="Arial" w:eastAsia="Arial" w:cs="Arial"/>
+          <w:b w:val="0"/>
+          <w:bCs w:val="0"/>
+          <w:i w:val="0"/>
+          <w:iCs w:val="0"/>
+          <w:caps w:val="0"/>
+          <w:smallCaps w:val="0"/>
+          <w:noProof w:val="0"/>
+          <w:color w:val="181818"/>
+          <w:sz w:val="24"/>
+          <w:szCs w:val="24"/>
+          <w:lang w:val="en-US"/>
+        </w:rPr>
+      </w:pPr>
+    </w:p>
+    <w:p>
+      <w:pPr>
+        <w:pStyle w:val="Heading3"/>
+        <w:keepNext w:val="1"/>
+        <w:keepLines w:val="1"/>
+        <w:spacing w:before="281" w:beforeAutospacing="off" w:after="281" w:afterAutospacing="off"/>
+        <w:rPr>
+          <w:rFonts w:ascii="Aptos" w:hAnsi="Aptos" w:eastAsia="Aptos" w:cs="Aptos"/>
+          <w:b w:val="0"/>
+          <w:bCs w:val="0"/>
+          <w:i w:val="0"/>
+          <w:iCs w:val="0"/>
+          <w:caps w:val="0"/>
+          <w:smallCaps w:val="0"/>
+          <w:noProof w:val="0"/>
+          <w:color w:val="0F4761" w:themeColor="accent1" w:themeTint="FF" w:themeShade="BF"/>
+          <w:sz w:val="28"/>
+          <w:szCs w:val="28"/>
+          <w:lang w:val="en-US"/>
+        </w:rPr>
+      </w:pPr>
+      <w:r>
+        <w:rPr>
+          <w:rFonts w:ascii="Aptos" w:hAnsi="Aptos" w:eastAsia="Aptos" w:cs="Aptos"/>
+          <w:b w:val="1"/>
+          <w:bCs w:val="1"/>
+          <w:i w:val="0"/>
+          <w:iCs w:val="0"/>
+          <w:caps w:val="0"/>
+          <w:smallCaps w:val="0"/>
+          <w:noProof w:val="0"/>
+          <w:color w:val="0F4761" w:themeColor="accent1" w:themeTint="FF" w:themeShade="BF"/>
+          <w:sz w:val="28"/>
+          <w:szCs w:val="28"/>
+          <w:lang w:val="en-US"/>
+        </w:rPr>
+        <w:t>Shopify (Stores &amp; E-commerce)</w:t>
+      </w:r>
+    </w:p>
+    <w:p>
+      <w:pPr>
+        <w:pStyle w:val="ListParagraph"/>
+        <w:numPr>
+          <w:ilvl w:val="0"/>
+          <w:numId w:val="4"/>
+        </w:numPr>
+        <w:spacing w:before="240" w:beforeAutospacing="off" w:after="240" w:afterAutospacing="off"/>
+        <w:rPr>
+          <w:rFonts w:ascii="Aptos" w:hAnsi="Aptos" w:eastAsia="Aptos" w:cs="Aptos"/>
+          <w:b w:val="0"/>
+          <w:bCs w:val="0"/>
+          <w:i w:val="0"/>
+          <w:iCs w:val="0"/>
+          <w:caps w:val="0"/>
+          <w:smallCaps w:val="0"/>
+          <w:noProof w:val="0"/>
+          <w:color w:val="000000" w:themeColor="text1" w:themeTint="FF" w:themeShade="FF"/>
+          <w:sz w:val="24"/>
+          <w:szCs w:val="24"/>
+          <w:lang w:val="en-US"/>
+        </w:rPr>
+      </w:pPr>
+      <w:r>
+        <w:rPr>
+          <w:rFonts w:ascii="Aptos" w:hAnsi="Aptos" w:eastAsia="Aptos" w:cs="Aptos"/>
+          <w:b w:val="1"/>
+          <w:bCs w:val="1"/>
+          <w:i w:val="0"/>
+          <w:iCs w:val="0"/>
+          <w:caps w:val="0"/>
+          <w:smallCaps w:val="0"/>
+          <w:noProof w:val="0"/>
+          <w:color w:val="000000" w:themeColor="text1" w:themeTint="FF" w:themeShade="FF"/>
+          <w:sz w:val="24"/>
+          <w:szCs w:val="24"/>
+          <w:lang w:val="en-US"/>
+        </w:rPr>
+        <w:t>Vino Site (Shopify Plus):</w:t>
+      </w:r>
+      <w:r>
+        <w:rPr>
+          <w:rFonts w:ascii="Aptos" w:hAnsi="Aptos" w:eastAsia="Aptos" w:cs="Aptos"/>
+          <w:b w:val="0"/>
+          <w:bCs w:val="0"/>
+          <w:i w:val="0"/>
+          <w:iCs w:val="0"/>
+          <w:caps w:val="0"/>
+          <w:smallCaps w:val="0"/>
+          <w:noProof w:val="0"/>
+          <w:color w:val="000000" w:themeColor="text1" w:themeTint="FF" w:themeShade="FF"/>
+          <w:sz w:val="24"/>
+          <w:szCs w:val="24"/>
+          <w:lang w:val="en-US"/>
+        </w:rPr>
+        <w:t xml:space="preserve"> </w:t>
+      </w:r>
+      <w:hyperlink r:id="R9f6de01caa764017">
+        <w:r>
+          <w:rPr>
+            <w:rStyle w:val="Hyperlink"/>
+            <w:rFonts w:ascii="Aptos" w:hAnsi="Aptos" w:eastAsia="Aptos" w:cs="Aptos"/>
+            <w:b w:val="0"/>
+            <w:bCs w:val="0"/>
+            <w:i w:val="0"/>
+            <w:iCs w:val="0"/>
+            <w:caps w:val="0"/>
+            <w:smallCaps w:val="0"/>
+            <w:strike w:val="0"/>
+            <w:dstrike w:val="0"/>
+            <w:noProof w:val="0"/>
+            <w:sz w:val="24"/>
+            <w:szCs w:val="24"/>
+            <w:lang w:val="en-US"/>
+          </w:rPr>
+          <w:t>http://vinosite.com/</w:t>
+        </w:r>
+      </w:hyperlink>
+    </w:p>
+    <w:p>
+      <w:pPr>
+        <w:pStyle w:val="ListParagraph"/>
+        <w:numPr>
+          <w:ilvl w:val="0"/>
+          <w:numId w:val="4"/>
+        </w:numPr>
+        <w:spacing w:before="240" w:beforeAutospacing="off" w:after="240" w:afterAutospacing="off"/>
+        <w:rPr>
+          <w:rFonts w:ascii="Aptos" w:hAnsi="Aptos" w:eastAsia="Aptos" w:cs="Aptos"/>
+          <w:b w:val="0"/>
+          <w:bCs w:val="0"/>
+          <w:i w:val="0"/>
+          <w:iCs w:val="0"/>
+          <w:caps w:val="0"/>
+          <w:smallCaps w:val="0"/>
+          <w:noProof w:val="0"/>
+          <w:color w:val="000000" w:themeColor="text1" w:themeTint="FF" w:themeShade="FF"/>
+          <w:sz w:val="24"/>
+          <w:szCs w:val="24"/>
+          <w:lang w:val="en-US"/>
+        </w:rPr>
+      </w:pPr>
+      <w:r>
+        <w:rPr>
+          <w:rFonts w:ascii="Aptos" w:hAnsi="Aptos" w:eastAsia="Aptos" w:cs="Aptos"/>
+          <w:b w:val="1"/>
+          <w:bCs w:val="1"/>
+          <w:i w:val="0"/>
+          <w:iCs w:val="0"/>
+          <w:caps w:val="0"/>
+          <w:smallCaps w:val="0"/>
+          <w:noProof w:val="0"/>
+          <w:color w:val="000000" w:themeColor="text1" w:themeTint="FF" w:themeShade="FF"/>
+          <w:sz w:val="24"/>
+          <w:szCs w:val="24"/>
+          <w:lang w:val="en-US"/>
+        </w:rPr>
+        <w:t>Thin Lizzy (Shopify Plus):</w:t>
+      </w:r>
+      <w:r>
+        <w:rPr>
+          <w:rFonts w:ascii="Aptos" w:hAnsi="Aptos" w:eastAsia="Aptos" w:cs="Aptos"/>
+          <w:b w:val="0"/>
+          <w:bCs w:val="0"/>
+          <w:i w:val="0"/>
+          <w:iCs w:val="0"/>
+          <w:caps w:val="0"/>
+          <w:smallCaps w:val="0"/>
+          <w:noProof w:val="0"/>
+          <w:color w:val="000000" w:themeColor="text1" w:themeTint="FF" w:themeShade="FF"/>
+          <w:sz w:val="24"/>
+          <w:szCs w:val="24"/>
+          <w:lang w:val="en-US"/>
+        </w:rPr>
+        <w:t xml:space="preserve"> </w:t>
+      </w:r>
+      <w:hyperlink r:id="R99cb86956f134fed">
+        <w:r>
+          <w:rPr>
+            <w:rStyle w:val="Hyperlink"/>
+            <w:rFonts w:ascii="Aptos" w:hAnsi="Aptos" w:eastAsia="Aptos" w:cs="Aptos"/>
+            <w:b w:val="0"/>
+            <w:bCs w:val="0"/>
+            <w:i w:val="0"/>
+            <w:iCs w:val="0"/>
+            <w:caps w:val="0"/>
+            <w:smallCaps w:val="0"/>
+            <w:strike w:val="0"/>
+            <w:dstrike w:val="0"/>
+            <w:noProof w:val="0"/>
+            <w:sz w:val="24"/>
+            <w:szCs w:val="24"/>
+            <w:lang w:val="en-US"/>
+          </w:rPr>
+          <w:t>https://thinlizzy.co.nz</w:t>
+        </w:r>
+      </w:hyperlink>
+      <w:r>
+        <w:rPr>
+          <w:rFonts w:ascii="Aptos" w:hAnsi="Aptos" w:eastAsia="Aptos" w:cs="Aptos"/>
+          <w:b w:val="0"/>
+          <w:bCs w:val="0"/>
+          <w:i w:val="0"/>
+          <w:iCs w:val="0"/>
+          <w:caps w:val="0"/>
+          <w:smallCaps w:val="0"/>
+          <w:noProof w:val="0"/>
+          <w:color w:val="000000" w:themeColor="text1" w:themeTint="FF" w:themeShade="FF"/>
+          <w:sz w:val="24"/>
+          <w:szCs w:val="24"/>
+          <w:lang w:val="en-US"/>
+        </w:rPr>
+        <w:t xml:space="preserve"> (and .com.au)</w:t>
+      </w:r>
+    </w:p>
+    <w:p>
+      <w:pPr>
+        <w:pStyle w:val="ListParagraph"/>
+        <w:numPr>
+          <w:ilvl w:val="0"/>
+          <w:numId w:val="4"/>
+        </w:numPr>
+        <w:spacing w:before="240" w:beforeAutospacing="off" w:after="240" w:afterAutospacing="off"/>
+        <w:rPr>
+          <w:rFonts w:ascii="Aptos" w:hAnsi="Aptos" w:eastAsia="Aptos" w:cs="Aptos"/>
+          <w:b w:val="0"/>
+          <w:bCs w:val="0"/>
+          <w:i w:val="0"/>
+          <w:iCs w:val="0"/>
+          <w:caps w:val="0"/>
+          <w:smallCaps w:val="0"/>
+          <w:noProof w:val="0"/>
+          <w:color w:val="000000" w:themeColor="text1" w:themeTint="FF" w:themeShade="FF"/>
+          <w:sz w:val="24"/>
+          <w:szCs w:val="24"/>
+          <w:lang w:val="en-US"/>
+        </w:rPr>
+      </w:pPr>
+      <w:r>
+        <w:rPr>
+          <w:rFonts w:ascii="Aptos" w:hAnsi="Aptos" w:eastAsia="Aptos" w:cs="Aptos"/>
+          <w:b w:val="1"/>
+          <w:bCs w:val="1"/>
+          <w:i w:val="0"/>
+          <w:iCs w:val="0"/>
+          <w:caps w:val="0"/>
+          <w:smallCaps w:val="0"/>
+          <w:noProof w:val="0"/>
+          <w:color w:val="000000" w:themeColor="text1" w:themeTint="FF" w:themeShade="FF"/>
+          <w:sz w:val="24"/>
+          <w:szCs w:val="24"/>
+          <w:lang w:val="en-US"/>
+        </w:rPr>
+        <w:t>Mero Living:</w:t>
+      </w:r>
+      <w:r>
+        <w:rPr>
+          <w:rFonts w:ascii="Aptos" w:hAnsi="Aptos" w:eastAsia="Aptos" w:cs="Aptos"/>
+          <w:b w:val="0"/>
+          <w:bCs w:val="0"/>
+          <w:i w:val="0"/>
+          <w:iCs w:val="0"/>
+          <w:caps w:val="0"/>
+          <w:smallCaps w:val="0"/>
+          <w:noProof w:val="0"/>
+          <w:color w:val="000000" w:themeColor="text1" w:themeTint="FF" w:themeShade="FF"/>
+          <w:sz w:val="24"/>
+          <w:szCs w:val="24"/>
+          <w:lang w:val="en-US"/>
+        </w:rPr>
+        <w:t xml:space="preserve"> </w:t>
+      </w:r>
+      <w:hyperlink r:id="Rf7856ab7129f43b9">
+        <w:r>
+          <w:rPr>
+            <w:rStyle w:val="Hyperlink"/>
+            <w:rFonts w:ascii="Aptos" w:hAnsi="Aptos" w:eastAsia="Aptos" w:cs="Aptos"/>
+            <w:b w:val="0"/>
+            <w:bCs w:val="0"/>
+            <w:i w:val="0"/>
+            <w:iCs w:val="0"/>
+            <w:caps w:val="0"/>
+            <w:smallCaps w:val="0"/>
+            <w:strike w:val="0"/>
+            <w:dstrike w:val="0"/>
+            <w:noProof w:val="0"/>
+            <w:sz w:val="24"/>
+            <w:szCs w:val="24"/>
+            <w:lang w:val="en-US"/>
+          </w:rPr>
+          <w:t>https://meroliving.com</w:t>
+        </w:r>
+      </w:hyperlink>
+    </w:p>
+    <w:p>
+      <w:pPr>
+        <w:pStyle w:val="ListParagraph"/>
+        <w:numPr>
+          <w:ilvl w:val="0"/>
+          <w:numId w:val="4"/>
+        </w:numPr>
+        <w:spacing w:before="240" w:beforeAutospacing="off" w:after="240" w:afterAutospacing="off"/>
+        <w:rPr>
+          <w:rFonts w:ascii="Aptos" w:hAnsi="Aptos" w:eastAsia="Aptos" w:cs="Aptos"/>
+          <w:b w:val="0"/>
+          <w:bCs w:val="0"/>
+          <w:i w:val="0"/>
+          <w:iCs w:val="0"/>
+          <w:caps w:val="0"/>
+          <w:smallCaps w:val="0"/>
+          <w:noProof w:val="0"/>
+          <w:color w:val="000000" w:themeColor="text1" w:themeTint="FF" w:themeShade="FF"/>
+          <w:sz w:val="24"/>
+          <w:szCs w:val="24"/>
+          <w:lang w:val="en-US"/>
+        </w:rPr>
+      </w:pPr>
+      <w:r>
+        <w:rPr>
+          <w:rFonts w:ascii="Aptos" w:hAnsi="Aptos" w:eastAsia="Aptos" w:cs="Aptos"/>
+          <w:b w:val="1"/>
+          <w:bCs w:val="1"/>
+          <w:i w:val="0"/>
+          <w:iCs w:val="0"/>
+          <w:caps w:val="0"/>
+          <w:smallCaps w:val="0"/>
+          <w:noProof w:val="0"/>
+          <w:color w:val="000000" w:themeColor="text1" w:themeTint="FF" w:themeShade="FF"/>
+          <w:sz w:val="24"/>
+          <w:szCs w:val="24"/>
+          <w:lang w:val="en-US"/>
+        </w:rPr>
+        <w:t>Her Trove:</w:t>
+      </w:r>
+      <w:r>
+        <w:rPr>
+          <w:rFonts w:ascii="Aptos" w:hAnsi="Aptos" w:eastAsia="Aptos" w:cs="Aptos"/>
+          <w:b w:val="0"/>
+          <w:bCs w:val="0"/>
+          <w:i w:val="0"/>
+          <w:iCs w:val="0"/>
+          <w:caps w:val="0"/>
+          <w:smallCaps w:val="0"/>
+          <w:noProof w:val="0"/>
+          <w:color w:val="000000" w:themeColor="text1" w:themeTint="FF" w:themeShade="FF"/>
+          <w:sz w:val="24"/>
+          <w:szCs w:val="24"/>
+          <w:lang w:val="en-US"/>
+        </w:rPr>
+        <w:t xml:space="preserve"> </w:t>
+      </w:r>
+      <w:hyperlink r:id="R3cfb5c7b61f2444f">
+        <w:r>
+          <w:rPr>
+            <w:rStyle w:val="Hyperlink"/>
+            <w:rFonts w:ascii="Aptos" w:hAnsi="Aptos" w:eastAsia="Aptos" w:cs="Aptos"/>
+            <w:b w:val="0"/>
+            <w:bCs w:val="0"/>
+            <w:i w:val="0"/>
+            <w:iCs w:val="0"/>
+            <w:caps w:val="0"/>
+            <w:smallCaps w:val="0"/>
+            <w:strike w:val="0"/>
+            <w:dstrike w:val="0"/>
+            <w:noProof w:val="0"/>
+            <w:sz w:val="24"/>
+            <w:szCs w:val="24"/>
+            <w:lang w:val="en-US"/>
+          </w:rPr>
+          <w:t>https://www.hertrove.com</w:t>
+        </w:r>
+      </w:hyperlink>
+    </w:p>
+    <w:p>
+      <w:pPr>
+        <w:pStyle w:val="ListParagraph"/>
+        <w:numPr>
+          <w:ilvl w:val="0"/>
+          <w:numId w:val="4"/>
+        </w:numPr>
+        <w:spacing w:before="240" w:beforeAutospacing="off" w:after="240" w:afterAutospacing="off"/>
+        <w:rPr>
+          <w:rFonts w:ascii="Aptos" w:hAnsi="Aptos" w:eastAsia="Aptos" w:cs="Aptos"/>
+          <w:b w:val="0"/>
+          <w:bCs w:val="0"/>
+          <w:i w:val="0"/>
+          <w:iCs w:val="0"/>
+          <w:caps w:val="0"/>
+          <w:smallCaps w:val="0"/>
+          <w:noProof w:val="0"/>
+          <w:color w:val="000000" w:themeColor="text1" w:themeTint="FF" w:themeShade="FF"/>
+          <w:sz w:val="24"/>
+          <w:szCs w:val="24"/>
+          <w:lang w:val="en-US"/>
+        </w:rPr>
+      </w:pPr>
+      <w:r>
+        <w:rPr>
+          <w:rFonts w:ascii="Aptos" w:hAnsi="Aptos" w:eastAsia="Aptos" w:cs="Aptos"/>
+          <w:b w:val="1"/>
+          <w:bCs w:val="1"/>
+          <w:i w:val="0"/>
+          <w:iCs w:val="0"/>
+          <w:caps w:val="0"/>
+          <w:smallCaps w:val="0"/>
+          <w:noProof w:val="0"/>
+          <w:color w:val="000000" w:themeColor="text1" w:themeTint="FF" w:themeShade="FF"/>
+          <w:sz w:val="24"/>
+          <w:szCs w:val="24"/>
+          <w:lang w:val="en-US"/>
+        </w:rPr>
+        <w:t>Coloritto:</w:t>
+      </w:r>
+      <w:r>
+        <w:rPr>
+          <w:rFonts w:ascii="Aptos" w:hAnsi="Aptos" w:eastAsia="Aptos" w:cs="Aptos"/>
+          <w:b w:val="0"/>
+          <w:bCs w:val="0"/>
+          <w:i w:val="0"/>
+          <w:iCs w:val="0"/>
+          <w:caps w:val="0"/>
+          <w:smallCaps w:val="0"/>
+          <w:noProof w:val="0"/>
+          <w:color w:val="000000" w:themeColor="text1" w:themeTint="FF" w:themeShade="FF"/>
+          <w:sz w:val="24"/>
+          <w:szCs w:val="24"/>
+          <w:lang w:val="en-US"/>
+        </w:rPr>
+        <w:t xml:space="preserve"> </w:t>
+      </w:r>
+      <w:hyperlink r:id="R0f144d335b454cf9">
+        <w:r>
+          <w:rPr>
+            <w:rStyle w:val="Hyperlink"/>
+            <w:rFonts w:ascii="Aptos" w:hAnsi="Aptos" w:eastAsia="Aptos" w:cs="Aptos"/>
+            <w:b w:val="0"/>
+            <w:bCs w:val="0"/>
+            <w:i w:val="0"/>
+            <w:iCs w:val="0"/>
+            <w:caps w:val="0"/>
+            <w:smallCaps w:val="0"/>
+            <w:strike w:val="0"/>
+            <w:dstrike w:val="0"/>
+            <w:noProof w:val="0"/>
+            <w:sz w:val="24"/>
+            <w:szCs w:val="24"/>
+            <w:lang w:val="en-US"/>
+          </w:rPr>
+          <w:t>https://coloritto.co</w:t>
+        </w:r>
+      </w:hyperlink>
+    </w:p>
+    <w:p>
+      <w:pPr>
+        <w:pStyle w:val="ListParagraph"/>
+        <w:numPr>
+          <w:ilvl w:val="1"/>
+          <w:numId w:val="4"/>
+        </w:numPr>
+        <w:spacing w:before="240" w:beforeAutospacing="off" w:after="240" w:afterAutospacing="off"/>
+        <w:rPr>
+          <w:rFonts w:ascii="Aptos" w:hAnsi="Aptos" w:eastAsia="Aptos" w:cs="Aptos"/>
+          <w:b w:val="0"/>
+          <w:bCs w:val="0"/>
+          <w:i w:val="0"/>
+          <w:iCs w:val="0"/>
+          <w:caps w:val="0"/>
+          <w:smallCaps w:val="0"/>
+          <w:noProof w:val="0"/>
+          <w:color w:val="000000" w:themeColor="text1" w:themeTint="FF" w:themeShade="FF"/>
+          <w:sz w:val="24"/>
+          <w:szCs w:val="24"/>
+          <w:lang w:val="en-US"/>
+        </w:rPr>
+      </w:pPr>
+      <w:r>
+        <w:rPr>
+          <w:rFonts w:ascii="Aptos" w:hAnsi="Aptos" w:eastAsia="Aptos" w:cs="Aptos"/>
+          <w:b w:val="0"/>
+          <w:bCs w:val="0"/>
+          <w:i w:val="0"/>
+          <w:iCs w:val="0"/>
+          <w:caps w:val="0"/>
+          <w:smallCaps w:val="0"/>
+          <w:noProof w:val="0"/>
+          <w:color w:val="000000" w:themeColor="text1" w:themeTint="FF" w:themeShade="FF"/>
+          <w:sz w:val="24"/>
+          <w:szCs w:val="24"/>
+          <w:lang w:val="en-US"/>
+        </w:rPr>
+        <w:t>Developed custom wallpaper calculator for calculation of wallpaper rolls depending on the wall size of customer Ella theme is used.</w:t>
+      </w:r>
+    </w:p>
+    <w:p>
+      <w:pPr>
+        <w:pStyle w:val="ListParagraph"/>
+        <w:numPr>
+          <w:ilvl w:val="0"/>
+          <w:numId w:val="4"/>
+        </w:numPr>
+        <w:spacing w:before="240" w:beforeAutospacing="off" w:after="240" w:afterAutospacing="off"/>
+        <w:rPr>
+          <w:rFonts w:ascii="Aptos" w:hAnsi="Aptos" w:eastAsia="Aptos" w:cs="Aptos"/>
+          <w:b w:val="0"/>
+          <w:bCs w:val="0"/>
+          <w:i w:val="0"/>
+          <w:iCs w:val="0"/>
+          <w:caps w:val="0"/>
+          <w:smallCaps w:val="0"/>
+          <w:noProof w:val="0"/>
+          <w:color w:val="000000" w:themeColor="text1" w:themeTint="FF" w:themeShade="FF"/>
+          <w:sz w:val="24"/>
+          <w:szCs w:val="24"/>
+          <w:lang w:val="en-US"/>
+        </w:rPr>
+      </w:pPr>
+      <w:r>
+        <w:rPr>
+          <w:rFonts w:ascii="Aptos" w:hAnsi="Aptos" w:eastAsia="Aptos" w:cs="Aptos"/>
+          <w:b w:val="1"/>
+          <w:bCs w:val="1"/>
+          <w:i w:val="0"/>
+          <w:iCs w:val="0"/>
+          <w:caps w:val="0"/>
+          <w:smallCaps w:val="0"/>
+          <w:noProof w:val="0"/>
+          <w:color w:val="000000" w:themeColor="text1" w:themeTint="FF" w:themeShade="FF"/>
+          <w:sz w:val="24"/>
+          <w:szCs w:val="24"/>
+          <w:lang w:val="en-US"/>
+        </w:rPr>
+        <w:t>Ryp Golf (Shopify 2.0):</w:t>
+      </w:r>
+      <w:r>
+        <w:rPr>
+          <w:rFonts w:ascii="Aptos" w:hAnsi="Aptos" w:eastAsia="Aptos" w:cs="Aptos"/>
+          <w:b w:val="0"/>
+          <w:bCs w:val="0"/>
+          <w:i w:val="0"/>
+          <w:iCs w:val="0"/>
+          <w:caps w:val="0"/>
+          <w:smallCaps w:val="0"/>
+          <w:noProof w:val="0"/>
+          <w:color w:val="000000" w:themeColor="text1" w:themeTint="FF" w:themeShade="FF"/>
+          <w:sz w:val="24"/>
+          <w:szCs w:val="24"/>
+          <w:lang w:val="en-US"/>
+        </w:rPr>
+        <w:t xml:space="preserve"> </w:t>
+      </w:r>
+      <w:hyperlink r:id="R31ef9afcc5df4401">
+        <w:r>
+          <w:rPr>
+            <w:rStyle w:val="Hyperlink"/>
+            <w:rFonts w:ascii="Aptos" w:hAnsi="Aptos" w:eastAsia="Aptos" w:cs="Aptos"/>
+            <w:b w:val="0"/>
+            <w:bCs w:val="0"/>
+            <w:i w:val="0"/>
+            <w:iCs w:val="0"/>
+            <w:caps w:val="0"/>
+            <w:smallCaps w:val="0"/>
+            <w:strike w:val="0"/>
+            <w:dstrike w:val="0"/>
+            <w:noProof w:val="0"/>
+            <w:sz w:val="24"/>
+            <w:szCs w:val="24"/>
+            <w:lang w:val="en-US"/>
+          </w:rPr>
+          <w:t>https://rypgolf.com</w:t>
+        </w:r>
+      </w:hyperlink>
+    </w:p>
+    <w:p>
+      <w:pPr>
+        <w:pStyle w:val="ListParagraph"/>
+        <w:numPr>
+          <w:ilvl w:val="1"/>
+          <w:numId w:val="4"/>
+        </w:numPr>
+        <w:spacing w:before="240" w:beforeAutospacing="off" w:after="240" w:afterAutospacing="off"/>
+        <w:rPr>
+          <w:rFonts w:ascii="Aptos" w:hAnsi="Aptos" w:eastAsia="Aptos" w:cs="Aptos"/>
+          <w:b w:val="0"/>
+          <w:bCs w:val="0"/>
+          <w:i w:val="0"/>
+          <w:iCs w:val="0"/>
+          <w:caps w:val="0"/>
+          <w:smallCaps w:val="0"/>
+          <w:noProof w:val="0"/>
+          <w:color w:val="000000" w:themeColor="text1" w:themeTint="FF" w:themeShade="FF"/>
+          <w:sz w:val="24"/>
+          <w:szCs w:val="24"/>
+          <w:lang w:val="en-US"/>
+        </w:rPr>
+      </w:pPr>
+      <w:r>
+        <w:rPr>
+          <w:rFonts w:ascii="Aptos" w:hAnsi="Aptos" w:eastAsia="Aptos" w:cs="Aptos"/>
+          <w:b w:val="0"/>
+          <w:bCs w:val="0"/>
+          <w:i w:val="0"/>
+          <w:iCs w:val="0"/>
+          <w:caps w:val="0"/>
+          <w:smallCaps w:val="0"/>
+          <w:noProof w:val="0"/>
+          <w:color w:val="000000" w:themeColor="text1" w:themeTint="FF" w:themeShade="FF"/>
+          <w:sz w:val="24"/>
+          <w:szCs w:val="24"/>
+          <w:lang w:val="en-US"/>
+        </w:rPr>
+        <w:t>Pages are developed using pagefly page builder then migrated them on shopify 2.0 using html css liquid with Ella shopify theme</w:t>
+      </w:r>
+    </w:p>
+    <w:p>
+      <w:pPr>
+        <w:pStyle w:val="ListParagraph"/>
+        <w:numPr>
+          <w:ilvl w:val="0"/>
+          <w:numId w:val="4"/>
+        </w:numPr>
+        <w:spacing w:before="240" w:beforeAutospacing="off" w:after="240" w:afterAutospacing="off"/>
+        <w:rPr>
+          <w:rFonts w:ascii="Aptos" w:hAnsi="Aptos" w:eastAsia="Aptos" w:cs="Aptos"/>
+          <w:b w:val="0"/>
+          <w:bCs w:val="0"/>
+          <w:i w:val="0"/>
+          <w:iCs w:val="0"/>
+          <w:caps w:val="0"/>
+          <w:smallCaps w:val="0"/>
+          <w:noProof w:val="0"/>
+          <w:color w:val="000000" w:themeColor="text1" w:themeTint="FF" w:themeShade="FF"/>
+          <w:sz w:val="24"/>
+          <w:szCs w:val="24"/>
+          <w:lang w:val="en-US"/>
+        </w:rPr>
+      </w:pPr>
+      <w:r>
+        <w:rPr>
+          <w:rFonts w:ascii="Aptos" w:hAnsi="Aptos" w:eastAsia="Aptos" w:cs="Aptos"/>
+          <w:b w:val="1"/>
+          <w:bCs w:val="1"/>
+          <w:i w:val="0"/>
+          <w:iCs w:val="0"/>
+          <w:caps w:val="0"/>
+          <w:smallCaps w:val="0"/>
+          <w:noProof w:val="0"/>
+          <w:color w:val="000000" w:themeColor="text1" w:themeTint="FF" w:themeShade="FF"/>
+          <w:sz w:val="24"/>
+          <w:szCs w:val="24"/>
+          <w:lang w:val="en-US"/>
+        </w:rPr>
+        <w:t>Vigyl:</w:t>
+      </w:r>
+      <w:r>
+        <w:rPr>
+          <w:rFonts w:ascii="Aptos" w:hAnsi="Aptos" w:eastAsia="Aptos" w:cs="Aptos"/>
+          <w:b w:val="0"/>
+          <w:bCs w:val="0"/>
+          <w:i w:val="0"/>
+          <w:iCs w:val="0"/>
+          <w:caps w:val="0"/>
+          <w:smallCaps w:val="0"/>
+          <w:noProof w:val="0"/>
+          <w:color w:val="000000" w:themeColor="text1" w:themeTint="FF" w:themeShade="FF"/>
+          <w:sz w:val="24"/>
+          <w:szCs w:val="24"/>
+          <w:lang w:val="en-US"/>
+        </w:rPr>
+        <w:t xml:space="preserve"> </w:t>
+      </w:r>
+      <w:hyperlink r:id="R1c713fe19a6f4fe9">
+        <w:r>
+          <w:rPr>
+            <w:rStyle w:val="Hyperlink"/>
+            <w:rFonts w:ascii="Aptos" w:hAnsi="Aptos" w:eastAsia="Aptos" w:cs="Aptos"/>
+            <w:b w:val="0"/>
+            <w:bCs w:val="0"/>
+            <w:i w:val="0"/>
+            <w:iCs w:val="0"/>
+            <w:caps w:val="0"/>
+            <w:smallCaps w:val="0"/>
+            <w:strike w:val="0"/>
+            <w:dstrike w:val="0"/>
+            <w:noProof w:val="0"/>
+            <w:sz w:val="24"/>
+            <w:szCs w:val="24"/>
+            <w:lang w:val="en-US"/>
+          </w:rPr>
+          <w:t>https://www.vigyl.ca/</w:t>
+        </w:r>
+      </w:hyperlink>
+    </w:p>
+    <w:p>
+      <w:pPr>
+        <w:pStyle w:val="ListParagraph"/>
+        <w:numPr>
+          <w:ilvl w:val="0"/>
+          <w:numId w:val="4"/>
+        </w:numPr>
+        <w:spacing w:before="240" w:beforeAutospacing="off" w:after="240" w:afterAutospacing="off"/>
+        <w:rPr>
+          <w:rFonts w:ascii="Aptos" w:hAnsi="Aptos" w:eastAsia="Aptos" w:cs="Aptos"/>
+          <w:b w:val="0"/>
+          <w:bCs w:val="0"/>
+          <w:i w:val="0"/>
+          <w:iCs w:val="0"/>
+          <w:caps w:val="0"/>
+          <w:smallCaps w:val="0"/>
+          <w:noProof w:val="0"/>
+          <w:color w:val="000000" w:themeColor="text1" w:themeTint="FF" w:themeShade="FF"/>
+          <w:sz w:val="24"/>
+          <w:szCs w:val="24"/>
+          <w:lang w:val="en-US"/>
+        </w:rPr>
+      </w:pPr>
+      <w:r>
+        <w:rPr>
+          <w:rFonts w:ascii="Aptos" w:hAnsi="Aptos" w:eastAsia="Aptos" w:cs="Aptos"/>
+          <w:b w:val="1"/>
+          <w:bCs w:val="1"/>
+          <w:i w:val="0"/>
+          <w:iCs w:val="0"/>
+          <w:caps w:val="0"/>
+          <w:smallCaps w:val="0"/>
+          <w:noProof w:val="0"/>
+          <w:color w:val="000000" w:themeColor="text1" w:themeTint="FF" w:themeShade="FF"/>
+          <w:sz w:val="24"/>
+          <w:szCs w:val="24"/>
+          <w:lang w:val="en-US"/>
+        </w:rPr>
+        <w:t>Orion RLT:</w:t>
+      </w:r>
+      <w:r>
+        <w:rPr>
+          <w:rFonts w:ascii="Aptos" w:hAnsi="Aptos" w:eastAsia="Aptos" w:cs="Aptos"/>
+          <w:b w:val="0"/>
+          <w:bCs w:val="0"/>
+          <w:i w:val="0"/>
+          <w:iCs w:val="0"/>
+          <w:caps w:val="0"/>
+          <w:smallCaps w:val="0"/>
+          <w:noProof w:val="0"/>
+          <w:color w:val="000000" w:themeColor="text1" w:themeTint="FF" w:themeShade="FF"/>
+          <w:sz w:val="24"/>
+          <w:szCs w:val="24"/>
+          <w:lang w:val="en-US"/>
+        </w:rPr>
+        <w:t xml:space="preserve"> </w:t>
+      </w:r>
+      <w:hyperlink r:id="R565c69f048d24881">
+        <w:r>
+          <w:rPr>
+            <w:rStyle w:val="Hyperlink"/>
+            <w:rFonts w:ascii="Aptos" w:hAnsi="Aptos" w:eastAsia="Aptos" w:cs="Aptos"/>
+            <w:b w:val="0"/>
+            <w:bCs w:val="0"/>
+            <w:i w:val="0"/>
+            <w:iCs w:val="0"/>
+            <w:caps w:val="0"/>
+            <w:smallCaps w:val="0"/>
+            <w:strike w:val="0"/>
+            <w:dstrike w:val="0"/>
+            <w:noProof w:val="0"/>
+            <w:sz w:val="24"/>
+            <w:szCs w:val="24"/>
+            <w:lang w:val="en-US"/>
+          </w:rPr>
+          <w:t>https://orionrlt.com</w:t>
+        </w:r>
+      </w:hyperlink>
+    </w:p>
+    <w:p>
+      <w:pPr>
+        <w:pStyle w:val="ListParagraph"/>
+        <w:numPr>
+          <w:ilvl w:val="0"/>
+          <w:numId w:val="4"/>
+        </w:numPr>
+        <w:spacing w:before="240" w:beforeAutospacing="off" w:after="240" w:afterAutospacing="off"/>
+        <w:rPr>
+          <w:rFonts w:ascii="Aptos" w:hAnsi="Aptos" w:eastAsia="Aptos" w:cs="Aptos"/>
+          <w:b w:val="0"/>
+          <w:bCs w:val="0"/>
+          <w:i w:val="0"/>
+          <w:iCs w:val="0"/>
+          <w:caps w:val="0"/>
+          <w:smallCaps w:val="0"/>
+          <w:noProof w:val="0"/>
+          <w:color w:val="000000" w:themeColor="text1" w:themeTint="FF" w:themeShade="FF"/>
+          <w:sz w:val="24"/>
+          <w:szCs w:val="24"/>
+          <w:lang w:val="en-US"/>
+        </w:rPr>
+      </w:pPr>
+      <w:r>
+        <w:rPr>
+          <w:rFonts w:ascii="Aptos" w:hAnsi="Aptos" w:eastAsia="Aptos" w:cs="Aptos"/>
+          <w:b w:val="1"/>
+          <w:bCs w:val="1"/>
+          <w:i w:val="0"/>
+          <w:iCs w:val="0"/>
+          <w:caps w:val="0"/>
+          <w:smallCaps w:val="0"/>
+          <w:noProof w:val="0"/>
+          <w:color w:val="000000" w:themeColor="text1" w:themeTint="FF" w:themeShade="FF"/>
+          <w:sz w:val="24"/>
+          <w:szCs w:val="24"/>
+          <w:lang w:val="en-US"/>
+        </w:rPr>
+        <w:t>Urth Labs:</w:t>
+      </w:r>
+      <w:r>
+        <w:rPr>
+          <w:rFonts w:ascii="Aptos" w:hAnsi="Aptos" w:eastAsia="Aptos" w:cs="Aptos"/>
+          <w:b w:val="0"/>
+          <w:bCs w:val="0"/>
+          <w:i w:val="0"/>
+          <w:iCs w:val="0"/>
+          <w:caps w:val="0"/>
+          <w:smallCaps w:val="0"/>
+          <w:noProof w:val="0"/>
+          <w:color w:val="000000" w:themeColor="text1" w:themeTint="FF" w:themeShade="FF"/>
+          <w:sz w:val="24"/>
+          <w:szCs w:val="24"/>
+          <w:lang w:val="en-US"/>
+        </w:rPr>
+        <w:t xml:space="preserve"> </w:t>
+      </w:r>
+      <w:hyperlink r:id="Rb6773f09c9e1408b">
+        <w:r>
+          <w:rPr>
+            <w:rStyle w:val="Hyperlink"/>
+            <w:rFonts w:ascii="Aptos" w:hAnsi="Aptos" w:eastAsia="Aptos" w:cs="Aptos"/>
+            <w:b w:val="0"/>
+            <w:bCs w:val="0"/>
+            <w:i w:val="0"/>
+            <w:iCs w:val="0"/>
+            <w:caps w:val="0"/>
+            <w:smallCaps w:val="0"/>
+            <w:strike w:val="0"/>
+            <w:dstrike w:val="0"/>
+            <w:noProof w:val="0"/>
+            <w:sz w:val="24"/>
+            <w:szCs w:val="24"/>
+            <w:lang w:val="en-US"/>
+          </w:rPr>
+          <w:t>https://urthlabs.com/</w:t>
+        </w:r>
+      </w:hyperlink>
+    </w:p>
+    <w:p>
+      <w:pPr>
+        <w:pStyle w:val="ListParagraph"/>
+        <w:numPr>
+          <w:ilvl w:val="1"/>
+          <w:numId w:val="4"/>
+        </w:numPr>
+        <w:spacing w:before="240" w:beforeAutospacing="off" w:after="240" w:afterAutospacing="off"/>
+        <w:rPr>
+          <w:rFonts w:ascii="Aptos" w:hAnsi="Aptos" w:eastAsia="Aptos" w:cs="Aptos"/>
+          <w:b w:val="0"/>
+          <w:bCs w:val="0"/>
+          <w:i w:val="0"/>
+          <w:iCs w:val="0"/>
+          <w:caps w:val="0"/>
+          <w:smallCaps w:val="0"/>
+          <w:noProof w:val="0"/>
+          <w:color w:val="000000" w:themeColor="text1" w:themeTint="FF" w:themeShade="FF"/>
+          <w:sz w:val="24"/>
+          <w:szCs w:val="24"/>
+          <w:lang w:val="en-US"/>
+        </w:rPr>
+      </w:pPr>
+      <w:r>
+        <w:rPr>
+          <w:rFonts w:ascii="Aptos" w:hAnsi="Aptos" w:eastAsia="Aptos" w:cs="Aptos"/>
+          <w:b w:val="0"/>
+          <w:bCs w:val="0"/>
+          <w:i w:val="0"/>
+          <w:iCs w:val="0"/>
+          <w:caps w:val="0"/>
+          <w:smallCaps w:val="0"/>
+          <w:noProof w:val="0"/>
+          <w:color w:val="000000" w:themeColor="text1" w:themeTint="FF" w:themeShade="FF"/>
+          <w:sz w:val="24"/>
+          <w:szCs w:val="24"/>
+          <w:lang w:val="en-US"/>
+        </w:rPr>
+        <w:t>Pages are developed using gempages page builder</w:t>
+      </w:r>
+    </w:p>
+    <w:p>
+      <w:pPr>
+        <w:pStyle w:val="ListParagraph"/>
+        <w:numPr>
+          <w:ilvl w:val="0"/>
+          <w:numId w:val="4"/>
+        </w:numPr>
+        <w:spacing w:before="240" w:beforeAutospacing="off" w:after="240" w:afterAutospacing="off"/>
+        <w:rPr>
+          <w:rFonts w:ascii="Aptos" w:hAnsi="Aptos" w:eastAsia="Aptos" w:cs="Aptos"/>
+          <w:b w:val="0"/>
+          <w:bCs w:val="0"/>
+          <w:i w:val="0"/>
+          <w:iCs w:val="0"/>
+          <w:caps w:val="0"/>
+          <w:smallCaps w:val="0"/>
+          <w:noProof w:val="0"/>
+          <w:color w:val="000000" w:themeColor="text1" w:themeTint="FF" w:themeShade="FF"/>
+          <w:sz w:val="24"/>
+          <w:szCs w:val="24"/>
+          <w:lang w:val="en-US"/>
+        </w:rPr>
+      </w:pPr>
+      <w:r>
+        <w:rPr>
+          <w:rFonts w:ascii="Aptos" w:hAnsi="Aptos" w:eastAsia="Aptos" w:cs="Aptos"/>
+          <w:b w:val="1"/>
+          <w:bCs w:val="1"/>
+          <w:i w:val="0"/>
+          <w:iCs w:val="0"/>
+          <w:caps w:val="0"/>
+          <w:smallCaps w:val="0"/>
+          <w:noProof w:val="0"/>
+          <w:color w:val="000000" w:themeColor="text1" w:themeTint="FF" w:themeShade="FF"/>
+          <w:sz w:val="24"/>
+          <w:szCs w:val="24"/>
+          <w:lang w:val="en-US"/>
+        </w:rPr>
+        <w:t>Nett Pharmacy:</w:t>
+      </w:r>
+      <w:r>
+        <w:rPr>
+          <w:rFonts w:ascii="Aptos" w:hAnsi="Aptos" w:eastAsia="Aptos" w:cs="Aptos"/>
+          <w:b w:val="0"/>
+          <w:bCs w:val="0"/>
+          <w:i w:val="0"/>
+          <w:iCs w:val="0"/>
+          <w:caps w:val="0"/>
+          <w:smallCaps w:val="0"/>
+          <w:noProof w:val="0"/>
+          <w:color w:val="000000" w:themeColor="text1" w:themeTint="FF" w:themeShade="FF"/>
+          <w:sz w:val="24"/>
+          <w:szCs w:val="24"/>
+          <w:lang w:val="en-US"/>
+        </w:rPr>
+        <w:t xml:space="preserve"> </w:t>
+      </w:r>
+      <w:hyperlink r:id="R631b874956754529">
+        <w:r>
+          <w:rPr>
+            <w:rStyle w:val="Hyperlink"/>
+            <w:rFonts w:ascii="Aptos" w:hAnsi="Aptos" w:eastAsia="Aptos" w:cs="Aptos"/>
+            <w:b w:val="0"/>
+            <w:bCs w:val="0"/>
+            <w:i w:val="0"/>
+            <w:iCs w:val="0"/>
+            <w:caps w:val="0"/>
+            <w:smallCaps w:val="0"/>
+            <w:strike w:val="0"/>
+            <w:dstrike w:val="0"/>
+            <w:noProof w:val="0"/>
+            <w:sz w:val="24"/>
+            <w:szCs w:val="24"/>
+            <w:lang w:val="en-US"/>
+          </w:rPr>
+          <w:t>https://nettpharmacy.com/</w:t>
+        </w:r>
+      </w:hyperlink>
+    </w:p>
+    <w:p>
+      <w:pPr>
+        <w:pStyle w:val="ListParagraph"/>
+        <w:numPr>
+          <w:ilvl w:val="1"/>
+          <w:numId w:val="4"/>
+        </w:numPr>
+        <w:spacing w:before="240" w:beforeAutospacing="off" w:after="240" w:afterAutospacing="off"/>
+        <w:rPr>
+          <w:rFonts w:ascii="Aptos" w:hAnsi="Aptos" w:eastAsia="Aptos" w:cs="Aptos"/>
+          <w:b w:val="0"/>
+          <w:bCs w:val="0"/>
+          <w:i w:val="0"/>
+          <w:iCs w:val="0"/>
+          <w:caps w:val="0"/>
+          <w:smallCaps w:val="0"/>
+          <w:noProof w:val="0"/>
+          <w:color w:val="000000" w:themeColor="text1" w:themeTint="FF" w:themeShade="FF"/>
+          <w:sz w:val="24"/>
+          <w:szCs w:val="24"/>
+          <w:lang w:val="en-US"/>
+        </w:rPr>
+      </w:pPr>
+      <w:r>
+        <w:rPr>
+          <w:rFonts w:ascii="Aptos" w:hAnsi="Aptos" w:eastAsia="Aptos" w:cs="Aptos"/>
+          <w:b w:val="0"/>
+          <w:bCs w:val="0"/>
+          <w:i w:val="0"/>
+          <w:iCs w:val="0"/>
+          <w:caps w:val="0"/>
+          <w:smallCaps w:val="0"/>
+          <w:noProof w:val="0"/>
+          <w:color w:val="000000" w:themeColor="text1" w:themeTint="FF" w:themeShade="FF"/>
+          <w:sz w:val="24"/>
+          <w:szCs w:val="24"/>
+          <w:lang w:val="en-US"/>
+        </w:rPr>
+        <w:t>Ella theme is used. Uploaded more than 1000 products and complete development.</w:t>
+      </w:r>
+    </w:p>
+    <w:p>
+      <w:pPr>
+        <w:pStyle w:val="ListParagraph"/>
+        <w:numPr>
+          <w:ilvl w:val="0"/>
+          <w:numId w:val="4"/>
+        </w:numPr>
+        <w:spacing w:before="240" w:beforeAutospacing="off" w:after="240" w:afterAutospacing="off"/>
+        <w:rPr>
+          <w:rFonts w:ascii="Aptos" w:hAnsi="Aptos" w:eastAsia="Aptos" w:cs="Aptos"/>
+          <w:b w:val="0"/>
+          <w:bCs w:val="0"/>
+          <w:i w:val="0"/>
+          <w:iCs w:val="0"/>
+          <w:caps w:val="0"/>
+          <w:smallCaps w:val="0"/>
+          <w:noProof w:val="0"/>
+          <w:color w:val="000000" w:themeColor="text1" w:themeTint="FF" w:themeShade="FF"/>
+          <w:sz w:val="24"/>
+          <w:szCs w:val="24"/>
+          <w:lang w:val="en-US"/>
+        </w:rPr>
+      </w:pPr>
+      <w:r>
+        <w:rPr>
+          <w:rFonts w:ascii="Aptos" w:hAnsi="Aptos" w:eastAsia="Aptos" w:cs="Aptos"/>
+          <w:b w:val="1"/>
+          <w:bCs w:val="1"/>
+          <w:i w:val="0"/>
+          <w:iCs w:val="0"/>
+          <w:caps w:val="0"/>
+          <w:smallCaps w:val="0"/>
+          <w:noProof w:val="0"/>
+          <w:color w:val="000000" w:themeColor="text1" w:themeTint="FF" w:themeShade="FF"/>
+          <w:sz w:val="24"/>
+          <w:szCs w:val="24"/>
+          <w:lang w:val="en-US"/>
+        </w:rPr>
+        <w:t>Nuu-Muu:</w:t>
+      </w:r>
+      <w:r>
+        <w:rPr>
+          <w:rFonts w:ascii="Aptos" w:hAnsi="Aptos" w:eastAsia="Aptos" w:cs="Aptos"/>
+          <w:b w:val="0"/>
+          <w:bCs w:val="0"/>
+          <w:i w:val="0"/>
+          <w:iCs w:val="0"/>
+          <w:caps w:val="0"/>
+          <w:smallCaps w:val="0"/>
+          <w:noProof w:val="0"/>
+          <w:color w:val="000000" w:themeColor="text1" w:themeTint="FF" w:themeShade="FF"/>
+          <w:sz w:val="24"/>
+          <w:szCs w:val="24"/>
+          <w:lang w:val="en-US"/>
+        </w:rPr>
+        <w:t xml:space="preserve"> </w:t>
+      </w:r>
+      <w:hyperlink r:id="R16825312be4d48b2">
+        <w:r>
+          <w:rPr>
+            <w:rStyle w:val="Hyperlink"/>
+            <w:rFonts w:ascii="Aptos" w:hAnsi="Aptos" w:eastAsia="Aptos" w:cs="Aptos"/>
+            <w:b w:val="0"/>
+            <w:bCs w:val="0"/>
+            <w:i w:val="0"/>
+            <w:iCs w:val="0"/>
+            <w:caps w:val="0"/>
+            <w:smallCaps w:val="0"/>
+            <w:strike w:val="0"/>
+            <w:dstrike w:val="0"/>
+            <w:noProof w:val="0"/>
+            <w:sz w:val="24"/>
+            <w:szCs w:val="24"/>
+            <w:lang w:val="en-US"/>
+          </w:rPr>
+          <w:t>https://nuu-muu.com/</w:t>
+        </w:r>
+      </w:hyperlink>
+    </w:p>
+    <w:p>
+      <w:pPr>
+        <w:pStyle w:val="ListParagraph"/>
+        <w:numPr>
+          <w:ilvl w:val="1"/>
+          <w:numId w:val="4"/>
+        </w:numPr>
+        <w:spacing w:before="240" w:beforeAutospacing="off" w:after="240" w:afterAutospacing="off"/>
+        <w:rPr>
+          <w:rFonts w:ascii="Aptos" w:hAnsi="Aptos" w:eastAsia="Aptos" w:cs="Aptos"/>
+          <w:b w:val="0"/>
+          <w:bCs w:val="0"/>
+          <w:i w:val="0"/>
+          <w:iCs w:val="0"/>
+          <w:caps w:val="0"/>
+          <w:smallCaps w:val="0"/>
+          <w:noProof w:val="0"/>
+          <w:color w:val="000000" w:themeColor="text1" w:themeTint="FF" w:themeShade="FF"/>
+          <w:sz w:val="24"/>
+          <w:szCs w:val="24"/>
+          <w:lang w:val="en-US"/>
+        </w:rPr>
+      </w:pPr>
+      <w:r>
+        <w:rPr>
+          <w:rFonts w:ascii="Aptos" w:hAnsi="Aptos" w:eastAsia="Aptos" w:cs="Aptos"/>
+          <w:b w:val="0"/>
+          <w:bCs w:val="0"/>
+          <w:i w:val="0"/>
+          <w:iCs w:val="0"/>
+          <w:caps w:val="0"/>
+          <w:smallCaps w:val="0"/>
+          <w:noProof w:val="0"/>
+          <w:color w:val="000000" w:themeColor="text1" w:themeTint="FF" w:themeShade="FF"/>
+          <w:sz w:val="24"/>
+          <w:szCs w:val="24"/>
+          <w:lang w:val="en-US"/>
+        </w:rPr>
+        <w:t>Revamped this complete shopify store on a new theme. Created multiple variant functionality using product metafields and displayed different product colors on every product and redirected the user to the selected product color on clicking.</w:t>
+      </w:r>
+    </w:p>
+    <w:p>
+      <w:pPr>
+        <w:pStyle w:val="ListParagraph"/>
+        <w:numPr>
+          <w:ilvl w:val="0"/>
+          <w:numId w:val="4"/>
+        </w:numPr>
+        <w:spacing w:before="240" w:beforeAutospacing="off" w:after="240" w:afterAutospacing="off"/>
+        <w:rPr>
+          <w:rFonts w:ascii="Aptos" w:hAnsi="Aptos" w:eastAsia="Aptos" w:cs="Aptos"/>
+          <w:b w:val="0"/>
+          <w:bCs w:val="0"/>
+          <w:i w:val="0"/>
+          <w:iCs w:val="0"/>
+          <w:caps w:val="0"/>
+          <w:smallCaps w:val="0"/>
+          <w:noProof w:val="0"/>
+          <w:color w:val="000000" w:themeColor="text1" w:themeTint="FF" w:themeShade="FF"/>
+          <w:sz w:val="24"/>
+          <w:szCs w:val="24"/>
+          <w:lang w:val="en-US"/>
+        </w:rPr>
+      </w:pPr>
+      <w:r>
+        <w:rPr>
+          <w:rFonts w:ascii="Aptos" w:hAnsi="Aptos" w:eastAsia="Aptos" w:cs="Aptos"/>
+          <w:b w:val="0"/>
+          <w:bCs w:val="0"/>
+          <w:i w:val="0"/>
+          <w:iCs w:val="0"/>
+          <w:caps w:val="0"/>
+          <w:smallCaps w:val="0"/>
+          <w:noProof w:val="0"/>
+          <w:color w:val="000000" w:themeColor="text1" w:themeTint="FF" w:themeShade="FF"/>
+          <w:sz w:val="24"/>
+          <w:szCs w:val="24"/>
+          <w:lang w:val="en-US"/>
+        </w:rPr>
+        <w:t xml:space="preserve">Skin and Hair Center: </w:t>
+      </w:r>
+      <w:hyperlink r:id="Rdfd0be48472e4fe7">
+        <w:r>
+          <w:rPr>
+            <w:rStyle w:val="Hyperlink"/>
+            <w:rFonts w:ascii="Aptos" w:hAnsi="Aptos" w:eastAsia="Aptos" w:cs="Aptos"/>
+            <w:b w:val="0"/>
+            <w:bCs w:val="0"/>
+            <w:i w:val="0"/>
+            <w:iCs w:val="0"/>
+            <w:caps w:val="0"/>
+            <w:smallCaps w:val="0"/>
+            <w:strike w:val="0"/>
+            <w:dstrike w:val="0"/>
+            <w:noProof w:val="0"/>
+            <w:sz w:val="24"/>
+            <w:szCs w:val="24"/>
+            <w:lang w:val="en-US"/>
+          </w:rPr>
+          <w:t>https://shop.skinandhaircenter.com/</w:t>
+        </w:r>
+      </w:hyperlink>
+    </w:p>
+    <w:p>
+      <w:pPr>
+        <w:pStyle w:val="ListParagraph"/>
+        <w:numPr>
+          <w:ilvl w:val="1"/>
+          <w:numId w:val="4"/>
+        </w:numPr>
+        <w:spacing w:before="240" w:beforeAutospacing="off" w:after="240" w:afterAutospacing="off"/>
+        <w:rPr>
+          <w:rFonts w:ascii="Aptos" w:hAnsi="Aptos" w:eastAsia="Aptos" w:cs="Aptos"/>
+          <w:b w:val="0"/>
+          <w:bCs w:val="0"/>
+          <w:i w:val="0"/>
+          <w:iCs w:val="0"/>
+          <w:caps w:val="0"/>
+          <w:smallCaps w:val="0"/>
+          <w:noProof w:val="0"/>
+          <w:color w:val="000000" w:themeColor="text1" w:themeTint="FF" w:themeShade="FF"/>
+          <w:sz w:val="24"/>
+          <w:szCs w:val="24"/>
+          <w:lang w:val="en-US"/>
+        </w:rPr>
+      </w:pPr>
+      <w:r>
+        <w:rPr>
+          <w:rFonts w:ascii="Aptos" w:hAnsi="Aptos" w:eastAsia="Aptos" w:cs="Aptos"/>
+          <w:b w:val="0"/>
+          <w:bCs w:val="0"/>
+          <w:i w:val="0"/>
+          <w:iCs w:val="0"/>
+          <w:caps w:val="0"/>
+          <w:smallCaps w:val="0"/>
+          <w:noProof w:val="0"/>
+          <w:color w:val="000000" w:themeColor="text1" w:themeTint="FF" w:themeShade="FF"/>
+          <w:sz w:val="24"/>
+          <w:szCs w:val="24"/>
+          <w:lang w:val="en-US"/>
+        </w:rPr>
+        <w:t xml:space="preserve">Developed wordpress website of this and linked it with shopify store for ecom features. </w:t>
+      </w:r>
+    </w:p>
+    <w:p>
+      <w:pPr>
+        <w:pStyle w:val="ListParagraph"/>
+        <w:numPr>
+          <w:ilvl w:val="0"/>
+          <w:numId w:val="4"/>
+        </w:numPr>
+        <w:spacing w:before="240" w:beforeAutospacing="off" w:after="240" w:afterAutospacing="off"/>
+        <w:rPr>
+          <w:rFonts w:ascii="Aptos" w:hAnsi="Aptos" w:eastAsia="Aptos" w:cs="Aptos"/>
+          <w:b w:val="0"/>
+          <w:bCs w:val="0"/>
+          <w:i w:val="0"/>
+          <w:iCs w:val="0"/>
+          <w:caps w:val="0"/>
+          <w:smallCaps w:val="0"/>
+          <w:noProof w:val="0"/>
+          <w:color w:val="000000" w:themeColor="text1" w:themeTint="FF" w:themeShade="FF"/>
+          <w:sz w:val="24"/>
+          <w:szCs w:val="24"/>
+          <w:lang w:val="en-US"/>
+        </w:rPr>
+      </w:pPr>
+      <w:r>
+        <w:rPr>
+          <w:rFonts w:ascii="Aptos" w:hAnsi="Aptos" w:eastAsia="Aptos" w:cs="Aptos"/>
+          <w:b w:val="0"/>
+          <w:bCs w:val="0"/>
+          <w:i w:val="0"/>
+          <w:iCs w:val="0"/>
+          <w:caps w:val="0"/>
+          <w:smallCaps w:val="0"/>
+          <w:noProof w:val="0"/>
+          <w:color w:val="000000" w:themeColor="text1" w:themeTint="FF" w:themeShade="FF"/>
+          <w:sz w:val="24"/>
+          <w:szCs w:val="24"/>
+          <w:lang w:val="en-US"/>
+        </w:rPr>
+        <w:t xml:space="preserve">Anneclaireexperience: </w:t>
+      </w:r>
+      <w:hyperlink r:id="R7e68f77b3d7a4ae3">
+        <w:r>
+          <w:rPr>
+            <w:rStyle w:val="Hyperlink"/>
+            <w:rFonts w:ascii="Aptos" w:hAnsi="Aptos" w:eastAsia="Aptos" w:cs="Aptos"/>
+            <w:b w:val="0"/>
+            <w:bCs w:val="0"/>
+            <w:i w:val="0"/>
+            <w:iCs w:val="0"/>
+            <w:caps w:val="0"/>
+            <w:smallCaps w:val="0"/>
+            <w:strike w:val="0"/>
+            <w:dstrike w:val="0"/>
+            <w:noProof w:val="0"/>
+            <w:sz w:val="24"/>
+            <w:szCs w:val="24"/>
+            <w:lang w:val="en-US"/>
+          </w:rPr>
+          <w:t>https://shop.anneclaireexperience.com/products/ace-ankle-weights-1</w:t>
+        </w:r>
+      </w:hyperlink>
+    </w:p>
+    <w:p>
+      <w:pPr>
+        <w:pStyle w:val="ListParagraph"/>
+        <w:numPr>
+          <w:ilvl w:val="1"/>
+          <w:numId w:val="4"/>
+        </w:numPr>
+        <w:spacing w:before="240" w:beforeAutospacing="off" w:after="240" w:afterAutospacing="off"/>
+        <w:rPr>
+          <w:rFonts w:ascii="Aptos" w:hAnsi="Aptos" w:eastAsia="Aptos" w:cs="Aptos"/>
+          <w:b w:val="0"/>
+          <w:bCs w:val="0"/>
+          <w:i w:val="0"/>
+          <w:iCs w:val="0"/>
+          <w:caps w:val="0"/>
+          <w:smallCaps w:val="0"/>
+          <w:noProof w:val="0"/>
+          <w:color w:val="000000" w:themeColor="text1" w:themeTint="FF" w:themeShade="FF"/>
+          <w:sz w:val="24"/>
+          <w:szCs w:val="24"/>
+          <w:lang w:val="en-US"/>
+        </w:rPr>
+      </w:pPr>
+      <w:r>
+        <w:rPr>
+          <w:rFonts w:ascii="Aptos" w:hAnsi="Aptos" w:eastAsia="Aptos" w:cs="Aptos"/>
+          <w:b w:val="0"/>
+          <w:bCs w:val="0"/>
+          <w:i w:val="0"/>
+          <w:iCs w:val="0"/>
+          <w:caps w:val="0"/>
+          <w:smallCaps w:val="0"/>
+          <w:noProof w:val="0"/>
+          <w:color w:val="000000" w:themeColor="text1" w:themeTint="FF" w:themeShade="FF"/>
+          <w:sz w:val="24"/>
+          <w:szCs w:val="24"/>
+          <w:lang w:val="en-US"/>
+        </w:rPr>
+        <w:t xml:space="preserve">Developed and maintained webflow website and created this shopify store which is using the same branding of webflow and created products on shopify. </w:t>
+      </w:r>
+    </w:p>
+    <w:p>
+      <w:pPr>
+        <w:pStyle w:val="ListParagraph"/>
+        <w:numPr>
+          <w:ilvl w:val="0"/>
+          <w:numId w:val="4"/>
+        </w:numPr>
+        <w:spacing w:before="240" w:beforeAutospacing="off" w:after="240" w:afterAutospacing="off"/>
+        <w:rPr>
+          <w:rFonts w:ascii="Aptos" w:hAnsi="Aptos" w:eastAsia="Aptos" w:cs="Aptos"/>
+          <w:b w:val="0"/>
+          <w:bCs w:val="0"/>
+          <w:i w:val="0"/>
+          <w:iCs w:val="0"/>
+          <w:caps w:val="0"/>
+          <w:smallCaps w:val="0"/>
+          <w:noProof w:val="0"/>
+          <w:color w:val="000000" w:themeColor="text1" w:themeTint="FF" w:themeShade="FF"/>
+          <w:sz w:val="24"/>
+          <w:szCs w:val="24"/>
+          <w:lang w:val="en-US"/>
+        </w:rPr>
+      </w:pPr>
+      <w:r>
+        <w:rPr>
+          <w:rFonts w:ascii="Aptos" w:hAnsi="Aptos" w:eastAsia="Aptos" w:cs="Aptos"/>
+          <w:b w:val="0"/>
+          <w:bCs w:val="0"/>
+          <w:i w:val="0"/>
+          <w:iCs w:val="0"/>
+          <w:caps w:val="0"/>
+          <w:smallCaps w:val="0"/>
+          <w:noProof w:val="0"/>
+          <w:color w:val="000000" w:themeColor="text1" w:themeTint="FF" w:themeShade="FF"/>
+          <w:sz w:val="24"/>
+          <w:szCs w:val="24"/>
+          <w:lang w:val="en-US"/>
+        </w:rPr>
+        <w:t xml:space="preserve">Mercian Hockey: </w:t>
+      </w:r>
+      <w:hyperlink r:id="R28387b1734044126">
+        <w:r>
+          <w:rPr>
+            <w:rStyle w:val="Hyperlink"/>
+            <w:rFonts w:ascii="Aptos" w:hAnsi="Aptos" w:eastAsia="Aptos" w:cs="Aptos"/>
+            <w:b w:val="0"/>
+            <w:bCs w:val="0"/>
+            <w:i w:val="0"/>
+            <w:iCs w:val="0"/>
+            <w:caps w:val="0"/>
+            <w:smallCaps w:val="0"/>
+            <w:strike w:val="0"/>
+            <w:dstrike w:val="0"/>
+            <w:noProof w:val="0"/>
+            <w:sz w:val="24"/>
+            <w:szCs w:val="24"/>
+            <w:lang w:val="en-US"/>
+          </w:rPr>
+          <w:t>https://shop.mercianhockey.co.za/</w:t>
+        </w:r>
+      </w:hyperlink>
+    </w:p>
+    <w:p>
+      <w:pPr>
+        <w:pStyle w:val="ListParagraph"/>
+        <w:numPr>
+          <w:ilvl w:val="1"/>
+          <w:numId w:val="4"/>
+        </w:numPr>
+        <w:spacing w:before="240" w:beforeAutospacing="off" w:after="240" w:afterAutospacing="off"/>
+        <w:rPr>
+          <w:rFonts w:ascii="Aptos" w:hAnsi="Aptos" w:eastAsia="Aptos" w:cs="Aptos"/>
+          <w:b w:val="0"/>
+          <w:bCs w:val="0"/>
+          <w:i w:val="0"/>
+          <w:iCs w:val="0"/>
+          <w:caps w:val="0"/>
+          <w:smallCaps w:val="0"/>
+          <w:noProof w:val="0"/>
+          <w:color w:val="000000" w:themeColor="text1" w:themeTint="FF" w:themeShade="FF"/>
+          <w:sz w:val="24"/>
+          <w:szCs w:val="24"/>
+          <w:lang w:val="en-US"/>
+        </w:rPr>
+      </w:pPr>
+      <w:r>
+        <w:rPr>
+          <w:rFonts w:ascii="Aptos" w:hAnsi="Aptos" w:eastAsia="Aptos" w:cs="Aptos"/>
+          <w:b w:val="0"/>
+          <w:bCs w:val="0"/>
+          <w:i w:val="0"/>
+          <w:iCs w:val="0"/>
+          <w:caps w:val="0"/>
+          <w:smallCaps w:val="0"/>
+          <w:noProof w:val="0"/>
+          <w:color w:val="000000" w:themeColor="text1" w:themeTint="FF" w:themeShade="FF"/>
+          <w:sz w:val="24"/>
+          <w:szCs w:val="24"/>
+          <w:lang w:val="en-US"/>
+        </w:rPr>
+        <w:t>Migrated the website from wix to shopify. Revamped the complete design and developed it using Ella shopify theme.</w:t>
+      </w:r>
+    </w:p>
+    <w:p>
+      <w:pPr>
+        <w:pStyle w:val="ListParagraph"/>
+        <w:numPr>
+          <w:ilvl w:val="0"/>
+          <w:numId w:val="4"/>
+        </w:numPr>
+        <w:spacing w:before="240" w:beforeAutospacing="off" w:after="240" w:afterAutospacing="off"/>
+        <w:rPr>
+          <w:rFonts w:ascii="Aptos" w:hAnsi="Aptos" w:eastAsia="Aptos" w:cs="Aptos"/>
+          <w:b w:val="0"/>
+          <w:bCs w:val="0"/>
+          <w:i w:val="0"/>
+          <w:iCs w:val="0"/>
+          <w:caps w:val="0"/>
+          <w:smallCaps w:val="0"/>
+          <w:noProof w:val="0"/>
+          <w:color w:val="000000" w:themeColor="text1" w:themeTint="FF" w:themeShade="FF"/>
+          <w:sz w:val="24"/>
+          <w:szCs w:val="24"/>
+          <w:lang w:val="en-US"/>
+        </w:rPr>
+      </w:pPr>
+      <w:r>
+        <w:rPr>
+          <w:rFonts w:ascii="Aptos" w:hAnsi="Aptos" w:eastAsia="Aptos" w:cs="Aptos"/>
+          <w:b w:val="0"/>
+          <w:bCs w:val="0"/>
+          <w:i w:val="0"/>
+          <w:iCs w:val="0"/>
+          <w:caps w:val="0"/>
+          <w:smallCaps w:val="0"/>
+          <w:noProof w:val="0"/>
+          <w:color w:val="000000" w:themeColor="text1" w:themeTint="FF" w:themeShade="FF"/>
+          <w:sz w:val="24"/>
+          <w:szCs w:val="24"/>
+          <w:lang w:val="en-US"/>
+        </w:rPr>
+        <w:t xml:space="preserve">Clear Wellness 360: </w:t>
+      </w:r>
+      <w:hyperlink r:id="R78d12501542a4420">
+        <w:r>
+          <w:rPr>
+            <w:rStyle w:val="Hyperlink"/>
+            <w:rFonts w:ascii="Aptos" w:hAnsi="Aptos" w:eastAsia="Aptos" w:cs="Aptos"/>
+            <w:b w:val="0"/>
+            <w:bCs w:val="0"/>
+            <w:i w:val="0"/>
+            <w:iCs w:val="0"/>
+            <w:caps w:val="0"/>
+            <w:smallCaps w:val="0"/>
+            <w:strike w:val="0"/>
+            <w:dstrike w:val="0"/>
+            <w:noProof w:val="0"/>
+            <w:sz w:val="24"/>
+            <w:szCs w:val="24"/>
+            <w:lang w:val="en-US"/>
+          </w:rPr>
+          <w:t>https://clearwellness360.com/</w:t>
+        </w:r>
+      </w:hyperlink>
+    </w:p>
+    <w:p>
+      <w:pPr>
+        <w:pStyle w:val="ListParagraph"/>
+        <w:numPr>
+          <w:ilvl w:val="1"/>
+          <w:numId w:val="4"/>
+        </w:numPr>
+        <w:spacing w:before="240" w:beforeAutospacing="off" w:after="240" w:afterAutospacing="off"/>
+        <w:rPr>
+          <w:rFonts w:ascii="Aptos" w:hAnsi="Aptos" w:eastAsia="Aptos" w:cs="Aptos"/>
+          <w:b w:val="0"/>
+          <w:bCs w:val="0"/>
+          <w:i w:val="0"/>
+          <w:iCs w:val="0"/>
+          <w:caps w:val="0"/>
+          <w:smallCaps w:val="0"/>
+          <w:noProof w:val="0"/>
+          <w:color w:val="000000" w:themeColor="text1" w:themeTint="FF" w:themeShade="FF"/>
+          <w:sz w:val="24"/>
+          <w:szCs w:val="24"/>
+          <w:lang w:val="en-US"/>
+        </w:rPr>
+      </w:pPr>
+      <w:r>
+        <w:rPr>
+          <w:rFonts w:ascii="Aptos" w:hAnsi="Aptos" w:eastAsia="Aptos" w:cs="Aptos"/>
+          <w:b w:val="0"/>
+          <w:bCs w:val="0"/>
+          <w:i w:val="0"/>
+          <w:iCs w:val="0"/>
+          <w:caps w:val="0"/>
+          <w:smallCaps w:val="0"/>
+          <w:noProof w:val="0"/>
+          <w:color w:val="000000" w:themeColor="text1" w:themeTint="FF" w:themeShade="FF"/>
+          <w:sz w:val="24"/>
+          <w:szCs w:val="24"/>
+          <w:lang w:val="en-US"/>
+        </w:rPr>
+        <w:t>Developed the page templates using html css liquid and integrated recharge app for subscriptions. A custom JavaScript is used for selection of the delivery duration when a user selects the variant.</w:t>
+      </w:r>
+    </w:p>
+    <w:p>
+      <w:pPr>
+        <w:pStyle w:val="Heading3"/>
+        <w:keepNext w:val="1"/>
+        <w:keepLines w:val="1"/>
+        <w:spacing w:before="281" w:beforeAutospacing="off" w:after="281" w:afterAutospacing="off"/>
+        <w:rPr>
+          <w:rFonts w:ascii="Aptos" w:hAnsi="Aptos" w:eastAsia="Aptos" w:cs="Aptos"/>
+          <w:b w:val="0"/>
+          <w:bCs w:val="0"/>
+          <w:i w:val="0"/>
+          <w:iCs w:val="0"/>
+          <w:caps w:val="0"/>
+          <w:smallCaps w:val="0"/>
+          <w:noProof w:val="0"/>
+          <w:color w:val="0F4761" w:themeColor="accent1" w:themeTint="FF" w:themeShade="BF"/>
+          <w:sz w:val="28"/>
+          <w:szCs w:val="28"/>
+          <w:lang w:val="en-US"/>
+        </w:rPr>
+      </w:pPr>
+      <w:r>
+        <w:rPr>
+          <w:rFonts w:ascii="Aptos" w:hAnsi="Aptos" w:eastAsia="Aptos" w:cs="Aptos"/>
+          <w:b w:val="1"/>
+          <w:bCs w:val="1"/>
+          <w:i w:val="0"/>
+          <w:iCs w:val="0"/>
+          <w:caps w:val="0"/>
+          <w:smallCaps w:val="0"/>
+          <w:noProof w:val="0"/>
+          <w:color w:val="0F4761" w:themeColor="accent1" w:themeTint="FF" w:themeShade="BF"/>
+          <w:sz w:val="28"/>
+          <w:szCs w:val="28"/>
+          <w:lang w:val="en-US"/>
+        </w:rPr>
+        <w:t>Shopify (Custom Apps &amp; Technical Solutions)</w:t>
+      </w:r>
+    </w:p>
+    <w:p>
+      <w:pPr>
+        <w:pStyle w:val="ListParagraph"/>
+        <w:numPr>
+          <w:ilvl w:val="0"/>
+          <w:numId w:val="5"/>
+        </w:numPr>
+        <w:spacing w:before="240" w:beforeAutospacing="off" w:after="240" w:afterAutospacing="off"/>
+        <w:rPr>
+          <w:rFonts w:ascii="Aptos" w:hAnsi="Aptos" w:eastAsia="Aptos" w:cs="Aptos"/>
+          <w:b w:val="0"/>
+          <w:bCs w:val="0"/>
+          <w:i w:val="0"/>
+          <w:iCs w:val="0"/>
+          <w:caps w:val="0"/>
+          <w:smallCaps w:val="0"/>
+          <w:noProof w:val="0"/>
+          <w:color w:val="000000" w:themeColor="text1" w:themeTint="FF" w:themeShade="FF"/>
+          <w:sz w:val="24"/>
+          <w:szCs w:val="24"/>
+          <w:lang w:val="en-US"/>
+        </w:rPr>
+      </w:pPr>
+      <w:r>
+        <w:rPr>
+          <w:rFonts w:ascii="Aptos" w:hAnsi="Aptos" w:eastAsia="Aptos" w:cs="Aptos"/>
+          <w:b w:val="1"/>
+          <w:bCs w:val="1"/>
+          <w:i w:val="0"/>
+          <w:iCs w:val="0"/>
+          <w:caps w:val="0"/>
+          <w:smallCaps w:val="0"/>
+          <w:noProof w:val="0"/>
+          <w:color w:val="000000" w:themeColor="text1" w:themeTint="FF" w:themeShade="FF"/>
+          <w:sz w:val="24"/>
+          <w:szCs w:val="24"/>
+          <w:lang w:val="en-US"/>
+        </w:rPr>
+        <w:t>Zendura Dental (Real-Time Pricing App):</w:t>
+      </w:r>
+      <w:r>
+        <w:rPr>
+          <w:rFonts w:ascii="Aptos" w:hAnsi="Aptos" w:eastAsia="Aptos" w:cs="Aptos"/>
+          <w:b w:val="0"/>
+          <w:bCs w:val="0"/>
+          <w:i w:val="0"/>
+          <w:iCs w:val="0"/>
+          <w:caps w:val="0"/>
+          <w:smallCaps w:val="0"/>
+          <w:noProof w:val="0"/>
+          <w:color w:val="000000" w:themeColor="text1" w:themeTint="FF" w:themeShade="FF"/>
+          <w:sz w:val="24"/>
+          <w:szCs w:val="24"/>
+          <w:lang w:val="en-US"/>
+        </w:rPr>
+        <w:t xml:space="preserve"> </w:t>
+      </w:r>
+      <w:hyperlink r:id="R293cc3a6516649c1">
+        <w:r>
+          <w:rPr>
+            <w:rStyle w:val="Hyperlink"/>
+            <w:rFonts w:ascii="Aptos" w:hAnsi="Aptos" w:eastAsia="Aptos" w:cs="Aptos"/>
+            <w:b w:val="0"/>
+            <w:bCs w:val="0"/>
+            <w:i w:val="0"/>
+            <w:iCs w:val="0"/>
+            <w:caps w:val="0"/>
+            <w:smallCaps w:val="0"/>
+            <w:strike w:val="0"/>
+            <w:dstrike w:val="0"/>
+            <w:noProof w:val="0"/>
+            <w:sz w:val="24"/>
+            <w:szCs w:val="24"/>
+            <w:lang w:val="en-US"/>
+          </w:rPr>
+          <w:t>https://zenduradental.com/</w:t>
+        </w:r>
+      </w:hyperlink>
+      <w:r>
+        <w:rPr>
+          <w:rFonts w:ascii="Aptos" w:hAnsi="Aptos" w:eastAsia="Aptos" w:cs="Aptos"/>
+          <w:b w:val="0"/>
+          <w:bCs w:val="0"/>
+          <w:i w:val="0"/>
+          <w:iCs w:val="0"/>
+          <w:caps w:val="0"/>
+          <w:smallCaps w:val="0"/>
+          <w:noProof w:val="0"/>
+          <w:color w:val="000000" w:themeColor="text1" w:themeTint="FF" w:themeShade="FF"/>
+          <w:sz w:val="24"/>
+          <w:szCs w:val="24"/>
+          <w:lang w:val="en-US"/>
+        </w:rPr>
+        <w:t xml:space="preserve"> (Built with Node.js, React.js, Polaris)</w:t>
+      </w:r>
+    </w:p>
+    <w:p>
+      <w:pPr>
+        <w:pStyle w:val="ListParagraph"/>
+        <w:numPr>
+          <w:ilvl w:val="0"/>
+          <w:numId w:val="5"/>
+        </w:numPr>
+        <w:spacing w:before="240" w:beforeAutospacing="off" w:after="240" w:afterAutospacing="off"/>
+        <w:rPr>
+          <w:rFonts w:ascii="Aptos" w:hAnsi="Aptos" w:eastAsia="Aptos" w:cs="Aptos"/>
+          <w:b w:val="0"/>
+          <w:bCs w:val="0"/>
+          <w:i w:val="0"/>
+          <w:iCs w:val="0"/>
+          <w:caps w:val="0"/>
+          <w:smallCaps w:val="0"/>
+          <w:noProof w:val="0"/>
+          <w:color w:val="000000" w:themeColor="text1" w:themeTint="FF" w:themeShade="FF"/>
+          <w:sz w:val="24"/>
+          <w:szCs w:val="24"/>
+          <w:lang w:val="en-US"/>
+        </w:rPr>
+      </w:pPr>
+      <w:r>
+        <w:rPr>
+          <w:rFonts w:ascii="Aptos" w:hAnsi="Aptos" w:eastAsia="Aptos" w:cs="Aptos"/>
+          <w:b w:val="1"/>
+          <w:bCs w:val="1"/>
+          <w:i w:val="0"/>
+          <w:iCs w:val="0"/>
+          <w:caps w:val="0"/>
+          <w:smallCaps w:val="0"/>
+          <w:noProof w:val="0"/>
+          <w:color w:val="000000" w:themeColor="text1" w:themeTint="FF" w:themeShade="FF"/>
+          <w:sz w:val="24"/>
+          <w:szCs w:val="24"/>
+          <w:lang w:val="en-US"/>
+        </w:rPr>
+        <w:t>Other Solutions (No specific URL provided but mentioned):</w:t>
+      </w:r>
+    </w:p>
+    <w:p>
+      <w:pPr>
+        <w:pStyle w:val="ListParagraph"/>
+        <w:numPr>
+          <w:ilvl w:val="1"/>
+          <w:numId w:val="5"/>
+        </w:numPr>
+        <w:spacing w:before="240" w:beforeAutospacing="off" w:after="240" w:afterAutospacing="off"/>
+        <w:rPr>
+          <w:rFonts w:ascii="Aptos" w:hAnsi="Aptos" w:eastAsia="Aptos" w:cs="Aptos"/>
+          <w:b w:val="0"/>
+          <w:bCs w:val="0"/>
+          <w:i w:val="0"/>
+          <w:iCs w:val="0"/>
+          <w:caps w:val="0"/>
+          <w:smallCaps w:val="0"/>
+          <w:noProof w:val="0"/>
+          <w:color w:val="000000" w:themeColor="text1" w:themeTint="FF" w:themeShade="FF"/>
+          <w:sz w:val="24"/>
+          <w:szCs w:val="24"/>
+          <w:lang w:val="en-US"/>
+        </w:rPr>
+      </w:pPr>
+      <w:r>
+        <w:rPr>
+          <w:rFonts w:ascii="Aptos" w:hAnsi="Aptos" w:eastAsia="Aptos" w:cs="Aptos"/>
+          <w:b w:val="0"/>
+          <w:bCs w:val="0"/>
+          <w:i w:val="0"/>
+          <w:iCs w:val="0"/>
+          <w:caps w:val="0"/>
+          <w:smallCaps w:val="0"/>
+          <w:noProof w:val="0"/>
+          <w:color w:val="000000" w:themeColor="text1" w:themeTint="FF" w:themeShade="FF"/>
+          <w:sz w:val="24"/>
+          <w:szCs w:val="24"/>
+          <w:lang w:val="en-US"/>
+        </w:rPr>
+        <w:t>Shopify-Klaviyo Connector</w:t>
+      </w:r>
+    </w:p>
+    <w:p>
+      <w:pPr>
+        <w:pStyle w:val="ListParagraph"/>
+        <w:numPr>
+          <w:ilvl w:val="1"/>
+          <w:numId w:val="5"/>
+        </w:numPr>
+        <w:spacing w:before="240" w:beforeAutospacing="off" w:after="240" w:afterAutospacing="off"/>
+        <w:rPr>
+          <w:rFonts w:ascii="Aptos" w:hAnsi="Aptos" w:eastAsia="Aptos" w:cs="Aptos"/>
+          <w:b w:val="0"/>
+          <w:bCs w:val="0"/>
+          <w:i w:val="0"/>
+          <w:iCs w:val="0"/>
+          <w:caps w:val="0"/>
+          <w:smallCaps w:val="0"/>
+          <w:noProof w:val="0"/>
+          <w:color w:val="000000" w:themeColor="text1" w:themeTint="FF" w:themeShade="FF"/>
+          <w:sz w:val="24"/>
+          <w:szCs w:val="24"/>
+          <w:lang w:val="en-US"/>
+        </w:rPr>
+      </w:pPr>
+      <w:r>
+        <w:rPr>
+          <w:rFonts w:ascii="Aptos" w:hAnsi="Aptos" w:eastAsia="Aptos" w:cs="Aptos"/>
+          <w:b w:val="0"/>
+          <w:bCs w:val="0"/>
+          <w:i w:val="0"/>
+          <w:iCs w:val="0"/>
+          <w:caps w:val="0"/>
+          <w:smallCaps w:val="0"/>
+          <w:noProof w:val="0"/>
+          <w:color w:val="000000" w:themeColor="text1" w:themeTint="FF" w:themeShade="FF"/>
+          <w:sz w:val="24"/>
+          <w:szCs w:val="24"/>
+          <w:lang w:val="en-US"/>
+        </w:rPr>
+        <w:t>Loyalty Program App</w:t>
+      </w:r>
+    </w:p>
+    <w:p>
+      <w:pPr>
+        <w:pStyle w:val="ListParagraph"/>
+        <w:numPr>
+          <w:ilvl w:val="1"/>
+          <w:numId w:val="5"/>
+        </w:numPr>
+        <w:spacing w:before="240" w:beforeAutospacing="off" w:after="240" w:afterAutospacing="off"/>
+        <w:rPr>
+          <w:rFonts w:ascii="Aptos" w:hAnsi="Aptos" w:eastAsia="Aptos" w:cs="Aptos"/>
+          <w:b w:val="0"/>
+          <w:bCs w:val="0"/>
+          <w:i w:val="0"/>
+          <w:iCs w:val="0"/>
+          <w:caps w:val="0"/>
+          <w:smallCaps w:val="0"/>
+          <w:noProof w:val="0"/>
+          <w:color w:val="000000" w:themeColor="text1" w:themeTint="FF" w:themeShade="FF"/>
+          <w:sz w:val="24"/>
+          <w:szCs w:val="24"/>
+          <w:lang w:val="en-US"/>
+        </w:rPr>
+      </w:pPr>
+      <w:r>
+        <w:rPr>
+          <w:rFonts w:ascii="Aptos" w:hAnsi="Aptos" w:eastAsia="Aptos" w:cs="Aptos"/>
+          <w:b w:val="0"/>
+          <w:bCs w:val="0"/>
+          <w:i w:val="0"/>
+          <w:iCs w:val="0"/>
+          <w:caps w:val="0"/>
+          <w:smallCaps w:val="0"/>
+          <w:noProof w:val="0"/>
+          <w:color w:val="000000" w:themeColor="text1" w:themeTint="FF" w:themeShade="FF"/>
+          <w:sz w:val="24"/>
+          <w:szCs w:val="24"/>
+          <w:lang w:val="en-US"/>
+        </w:rPr>
+        <w:t>Inventory Sync App</w:t>
+      </w:r>
+    </w:p>
+    <w:p>
+      <w:pPr>
+        <w:pStyle w:val="ListParagraph"/>
+        <w:numPr>
+          <w:ilvl w:val="1"/>
+          <w:numId w:val="5"/>
+        </w:numPr>
+        <w:spacing w:before="240" w:beforeAutospacing="off" w:after="240" w:afterAutospacing="off"/>
+        <w:rPr>
+          <w:rFonts w:ascii="Aptos" w:hAnsi="Aptos" w:eastAsia="Aptos" w:cs="Aptos"/>
+          <w:b w:val="0"/>
+          <w:bCs w:val="0"/>
+          <w:i w:val="0"/>
+          <w:iCs w:val="0"/>
+          <w:caps w:val="0"/>
+          <w:smallCaps w:val="0"/>
+          <w:noProof w:val="0"/>
+          <w:color w:val="000000" w:themeColor="text1" w:themeTint="FF" w:themeShade="FF"/>
+          <w:sz w:val="24"/>
+          <w:szCs w:val="24"/>
+          <w:lang w:val="en-US"/>
+        </w:rPr>
+      </w:pPr>
+      <w:r>
+        <w:rPr>
+          <w:rFonts w:ascii="Aptos" w:hAnsi="Aptos" w:eastAsia="Aptos" w:cs="Aptos"/>
+          <w:b w:val="0"/>
+          <w:bCs w:val="0"/>
+          <w:i w:val="0"/>
+          <w:iCs w:val="0"/>
+          <w:caps w:val="0"/>
+          <w:smallCaps w:val="0"/>
+          <w:noProof w:val="0"/>
+          <w:color w:val="000000" w:themeColor="text1" w:themeTint="FF" w:themeShade="FF"/>
+          <w:sz w:val="24"/>
+          <w:szCs w:val="24"/>
+          <w:lang w:val="en-US"/>
+        </w:rPr>
+        <w:t>Shipping Rate Calculator App</w:t>
+      </w:r>
+    </w:p>
+    <w:p>
+      <w:pPr>
+        <w:pStyle w:val="Heading3"/>
+        <w:keepNext w:val="1"/>
+        <w:keepLines w:val="1"/>
+        <w:spacing w:before="281" w:beforeAutospacing="off" w:after="281" w:afterAutospacing="off"/>
+        <w:rPr>
+          <w:rFonts w:ascii="Aptos" w:hAnsi="Aptos" w:eastAsia="Aptos" w:cs="Aptos"/>
+          <w:b w:val="0"/>
+          <w:bCs w:val="0"/>
+          <w:i w:val="0"/>
+          <w:iCs w:val="0"/>
+          <w:caps w:val="0"/>
+          <w:smallCaps w:val="0"/>
+          <w:noProof w:val="0"/>
+          <w:color w:val="0F4761" w:themeColor="accent1" w:themeTint="FF" w:themeShade="BF"/>
+          <w:sz w:val="28"/>
+          <w:szCs w:val="28"/>
+          <w:lang w:val="en-US"/>
+        </w:rPr>
+      </w:pPr>
+      <w:r>
+        <w:rPr>
+          <w:rFonts w:ascii="Aptos" w:hAnsi="Aptos" w:eastAsia="Aptos" w:cs="Aptos"/>
+          <w:b w:val="1"/>
+          <w:bCs w:val="1"/>
+          <w:i w:val="0"/>
+          <w:iCs w:val="0"/>
+          <w:caps w:val="0"/>
+          <w:smallCaps w:val="0"/>
+          <w:noProof w:val="0"/>
+          <w:color w:val="0F4761" w:themeColor="accent1" w:themeTint="FF" w:themeShade="BF"/>
+          <w:sz w:val="28"/>
+          <w:szCs w:val="28"/>
+          <w:lang w:val="en-US"/>
+        </w:rPr>
+        <w:t>Webflow</w:t>
+      </w:r>
+    </w:p>
+    <w:p>
+      <w:pPr>
+        <w:pStyle w:val="ListParagraph"/>
+        <w:numPr>
+          <w:ilvl w:val="0"/>
+          <w:numId w:val="6"/>
+        </w:numPr>
+        <w:spacing w:before="240" w:beforeAutospacing="off" w:after="240" w:afterAutospacing="off"/>
+        <w:rPr>
+          <w:rFonts w:ascii="Aptos" w:hAnsi="Aptos" w:eastAsia="Aptos" w:cs="Aptos"/>
+          <w:b w:val="0"/>
+          <w:bCs w:val="0"/>
+          <w:i w:val="0"/>
+          <w:iCs w:val="0"/>
+          <w:caps w:val="0"/>
+          <w:smallCaps w:val="0"/>
+          <w:noProof w:val="0"/>
+          <w:color w:val="000000" w:themeColor="text1" w:themeTint="FF" w:themeShade="FF"/>
+          <w:sz w:val="24"/>
+          <w:szCs w:val="24"/>
+          <w:lang w:val="en-US"/>
+        </w:rPr>
+      </w:pPr>
+      <w:r>
+        <w:rPr>
+          <w:rFonts w:ascii="Aptos" w:hAnsi="Aptos" w:eastAsia="Aptos" w:cs="Aptos"/>
+          <w:b w:val="1"/>
+          <w:bCs w:val="1"/>
+          <w:i w:val="0"/>
+          <w:iCs w:val="0"/>
+          <w:caps w:val="0"/>
+          <w:smallCaps w:val="0"/>
+          <w:noProof w:val="0"/>
+          <w:color w:val="000000" w:themeColor="text1" w:themeTint="FF" w:themeShade="FF"/>
+          <w:sz w:val="24"/>
+          <w:szCs w:val="24"/>
+          <w:lang w:val="en-US"/>
+        </w:rPr>
+        <w:t>Molyneaux Home:</w:t>
+      </w:r>
+      <w:r>
+        <w:rPr>
+          <w:rFonts w:ascii="Aptos" w:hAnsi="Aptos" w:eastAsia="Aptos" w:cs="Aptos"/>
+          <w:b w:val="0"/>
+          <w:bCs w:val="0"/>
+          <w:i w:val="0"/>
+          <w:iCs w:val="0"/>
+          <w:caps w:val="0"/>
+          <w:smallCaps w:val="0"/>
+          <w:noProof w:val="0"/>
+          <w:color w:val="000000" w:themeColor="text1" w:themeTint="FF" w:themeShade="FF"/>
+          <w:sz w:val="24"/>
+          <w:szCs w:val="24"/>
+          <w:lang w:val="en-US"/>
+        </w:rPr>
+        <w:t xml:space="preserve"> </w:t>
+      </w:r>
+      <w:hyperlink r:id="R20a5f416a1b04892">
+        <w:r>
+          <w:rPr>
+            <w:rStyle w:val="Hyperlink"/>
+            <w:rFonts w:ascii="Aptos" w:hAnsi="Aptos" w:eastAsia="Aptos" w:cs="Aptos"/>
+            <w:b w:val="0"/>
+            <w:bCs w:val="0"/>
+            <w:i w:val="0"/>
+            <w:iCs w:val="0"/>
+            <w:caps w:val="0"/>
+            <w:smallCaps w:val="0"/>
+            <w:strike w:val="0"/>
+            <w:dstrike w:val="0"/>
+            <w:noProof w:val="0"/>
+            <w:sz w:val="24"/>
+            <w:szCs w:val="24"/>
+            <w:lang w:val="en-US"/>
+          </w:rPr>
+          <w:t>https://molyneauxhome.webflow.io/</w:t>
+        </w:r>
+      </w:hyperlink>
+    </w:p>
+    <w:p>
+      <w:pPr>
+        <w:pStyle w:val="ListParagraph"/>
+        <w:numPr>
+          <w:ilvl w:val="1"/>
+          <w:numId w:val="6"/>
+        </w:numPr>
+        <w:spacing w:before="240" w:beforeAutospacing="off" w:after="240" w:afterAutospacing="off"/>
+        <w:rPr>
+          <w:rFonts w:ascii="Aptos" w:hAnsi="Aptos" w:eastAsia="Aptos" w:cs="Aptos"/>
+          <w:b w:val="0"/>
+          <w:bCs w:val="0"/>
+          <w:i w:val="0"/>
+          <w:iCs w:val="0"/>
+          <w:caps w:val="0"/>
+          <w:smallCaps w:val="0"/>
+          <w:noProof w:val="0"/>
+          <w:color w:val="000000" w:themeColor="text1" w:themeTint="FF" w:themeShade="FF"/>
+          <w:sz w:val="24"/>
+          <w:szCs w:val="24"/>
+          <w:lang w:val="en-US"/>
+        </w:rPr>
+      </w:pPr>
+      <w:r>
+        <w:rPr>
+          <w:rFonts w:ascii="Aptos" w:hAnsi="Aptos" w:eastAsia="Aptos" w:cs="Aptos"/>
+          <w:b w:val="0"/>
+          <w:bCs w:val="0"/>
+          <w:i w:val="1"/>
+          <w:iCs w:val="1"/>
+          <w:caps w:val="0"/>
+          <w:smallCaps w:val="0"/>
+          <w:noProof w:val="0"/>
+          <w:color w:val="000000" w:themeColor="text1" w:themeTint="FF" w:themeShade="FF"/>
+          <w:sz w:val="24"/>
+          <w:szCs w:val="24"/>
+          <w:lang w:val="en-US"/>
+        </w:rPr>
+        <w:t>Sub-pages:</w:t>
+      </w:r>
+    </w:p>
+    <w:p>
+      <w:pPr>
+        <w:pStyle w:val="ListParagraph"/>
+        <w:numPr>
+          <w:ilvl w:val="2"/>
+          <w:numId w:val="6"/>
+        </w:numPr>
+        <w:spacing w:before="240" w:beforeAutospacing="off" w:after="240" w:afterAutospacing="off"/>
+        <w:rPr>
+          <w:rFonts w:ascii="Aptos" w:hAnsi="Aptos" w:eastAsia="Aptos" w:cs="Aptos"/>
+          <w:b w:val="0"/>
+          <w:bCs w:val="0"/>
+          <w:i w:val="0"/>
+          <w:iCs w:val="0"/>
+          <w:caps w:val="0"/>
+          <w:smallCaps w:val="0"/>
+          <w:noProof w:val="0"/>
+          <w:color w:val="000000" w:themeColor="text1" w:themeTint="FF" w:themeShade="FF"/>
+          <w:sz w:val="24"/>
+          <w:szCs w:val="24"/>
+          <w:lang w:val="en-US"/>
+        </w:rPr>
+      </w:pPr>
+      <w:hyperlink r:id="R59031a15728e49f9">
+        <w:r>
+          <w:rPr>
+            <w:rStyle w:val="Hyperlink"/>
+            <w:rFonts w:ascii="Aptos" w:hAnsi="Aptos" w:eastAsia="Aptos" w:cs="Aptos"/>
+            <w:b w:val="0"/>
+            <w:bCs w:val="0"/>
+            <w:i w:val="0"/>
+            <w:iCs w:val="0"/>
+            <w:caps w:val="0"/>
+            <w:smallCaps w:val="0"/>
+            <w:strike w:val="0"/>
+            <w:dstrike w:val="0"/>
+            <w:noProof w:val="0"/>
+            <w:sz w:val="24"/>
+            <w:szCs w:val="24"/>
+            <w:lang w:val="en-US"/>
+          </w:rPr>
+          <w:t>https://molyneauxhome.webflow.io/carpet-copy</w:t>
+        </w:r>
+      </w:hyperlink>
+    </w:p>
+    <w:p>
+      <w:pPr>
+        <w:pStyle w:val="ListParagraph"/>
+        <w:numPr>
+          <w:ilvl w:val="2"/>
+          <w:numId w:val="6"/>
+        </w:numPr>
+        <w:spacing w:before="240" w:beforeAutospacing="off" w:after="240" w:afterAutospacing="off"/>
+        <w:rPr>
+          <w:rFonts w:ascii="Aptos" w:hAnsi="Aptos" w:eastAsia="Aptos" w:cs="Aptos"/>
+          <w:b w:val="0"/>
+          <w:bCs w:val="0"/>
+          <w:i w:val="0"/>
+          <w:iCs w:val="0"/>
+          <w:caps w:val="0"/>
+          <w:smallCaps w:val="0"/>
+          <w:noProof w:val="0"/>
+          <w:color w:val="000000" w:themeColor="text1" w:themeTint="FF" w:themeShade="FF"/>
+          <w:sz w:val="24"/>
+          <w:szCs w:val="24"/>
+          <w:lang w:val="en-US"/>
+        </w:rPr>
+      </w:pPr>
+      <w:hyperlink r:id="Rb8c9d92999484e90">
+        <w:r>
+          <w:rPr>
+            <w:rStyle w:val="Hyperlink"/>
+            <w:rFonts w:ascii="Aptos" w:hAnsi="Aptos" w:eastAsia="Aptos" w:cs="Aptos"/>
+            <w:b w:val="0"/>
+            <w:bCs w:val="0"/>
+            <w:i w:val="0"/>
+            <w:iCs w:val="0"/>
+            <w:caps w:val="0"/>
+            <w:smallCaps w:val="0"/>
+            <w:strike w:val="0"/>
+            <w:dstrike w:val="0"/>
+            <w:noProof w:val="0"/>
+            <w:sz w:val="24"/>
+            <w:szCs w:val="24"/>
+            <w:lang w:val="en-US"/>
+          </w:rPr>
+          <w:t>https://molyneauxhome.webflow.io/area-rugs-copy</w:t>
+        </w:r>
+      </w:hyperlink>
+    </w:p>
+    <w:p>
+      <w:pPr>
+        <w:pStyle w:val="ListParagraph"/>
+        <w:numPr>
+          <w:ilvl w:val="2"/>
+          <w:numId w:val="6"/>
+        </w:numPr>
+        <w:spacing w:before="240" w:beforeAutospacing="off" w:after="240" w:afterAutospacing="off"/>
+        <w:rPr>
+          <w:rFonts w:ascii="Aptos" w:hAnsi="Aptos" w:eastAsia="Aptos" w:cs="Aptos"/>
+          <w:b w:val="0"/>
+          <w:bCs w:val="0"/>
+          <w:i w:val="0"/>
+          <w:iCs w:val="0"/>
+          <w:caps w:val="0"/>
+          <w:smallCaps w:val="0"/>
+          <w:noProof w:val="0"/>
+          <w:color w:val="000000" w:themeColor="text1" w:themeTint="FF" w:themeShade="FF"/>
+          <w:sz w:val="24"/>
+          <w:szCs w:val="24"/>
+          <w:lang w:val="en-US"/>
+        </w:rPr>
+      </w:pPr>
+      <w:hyperlink r:id="R1c907c484bf04c02">
+        <w:r>
+          <w:rPr>
+            <w:rStyle w:val="Hyperlink"/>
+            <w:rFonts w:ascii="Aptos" w:hAnsi="Aptos" w:eastAsia="Aptos" w:cs="Aptos"/>
+            <w:b w:val="0"/>
+            <w:bCs w:val="0"/>
+            <w:i w:val="0"/>
+            <w:iCs w:val="0"/>
+            <w:caps w:val="0"/>
+            <w:smallCaps w:val="0"/>
+            <w:strike w:val="0"/>
+            <w:dstrike w:val="0"/>
+            <w:noProof w:val="0"/>
+            <w:sz w:val="24"/>
+            <w:szCs w:val="24"/>
+            <w:lang w:val="en-US"/>
+          </w:rPr>
+          <w:t>https://molyneauxhome.webflow.io/countertops-copy</w:t>
+        </w:r>
+      </w:hyperlink>
+    </w:p>
+    <w:p>
+      <w:pPr>
+        <w:pStyle w:val="ListParagraph"/>
+        <w:numPr>
+          <w:ilvl w:val="0"/>
+          <w:numId w:val="6"/>
+        </w:numPr>
+        <w:spacing w:before="240" w:beforeAutospacing="off" w:after="240" w:afterAutospacing="off"/>
+        <w:rPr>
+          <w:rFonts w:ascii="Aptos" w:hAnsi="Aptos" w:eastAsia="Aptos" w:cs="Aptos"/>
+          <w:b w:val="0"/>
+          <w:bCs w:val="0"/>
+          <w:i w:val="0"/>
+          <w:iCs w:val="0"/>
+          <w:caps w:val="0"/>
+          <w:smallCaps w:val="0"/>
+          <w:noProof w:val="0"/>
+          <w:color w:val="000000" w:themeColor="text1" w:themeTint="FF" w:themeShade="FF"/>
+          <w:sz w:val="24"/>
+          <w:szCs w:val="24"/>
+          <w:lang w:val="en-US"/>
+        </w:rPr>
+      </w:pPr>
+      <w:r>
+        <w:rPr>
+          <w:rFonts w:ascii="Aptos" w:hAnsi="Aptos" w:eastAsia="Aptos" w:cs="Aptos"/>
+          <w:b w:val="1"/>
+          <w:bCs w:val="1"/>
+          <w:i w:val="0"/>
+          <w:iCs w:val="0"/>
+          <w:caps w:val="0"/>
+          <w:smallCaps w:val="0"/>
+          <w:noProof w:val="0"/>
+          <w:color w:val="000000" w:themeColor="text1" w:themeTint="FF" w:themeShade="FF"/>
+          <w:sz w:val="24"/>
+          <w:szCs w:val="24"/>
+          <w:lang w:val="en-US"/>
+        </w:rPr>
+        <w:t>Check My Ride (MVP):</w:t>
+      </w:r>
+      <w:r>
+        <w:rPr>
+          <w:rFonts w:ascii="Aptos" w:hAnsi="Aptos" w:eastAsia="Aptos" w:cs="Aptos"/>
+          <w:b w:val="0"/>
+          <w:bCs w:val="0"/>
+          <w:i w:val="0"/>
+          <w:iCs w:val="0"/>
+          <w:caps w:val="0"/>
+          <w:smallCaps w:val="0"/>
+          <w:noProof w:val="0"/>
+          <w:color w:val="000000" w:themeColor="text1" w:themeTint="FF" w:themeShade="FF"/>
+          <w:sz w:val="24"/>
+          <w:szCs w:val="24"/>
+          <w:lang w:val="en-US"/>
+        </w:rPr>
+        <w:t xml:space="preserve"> </w:t>
+      </w:r>
+      <w:hyperlink r:id="R7aab03687490454c">
+        <w:r>
+          <w:rPr>
+            <w:rStyle w:val="Hyperlink"/>
+            <w:rFonts w:ascii="Aptos" w:hAnsi="Aptos" w:eastAsia="Aptos" w:cs="Aptos"/>
+            <w:b w:val="0"/>
+            <w:bCs w:val="0"/>
+            <w:i w:val="0"/>
+            <w:iCs w:val="0"/>
+            <w:caps w:val="0"/>
+            <w:smallCaps w:val="0"/>
+            <w:strike w:val="0"/>
+            <w:dstrike w:val="0"/>
+            <w:noProof w:val="0"/>
+            <w:sz w:val="24"/>
+            <w:szCs w:val="24"/>
+            <w:lang w:val="en-US"/>
+          </w:rPr>
+          <w:t>http://check-my-ride.webflow.io/</w:t>
+        </w:r>
+      </w:hyperlink>
+    </w:p>
+    <w:p>
+      <w:pPr>
+        <w:pStyle w:val="ListParagraph"/>
+        <w:numPr>
+          <w:ilvl w:val="0"/>
+          <w:numId w:val="6"/>
+        </w:numPr>
+        <w:spacing w:before="240" w:beforeAutospacing="off" w:after="240" w:afterAutospacing="off"/>
+        <w:rPr>
+          <w:rFonts w:ascii="Arial" w:hAnsi="Arial" w:eastAsia="Arial" w:cs="Arial"/>
+          <w:b w:val="0"/>
+          <w:bCs w:val="0"/>
+          <w:i w:val="0"/>
+          <w:iCs w:val="0"/>
+          <w:caps w:val="0"/>
+          <w:smallCaps w:val="0"/>
+          <w:noProof w:val="0"/>
+          <w:color w:val="108A00"/>
+          <w:sz w:val="21"/>
+          <w:szCs w:val="21"/>
+          <w:lang w:val="en-US"/>
+        </w:rPr>
+      </w:pPr>
+      <w:r>
+        <w:rPr>
+          <w:rFonts w:ascii="Arial" w:hAnsi="Arial" w:eastAsia="Arial" w:cs="Arial"/>
+          <w:b w:val="0"/>
+          <w:bCs w:val="0"/>
+          <w:i w:val="0"/>
+          <w:iCs w:val="0"/>
+          <w:caps w:val="0"/>
+          <w:smallCaps w:val="0"/>
+          <w:noProof w:val="0"/>
+          <w:color w:val="181818"/>
+          <w:sz w:val="30"/>
+          <w:szCs w:val="30"/>
+          <w:lang w:val="en-US"/>
+        </w:rPr>
+        <w:t xml:space="preserve">Real-Time Map MVP: </w:t>
+      </w:r>
+      <w:hyperlink r:id="R2e42e4c13fe24220">
+        <w:r>
+          <w:rPr>
+            <w:rStyle w:val="Hyperlink"/>
+            <w:rFonts w:ascii="Arial" w:hAnsi="Arial" w:eastAsia="Arial" w:cs="Arial"/>
+            <w:b w:val="0"/>
+            <w:bCs w:val="0"/>
+            <w:i w:val="0"/>
+            <w:iCs w:val="0"/>
+            <w:caps w:val="0"/>
+            <w:smallCaps w:val="0"/>
+            <w:strike w:val="0"/>
+            <w:dstrike w:val="0"/>
+            <w:noProof w:val="0"/>
+            <w:sz w:val="21"/>
+            <w:szCs w:val="21"/>
+            <w:lang w:val="en-US"/>
+          </w:rPr>
+          <w:t>https://alexanders-amazing-site-09beaa.webflow.io/driver</w:t>
+        </w:r>
+      </w:hyperlink>
+    </w:p>
+    <w:p>
+      <w:pPr>
+        <w:pStyle w:val="ListParagraph"/>
+        <w:numPr>
+          <w:ilvl w:val="1"/>
+          <w:numId w:val="6"/>
+        </w:numPr>
+        <w:spacing w:before="240" w:beforeAutospacing="off" w:after="240" w:afterAutospacing="off"/>
+        <w:rPr>
+          <w:rFonts w:ascii="Arial" w:hAnsi="Arial" w:eastAsia="Arial" w:cs="Arial"/>
+          <w:b w:val="0"/>
+          <w:bCs w:val="0"/>
+          <w:i w:val="0"/>
+          <w:iCs w:val="0"/>
+          <w:caps w:val="0"/>
+          <w:smallCaps w:val="0"/>
+          <w:noProof w:val="0"/>
+          <w:color w:val="181818"/>
+          <w:sz w:val="30"/>
+          <w:szCs w:val="30"/>
+          <w:lang w:val="en-US"/>
+        </w:rPr>
+      </w:pPr>
+      <w:r>
+        <w:rPr>
+          <w:rFonts w:ascii="Arial" w:hAnsi="Arial" w:eastAsia="Arial" w:cs="Arial"/>
+          <w:b w:val="0"/>
+          <w:bCs w:val="0"/>
+          <w:i w:val="0"/>
+          <w:iCs w:val="0"/>
+          <w:caps w:val="0"/>
+          <w:smallCaps w:val="0"/>
+          <w:noProof w:val="0"/>
+          <w:color w:val="181818"/>
+          <w:sz w:val="30"/>
+          <w:szCs w:val="30"/>
+          <w:lang w:val="en-US"/>
+        </w:rPr>
+        <w:t>Webflow + Firebase Developer Needed – Real-Time Map MVP (Session-Based Live Location)</w:t>
+      </w:r>
+    </w:p>
+    <w:p>
+      <w:pPr>
+        <w:pStyle w:val="ListParagraph"/>
+        <w:numPr>
+          <w:ilvl w:val="1"/>
+          <w:numId w:val="6"/>
+        </w:numPr>
+        <w:spacing w:before="240" w:beforeAutospacing="off" w:after="240" w:afterAutospacing="off"/>
+        <w:rPr>
+          <w:rFonts w:ascii="Arial" w:hAnsi="Arial" w:eastAsia="Arial" w:cs="Arial"/>
+          <w:b w:val="0"/>
+          <w:bCs w:val="0"/>
+          <w:i w:val="0"/>
+          <w:iCs w:val="0"/>
+          <w:caps w:val="0"/>
+          <w:smallCaps w:val="0"/>
+          <w:noProof w:val="0"/>
+          <w:color w:val="108A00"/>
+          <w:sz w:val="21"/>
+          <w:szCs w:val="21"/>
+          <w:lang w:val="en-US"/>
+        </w:rPr>
+      </w:pPr>
+      <w:r>
+        <w:rPr>
+          <w:rFonts w:ascii="Arial" w:hAnsi="Arial" w:eastAsia="Arial" w:cs="Arial"/>
+          <w:b w:val="0"/>
+          <w:bCs w:val="0"/>
+          <w:i w:val="0"/>
+          <w:iCs w:val="0"/>
+          <w:caps w:val="0"/>
+          <w:smallCaps w:val="0"/>
+          <w:strike w:val="0"/>
+          <w:dstrike w:val="0"/>
+          <w:noProof w:val="0"/>
+          <w:color w:val="108A00"/>
+          <w:sz w:val="21"/>
+          <w:szCs w:val="21"/>
+          <w:u w:val="none"/>
+          <w:lang w:val="en-US"/>
+        </w:rPr>
+        <w:t>Supabase, Mapbox, and Webflow will all be created under my ownership and email, with you added as collaborator.</w:t>
+      </w:r>
+    </w:p>
+    <w:p>
+      <w:pPr>
+        <w:pStyle w:val="ListParagraph"/>
+        <w:numPr>
+          <w:ilvl w:val="1"/>
+          <w:numId w:val="6"/>
+        </w:numPr>
+        <w:rPr>
+          <w:rFonts w:ascii="Aptos" w:hAnsi="Aptos" w:eastAsia="Aptos" w:cs="Aptos"/>
+          <w:b w:val="0"/>
+          <w:bCs w:val="0"/>
+          <w:i w:val="0"/>
+          <w:iCs w:val="0"/>
+          <w:caps w:val="0"/>
+          <w:smallCaps w:val="0"/>
+          <w:noProof w:val="0"/>
+          <w:color w:val="000000" w:themeColor="text1" w:themeTint="FF" w:themeShade="FF"/>
+          <w:sz w:val="24"/>
+          <w:szCs w:val="24"/>
+          <w:lang w:val="en-US"/>
+        </w:rPr>
+      </w:pPr>
+      <w:r>
+        <w:rPr>
+          <w:rFonts w:ascii="Aptos" w:hAnsi="Aptos" w:eastAsia="Aptos" w:cs="Aptos"/>
+          <w:b w:val="0"/>
+          <w:bCs w:val="0"/>
+          <w:i w:val="0"/>
+          <w:iCs w:val="0"/>
+          <w:caps w:val="0"/>
+          <w:smallCaps w:val="0"/>
+          <w:noProof w:val="0"/>
+          <w:color w:val="000000" w:themeColor="text1" w:themeTint="FF" w:themeShade="FF"/>
+          <w:sz w:val="24"/>
+          <w:szCs w:val="24"/>
+          <w:lang w:val="en-US"/>
+        </w:rPr>
+        <w:t>Registered drivers appear on the map when not live using an approximate base location (manual lat/lng or postcode-area centroid is acceptable for V1).</w:t>
+      </w:r>
+    </w:p>
+    <w:p>
+      <w:pPr>
+        <w:pStyle w:val="ListParagraph"/>
+        <w:numPr>
+          <w:ilvl w:val="1"/>
+          <w:numId w:val="6"/>
+        </w:numPr>
+        <w:rPr>
+          <w:rFonts w:ascii="Aptos" w:hAnsi="Aptos" w:eastAsia="Aptos" w:cs="Aptos"/>
+          <w:b w:val="0"/>
+          <w:bCs w:val="0"/>
+          <w:i w:val="0"/>
+          <w:iCs w:val="0"/>
+          <w:caps w:val="0"/>
+          <w:smallCaps w:val="0"/>
+          <w:noProof w:val="0"/>
+          <w:color w:val="000000" w:themeColor="text1" w:themeTint="FF" w:themeShade="FF"/>
+          <w:sz w:val="24"/>
+          <w:szCs w:val="24"/>
+          <w:lang w:val="en-US"/>
+        </w:rPr>
+      </w:pPr>
+      <w:r>
+        <w:rPr>
+          <w:rFonts w:ascii="Aptos" w:hAnsi="Aptos" w:eastAsia="Aptos" w:cs="Aptos"/>
+          <w:b w:val="0"/>
+          <w:bCs w:val="0"/>
+          <w:i w:val="0"/>
+          <w:iCs w:val="0"/>
+          <w:caps w:val="0"/>
+          <w:smallCaps w:val="0"/>
+          <w:noProof w:val="0"/>
+          <w:color w:val="000000" w:themeColor="text1" w:themeTint="FF" w:themeShade="FF"/>
+          <w:sz w:val="24"/>
+          <w:szCs w:val="24"/>
+          <w:lang w:val="en-US"/>
+        </w:rPr>
+        <w:t>These inactive pins are clearly differentiated visually.</w:t>
+      </w:r>
+    </w:p>
+    <w:p>
+      <w:pPr>
+        <w:pStyle w:val="ListParagraph"/>
+        <w:numPr>
+          <w:ilvl w:val="1"/>
+          <w:numId w:val="6"/>
+        </w:numPr>
+        <w:rPr>
+          <w:rFonts w:ascii="Aptos" w:hAnsi="Aptos" w:eastAsia="Aptos" w:cs="Aptos"/>
+          <w:b w:val="0"/>
+          <w:bCs w:val="0"/>
+          <w:i w:val="0"/>
+          <w:iCs w:val="0"/>
+          <w:caps w:val="0"/>
+          <w:smallCaps w:val="0"/>
+          <w:noProof w:val="0"/>
+          <w:color w:val="000000" w:themeColor="text1" w:themeTint="FF" w:themeShade="FF"/>
+          <w:sz w:val="24"/>
+          <w:szCs w:val="24"/>
+          <w:lang w:val="en-US"/>
+        </w:rPr>
+      </w:pPr>
+      <w:r>
+        <w:rPr>
+          <w:rFonts w:ascii="Aptos" w:hAnsi="Aptos" w:eastAsia="Aptos" w:cs="Aptos"/>
+          <w:b w:val="0"/>
+          <w:bCs w:val="0"/>
+          <w:i w:val="0"/>
+          <w:iCs w:val="0"/>
+          <w:caps w:val="0"/>
+          <w:smallCaps w:val="0"/>
+          <w:noProof w:val="0"/>
+          <w:color w:val="000000" w:themeColor="text1" w:themeTint="FF" w:themeShade="FF"/>
+          <w:sz w:val="24"/>
+          <w:szCs w:val="24"/>
+          <w:lang w:val="en-US"/>
+        </w:rPr>
+        <w:t>When a driver activates “Go Live”, they become a prominent, prioritised live marker using real GPS updates.</w:t>
+      </w:r>
+    </w:p>
+    <w:p>
+      <w:pPr>
+        <w:pStyle w:val="ListParagraph"/>
+        <w:numPr>
+          <w:ilvl w:val="1"/>
+          <w:numId w:val="6"/>
+        </w:numPr>
+        <w:rPr>
+          <w:rFonts w:ascii="Aptos" w:hAnsi="Aptos" w:eastAsia="Aptos" w:cs="Aptos"/>
+          <w:b w:val="0"/>
+          <w:bCs w:val="0"/>
+          <w:i w:val="0"/>
+          <w:iCs w:val="0"/>
+          <w:caps w:val="0"/>
+          <w:smallCaps w:val="0"/>
+          <w:noProof w:val="0"/>
+          <w:color w:val="000000" w:themeColor="text1" w:themeTint="FF" w:themeShade="FF"/>
+          <w:sz w:val="24"/>
+          <w:szCs w:val="24"/>
+          <w:lang w:val="en-US"/>
+        </w:rPr>
+      </w:pPr>
+      <w:r>
+        <w:rPr>
+          <w:rFonts w:ascii="Aptos" w:hAnsi="Aptos" w:eastAsia="Aptos" w:cs="Aptos"/>
+          <w:b w:val="0"/>
+          <w:bCs w:val="0"/>
+          <w:i w:val="0"/>
+          <w:iCs w:val="0"/>
+          <w:caps w:val="0"/>
+          <w:smallCaps w:val="0"/>
+          <w:noProof w:val="0"/>
+          <w:color w:val="000000" w:themeColor="text1" w:themeTint="FF" w:themeShade="FF"/>
+          <w:sz w:val="24"/>
+          <w:szCs w:val="24"/>
+          <w:lang w:val="en-US"/>
+        </w:rPr>
+        <w:t>Live pins are session-based only and automatically removed after the defined grace period.</w:t>
+      </w:r>
+    </w:p>
+    <w:p>
+      <w:pPr>
+        <w:pStyle w:val="ListParagraph"/>
+        <w:numPr>
+          <w:ilvl w:val="1"/>
+          <w:numId w:val="6"/>
+        </w:numPr>
+        <w:rPr>
+          <w:rFonts w:ascii="Aptos" w:hAnsi="Aptos" w:eastAsia="Aptos" w:cs="Aptos"/>
+          <w:b w:val="0"/>
+          <w:bCs w:val="0"/>
+          <w:i w:val="0"/>
+          <w:iCs w:val="0"/>
+          <w:caps w:val="0"/>
+          <w:smallCaps w:val="0"/>
+          <w:noProof w:val="0"/>
+          <w:color w:val="000000" w:themeColor="text1" w:themeTint="FF" w:themeShade="FF"/>
+          <w:sz w:val="24"/>
+          <w:szCs w:val="24"/>
+          <w:lang w:val="en-US"/>
+        </w:rPr>
+      </w:pPr>
+      <w:r>
+        <w:rPr>
+          <w:rFonts w:ascii="Aptos" w:hAnsi="Aptos" w:eastAsia="Aptos" w:cs="Aptos"/>
+          <w:b w:val="0"/>
+          <w:bCs w:val="0"/>
+          <w:i w:val="0"/>
+          <w:iCs w:val="0"/>
+          <w:caps w:val="0"/>
+          <w:smallCaps w:val="0"/>
+          <w:noProof w:val="0"/>
+          <w:color w:val="000000" w:themeColor="text1" w:themeTint="FF" w:themeShade="FF"/>
+          <w:sz w:val="24"/>
+          <w:szCs w:val="24"/>
+          <w:lang w:val="en-US"/>
+        </w:rPr>
+        <w:t>Offline pins must not expose exact residential locations — approximate area only.</w:t>
+      </w:r>
+    </w:p>
+    <w:p>
+      <w:pPr>
+        <w:spacing w:before="240" w:beforeAutospacing="off" w:after="240" w:afterAutospacing="off"/>
+        <w:ind w:left="1440"/>
+        <w:rPr>
+          <w:rFonts w:ascii="Arial" w:hAnsi="Arial" w:eastAsia="Arial" w:cs="Arial"/>
+          <w:b w:val="0"/>
+          <w:bCs w:val="0"/>
+          <w:i w:val="0"/>
+          <w:iCs w:val="0"/>
+          <w:caps w:val="0"/>
+          <w:smallCaps w:val="0"/>
+          <w:noProof w:val="0"/>
+          <w:color w:val="108A00"/>
+          <w:sz w:val="21"/>
+          <w:szCs w:val="21"/>
+          <w:lang w:val="en-US"/>
+        </w:rPr>
+      </w:pPr>
+    </w:p>
+    <w:p>
+      <w:pPr>
+        <w:pStyle w:val="ListParagraph"/>
+        <w:numPr>
+          <w:ilvl w:val="0"/>
+          <w:numId w:val="6"/>
+        </w:numPr>
+        <w:spacing w:before="240" w:beforeAutospacing="off" w:after="240" w:afterAutospacing="off"/>
+        <w:rPr>
+          <w:rFonts w:ascii="Aptos" w:hAnsi="Aptos" w:eastAsia="Aptos" w:cs="Aptos"/>
+          <w:b w:val="0"/>
+          <w:bCs w:val="0"/>
+          <w:i w:val="0"/>
+          <w:iCs w:val="0"/>
+          <w:caps w:val="0"/>
+          <w:smallCaps w:val="0"/>
+          <w:noProof w:val="0"/>
+          <w:color w:val="000000" w:themeColor="text1" w:themeTint="FF" w:themeShade="FF"/>
+          <w:sz w:val="24"/>
+          <w:szCs w:val="24"/>
+          <w:lang w:val="en-US"/>
+        </w:rPr>
+      </w:pPr>
+      <w:r>
+        <w:rPr>
+          <w:rFonts w:ascii="Aptos" w:hAnsi="Aptos" w:eastAsia="Aptos" w:cs="Aptos"/>
+          <w:b w:val="1"/>
+          <w:bCs w:val="1"/>
+          <w:i w:val="0"/>
+          <w:iCs w:val="0"/>
+          <w:caps w:val="0"/>
+          <w:smallCaps w:val="0"/>
+          <w:noProof w:val="0"/>
+          <w:color w:val="000000" w:themeColor="text1" w:themeTint="FF" w:themeShade="FF"/>
+          <w:sz w:val="24"/>
+          <w:szCs w:val="24"/>
+          <w:lang w:val="en-US"/>
+        </w:rPr>
+        <w:t>Anne Claire Experience:</w:t>
+      </w:r>
+      <w:r>
+        <w:rPr>
+          <w:rFonts w:ascii="Aptos" w:hAnsi="Aptos" w:eastAsia="Aptos" w:cs="Aptos"/>
+          <w:b w:val="0"/>
+          <w:bCs w:val="0"/>
+          <w:i w:val="0"/>
+          <w:iCs w:val="0"/>
+          <w:caps w:val="0"/>
+          <w:smallCaps w:val="0"/>
+          <w:noProof w:val="0"/>
+          <w:color w:val="000000" w:themeColor="text1" w:themeTint="FF" w:themeShade="FF"/>
+          <w:sz w:val="24"/>
+          <w:szCs w:val="24"/>
+          <w:lang w:val="en-US"/>
+        </w:rPr>
+        <w:t xml:space="preserve"> </w:t>
+      </w:r>
+      <w:hyperlink r:id="R99b605e60a494996">
+        <w:r>
+          <w:rPr>
+            <w:rStyle w:val="Hyperlink"/>
+            <w:rFonts w:ascii="Aptos" w:hAnsi="Aptos" w:eastAsia="Aptos" w:cs="Aptos"/>
+            <w:b w:val="0"/>
+            <w:bCs w:val="0"/>
+            <w:i w:val="0"/>
+            <w:iCs w:val="0"/>
+            <w:caps w:val="0"/>
+            <w:smallCaps w:val="0"/>
+            <w:strike w:val="0"/>
+            <w:dstrike w:val="0"/>
+            <w:noProof w:val="0"/>
+            <w:sz w:val="24"/>
+            <w:szCs w:val="24"/>
+            <w:lang w:val="en-US"/>
+          </w:rPr>
+          <w:t>https://anneclaireexperience.com</w:t>
+        </w:r>
+      </w:hyperlink>
+    </w:p>
+    <w:p>
+      <w:pPr>
+        <w:pStyle w:val="ListParagraph"/>
+        <w:numPr>
+          <w:ilvl w:val="1"/>
+          <w:numId w:val="6"/>
+        </w:numPr>
+        <w:spacing w:before="240" w:beforeAutospacing="off" w:after="240" w:afterAutospacing="off"/>
+        <w:rPr>
+          <w:rFonts w:ascii="Aptos" w:hAnsi="Aptos" w:eastAsia="Aptos" w:cs="Aptos"/>
+          <w:b w:val="0"/>
+          <w:bCs w:val="0"/>
+          <w:i w:val="0"/>
+          <w:iCs w:val="0"/>
+          <w:caps w:val="0"/>
+          <w:smallCaps w:val="0"/>
+          <w:noProof w:val="0"/>
+          <w:color w:val="000000" w:themeColor="text1" w:themeTint="FF" w:themeShade="FF"/>
+          <w:sz w:val="24"/>
+          <w:szCs w:val="24"/>
+          <w:lang w:val="en-US"/>
+        </w:rPr>
+      </w:pPr>
+      <w:r>
+        <w:rPr>
+          <w:rFonts w:ascii="Aptos" w:hAnsi="Aptos" w:eastAsia="Aptos" w:cs="Aptos"/>
+          <w:b w:val="0"/>
+          <w:bCs w:val="0"/>
+          <w:i w:val="0"/>
+          <w:iCs w:val="0"/>
+          <w:caps w:val="0"/>
+          <w:smallCaps w:val="0"/>
+          <w:noProof w:val="0"/>
+          <w:color w:val="000000" w:themeColor="text1" w:themeTint="FF" w:themeShade="FF"/>
+          <w:sz w:val="24"/>
+          <w:szCs w:val="24"/>
+          <w:lang w:val="en-US"/>
+        </w:rPr>
+        <w:t xml:space="preserve">Domain is changed to </w:t>
+      </w:r>
+      <w:hyperlink r:id="Re462cb9fdefb45e9">
+        <w:r>
+          <w:rPr>
+            <w:rStyle w:val="Hyperlink"/>
+            <w:rFonts w:ascii="Aptos" w:hAnsi="Aptos" w:eastAsia="Aptos" w:cs="Aptos"/>
+            <w:b w:val="0"/>
+            <w:bCs w:val="0"/>
+            <w:i w:val="0"/>
+            <w:iCs w:val="0"/>
+            <w:caps w:val="0"/>
+            <w:smallCaps w:val="0"/>
+            <w:strike w:val="0"/>
+            <w:dstrike w:val="0"/>
+            <w:noProof w:val="0"/>
+            <w:sz w:val="24"/>
+            <w:szCs w:val="24"/>
+            <w:lang w:val="en-US"/>
+          </w:rPr>
+          <w:t>https://acecharleston.com/</w:t>
+        </w:r>
+      </w:hyperlink>
+    </w:p>
+    <w:p>
+      <w:pPr>
+        <w:pStyle w:val="ListParagraph"/>
+        <w:numPr>
+          <w:ilvl w:val="0"/>
+          <w:numId w:val="6"/>
+        </w:numPr>
+        <w:spacing w:before="240" w:beforeAutospacing="off" w:after="240" w:afterAutospacing="off"/>
+        <w:rPr>
+          <w:rFonts w:ascii="Aptos" w:hAnsi="Aptos" w:eastAsia="Aptos" w:cs="Aptos"/>
+          <w:b w:val="0"/>
+          <w:bCs w:val="0"/>
+          <w:i w:val="0"/>
+          <w:iCs w:val="0"/>
+          <w:caps w:val="0"/>
+          <w:smallCaps w:val="0"/>
+          <w:noProof w:val="0"/>
+          <w:color w:val="000000" w:themeColor="text1" w:themeTint="FF" w:themeShade="FF"/>
+          <w:sz w:val="24"/>
+          <w:szCs w:val="24"/>
+          <w:lang w:val="en-US"/>
+        </w:rPr>
+      </w:pPr>
+      <w:r>
+        <w:rPr>
+          <w:rFonts w:ascii="Aptos" w:hAnsi="Aptos" w:eastAsia="Aptos" w:cs="Aptos"/>
+          <w:b w:val="0"/>
+          <w:bCs w:val="0"/>
+          <w:i w:val="0"/>
+          <w:iCs w:val="0"/>
+          <w:caps w:val="0"/>
+          <w:smallCaps w:val="0"/>
+          <w:noProof w:val="0"/>
+          <w:color w:val="000000" w:themeColor="text1" w:themeTint="FF" w:themeShade="FF"/>
+          <w:sz w:val="24"/>
+          <w:szCs w:val="24"/>
+          <w:lang w:val="en-US"/>
+        </w:rPr>
+        <w:t xml:space="preserve">We are PLAI: </w:t>
+      </w:r>
+      <w:hyperlink r:id="Rbfe3ffa6663f4037">
+        <w:r>
+          <w:rPr>
+            <w:rStyle w:val="Hyperlink"/>
+            <w:rFonts w:ascii="Aptos" w:hAnsi="Aptos" w:eastAsia="Aptos" w:cs="Aptos"/>
+            <w:b w:val="0"/>
+            <w:bCs w:val="0"/>
+            <w:i w:val="0"/>
+            <w:iCs w:val="0"/>
+            <w:caps w:val="0"/>
+            <w:smallCaps w:val="0"/>
+            <w:strike w:val="0"/>
+            <w:dstrike w:val="0"/>
+            <w:noProof w:val="0"/>
+            <w:sz w:val="24"/>
+            <w:szCs w:val="24"/>
+            <w:lang w:val="en-US"/>
+          </w:rPr>
+          <w:t>https://www.weareplai.com/</w:t>
+        </w:r>
+      </w:hyperlink>
+    </w:p>
+    <w:p>
+      <w:pPr>
+        <w:pStyle w:val="ListParagraph"/>
+        <w:numPr>
+          <w:ilvl w:val="1"/>
+          <w:numId w:val="6"/>
+        </w:numPr>
+        <w:spacing w:before="240" w:beforeAutospacing="off" w:after="240" w:afterAutospacing="off"/>
+        <w:rPr>
+          <w:rFonts w:ascii="Aptos" w:hAnsi="Aptos" w:eastAsia="Aptos" w:cs="Aptos"/>
+          <w:b w:val="0"/>
+          <w:bCs w:val="0"/>
+          <w:i w:val="0"/>
+          <w:iCs w:val="0"/>
+          <w:caps w:val="0"/>
+          <w:smallCaps w:val="0"/>
+          <w:noProof w:val="0"/>
+          <w:color w:val="000000" w:themeColor="text1" w:themeTint="FF" w:themeShade="FF"/>
+          <w:sz w:val="24"/>
+          <w:szCs w:val="24"/>
+          <w:lang w:val="en-US"/>
+        </w:rPr>
+      </w:pPr>
+      <w:r>
+        <w:rPr>
+          <w:rFonts w:ascii="Aptos" w:hAnsi="Aptos" w:eastAsia="Aptos" w:cs="Aptos"/>
+          <w:b w:val="0"/>
+          <w:bCs w:val="0"/>
+          <w:i w:val="0"/>
+          <w:iCs w:val="0"/>
+          <w:caps w:val="0"/>
+          <w:smallCaps w:val="0"/>
+          <w:noProof w:val="0"/>
+          <w:color w:val="000000" w:themeColor="text1" w:themeTint="FF" w:themeShade="FF"/>
+          <w:sz w:val="24"/>
+          <w:szCs w:val="24"/>
+          <w:lang w:val="en-US"/>
+        </w:rPr>
+        <w:t>Customized the webflow template and added products with custom lead generation form redirected user to stripe checkout.</w:t>
+      </w:r>
+    </w:p>
+    <w:p>
+      <w:pPr>
+        <w:pStyle w:val="ListParagraph"/>
+        <w:numPr>
+          <w:ilvl w:val="0"/>
+          <w:numId w:val="6"/>
+        </w:numPr>
+        <w:spacing w:before="240" w:beforeAutospacing="off" w:after="240" w:afterAutospacing="off"/>
+        <w:rPr>
+          <w:rFonts w:ascii="Aptos" w:hAnsi="Aptos" w:eastAsia="Aptos" w:cs="Aptos"/>
+          <w:b w:val="0"/>
+          <w:bCs w:val="0"/>
+          <w:i w:val="0"/>
+          <w:iCs w:val="0"/>
+          <w:caps w:val="0"/>
+          <w:smallCaps w:val="0"/>
+          <w:noProof w:val="0"/>
+          <w:color w:val="000000" w:themeColor="text1" w:themeTint="FF" w:themeShade="FF"/>
+          <w:sz w:val="24"/>
+          <w:szCs w:val="24"/>
+          <w:lang w:val="en-US"/>
+        </w:rPr>
+      </w:pPr>
+      <w:r>
+        <w:rPr>
+          <w:rFonts w:ascii="Aptos" w:hAnsi="Aptos" w:eastAsia="Aptos" w:cs="Aptos"/>
+          <w:b w:val="0"/>
+          <w:bCs w:val="0"/>
+          <w:i w:val="0"/>
+          <w:iCs w:val="0"/>
+          <w:caps w:val="0"/>
+          <w:smallCaps w:val="0"/>
+          <w:noProof w:val="0"/>
+          <w:color w:val="000000" w:themeColor="text1" w:themeTint="FF" w:themeShade="FF"/>
+          <w:sz w:val="24"/>
+          <w:szCs w:val="24"/>
+          <w:lang w:val="en-US"/>
+        </w:rPr>
+        <w:t xml:space="preserve">Brandish: </w:t>
+      </w:r>
+      <w:hyperlink r:id="Re2b5b18bdd8944b3">
+        <w:r>
+          <w:rPr>
+            <w:rStyle w:val="Hyperlink"/>
+            <w:rFonts w:ascii="Aptos" w:hAnsi="Aptos" w:eastAsia="Aptos" w:cs="Aptos"/>
+            <w:b w:val="0"/>
+            <w:bCs w:val="0"/>
+            <w:i w:val="0"/>
+            <w:iCs w:val="0"/>
+            <w:caps w:val="0"/>
+            <w:smallCaps w:val="0"/>
+            <w:strike w:val="0"/>
+            <w:dstrike w:val="0"/>
+            <w:noProof w:val="0"/>
+            <w:sz w:val="24"/>
+            <w:szCs w:val="24"/>
+            <w:lang w:val="en-US"/>
+          </w:rPr>
+          <w:t>https://brandish-f4bf50.webflow.io/</w:t>
+        </w:r>
+      </w:hyperlink>
+      <w:r>
+        <w:rPr>
+          <w:rFonts w:ascii="Aptos" w:hAnsi="Aptos" w:eastAsia="Aptos" w:cs="Aptos"/>
+          <w:b w:val="0"/>
+          <w:bCs w:val="0"/>
+          <w:i w:val="0"/>
+          <w:iCs w:val="0"/>
+          <w:caps w:val="0"/>
+          <w:smallCaps w:val="0"/>
+          <w:noProof w:val="0"/>
+          <w:color w:val="000000" w:themeColor="text1" w:themeTint="FF" w:themeShade="FF"/>
+          <w:sz w:val="24"/>
+          <w:szCs w:val="24"/>
+          <w:lang w:val="en-US"/>
+        </w:rPr>
+        <w:t xml:space="preserve"> </w:t>
+      </w:r>
+    </w:p>
+    <w:p>
+      <w:pPr>
+        <w:pStyle w:val="ListParagraph"/>
+        <w:numPr>
+          <w:ilvl w:val="0"/>
+          <w:numId w:val="6"/>
+        </w:numPr>
+        <w:spacing w:before="240" w:beforeAutospacing="off" w:after="240" w:afterAutospacing="off"/>
+        <w:rPr>
+          <w:rFonts w:ascii="Aptos" w:hAnsi="Aptos" w:eastAsia="Aptos" w:cs="Aptos"/>
+          <w:b w:val="0"/>
+          <w:bCs w:val="0"/>
+          <w:i w:val="0"/>
+          <w:iCs w:val="0"/>
+          <w:caps w:val="0"/>
+          <w:smallCaps w:val="0"/>
+          <w:noProof w:val="0"/>
+          <w:color w:val="000000" w:themeColor="text1" w:themeTint="FF" w:themeShade="FF"/>
+          <w:sz w:val="24"/>
+          <w:szCs w:val="24"/>
+          <w:lang w:val="en-US"/>
+        </w:rPr>
+      </w:pPr>
+      <w:r>
+        <w:rPr>
+          <w:rFonts w:ascii="Aptos" w:hAnsi="Aptos" w:eastAsia="Aptos" w:cs="Aptos"/>
+          <w:b w:val="0"/>
+          <w:bCs w:val="0"/>
+          <w:i w:val="0"/>
+          <w:iCs w:val="0"/>
+          <w:caps w:val="0"/>
+          <w:smallCaps w:val="0"/>
+          <w:noProof w:val="0"/>
+          <w:color w:val="000000" w:themeColor="text1" w:themeTint="FF" w:themeShade="FF"/>
+          <w:sz w:val="24"/>
+          <w:szCs w:val="24"/>
+          <w:lang w:val="en-US"/>
+        </w:rPr>
+        <w:t xml:space="preserve">Durabuilt: </w:t>
+      </w:r>
+      <w:hyperlink r:id="R6c6282cdcc8c4d91">
+        <w:r>
+          <w:rPr>
+            <w:rStyle w:val="Hyperlink"/>
+            <w:rFonts w:ascii="Aptos" w:hAnsi="Aptos" w:eastAsia="Aptos" w:cs="Aptos"/>
+            <w:b w:val="0"/>
+            <w:bCs w:val="0"/>
+            <w:i w:val="0"/>
+            <w:iCs w:val="0"/>
+            <w:caps w:val="0"/>
+            <w:smallCaps w:val="0"/>
+            <w:strike w:val="0"/>
+            <w:dstrike w:val="0"/>
+            <w:noProof w:val="0"/>
+            <w:sz w:val="24"/>
+            <w:szCs w:val="24"/>
+            <w:lang w:val="en-US"/>
+          </w:rPr>
+          <w:t>https://durabuiltwindows.com/renovation</w:t>
+        </w:r>
+      </w:hyperlink>
+    </w:p>
+    <w:p>
+      <w:pPr>
+        <w:pStyle w:val="Heading3"/>
+        <w:keepNext w:val="1"/>
+        <w:keepLines w:val="1"/>
+        <w:spacing w:before="281" w:beforeAutospacing="off" w:after="281" w:afterAutospacing="off"/>
+        <w:rPr>
+          <w:rFonts w:ascii="Aptos" w:hAnsi="Aptos" w:eastAsia="Aptos" w:cs="Aptos"/>
+          <w:b w:val="0"/>
+          <w:bCs w:val="0"/>
+          <w:i w:val="0"/>
+          <w:iCs w:val="0"/>
+          <w:caps w:val="0"/>
+          <w:smallCaps w:val="0"/>
+          <w:noProof w:val="0"/>
+          <w:color w:val="0F4761" w:themeColor="accent1" w:themeTint="FF" w:themeShade="BF"/>
+          <w:sz w:val="28"/>
+          <w:szCs w:val="28"/>
+          <w:lang w:val="en-US"/>
+        </w:rPr>
+      </w:pPr>
+      <w:r>
+        <w:rPr>
+          <w:rFonts w:ascii="Aptos" w:hAnsi="Aptos" w:eastAsia="Aptos" w:cs="Aptos"/>
+          <w:b w:val="1"/>
+          <w:bCs w:val="1"/>
+          <w:i w:val="0"/>
+          <w:iCs w:val="0"/>
+          <w:caps w:val="0"/>
+          <w:smallCaps w:val="0"/>
+          <w:noProof w:val="0"/>
+          <w:color w:val="0F4761" w:themeColor="accent1" w:themeTint="FF" w:themeShade="BF"/>
+          <w:sz w:val="28"/>
+          <w:szCs w:val="28"/>
+          <w:lang w:val="en-US"/>
+        </w:rPr>
+        <w:t>Squarespace</w:t>
+      </w:r>
+    </w:p>
+    <w:p>
+      <w:pPr>
+        <w:pStyle w:val="ListParagraph"/>
+        <w:numPr>
+          <w:ilvl w:val="0"/>
+          <w:numId w:val="7"/>
+        </w:numPr>
+        <w:spacing w:before="240" w:beforeAutospacing="off" w:after="240" w:afterAutospacing="off"/>
+        <w:rPr>
+          <w:rFonts w:ascii="Aptos" w:hAnsi="Aptos" w:eastAsia="Aptos" w:cs="Aptos"/>
+          <w:b w:val="0"/>
+          <w:bCs w:val="0"/>
+          <w:i w:val="0"/>
+          <w:iCs w:val="0"/>
+          <w:caps w:val="0"/>
+          <w:smallCaps w:val="0"/>
+          <w:noProof w:val="0"/>
+          <w:color w:val="000000" w:themeColor="text1" w:themeTint="FF" w:themeShade="FF"/>
+          <w:sz w:val="24"/>
+          <w:szCs w:val="24"/>
+          <w:lang w:val="en-US"/>
+        </w:rPr>
+      </w:pPr>
+      <w:r>
+        <w:rPr>
+          <w:rFonts w:ascii="Aptos" w:hAnsi="Aptos" w:eastAsia="Aptos" w:cs="Aptos"/>
+          <w:b w:val="1"/>
+          <w:bCs w:val="1"/>
+          <w:i w:val="0"/>
+          <w:iCs w:val="0"/>
+          <w:caps w:val="0"/>
+          <w:smallCaps w:val="0"/>
+          <w:noProof w:val="0"/>
+          <w:color w:val="000000" w:themeColor="text1" w:themeTint="FF" w:themeShade="FF"/>
+          <w:sz w:val="24"/>
+          <w:szCs w:val="24"/>
+          <w:lang w:val="en-US"/>
+        </w:rPr>
+        <w:t>Foodshot:</w:t>
+      </w:r>
+      <w:r>
+        <w:rPr>
+          <w:rFonts w:ascii="Aptos" w:hAnsi="Aptos" w:eastAsia="Aptos" w:cs="Aptos"/>
+          <w:b w:val="0"/>
+          <w:bCs w:val="0"/>
+          <w:i w:val="0"/>
+          <w:iCs w:val="0"/>
+          <w:caps w:val="0"/>
+          <w:smallCaps w:val="0"/>
+          <w:noProof w:val="0"/>
+          <w:color w:val="000000" w:themeColor="text1" w:themeTint="FF" w:themeShade="FF"/>
+          <w:sz w:val="24"/>
+          <w:szCs w:val="24"/>
+          <w:lang w:val="en-US"/>
+        </w:rPr>
+        <w:t xml:space="preserve"> </w:t>
+      </w:r>
+      <w:hyperlink r:id="R0d5e937d6afa498c">
+        <w:r>
+          <w:rPr>
+            <w:rStyle w:val="Hyperlink"/>
+            <w:rFonts w:ascii="Aptos" w:hAnsi="Aptos" w:eastAsia="Aptos" w:cs="Aptos"/>
+            <w:b w:val="0"/>
+            <w:bCs w:val="0"/>
+            <w:i w:val="0"/>
+            <w:iCs w:val="0"/>
+            <w:caps w:val="0"/>
+            <w:smallCaps w:val="0"/>
+            <w:strike w:val="0"/>
+            <w:dstrike w:val="0"/>
+            <w:noProof w:val="0"/>
+            <w:sz w:val="24"/>
+            <w:szCs w:val="24"/>
+            <w:lang w:val="en-US"/>
+          </w:rPr>
+          <w:t>https://www.foodshot.com.au/</w:t>
+        </w:r>
+      </w:hyperlink>
+    </w:p>
+    <w:p>
+      <w:pPr>
+        <w:pStyle w:val="ListParagraph"/>
+        <w:numPr>
+          <w:ilvl w:val="0"/>
+          <w:numId w:val="7"/>
+        </w:numPr>
+        <w:spacing w:before="240" w:beforeAutospacing="off" w:after="240" w:afterAutospacing="off"/>
+        <w:rPr>
+          <w:rFonts w:ascii="Aptos" w:hAnsi="Aptos" w:eastAsia="Aptos" w:cs="Aptos"/>
+          <w:b w:val="0"/>
+          <w:bCs w:val="0"/>
+          <w:i w:val="0"/>
+          <w:iCs w:val="0"/>
+          <w:caps w:val="0"/>
+          <w:smallCaps w:val="0"/>
+          <w:noProof w:val="0"/>
+          <w:color w:val="000000" w:themeColor="text1" w:themeTint="FF" w:themeShade="FF"/>
+          <w:sz w:val="24"/>
+          <w:szCs w:val="24"/>
+          <w:lang w:val="en-US"/>
+        </w:rPr>
+      </w:pPr>
+      <w:r>
+        <w:rPr>
+          <w:rFonts w:ascii="Aptos" w:hAnsi="Aptos" w:eastAsia="Aptos" w:cs="Aptos"/>
+          <w:b w:val="1"/>
+          <w:bCs w:val="1"/>
+          <w:i w:val="0"/>
+          <w:iCs w:val="0"/>
+          <w:caps w:val="0"/>
+          <w:smallCaps w:val="0"/>
+          <w:noProof w:val="0"/>
+          <w:color w:val="000000" w:themeColor="text1" w:themeTint="FF" w:themeShade="FF"/>
+          <w:sz w:val="24"/>
+          <w:szCs w:val="24"/>
+          <w:lang w:val="en-US"/>
+        </w:rPr>
+        <w:t>Kiremico:</w:t>
+      </w:r>
+      <w:r>
+        <w:rPr>
+          <w:rFonts w:ascii="Aptos" w:hAnsi="Aptos" w:eastAsia="Aptos" w:cs="Aptos"/>
+          <w:b w:val="0"/>
+          <w:bCs w:val="0"/>
+          <w:i w:val="0"/>
+          <w:iCs w:val="0"/>
+          <w:caps w:val="0"/>
+          <w:smallCaps w:val="0"/>
+          <w:noProof w:val="0"/>
+          <w:color w:val="000000" w:themeColor="text1" w:themeTint="FF" w:themeShade="FF"/>
+          <w:sz w:val="24"/>
+          <w:szCs w:val="24"/>
+          <w:lang w:val="en-US"/>
+        </w:rPr>
+        <w:t xml:space="preserve"> </w:t>
+      </w:r>
+      <w:hyperlink r:id="Ra738a580ccc242eb">
+        <w:r>
+          <w:rPr>
+            <w:rStyle w:val="Hyperlink"/>
+            <w:rFonts w:ascii="Aptos" w:hAnsi="Aptos" w:eastAsia="Aptos" w:cs="Aptos"/>
+            <w:b w:val="0"/>
+            <w:bCs w:val="0"/>
+            <w:i w:val="0"/>
+            <w:iCs w:val="0"/>
+            <w:caps w:val="0"/>
+            <w:smallCaps w:val="0"/>
+            <w:strike w:val="0"/>
+            <w:dstrike w:val="0"/>
+            <w:noProof w:val="0"/>
+            <w:sz w:val="24"/>
+            <w:szCs w:val="24"/>
+            <w:lang w:val="en-US"/>
+          </w:rPr>
+          <w:t>https://www.kiremico.com/</w:t>
+        </w:r>
+      </w:hyperlink>
+    </w:p>
+    <w:p>
+      <w:pPr>
+        <w:pStyle w:val="ListParagraph"/>
+        <w:numPr>
+          <w:ilvl w:val="0"/>
+          <w:numId w:val="7"/>
+        </w:numPr>
+        <w:spacing w:before="240" w:beforeAutospacing="off" w:after="240" w:afterAutospacing="off"/>
+        <w:rPr>
+          <w:rFonts w:ascii="Aptos" w:hAnsi="Aptos" w:eastAsia="Aptos" w:cs="Aptos"/>
+          <w:b w:val="0"/>
+          <w:bCs w:val="0"/>
+          <w:i w:val="0"/>
+          <w:iCs w:val="0"/>
+          <w:caps w:val="0"/>
+          <w:smallCaps w:val="0"/>
+          <w:noProof w:val="0"/>
+          <w:color w:val="000000" w:themeColor="text1" w:themeTint="FF" w:themeShade="FF"/>
+          <w:sz w:val="24"/>
+          <w:szCs w:val="24"/>
+          <w:lang w:val="en-US"/>
+        </w:rPr>
+      </w:pPr>
+      <w:r>
+        <w:rPr>
+          <w:rFonts w:ascii="Aptos" w:hAnsi="Aptos" w:eastAsia="Aptos" w:cs="Aptos"/>
+          <w:b w:val="0"/>
+          <w:bCs w:val="0"/>
+          <w:i w:val="0"/>
+          <w:iCs w:val="0"/>
+          <w:caps w:val="0"/>
+          <w:smallCaps w:val="0"/>
+          <w:noProof w:val="0"/>
+          <w:color w:val="000000" w:themeColor="text1" w:themeTint="FF" w:themeShade="FF"/>
+          <w:sz w:val="24"/>
+          <w:szCs w:val="24"/>
+          <w:lang w:val="en-US"/>
+        </w:rPr>
+        <w:t xml:space="preserve">AnalogTatto: </w:t>
+      </w:r>
+      <w:hyperlink r:id="R718767453dc04a4b">
+        <w:r>
+          <w:rPr>
+            <w:rStyle w:val="Hyperlink"/>
+            <w:rFonts w:ascii="Aptos" w:hAnsi="Aptos" w:eastAsia="Aptos" w:cs="Aptos"/>
+            <w:b w:val="0"/>
+            <w:bCs w:val="0"/>
+            <w:i w:val="0"/>
+            <w:iCs w:val="0"/>
+            <w:caps w:val="0"/>
+            <w:smallCaps w:val="0"/>
+            <w:strike w:val="0"/>
+            <w:dstrike w:val="0"/>
+            <w:noProof w:val="0"/>
+            <w:sz w:val="24"/>
+            <w:szCs w:val="24"/>
+            <w:lang w:val="en-US"/>
+          </w:rPr>
+          <w:t>https://www.analogtattoo.com/</w:t>
+        </w:r>
+      </w:hyperlink>
+    </w:p>
+    <w:p>
+      <w:pPr>
+        <w:pStyle w:val="ListParagraph"/>
+        <w:numPr>
+          <w:ilvl w:val="1"/>
+          <w:numId w:val="7"/>
+        </w:numPr>
+        <w:spacing w:before="240" w:beforeAutospacing="off" w:after="240" w:afterAutospacing="off"/>
+        <w:rPr>
+          <w:rFonts w:ascii="Aptos" w:hAnsi="Aptos" w:eastAsia="Aptos" w:cs="Aptos"/>
+          <w:b w:val="0"/>
+          <w:bCs w:val="0"/>
+          <w:i w:val="0"/>
+          <w:iCs w:val="0"/>
+          <w:caps w:val="0"/>
+          <w:smallCaps w:val="0"/>
+          <w:noProof w:val="0"/>
+          <w:color w:val="000000" w:themeColor="text1" w:themeTint="FF" w:themeShade="FF"/>
+          <w:sz w:val="24"/>
+          <w:szCs w:val="24"/>
+          <w:lang w:val="en-US"/>
+        </w:rPr>
+      </w:pPr>
+      <w:r>
+        <w:rPr>
+          <w:rFonts w:ascii="Aptos" w:hAnsi="Aptos" w:eastAsia="Aptos" w:cs="Aptos"/>
+          <w:b w:val="0"/>
+          <w:bCs w:val="0"/>
+          <w:i w:val="0"/>
+          <w:iCs w:val="0"/>
+          <w:caps w:val="0"/>
+          <w:smallCaps w:val="0"/>
+          <w:noProof w:val="0"/>
+          <w:color w:val="000000" w:themeColor="text1" w:themeTint="FF" w:themeShade="FF"/>
+          <w:sz w:val="24"/>
+          <w:szCs w:val="24"/>
+          <w:lang w:val="en-US"/>
+        </w:rPr>
+        <w:t>Developed the complete website and handled the ecom product and shipping. Created different shipping modules flat shipping for some products international shipping rates and USPS shipping rates inside US.</w:t>
+      </w:r>
+    </w:p>
+    <w:p>
+      <w:pPr>
+        <w:pStyle w:val="Heading3"/>
+        <w:keepNext w:val="1"/>
+        <w:keepLines w:val="1"/>
+        <w:spacing w:before="281" w:beforeAutospacing="off" w:after="281" w:afterAutospacing="off"/>
+        <w:rPr>
+          <w:rFonts w:ascii="Aptos" w:hAnsi="Aptos" w:eastAsia="Aptos" w:cs="Aptos"/>
+          <w:b w:val="0"/>
+          <w:bCs w:val="0"/>
+          <w:i w:val="0"/>
+          <w:iCs w:val="0"/>
+          <w:caps w:val="0"/>
+          <w:smallCaps w:val="0"/>
+          <w:noProof w:val="0"/>
+          <w:color w:val="0F4761" w:themeColor="accent1" w:themeTint="FF" w:themeShade="BF"/>
+          <w:sz w:val="28"/>
+          <w:szCs w:val="28"/>
+          <w:lang w:val="en-US"/>
+        </w:rPr>
+      </w:pPr>
+      <w:r>
+        <w:rPr>
+          <w:rFonts w:ascii="Aptos" w:hAnsi="Aptos" w:eastAsia="Aptos" w:cs="Aptos"/>
+          <w:b w:val="1"/>
+          <w:bCs w:val="1"/>
+          <w:i w:val="0"/>
+          <w:iCs w:val="0"/>
+          <w:caps w:val="0"/>
+          <w:smallCaps w:val="0"/>
+          <w:noProof w:val="0"/>
+          <w:color w:val="0F4761" w:themeColor="accent1" w:themeTint="FF" w:themeShade="BF"/>
+          <w:sz w:val="28"/>
+          <w:szCs w:val="28"/>
+          <w:lang w:val="en-US"/>
+        </w:rPr>
+        <w:t>WordPress &amp; Wix</w:t>
+      </w:r>
+    </w:p>
+    <w:p>
+      <w:pPr>
+        <w:pStyle w:val="ListParagraph"/>
+        <w:numPr>
+          <w:ilvl w:val="0"/>
+          <w:numId w:val="8"/>
+        </w:numPr>
+        <w:spacing w:before="240" w:beforeAutospacing="off" w:after="240" w:afterAutospacing="off"/>
+        <w:rPr>
+          <w:rFonts w:ascii="Aptos" w:hAnsi="Aptos" w:eastAsia="Aptos" w:cs="Aptos"/>
+          <w:b w:val="0"/>
+          <w:bCs w:val="0"/>
+          <w:i w:val="0"/>
+          <w:iCs w:val="0"/>
+          <w:caps w:val="0"/>
+          <w:smallCaps w:val="0"/>
+          <w:noProof w:val="0"/>
+          <w:color w:val="000000" w:themeColor="text1" w:themeTint="FF" w:themeShade="FF"/>
+          <w:sz w:val="24"/>
+          <w:szCs w:val="24"/>
+          <w:lang w:val="en-US"/>
+        </w:rPr>
+      </w:pPr>
+      <w:r>
+        <w:rPr>
+          <w:rFonts w:ascii="Aptos" w:hAnsi="Aptos" w:eastAsia="Aptos" w:cs="Aptos"/>
+          <w:b w:val="1"/>
+          <w:bCs w:val="1"/>
+          <w:i w:val="0"/>
+          <w:iCs w:val="0"/>
+          <w:caps w:val="0"/>
+          <w:smallCaps w:val="0"/>
+          <w:noProof w:val="0"/>
+          <w:color w:val="000000" w:themeColor="text1" w:themeTint="FF" w:themeShade="FF"/>
+          <w:sz w:val="24"/>
+          <w:szCs w:val="24"/>
+          <w:lang w:val="en-US"/>
+        </w:rPr>
+        <w:t>CCSR Calgary (WordPress):</w:t>
+      </w:r>
+      <w:r>
+        <w:rPr>
+          <w:rFonts w:ascii="Aptos" w:hAnsi="Aptos" w:eastAsia="Aptos" w:cs="Aptos"/>
+          <w:b w:val="0"/>
+          <w:bCs w:val="0"/>
+          <w:i w:val="0"/>
+          <w:iCs w:val="0"/>
+          <w:caps w:val="0"/>
+          <w:smallCaps w:val="0"/>
+          <w:noProof w:val="0"/>
+          <w:color w:val="000000" w:themeColor="text1" w:themeTint="FF" w:themeShade="FF"/>
+          <w:sz w:val="24"/>
+          <w:szCs w:val="24"/>
+          <w:lang w:val="en-US"/>
+        </w:rPr>
+        <w:t xml:space="preserve"> </w:t>
+      </w:r>
+      <w:hyperlink r:id="R433deda4bea14c4b">
+        <w:r>
+          <w:rPr>
+            <w:rStyle w:val="Hyperlink"/>
+            <w:rFonts w:ascii="Aptos" w:hAnsi="Aptos" w:eastAsia="Aptos" w:cs="Aptos"/>
+            <w:b w:val="0"/>
+            <w:bCs w:val="0"/>
+            <w:i w:val="0"/>
+            <w:iCs w:val="0"/>
+            <w:caps w:val="0"/>
+            <w:smallCaps w:val="0"/>
+            <w:strike w:val="0"/>
+            <w:dstrike w:val="0"/>
+            <w:noProof w:val="0"/>
+            <w:sz w:val="24"/>
+            <w:szCs w:val="24"/>
+            <w:lang w:val="en-US"/>
+          </w:rPr>
+          <w:t>https://ccsrcalgary.com</w:t>
+        </w:r>
+      </w:hyperlink>
+    </w:p>
+    <w:p>
+      <w:pPr>
+        <w:pStyle w:val="ListParagraph"/>
+        <w:numPr>
+          <w:ilvl w:val="0"/>
+          <w:numId w:val="8"/>
+        </w:numPr>
+        <w:spacing w:before="240" w:beforeAutospacing="off" w:after="240" w:afterAutospacing="off"/>
+        <w:rPr>
+          <w:rFonts w:ascii="Aptos" w:hAnsi="Aptos" w:eastAsia="Aptos" w:cs="Aptos"/>
+          <w:b w:val="0"/>
+          <w:bCs w:val="0"/>
+          <w:i w:val="0"/>
+          <w:iCs w:val="0"/>
+          <w:caps w:val="0"/>
+          <w:smallCaps w:val="0"/>
+          <w:noProof w:val="0"/>
+          <w:color w:val="000000" w:themeColor="text1" w:themeTint="FF" w:themeShade="FF"/>
+          <w:sz w:val="24"/>
+          <w:szCs w:val="24"/>
+          <w:lang w:val="en-US"/>
+        </w:rPr>
+      </w:pPr>
+      <w:r>
+        <w:rPr>
+          <w:rFonts w:ascii="Aptos" w:hAnsi="Aptos" w:eastAsia="Aptos" w:cs="Aptos"/>
+          <w:b w:val="1"/>
+          <w:bCs w:val="1"/>
+          <w:i w:val="0"/>
+          <w:iCs w:val="0"/>
+          <w:caps w:val="0"/>
+          <w:smallCaps w:val="0"/>
+          <w:noProof w:val="0"/>
+          <w:color w:val="000000" w:themeColor="text1" w:themeTint="FF" w:themeShade="FF"/>
+          <w:sz w:val="24"/>
+          <w:szCs w:val="24"/>
+          <w:lang w:val="en-US"/>
+        </w:rPr>
+        <w:t>Skin and Hair Center (WordPress):</w:t>
+      </w:r>
+      <w:r>
+        <w:rPr>
+          <w:rFonts w:ascii="Aptos" w:hAnsi="Aptos" w:eastAsia="Aptos" w:cs="Aptos"/>
+          <w:b w:val="0"/>
+          <w:bCs w:val="0"/>
+          <w:i w:val="0"/>
+          <w:iCs w:val="0"/>
+          <w:caps w:val="0"/>
+          <w:smallCaps w:val="0"/>
+          <w:noProof w:val="0"/>
+          <w:color w:val="000000" w:themeColor="text1" w:themeTint="FF" w:themeShade="FF"/>
+          <w:sz w:val="24"/>
+          <w:szCs w:val="24"/>
+          <w:lang w:val="en-US"/>
+        </w:rPr>
+        <w:t xml:space="preserve"> </w:t>
+      </w:r>
+      <w:hyperlink r:id="Reb2de720f6d24c98">
+        <w:r>
+          <w:rPr>
+            <w:rStyle w:val="Hyperlink"/>
+            <w:rFonts w:ascii="Aptos" w:hAnsi="Aptos" w:eastAsia="Aptos" w:cs="Aptos"/>
+            <w:b w:val="0"/>
+            <w:bCs w:val="0"/>
+            <w:i w:val="0"/>
+            <w:iCs w:val="0"/>
+            <w:caps w:val="0"/>
+            <w:smallCaps w:val="0"/>
+            <w:strike w:val="0"/>
+            <w:dstrike w:val="0"/>
+            <w:noProof w:val="0"/>
+            <w:sz w:val="24"/>
+            <w:szCs w:val="24"/>
+            <w:lang w:val="en-US"/>
+          </w:rPr>
+          <w:t>https://skinandhaircenter.com</w:t>
+        </w:r>
+      </w:hyperlink>
+    </w:p>
+    <w:p>
+      <w:pPr>
+        <w:pStyle w:val="ListParagraph"/>
+        <w:numPr>
+          <w:ilvl w:val="0"/>
+          <w:numId w:val="8"/>
+        </w:numPr>
+        <w:spacing w:before="240" w:beforeAutospacing="off" w:after="240" w:afterAutospacing="off"/>
+        <w:rPr>
+          <w:rFonts w:ascii="Aptos" w:hAnsi="Aptos" w:eastAsia="Aptos" w:cs="Aptos"/>
+          <w:b w:val="0"/>
+          <w:bCs w:val="0"/>
+          <w:i w:val="0"/>
+          <w:iCs w:val="0"/>
+          <w:caps w:val="0"/>
+          <w:smallCaps w:val="0"/>
+          <w:noProof w:val="0"/>
+          <w:color w:val="000000" w:themeColor="text1" w:themeTint="FF" w:themeShade="FF"/>
+          <w:sz w:val="24"/>
+          <w:szCs w:val="24"/>
+          <w:lang w:val="en-US"/>
+        </w:rPr>
+      </w:pPr>
+      <w:r>
+        <w:rPr>
+          <w:rFonts w:ascii="Aptos" w:hAnsi="Aptos" w:eastAsia="Aptos" w:cs="Aptos"/>
+          <w:b w:val="1"/>
+          <w:bCs w:val="1"/>
+          <w:i w:val="0"/>
+          <w:iCs w:val="0"/>
+          <w:caps w:val="0"/>
+          <w:smallCaps w:val="0"/>
+          <w:noProof w:val="0"/>
+          <w:color w:val="000000" w:themeColor="text1" w:themeTint="FF" w:themeShade="FF"/>
+          <w:sz w:val="24"/>
+          <w:szCs w:val="24"/>
+          <w:lang w:val="en-US"/>
+        </w:rPr>
+        <w:t>Physiothenix (Wix):</w:t>
+      </w:r>
+      <w:r>
+        <w:rPr>
+          <w:rFonts w:ascii="Aptos" w:hAnsi="Aptos" w:eastAsia="Aptos" w:cs="Aptos"/>
+          <w:b w:val="0"/>
+          <w:bCs w:val="0"/>
+          <w:i w:val="0"/>
+          <w:iCs w:val="0"/>
+          <w:caps w:val="0"/>
+          <w:smallCaps w:val="0"/>
+          <w:noProof w:val="0"/>
+          <w:color w:val="000000" w:themeColor="text1" w:themeTint="FF" w:themeShade="FF"/>
+          <w:sz w:val="24"/>
+          <w:szCs w:val="24"/>
+          <w:lang w:val="en-US"/>
+        </w:rPr>
+        <w:t xml:space="preserve"> </w:t>
+      </w:r>
+      <w:hyperlink r:id="Rf431f6fe29974538">
+        <w:r>
+          <w:rPr>
+            <w:rStyle w:val="Hyperlink"/>
+            <w:rFonts w:ascii="Aptos" w:hAnsi="Aptos" w:eastAsia="Aptos" w:cs="Aptos"/>
+            <w:b w:val="0"/>
+            <w:bCs w:val="0"/>
+            <w:i w:val="0"/>
+            <w:iCs w:val="0"/>
+            <w:caps w:val="0"/>
+            <w:smallCaps w:val="0"/>
+            <w:strike w:val="0"/>
+            <w:dstrike w:val="0"/>
+            <w:noProof w:val="0"/>
+            <w:sz w:val="24"/>
+            <w:szCs w:val="24"/>
+            <w:lang w:val="en-US"/>
+          </w:rPr>
+          <w:t>https://www.physiothenix.com/</w:t>
+        </w:r>
+      </w:hyperlink>
+    </w:p>
+    <w:p>
+      <w:pPr>
+        <w:pStyle w:val="ListParagraph"/>
+        <w:numPr>
+          <w:ilvl w:val="0"/>
+          <w:numId w:val="8"/>
+        </w:numPr>
+        <w:spacing w:before="240" w:beforeAutospacing="off" w:after="240" w:afterAutospacing="off"/>
+        <w:rPr>
+          <w:rFonts w:ascii="Aptos" w:hAnsi="Aptos" w:eastAsia="Aptos" w:cs="Aptos"/>
+          <w:b w:val="0"/>
+          <w:bCs w:val="0"/>
+          <w:i w:val="0"/>
+          <w:iCs w:val="0"/>
+          <w:caps w:val="0"/>
+          <w:smallCaps w:val="0"/>
+          <w:noProof w:val="0"/>
+          <w:color w:val="000000" w:themeColor="text1" w:themeTint="FF" w:themeShade="FF"/>
+          <w:sz w:val="24"/>
+          <w:szCs w:val="24"/>
+          <w:lang w:val="en-US"/>
+        </w:rPr>
+      </w:pPr>
+      <w:r>
+        <w:rPr>
+          <w:rFonts w:ascii="Aptos" w:hAnsi="Aptos" w:eastAsia="Aptos" w:cs="Aptos"/>
+          <w:b w:val="0"/>
+          <w:bCs w:val="0"/>
+          <w:i w:val="0"/>
+          <w:iCs w:val="0"/>
+          <w:caps w:val="0"/>
+          <w:smallCaps w:val="0"/>
+          <w:noProof w:val="0"/>
+          <w:color w:val="000000" w:themeColor="text1" w:themeTint="FF" w:themeShade="FF"/>
+          <w:sz w:val="24"/>
+          <w:szCs w:val="24"/>
+          <w:lang w:val="en-US"/>
+        </w:rPr>
+        <w:t xml:space="preserve">WeActTcTac </w:t>
+      </w:r>
+      <w:r>
+        <w:rPr>
+          <w:rFonts w:ascii="Aptos" w:hAnsi="Aptos" w:eastAsia="Aptos" w:cs="Aptos"/>
+          <w:b w:val="1"/>
+          <w:bCs w:val="1"/>
+          <w:i w:val="0"/>
+          <w:iCs w:val="0"/>
+          <w:caps w:val="0"/>
+          <w:smallCaps w:val="0"/>
+          <w:noProof w:val="0"/>
+          <w:color w:val="000000" w:themeColor="text1" w:themeTint="FF" w:themeShade="FF"/>
+          <w:sz w:val="24"/>
+          <w:szCs w:val="24"/>
+          <w:lang w:val="en-US"/>
+        </w:rPr>
+        <w:t>(WordPress):</w:t>
+      </w:r>
+      <w:r>
+        <w:rPr>
+          <w:rFonts w:ascii="Aptos" w:hAnsi="Aptos" w:eastAsia="Aptos" w:cs="Aptos"/>
+          <w:b w:val="0"/>
+          <w:bCs w:val="0"/>
+          <w:i w:val="0"/>
+          <w:iCs w:val="0"/>
+          <w:caps w:val="0"/>
+          <w:smallCaps w:val="0"/>
+          <w:noProof w:val="0"/>
+          <w:color w:val="000000" w:themeColor="text1" w:themeTint="FF" w:themeShade="FF"/>
+          <w:sz w:val="24"/>
+          <w:szCs w:val="24"/>
+          <w:lang w:val="en-US"/>
+        </w:rPr>
+        <w:t xml:space="preserve"> </w:t>
+      </w:r>
+      <w:hyperlink r:id="R0b77c1ead2834948">
+        <w:r>
+          <w:rPr>
+            <w:rStyle w:val="Hyperlink"/>
+            <w:rFonts w:ascii="Aptos" w:hAnsi="Aptos" w:eastAsia="Aptos" w:cs="Aptos"/>
+            <w:b w:val="0"/>
+            <w:bCs w:val="0"/>
+            <w:i w:val="0"/>
+            <w:iCs w:val="0"/>
+            <w:caps w:val="0"/>
+            <w:smallCaps w:val="0"/>
+            <w:strike w:val="0"/>
+            <w:dstrike w:val="0"/>
+            <w:noProof w:val="0"/>
+            <w:sz w:val="24"/>
+            <w:szCs w:val="24"/>
+            <w:lang w:val="en-US"/>
+          </w:rPr>
+          <w:t>https://weacttctac.org/</w:t>
+        </w:r>
+      </w:hyperlink>
+    </w:p>
+    <w:p>
+      <w:pPr>
+        <w:pStyle w:val="ListParagraph"/>
+        <w:numPr>
+          <w:ilvl w:val="1"/>
+          <w:numId w:val="8"/>
+        </w:numPr>
+        <w:spacing w:before="240" w:beforeAutospacing="off" w:after="240" w:afterAutospacing="off"/>
+        <w:rPr>
+          <w:rFonts w:ascii="Aptos" w:hAnsi="Aptos" w:eastAsia="Aptos" w:cs="Aptos"/>
+          <w:b w:val="0"/>
+          <w:bCs w:val="0"/>
+          <w:i w:val="0"/>
+          <w:iCs w:val="0"/>
+          <w:caps w:val="0"/>
+          <w:smallCaps w:val="0"/>
+          <w:noProof w:val="0"/>
+          <w:color w:val="000000" w:themeColor="text1" w:themeTint="FF" w:themeShade="FF"/>
+          <w:sz w:val="24"/>
+          <w:szCs w:val="24"/>
+          <w:lang w:val="en-US"/>
+        </w:rPr>
+      </w:pPr>
+      <w:r>
+        <w:rPr>
+          <w:rFonts w:ascii="Aptos" w:hAnsi="Aptos" w:eastAsia="Aptos" w:cs="Aptos"/>
+          <w:b w:val="0"/>
+          <w:bCs w:val="0"/>
+          <w:i w:val="0"/>
+          <w:iCs w:val="0"/>
+          <w:caps w:val="0"/>
+          <w:smallCaps w:val="0"/>
+          <w:noProof w:val="0"/>
+          <w:color w:val="000000" w:themeColor="text1" w:themeTint="FF" w:themeShade="FF"/>
+          <w:sz w:val="24"/>
+          <w:szCs w:val="24"/>
+          <w:lang w:val="en-US"/>
+        </w:rPr>
+        <w:t>Used Elementor page builder with hello elementor theme. Custom post types for upcoming event and ongoing events. ACF for custom metafields.</w:t>
+      </w:r>
+    </w:p>
+    <w:p>
+      <w:pPr>
+        <w:pStyle w:val="ListParagraph"/>
+        <w:numPr>
+          <w:ilvl w:val="0"/>
+          <w:numId w:val="8"/>
+        </w:numPr>
+        <w:spacing w:before="240" w:beforeAutospacing="off" w:after="240" w:afterAutospacing="off"/>
+        <w:rPr>
+          <w:rFonts w:ascii="Aptos" w:hAnsi="Aptos" w:eastAsia="Aptos" w:cs="Aptos"/>
+          <w:b w:val="0"/>
+          <w:bCs w:val="0"/>
+          <w:i w:val="0"/>
+          <w:iCs w:val="0"/>
+          <w:caps w:val="0"/>
+          <w:smallCaps w:val="0"/>
+          <w:noProof w:val="0"/>
+          <w:color w:val="000000" w:themeColor="text1" w:themeTint="FF" w:themeShade="FF"/>
+          <w:sz w:val="24"/>
+          <w:szCs w:val="24"/>
+          <w:lang w:val="en-US"/>
+        </w:rPr>
+      </w:pPr>
+      <w:r>
+        <w:rPr>
+          <w:rFonts w:ascii="Aptos" w:hAnsi="Aptos" w:eastAsia="Aptos" w:cs="Aptos"/>
+          <w:b w:val="0"/>
+          <w:bCs w:val="0"/>
+          <w:i w:val="0"/>
+          <w:iCs w:val="0"/>
+          <w:caps w:val="0"/>
+          <w:smallCaps w:val="0"/>
+          <w:noProof w:val="0"/>
+          <w:color w:val="000000" w:themeColor="text1" w:themeTint="FF" w:themeShade="FF"/>
+          <w:sz w:val="24"/>
+          <w:szCs w:val="24"/>
+          <w:lang w:val="en-US"/>
+        </w:rPr>
+        <w:t xml:space="preserve">VrVision </w:t>
+      </w:r>
+      <w:r>
+        <w:rPr>
+          <w:rFonts w:ascii="Aptos" w:hAnsi="Aptos" w:eastAsia="Aptos" w:cs="Aptos"/>
+          <w:b w:val="1"/>
+          <w:bCs w:val="1"/>
+          <w:i w:val="0"/>
+          <w:iCs w:val="0"/>
+          <w:caps w:val="0"/>
+          <w:smallCaps w:val="0"/>
+          <w:noProof w:val="0"/>
+          <w:color w:val="000000" w:themeColor="text1" w:themeTint="FF" w:themeShade="FF"/>
+          <w:sz w:val="24"/>
+          <w:szCs w:val="24"/>
+          <w:lang w:val="en-US"/>
+        </w:rPr>
+        <w:t>(WordPress):</w:t>
+      </w:r>
+      <w:r>
+        <w:rPr>
+          <w:rFonts w:ascii="Aptos" w:hAnsi="Aptos" w:eastAsia="Aptos" w:cs="Aptos"/>
+          <w:b w:val="0"/>
+          <w:bCs w:val="0"/>
+          <w:i w:val="0"/>
+          <w:iCs w:val="0"/>
+          <w:caps w:val="0"/>
+          <w:smallCaps w:val="0"/>
+          <w:noProof w:val="0"/>
+          <w:color w:val="000000" w:themeColor="text1" w:themeTint="FF" w:themeShade="FF"/>
+          <w:sz w:val="24"/>
+          <w:szCs w:val="24"/>
+          <w:lang w:val="en-US"/>
+        </w:rPr>
+        <w:t xml:space="preserve"> </w:t>
+      </w:r>
+      <w:hyperlink r:id="R1fbea3c875b1449b">
+        <w:r>
+          <w:rPr>
+            <w:rStyle w:val="Hyperlink"/>
+            <w:rFonts w:ascii="Aptos" w:hAnsi="Aptos" w:eastAsia="Aptos" w:cs="Aptos"/>
+            <w:b w:val="0"/>
+            <w:bCs w:val="0"/>
+            <w:i w:val="0"/>
+            <w:iCs w:val="0"/>
+            <w:caps w:val="0"/>
+            <w:smallCaps w:val="0"/>
+            <w:strike w:val="0"/>
+            <w:dstrike w:val="0"/>
+            <w:noProof w:val="0"/>
+            <w:sz w:val="24"/>
+            <w:szCs w:val="24"/>
+            <w:lang w:val="en-US"/>
+          </w:rPr>
+          <w:t>https://vrvisiongroup.com/</w:t>
+        </w:r>
+      </w:hyperlink>
+    </w:p>
+    <w:p>
+      <w:pPr>
+        <w:pStyle w:val="ListParagraph"/>
+        <w:numPr>
+          <w:ilvl w:val="1"/>
+          <w:numId w:val="8"/>
+        </w:numPr>
+        <w:spacing w:before="240" w:beforeAutospacing="off" w:after="240" w:afterAutospacing="off"/>
+        <w:rPr>
+          <w:rFonts w:ascii="Aptos" w:hAnsi="Aptos" w:eastAsia="Aptos" w:cs="Aptos"/>
+          <w:b w:val="0"/>
+          <w:bCs w:val="0"/>
+          <w:i w:val="0"/>
+          <w:iCs w:val="0"/>
+          <w:caps w:val="0"/>
+          <w:smallCaps w:val="0"/>
+          <w:noProof w:val="0"/>
+          <w:color w:val="000000" w:themeColor="text1" w:themeTint="FF" w:themeShade="FF"/>
+          <w:sz w:val="24"/>
+          <w:szCs w:val="24"/>
+          <w:lang w:val="en-US"/>
+        </w:rPr>
+      </w:pPr>
+      <w:r>
+        <w:rPr>
+          <w:rFonts w:ascii="Aptos" w:hAnsi="Aptos" w:eastAsia="Aptos" w:cs="Aptos"/>
+          <w:b w:val="0"/>
+          <w:bCs w:val="0"/>
+          <w:i w:val="0"/>
+          <w:iCs w:val="0"/>
+          <w:caps w:val="0"/>
+          <w:smallCaps w:val="0"/>
+          <w:noProof w:val="0"/>
+          <w:color w:val="000000" w:themeColor="text1" w:themeTint="FF" w:themeShade="FF"/>
+          <w:sz w:val="24"/>
+          <w:szCs w:val="24"/>
+          <w:lang w:val="en-US"/>
+        </w:rPr>
+        <w:t>Developed and maintain. Added GTM events to track the click events on different form. Integrated GA4 and GTM.</w:t>
+      </w:r>
+    </w:p>
+    <w:p>
+      <w:pPr>
+        <w:pStyle w:val="ListParagraph"/>
+        <w:numPr>
+          <w:ilvl w:val="0"/>
+          <w:numId w:val="8"/>
+        </w:numPr>
+        <w:spacing w:before="240" w:beforeAutospacing="off" w:after="240" w:afterAutospacing="off"/>
+        <w:rPr>
+          <w:rFonts w:ascii="Aptos" w:hAnsi="Aptos" w:eastAsia="Aptos" w:cs="Aptos"/>
+          <w:b w:val="0"/>
+          <w:bCs w:val="0"/>
+          <w:i w:val="0"/>
+          <w:iCs w:val="0"/>
+          <w:caps w:val="0"/>
+          <w:smallCaps w:val="0"/>
+          <w:noProof w:val="0"/>
+          <w:color w:val="000000" w:themeColor="text1" w:themeTint="FF" w:themeShade="FF"/>
+          <w:sz w:val="24"/>
+          <w:szCs w:val="24"/>
+          <w:lang w:val="en-US"/>
+        </w:rPr>
+      </w:pPr>
+      <w:r>
+        <w:rPr>
+          <w:rFonts w:ascii="Aptos" w:hAnsi="Aptos" w:eastAsia="Aptos" w:cs="Aptos"/>
+          <w:b w:val="0"/>
+          <w:bCs w:val="0"/>
+          <w:i w:val="0"/>
+          <w:iCs w:val="0"/>
+          <w:caps w:val="0"/>
+          <w:smallCaps w:val="0"/>
+          <w:noProof w:val="0"/>
+          <w:color w:val="000000" w:themeColor="text1" w:themeTint="FF" w:themeShade="FF"/>
+          <w:sz w:val="24"/>
+          <w:szCs w:val="24"/>
+          <w:lang w:val="en-US"/>
+        </w:rPr>
+        <w:t xml:space="preserve">Kanbrick (Wordpress): </w:t>
+      </w:r>
+      <w:hyperlink r:id="R2a403a2af4584e90">
+        <w:r>
+          <w:rPr>
+            <w:rStyle w:val="Hyperlink"/>
+            <w:rFonts w:ascii="Aptos" w:hAnsi="Aptos" w:eastAsia="Aptos" w:cs="Aptos"/>
+            <w:b w:val="0"/>
+            <w:bCs w:val="0"/>
+            <w:i w:val="0"/>
+            <w:iCs w:val="0"/>
+            <w:caps w:val="0"/>
+            <w:smallCaps w:val="0"/>
+            <w:strike w:val="0"/>
+            <w:dstrike w:val="0"/>
+            <w:noProof w:val="0"/>
+            <w:sz w:val="24"/>
+            <w:szCs w:val="24"/>
+            <w:lang w:val="en-US"/>
+          </w:rPr>
+          <w:t>https://kanbrick.com/</w:t>
+        </w:r>
+      </w:hyperlink>
+    </w:p>
+    <w:p>
+      <w:pPr>
+        <w:pStyle w:val="ListParagraph"/>
+        <w:numPr>
+          <w:ilvl w:val="1"/>
+          <w:numId w:val="8"/>
+        </w:numPr>
+        <w:spacing w:before="240" w:beforeAutospacing="off" w:after="240" w:afterAutospacing="off"/>
+        <w:rPr>
+          <w:rFonts w:ascii="Aptos" w:hAnsi="Aptos" w:eastAsia="Aptos" w:cs="Aptos"/>
+          <w:b w:val="0"/>
+          <w:bCs w:val="0"/>
+          <w:i w:val="0"/>
+          <w:iCs w:val="0"/>
+          <w:caps w:val="0"/>
+          <w:smallCaps w:val="0"/>
+          <w:noProof w:val="0"/>
+          <w:color w:val="000000" w:themeColor="text1" w:themeTint="FF" w:themeShade="FF"/>
+          <w:sz w:val="24"/>
+          <w:szCs w:val="24"/>
+          <w:lang w:val="en-US"/>
+        </w:rPr>
+      </w:pPr>
+      <w:r>
+        <w:rPr>
+          <w:rFonts w:ascii="Aptos" w:hAnsi="Aptos" w:eastAsia="Aptos" w:cs="Aptos"/>
+          <w:b w:val="0"/>
+          <w:bCs w:val="0"/>
+          <w:i w:val="0"/>
+          <w:iCs w:val="0"/>
+          <w:caps w:val="0"/>
+          <w:smallCaps w:val="0"/>
+          <w:noProof w:val="0"/>
+          <w:color w:val="000000" w:themeColor="text1" w:themeTint="FF" w:themeShade="FF"/>
+          <w:sz w:val="24"/>
+          <w:szCs w:val="24"/>
+          <w:lang w:val="en-US"/>
+        </w:rPr>
+        <w:t>Developed this website using wpbakery page builder.</w:t>
+      </w:r>
+    </w:p>
+    <w:p>
+      <w:pPr>
+        <w:pStyle w:val="Heading3"/>
+        <w:keepNext w:val="1"/>
+        <w:keepLines w:val="1"/>
+        <w:spacing w:before="281" w:beforeAutospacing="off" w:after="281" w:afterAutospacing="off"/>
+        <w:rPr>
+          <w:rFonts w:ascii="Aptos" w:hAnsi="Aptos" w:eastAsia="Aptos" w:cs="Aptos"/>
+          <w:b w:val="0"/>
+          <w:bCs w:val="0"/>
+          <w:i w:val="0"/>
+          <w:iCs w:val="0"/>
+          <w:caps w:val="0"/>
+          <w:smallCaps w:val="0"/>
+          <w:noProof w:val="0"/>
+          <w:color w:val="0F4761" w:themeColor="accent1" w:themeTint="FF" w:themeShade="BF"/>
+          <w:sz w:val="28"/>
+          <w:szCs w:val="28"/>
+          <w:lang w:val="en-US"/>
+        </w:rPr>
+      </w:pPr>
+      <w:r>
+        <w:rPr>
+          <w:rFonts w:ascii="Aptos" w:hAnsi="Aptos" w:eastAsia="Aptos" w:cs="Aptos"/>
+          <w:b w:val="1"/>
+          <w:bCs w:val="1"/>
+          <w:i w:val="0"/>
+          <w:iCs w:val="0"/>
+          <w:caps w:val="0"/>
+          <w:smallCaps w:val="0"/>
+          <w:noProof w:val="0"/>
+          <w:color w:val="0F4761" w:themeColor="accent1" w:themeTint="FF" w:themeShade="BF"/>
+          <w:sz w:val="28"/>
+          <w:szCs w:val="28"/>
+          <w:lang w:val="en-US"/>
+        </w:rPr>
+        <w:t>Agency Presence</w:t>
+      </w:r>
+    </w:p>
+    <w:p>
+      <w:pPr>
+        <w:pStyle w:val="ListParagraph"/>
+        <w:numPr>
+          <w:ilvl w:val="0"/>
+          <w:numId w:val="9"/>
+        </w:numPr>
+        <w:spacing w:before="240" w:beforeAutospacing="off" w:after="240" w:afterAutospacing="off"/>
+        <w:rPr>
+          <w:rFonts w:ascii="Aptos" w:hAnsi="Aptos" w:eastAsia="Aptos" w:cs="Aptos"/>
+          <w:b w:val="0"/>
+          <w:bCs w:val="0"/>
+          <w:i w:val="0"/>
+          <w:iCs w:val="0"/>
+          <w:caps w:val="0"/>
+          <w:smallCaps w:val="0"/>
+          <w:noProof w:val="0"/>
+          <w:color w:val="000000" w:themeColor="text1" w:themeTint="FF" w:themeShade="FF"/>
+          <w:sz w:val="24"/>
+          <w:szCs w:val="24"/>
+          <w:lang w:val="en-US"/>
+        </w:rPr>
+      </w:pPr>
+      <w:r>
+        <w:rPr>
+          <w:rFonts w:ascii="Aptos" w:hAnsi="Aptos" w:eastAsia="Aptos" w:cs="Aptos"/>
+          <w:b w:val="1"/>
+          <w:bCs w:val="1"/>
+          <w:i w:val="0"/>
+          <w:iCs w:val="0"/>
+          <w:caps w:val="0"/>
+          <w:smallCaps w:val="0"/>
+          <w:noProof w:val="0"/>
+          <w:color w:val="000000" w:themeColor="text1" w:themeTint="FF" w:themeShade="FF"/>
+          <w:sz w:val="24"/>
+          <w:szCs w:val="24"/>
+          <w:lang w:val="en-US"/>
+        </w:rPr>
+        <w:t>Integriti Homepage (Webflow):</w:t>
+      </w:r>
+      <w:r>
+        <w:rPr>
+          <w:rFonts w:ascii="Aptos" w:hAnsi="Aptos" w:eastAsia="Aptos" w:cs="Aptos"/>
+          <w:b w:val="0"/>
+          <w:bCs w:val="0"/>
+          <w:i w:val="0"/>
+          <w:iCs w:val="0"/>
+          <w:caps w:val="0"/>
+          <w:smallCaps w:val="0"/>
+          <w:noProof w:val="0"/>
+          <w:color w:val="000000" w:themeColor="text1" w:themeTint="FF" w:themeShade="FF"/>
+          <w:sz w:val="24"/>
+          <w:szCs w:val="24"/>
+          <w:lang w:val="en-US"/>
+        </w:rPr>
+        <w:t xml:space="preserve"> </w:t>
+      </w:r>
+      <w:hyperlink r:id="R9b6f9a2b5241407a">
+        <w:r>
+          <w:rPr>
+            <w:rStyle w:val="Hyperlink"/>
+            <w:rFonts w:ascii="Aptos" w:hAnsi="Aptos" w:eastAsia="Aptos" w:cs="Aptos"/>
+            <w:b w:val="0"/>
+            <w:bCs w:val="0"/>
+            <w:i w:val="0"/>
+            <w:iCs w:val="0"/>
+            <w:caps w:val="0"/>
+            <w:smallCaps w:val="0"/>
+            <w:strike w:val="0"/>
+            <w:dstrike w:val="0"/>
+            <w:noProof w:val="0"/>
+            <w:sz w:val="24"/>
+            <w:szCs w:val="24"/>
+            <w:lang w:val="en-US"/>
+          </w:rPr>
+          <w:t>https://www.integriti.io</w:t>
+        </w:r>
+      </w:hyperlink>
+    </w:p>
+    <w:p>
+      <w:pPr>
+        <w:pStyle w:val="ListParagraph"/>
+        <w:numPr>
+          <w:ilvl w:val="0"/>
+          <w:numId w:val="9"/>
+        </w:numPr>
+        <w:spacing w:before="240" w:beforeAutospacing="off" w:after="240" w:afterAutospacing="off"/>
+        <w:rPr>
+          <w:rFonts w:ascii="Aptos" w:hAnsi="Aptos" w:eastAsia="Aptos" w:cs="Aptos"/>
+          <w:b w:val="0"/>
+          <w:bCs w:val="0"/>
+          <w:i w:val="0"/>
+          <w:iCs w:val="0"/>
+          <w:caps w:val="0"/>
+          <w:smallCaps w:val="0"/>
+          <w:noProof w:val="0"/>
+          <w:color w:val="000000" w:themeColor="text1" w:themeTint="FF" w:themeShade="FF"/>
+          <w:sz w:val="24"/>
+          <w:szCs w:val="24"/>
+          <w:lang w:val="en-US"/>
+        </w:rPr>
+      </w:pPr>
+      <w:r>
+        <w:rPr>
+          <w:rFonts w:ascii="Aptos" w:hAnsi="Aptos" w:eastAsia="Aptos" w:cs="Aptos"/>
+          <w:b w:val="1"/>
+          <w:bCs w:val="1"/>
+          <w:i w:val="0"/>
+          <w:iCs w:val="0"/>
+          <w:caps w:val="0"/>
+          <w:smallCaps w:val="0"/>
+          <w:noProof w:val="0"/>
+          <w:color w:val="000000" w:themeColor="text1" w:themeTint="FF" w:themeShade="FF"/>
+          <w:sz w:val="24"/>
+          <w:szCs w:val="24"/>
+          <w:lang w:val="en-US"/>
+        </w:rPr>
+        <w:t>Integriti Studio Portfolio (NextJs Headless):</w:t>
+      </w:r>
+      <w:r>
+        <w:rPr>
+          <w:rFonts w:ascii="Aptos" w:hAnsi="Aptos" w:eastAsia="Aptos" w:cs="Aptos"/>
+          <w:b w:val="0"/>
+          <w:bCs w:val="0"/>
+          <w:i w:val="0"/>
+          <w:iCs w:val="0"/>
+          <w:caps w:val="0"/>
+          <w:smallCaps w:val="0"/>
+          <w:noProof w:val="0"/>
+          <w:color w:val="000000" w:themeColor="text1" w:themeTint="FF" w:themeShade="FF"/>
+          <w:sz w:val="24"/>
+          <w:szCs w:val="24"/>
+          <w:lang w:val="en-US"/>
+        </w:rPr>
+        <w:t xml:space="preserve"> </w:t>
+      </w:r>
+      <w:hyperlink r:id="Rf923f4ea987043b0">
+        <w:r>
+          <w:rPr>
+            <w:rStyle w:val="Hyperlink"/>
+            <w:rFonts w:ascii="Aptos" w:hAnsi="Aptos" w:eastAsia="Aptos" w:cs="Aptos"/>
+            <w:b w:val="0"/>
+            <w:bCs w:val="0"/>
+            <w:i w:val="0"/>
+            <w:iCs w:val="0"/>
+            <w:caps w:val="0"/>
+            <w:smallCaps w:val="0"/>
+            <w:strike w:val="0"/>
+            <w:dstrike w:val="0"/>
+            <w:noProof w:val="0"/>
+            <w:sz w:val="24"/>
+            <w:szCs w:val="24"/>
+            <w:lang w:val="en-US"/>
+          </w:rPr>
+          <w:t>https://integritistudio.com</w:t>
+        </w:r>
+      </w:hyperlink>
+    </w:p>
+    <w:p>
+      <w:pPr>
+        <w:pStyle w:val="Heading3"/>
+        <w:keepNext w:val="1"/>
+        <w:keepLines w:val="1"/>
+        <w:spacing w:before="281" w:beforeAutospacing="off" w:after="281" w:afterAutospacing="off" w:line="279" w:lineRule="auto"/>
+        <w:ind w:left="0" w:right="0"/>
+        <w:jc w:val="left"/>
+        <w:rPr>
+          <w:rFonts w:ascii="Aptos" w:hAnsi="Aptos" w:eastAsia="Aptos" w:cs="Aptos"/>
+          <w:b w:val="0"/>
+          <w:bCs w:val="0"/>
+          <w:i w:val="0"/>
+          <w:iCs w:val="0"/>
+          <w:caps w:val="0"/>
+          <w:smallCaps w:val="0"/>
+          <w:noProof w:val="0"/>
+          <w:color w:val="0F4761" w:themeColor="accent1" w:themeTint="FF" w:themeShade="BF"/>
+          <w:sz w:val="28"/>
+          <w:szCs w:val="28"/>
+          <w:lang w:val="en-US"/>
+        </w:rPr>
+      </w:pPr>
+      <w:r>
+        <w:rPr>
+          <w:rFonts w:ascii="Aptos" w:hAnsi="Aptos" w:eastAsia="Aptos" w:cs="Aptos"/>
+          <w:b w:val="1"/>
+          <w:bCs w:val="1"/>
+          <w:i w:val="0"/>
+          <w:iCs w:val="0"/>
+          <w:caps w:val="0"/>
+          <w:smallCaps w:val="0"/>
+          <w:noProof w:val="0"/>
+          <w:color w:val="0F4761" w:themeColor="accent1" w:themeTint="FF" w:themeShade="BF"/>
+          <w:sz w:val="28"/>
+          <w:szCs w:val="28"/>
+          <w:lang w:val="en-US"/>
+        </w:rPr>
+        <w:t>NextJs</w:t>
+      </w:r>
+    </w:p>
+    <w:p>
+      <w:pPr>
+        <w:pStyle w:val="ListParagraph"/>
+        <w:numPr>
+          <w:ilvl w:val="0"/>
+          <w:numId w:val="10"/>
+        </w:numPr>
+        <w:rPr>
+          <w:rFonts w:ascii="Aptos" w:hAnsi="Aptos" w:eastAsia="Aptos" w:cs="Aptos"/>
+          <w:b w:val="0"/>
+          <w:bCs w:val="0"/>
+          <w:i w:val="0"/>
+          <w:iCs w:val="0"/>
+          <w:caps w:val="0"/>
+          <w:smallCaps w:val="0"/>
+          <w:noProof w:val="0"/>
+          <w:color w:val="000000" w:themeColor="text1" w:themeTint="FF" w:themeShade="FF"/>
+          <w:sz w:val="24"/>
+          <w:szCs w:val="24"/>
+          <w:lang w:val="en-US"/>
+        </w:rPr>
+      </w:pPr>
+      <w:r>
+        <w:rPr>
+          <w:rFonts w:ascii="Aptos" w:hAnsi="Aptos" w:eastAsia="Aptos" w:cs="Aptos"/>
+          <w:b w:val="0"/>
+          <w:bCs w:val="0"/>
+          <w:i w:val="0"/>
+          <w:iCs w:val="0"/>
+          <w:caps w:val="0"/>
+          <w:smallCaps w:val="0"/>
+          <w:noProof w:val="0"/>
+          <w:color w:val="000000" w:themeColor="text1" w:themeTint="FF" w:themeShade="FF"/>
+          <w:sz w:val="24"/>
+          <w:szCs w:val="24"/>
+          <w:lang w:val="en-US"/>
+        </w:rPr>
+        <w:t xml:space="preserve">MxSoCal: </w:t>
+      </w:r>
+      <w:hyperlink r:id="Re77f6b6e9fb44268">
+        <w:r>
+          <w:rPr>
+            <w:rStyle w:val="Hyperlink"/>
+            <w:rFonts w:ascii="Aptos" w:hAnsi="Aptos" w:eastAsia="Aptos" w:cs="Aptos"/>
+            <w:b w:val="0"/>
+            <w:bCs w:val="0"/>
+            <w:i w:val="0"/>
+            <w:iCs w:val="0"/>
+            <w:caps w:val="0"/>
+            <w:smallCaps w:val="0"/>
+            <w:strike w:val="0"/>
+            <w:dstrike w:val="0"/>
+            <w:noProof w:val="0"/>
+            <w:sz w:val="24"/>
+            <w:szCs w:val="24"/>
+            <w:lang w:val="en-US"/>
+          </w:rPr>
+          <w:t>https://www.mxsocal.com/</w:t>
+        </w:r>
+      </w:hyperlink>
+    </w:p>
+    <w:p>
+      <w:pPr>
+        <w:pStyle w:val="ListParagraph"/>
+        <w:numPr>
+          <w:ilvl w:val="1"/>
+          <w:numId w:val="10"/>
+        </w:numPr>
+        <w:rPr>
+          <w:rFonts w:ascii="Aptos" w:hAnsi="Aptos" w:eastAsia="Aptos" w:cs="Aptos"/>
+          <w:b w:val="0"/>
+          <w:bCs w:val="0"/>
+          <w:i w:val="0"/>
+          <w:iCs w:val="0"/>
+          <w:caps w:val="0"/>
+          <w:smallCaps w:val="0"/>
+          <w:noProof w:val="0"/>
+          <w:color w:val="000000" w:themeColor="text1" w:themeTint="FF" w:themeShade="FF"/>
+          <w:sz w:val="24"/>
+          <w:szCs w:val="24"/>
+          <w:lang w:val="en-US"/>
+        </w:rPr>
+      </w:pPr>
+      <w:r>
+        <w:rPr>
+          <w:rFonts w:ascii="Aptos" w:hAnsi="Aptos" w:eastAsia="Aptos" w:cs="Aptos"/>
+          <w:b w:val="0"/>
+          <w:bCs w:val="0"/>
+          <w:i w:val="0"/>
+          <w:iCs w:val="0"/>
+          <w:caps w:val="0"/>
+          <w:smallCaps w:val="0"/>
+          <w:noProof w:val="0"/>
+          <w:color w:val="000000" w:themeColor="text1" w:themeTint="FF" w:themeShade="FF"/>
+          <w:sz w:val="24"/>
+          <w:szCs w:val="24"/>
+          <w:lang w:val="en-US"/>
+        </w:rPr>
+        <w:t>Created landing page using nextjs and now working on development of its complete MVP for bike rental using nodejs</w:t>
+      </w:r>
+    </w:p>
+    <w:p>
+      <w:pPr>
+        <w:pStyle w:val="ListParagraph"/>
+        <w:numPr>
+          <w:ilvl w:val="0"/>
+          <w:numId w:val="10"/>
+        </w:numPr>
+        <w:rPr>
+          <w:rFonts w:ascii="BlinkMacSystemFont" w:hAnsi="BlinkMacSystemFont" w:eastAsia="BlinkMacSystemFont" w:cs="BlinkMacSystemFont"/>
+          <w:b w:val="0"/>
+          <w:bCs w:val="0"/>
+          <w:i w:val="0"/>
+          <w:iCs w:val="0"/>
+          <w:caps w:val="0"/>
+          <w:smallCaps w:val="0"/>
+          <w:noProof w:val="0"/>
+          <w:color w:val="000000" w:themeColor="text1" w:themeTint="FF" w:themeShade="FF"/>
+          <w:sz w:val="21"/>
+          <w:szCs w:val="21"/>
+          <w:lang w:val="en-US"/>
+        </w:rPr>
+      </w:pPr>
+      <w:r>
+        <w:rPr>
+          <w:rFonts w:ascii="Aptos" w:hAnsi="Aptos" w:eastAsia="Aptos" w:cs="Aptos"/>
+          <w:b w:val="0"/>
+          <w:bCs w:val="0"/>
+          <w:i w:val="0"/>
+          <w:iCs w:val="0"/>
+          <w:caps w:val="0"/>
+          <w:smallCaps w:val="0"/>
+          <w:noProof w:val="0"/>
+          <w:color w:val="000000" w:themeColor="text1" w:themeTint="FF" w:themeShade="FF"/>
+          <w:sz w:val="24"/>
+          <w:szCs w:val="24"/>
+          <w:lang w:val="en-US"/>
+        </w:rPr>
+        <w:t xml:space="preserve">Protect Solutions: </w:t>
+      </w:r>
+      <w:r>
+        <w:rPr>
+          <w:rFonts w:ascii="BlinkMacSystemFont" w:hAnsi="BlinkMacSystemFont" w:eastAsia="BlinkMacSystemFont" w:cs="BlinkMacSystemFont"/>
+          <w:b w:val="0"/>
+          <w:bCs w:val="0"/>
+          <w:i w:val="0"/>
+          <w:iCs w:val="0"/>
+          <w:caps w:val="0"/>
+          <w:smallCaps w:val="0"/>
+          <w:noProof w:val="0"/>
+          <w:color w:val="000000" w:themeColor="text1" w:themeTint="FF" w:themeShade="FF"/>
+          <w:sz w:val="21"/>
+          <w:szCs w:val="21"/>
+          <w:lang w:val="en-US"/>
+        </w:rPr>
+        <w:t>proteksolutions.ca</w:t>
+      </w:r>
+    </w:p>
+    <w:p>
+      <w:pPr>
+        <w:pStyle w:val="ListParagraph"/>
+        <w:numPr>
+          <w:ilvl w:val="1"/>
+          <w:numId w:val="10"/>
+        </w:numPr>
+        <w:rPr>
+          <w:rFonts w:ascii="BlinkMacSystemFont" w:hAnsi="BlinkMacSystemFont" w:eastAsia="BlinkMacSystemFont" w:cs="BlinkMacSystemFont"/>
+          <w:b w:val="0"/>
+          <w:bCs w:val="0"/>
+          <w:i w:val="0"/>
+          <w:iCs w:val="0"/>
+          <w:caps w:val="0"/>
+          <w:smallCaps w:val="0"/>
+          <w:noProof w:val="0"/>
+          <w:color w:val="000000" w:themeColor="text1" w:themeTint="FF" w:themeShade="FF"/>
+          <w:sz w:val="21"/>
+          <w:szCs w:val="21"/>
+          <w:lang w:val="en-US"/>
+        </w:rPr>
+      </w:pPr>
+      <w:r>
+        <w:rPr>
+          <w:rFonts w:ascii="BlinkMacSystemFont" w:hAnsi="BlinkMacSystemFont" w:eastAsia="BlinkMacSystemFont" w:cs="BlinkMacSystemFont"/>
+          <w:b w:val="0"/>
+          <w:bCs w:val="0"/>
+          <w:i w:val="0"/>
+          <w:iCs w:val="0"/>
+          <w:caps w:val="0"/>
+          <w:smallCaps w:val="0"/>
+          <w:noProof w:val="0"/>
+          <w:color w:val="000000" w:themeColor="text1" w:themeTint="FF" w:themeShade="FF"/>
+          <w:sz w:val="21"/>
+          <w:szCs w:val="21"/>
+          <w:lang w:val="en-US"/>
+        </w:rPr>
+        <w:t xml:space="preserve">Created this website using </w:t>
+      </w:r>
+      <w:r>
+        <w:rPr>
+          <w:rFonts w:ascii="BlinkMacSystemFont" w:hAnsi="BlinkMacSystemFont" w:eastAsia="BlinkMacSystemFont" w:cs="BlinkMacSystemFont"/>
+          <w:b w:val="0"/>
+          <w:bCs w:val="0"/>
+          <w:i w:val="0"/>
+          <w:iCs w:val="0"/>
+          <w:caps w:val="0"/>
+          <w:smallCaps w:val="0"/>
+          <w:noProof w:val="0"/>
+          <w:color w:val="000000" w:themeColor="text1" w:themeTint="FF" w:themeShade="FF"/>
+          <w:sz w:val="21"/>
+          <w:szCs w:val="21"/>
+          <w:lang w:val="en-US"/>
+        </w:rPr>
+        <w:t>Nextjs</w:t>
+      </w:r>
+    </w:p>
+    <w:p>
+      <w:pPr>
+        <w:pStyle w:val="ListParagraph"/>
+        <w:numPr>
+          <w:ilvl w:val="1"/>
+          <w:numId w:val="10"/>
+        </w:numPr>
+        <w:rPr>
+          <w:rFonts w:ascii="BlinkMacSystemFont" w:hAnsi="BlinkMacSystemFont" w:eastAsia="BlinkMacSystemFont" w:cs="BlinkMacSystemFont"/>
+          <w:b w:val="0"/>
+          <w:bCs w:val="0"/>
+          <w:i w:val="0"/>
+          <w:iCs w:val="0"/>
+          <w:caps w:val="0"/>
+          <w:smallCaps w:val="0"/>
+          <w:noProof w:val="0"/>
+          <w:color w:val="000000" w:themeColor="text1" w:themeTint="FF" w:themeShade="FF"/>
+          <w:sz w:val="21"/>
+          <w:szCs w:val="21"/>
+          <w:lang w:val="en-US"/>
+        </w:rPr>
+      </w:pPr>
+    </w:p>
+    <w:p>
+      <w:pPr>
+        <w:pStyle w:val="ListParagraph"/>
+        <w:numPr>
+          <w:ilvl w:val="0"/>
+          <w:numId w:val="10"/>
+        </w:numPr>
+        <w:rPr>
+          <w:rFonts w:ascii="BlinkMacSystemFont" w:hAnsi="BlinkMacSystemFont" w:eastAsia="BlinkMacSystemFont" w:cs="BlinkMacSystemFont"/>
+          <w:b w:val="0"/>
+          <w:bCs w:val="0"/>
+          <w:i w:val="0"/>
+          <w:iCs w:val="0"/>
+          <w:caps w:val="0"/>
+          <w:smallCaps w:val="0"/>
+          <w:noProof w:val="0"/>
+          <w:color w:val="000000" w:themeColor="text1" w:themeTint="FF" w:themeShade="FF"/>
+          <w:sz w:val="21"/>
+          <w:szCs w:val="21"/>
+          <w:lang w:val="en-US"/>
+        </w:rPr>
+      </w:pPr>
+      <w:r>
+        <w:rPr>
+          <w:rFonts w:ascii="BlinkMacSystemFont" w:hAnsi="BlinkMacSystemFont" w:eastAsia="BlinkMacSystemFont" w:cs="BlinkMacSystemFont"/>
+          <w:b w:val="0"/>
+          <w:bCs w:val="0"/>
+          <w:i w:val="0"/>
+          <w:iCs w:val="0"/>
+          <w:caps w:val="0"/>
+          <w:smallCaps w:val="0"/>
+          <w:noProof w:val="0"/>
+          <w:color w:val="000000" w:themeColor="text1" w:themeTint="FF" w:themeShade="FF"/>
+          <w:sz w:val="21"/>
+          <w:szCs w:val="21"/>
+          <w:lang w:val="en-US"/>
+        </w:rPr>
+        <w:t xml:space="preserve">Hirundo: </w:t>
+      </w:r>
+      <w:hyperlink r:id="Rd6099a08fefe4694">
+        <w:r>
+          <w:rPr>
+            <w:rStyle w:val="Hyperlink"/>
+            <w:rFonts w:ascii="BlinkMacSystemFont" w:hAnsi="BlinkMacSystemFont" w:eastAsia="BlinkMacSystemFont" w:cs="BlinkMacSystemFont"/>
+            <w:b w:val="0"/>
+            <w:bCs w:val="0"/>
+            <w:i w:val="0"/>
+            <w:iCs w:val="0"/>
+            <w:caps w:val="0"/>
+            <w:smallCaps w:val="0"/>
+            <w:strike w:val="0"/>
+            <w:dstrike w:val="0"/>
+            <w:noProof w:val="0"/>
+            <w:sz w:val="21"/>
+            <w:szCs w:val="21"/>
+            <w:lang w:val="en-US"/>
+          </w:rPr>
+          <w:t>https://hirundo.tech/</w:t>
+        </w:r>
+      </w:hyperlink>
+    </w:p>
+    <w:p>
+      <w:pPr>
+        <w:pStyle w:val="ListParagraph"/>
+        <w:numPr>
+          <w:ilvl w:val="1"/>
+          <w:numId w:val="10"/>
+        </w:numPr>
+        <w:rPr>
+          <w:rFonts w:ascii="BlinkMacSystemFont" w:hAnsi="BlinkMacSystemFont" w:eastAsia="BlinkMacSystemFont" w:cs="BlinkMacSystemFont"/>
+          <w:b w:val="0"/>
+          <w:bCs w:val="0"/>
+          <w:i w:val="0"/>
+          <w:iCs w:val="0"/>
+          <w:caps w:val="0"/>
+          <w:smallCaps w:val="0"/>
+          <w:noProof w:val="0"/>
+          <w:color w:val="000000" w:themeColor="text1" w:themeTint="FF" w:themeShade="FF"/>
+          <w:sz w:val="21"/>
+          <w:szCs w:val="21"/>
+          <w:lang w:val="en-US"/>
+        </w:rPr>
+      </w:pPr>
+      <w:r>
+        <w:rPr>
+          <w:rFonts w:ascii="BlinkMacSystemFont" w:hAnsi="BlinkMacSystemFont" w:eastAsia="BlinkMacSystemFont" w:cs="BlinkMacSystemFont"/>
+          <w:b w:val="0"/>
+          <w:bCs w:val="0"/>
+          <w:i w:val="0"/>
+          <w:iCs w:val="0"/>
+          <w:caps w:val="0"/>
+          <w:smallCaps w:val="0"/>
+          <w:noProof w:val="0"/>
+          <w:color w:val="000000" w:themeColor="text1" w:themeTint="FF" w:themeShade="FF"/>
+          <w:sz w:val="21"/>
+          <w:szCs w:val="21"/>
+          <w:lang w:val="en-US"/>
+        </w:rPr>
+        <w:t>Developed the complete website using Nextjs</w:t>
+      </w:r>
+    </w:p>
+    <w:p>
+      <w:pPr>
+        <w:spacing w:before="240" w:beforeAutospacing="off" w:after="240" w:afterAutospacing="off"/>
+        <w:rPr>
+          <w:rFonts w:ascii="Aptos" w:hAnsi="Aptos" w:eastAsia="Aptos" w:cs="Aptos"/>
+          <w:b w:val="0"/>
+          <w:bCs w:val="0"/>
+          <w:i w:val="0"/>
+          <w:iCs w:val="0"/>
+          <w:caps w:val="0"/>
+          <w:smallCaps w:val="0"/>
+          <w:noProof w:val="0"/>
+          <w:color w:val="000000" w:themeColor="text1" w:themeTint="FF" w:themeShade="FF"/>
+          <w:sz w:val="24"/>
+          <w:szCs w:val="24"/>
+          <w:lang w:val="en-US"/>
+        </w:rPr>
+      </w:pPr>
+    </w:p>
+    <w:p>
+      <w:pPr>
+        <w:rPr>
+          <w:rFonts w:ascii="Aptos" w:hAnsi="Aptos" w:eastAsia="Aptos" w:cs="Aptos"/>
+          <w:b w:val="0"/>
+          <w:bCs w:val="0"/>
+          <w:i w:val="0"/>
+          <w:iCs w:val="0"/>
+          <w:caps w:val="0"/>
+          <w:smallCaps w:val="0"/>
+          <w:noProof w:val="0"/>
+          <w:color w:val="000000" w:themeColor="text1" w:themeTint="FF" w:themeShade="FF"/>
+          <w:sz w:val="24"/>
+          <w:szCs w:val="24"/>
+          <w:lang w:val="en-US"/>
+        </w:rPr>
+      </w:pPr>
+      <w:r>
+        <w:br/>
+      </w:r>
     </w:p>
     <w:p>
       <w:pPr>
@@ -33445,6 +42563,790 @@
 
 <file path=word/numbering.xml><?xml version="1.0" encoding="utf-8"?>
 <w:numbering xmlns:w="http://schemas.openxmlformats.org/wordprocessingml/2006/main">
+  <w:abstractNum xmlns:w="http://schemas.openxmlformats.org/wordprocessingml/2006/main" w:abstractNumId="10">
+    <w:nsid w:val="3e3eb857"/>
+    <w:multiLevelType xmlns:w="http://schemas.openxmlformats.org/wordprocessingml/2006/main" w:val="hybridMultilevel"/>
+    <w:lvl xmlns:w="http://schemas.openxmlformats.org/wordprocessingml/2006/main" w:ilvl="0">
+      <w:start w:val="1"/>
+      <w:numFmt w:val="bullet"/>
+      <w:lvlText w:val=""/>
+      <w:lvlJc w:val="left"/>
+      <w:pPr>
+        <w:ind w:left="720" w:hanging="360"/>
+      </w:pPr>
+      <w:rPr>
+        <w:rFonts w:hint="default" w:ascii="Symbol" w:hAnsi="Symbol"/>
+      </w:rPr>
+    </w:lvl>
+    <w:lvl xmlns:w="http://schemas.openxmlformats.org/wordprocessingml/2006/main" w:ilvl="1">
+      <w:start w:val="1"/>
+      <w:numFmt w:val="bullet"/>
+      <w:lvlText w:val="o"/>
+      <w:lvlJc w:val="left"/>
+      <w:pPr>
+        <w:ind w:left="1440" w:hanging="360"/>
+      </w:pPr>
+      <w:rPr>
+        <w:rFonts w:hint="default" w:ascii="Symbol" w:hAnsi="Symbol"/>
+      </w:rPr>
+    </w:lvl>
+    <w:lvl xmlns:w="http://schemas.openxmlformats.org/wordprocessingml/2006/main" w:ilvl="2">
+      <w:start w:val="1"/>
+      <w:numFmt w:val="bullet"/>
+      <w:lvlText w:val=""/>
+      <w:lvlJc w:val="left"/>
+      <w:pPr>
+        <w:ind w:left="2160" w:hanging="360"/>
+      </w:pPr>
+      <w:rPr>
+        <w:rFonts w:hint="default" w:ascii="Wingdings" w:hAnsi="Wingdings"/>
+      </w:rPr>
+    </w:lvl>
+    <w:lvl xmlns:w="http://schemas.openxmlformats.org/wordprocessingml/2006/main" w:ilvl="3">
+      <w:start w:val="1"/>
+      <w:numFmt w:val="bullet"/>
+      <w:lvlText w:val=""/>
+      <w:lvlJc w:val="left"/>
+      <w:pPr>
+        <w:ind w:left="2880" w:hanging="360"/>
+      </w:pPr>
+      <w:rPr>
+        <w:rFonts w:hint="default" w:ascii="Symbol" w:hAnsi="Symbol"/>
+      </w:rPr>
+    </w:lvl>
+    <w:lvl xmlns:w="http://schemas.openxmlformats.org/wordprocessingml/2006/main" w:ilvl="4">
+      <w:start w:val="1"/>
+      <w:numFmt w:val="bullet"/>
+      <w:lvlText w:val="o"/>
+      <w:lvlJc w:val="left"/>
+      <w:pPr>
+        <w:ind w:left="3600" w:hanging="360"/>
+      </w:pPr>
+      <w:rPr>
+        <w:rFonts w:hint="default" w:ascii="Courier New" w:hAnsi="Courier New"/>
+      </w:rPr>
+    </w:lvl>
+    <w:lvl xmlns:w="http://schemas.openxmlformats.org/wordprocessingml/2006/main" w:ilvl="5">
+      <w:start w:val="1"/>
+      <w:numFmt w:val="bullet"/>
+      <w:lvlText w:val=""/>
+      <w:lvlJc w:val="left"/>
+      <w:pPr>
+        <w:ind w:left="4320" w:hanging="360"/>
+      </w:pPr>
+      <w:rPr>
+        <w:rFonts w:hint="default" w:ascii="Wingdings" w:hAnsi="Wingdings"/>
+      </w:rPr>
+    </w:lvl>
+    <w:lvl xmlns:w="http://schemas.openxmlformats.org/wordprocessingml/2006/main" w:ilvl="6">
+      <w:start w:val="1"/>
+      <w:numFmt w:val="bullet"/>
+      <w:lvlText w:val=""/>
+      <w:lvlJc w:val="left"/>
+      <w:pPr>
+        <w:ind w:left="5040" w:hanging="360"/>
+      </w:pPr>
+      <w:rPr>
+        <w:rFonts w:hint="default" w:ascii="Symbol" w:hAnsi="Symbol"/>
+      </w:rPr>
+    </w:lvl>
+    <w:lvl xmlns:w="http://schemas.openxmlformats.org/wordprocessingml/2006/main" w:ilvl="7">
+      <w:start w:val="1"/>
+      <w:numFmt w:val="bullet"/>
+      <w:lvlText w:val="o"/>
+      <w:lvlJc w:val="left"/>
+      <w:pPr>
+        <w:ind w:left="5760" w:hanging="360"/>
+      </w:pPr>
+      <w:rPr>
+        <w:rFonts w:hint="default" w:ascii="Courier New" w:hAnsi="Courier New"/>
+      </w:rPr>
+    </w:lvl>
+    <w:lvl xmlns:w="http://schemas.openxmlformats.org/wordprocessingml/2006/main" w:ilvl="8">
+      <w:start w:val="1"/>
+      <w:numFmt w:val="bullet"/>
+      <w:lvlText w:val=""/>
+      <w:lvlJc w:val="left"/>
+      <w:pPr>
+        <w:ind w:left="6480" w:hanging="360"/>
+      </w:pPr>
+      <w:rPr>
+        <w:rFonts w:hint="default" w:ascii="Wingdings" w:hAnsi="Wingdings"/>
+      </w:rPr>
+    </w:lvl>
+  </w:abstractNum>
+  <w:abstractNum xmlns:w="http://schemas.openxmlformats.org/wordprocessingml/2006/main" w:abstractNumId="9">
+    <w:nsid w:val="7f33e759"/>
+    <w:multiLevelType xmlns:w="http://schemas.openxmlformats.org/wordprocessingml/2006/main" w:val="hybridMultilevel"/>
+    <w:lvl xmlns:w="http://schemas.openxmlformats.org/wordprocessingml/2006/main" w:ilvl="0">
+      <w:start w:val="1"/>
+      <w:numFmt w:val="bullet"/>
+      <w:lvlText w:val=""/>
+      <w:lvlJc w:val="left"/>
+      <w:pPr>
+        <w:ind w:left="720" w:hanging="360"/>
+      </w:pPr>
+      <w:rPr>
+        <w:rFonts w:hint="default" w:ascii="Symbol" w:hAnsi="Symbol"/>
+      </w:rPr>
+    </w:lvl>
+    <w:lvl xmlns:w="http://schemas.openxmlformats.org/wordprocessingml/2006/main" w:ilvl="1">
+      <w:start w:val="1"/>
+      <w:numFmt w:val="bullet"/>
+      <w:lvlText w:val="o"/>
+      <w:lvlJc w:val="left"/>
+      <w:pPr>
+        <w:ind w:left="1440" w:hanging="360"/>
+      </w:pPr>
+      <w:rPr>
+        <w:rFonts w:hint="default" w:ascii="Courier New" w:hAnsi="Courier New"/>
+      </w:rPr>
+    </w:lvl>
+    <w:lvl xmlns:w="http://schemas.openxmlformats.org/wordprocessingml/2006/main" w:ilvl="2">
+      <w:start w:val="1"/>
+      <w:numFmt w:val="bullet"/>
+      <w:lvlText w:val=""/>
+      <w:lvlJc w:val="left"/>
+      <w:pPr>
+        <w:ind w:left="2160" w:hanging="360"/>
+      </w:pPr>
+      <w:rPr>
+        <w:rFonts w:hint="default" w:ascii="Wingdings" w:hAnsi="Wingdings"/>
+      </w:rPr>
+    </w:lvl>
+    <w:lvl xmlns:w="http://schemas.openxmlformats.org/wordprocessingml/2006/main" w:ilvl="3">
+      <w:start w:val="1"/>
+      <w:numFmt w:val="bullet"/>
+      <w:lvlText w:val=""/>
+      <w:lvlJc w:val="left"/>
+      <w:pPr>
+        <w:ind w:left="2880" w:hanging="360"/>
+      </w:pPr>
+      <w:rPr>
+        <w:rFonts w:hint="default" w:ascii="Symbol" w:hAnsi="Symbol"/>
+      </w:rPr>
+    </w:lvl>
+    <w:lvl xmlns:w="http://schemas.openxmlformats.org/wordprocessingml/2006/main" w:ilvl="4">
+      <w:start w:val="1"/>
+      <w:numFmt w:val="bullet"/>
+      <w:lvlText w:val="o"/>
+      <w:lvlJc w:val="left"/>
+      <w:pPr>
+        <w:ind w:left="3600" w:hanging="360"/>
+      </w:pPr>
+      <w:rPr>
+        <w:rFonts w:hint="default" w:ascii="Courier New" w:hAnsi="Courier New"/>
+      </w:rPr>
+    </w:lvl>
+    <w:lvl xmlns:w="http://schemas.openxmlformats.org/wordprocessingml/2006/main" w:ilvl="5">
+      <w:start w:val="1"/>
+      <w:numFmt w:val="bullet"/>
+      <w:lvlText w:val=""/>
+      <w:lvlJc w:val="left"/>
+      <w:pPr>
+        <w:ind w:left="4320" w:hanging="360"/>
+      </w:pPr>
+      <w:rPr>
+        <w:rFonts w:hint="default" w:ascii="Wingdings" w:hAnsi="Wingdings"/>
+      </w:rPr>
+    </w:lvl>
+    <w:lvl xmlns:w="http://schemas.openxmlformats.org/wordprocessingml/2006/main" w:ilvl="6">
+      <w:start w:val="1"/>
+      <w:numFmt w:val="bullet"/>
+      <w:lvlText w:val=""/>
+      <w:lvlJc w:val="left"/>
+      <w:pPr>
+        <w:ind w:left="5040" w:hanging="360"/>
+      </w:pPr>
+      <w:rPr>
+        <w:rFonts w:hint="default" w:ascii="Symbol" w:hAnsi="Symbol"/>
+      </w:rPr>
+    </w:lvl>
+    <w:lvl xmlns:w="http://schemas.openxmlformats.org/wordprocessingml/2006/main" w:ilvl="7">
+      <w:start w:val="1"/>
+      <w:numFmt w:val="bullet"/>
+      <w:lvlText w:val="o"/>
+      <w:lvlJc w:val="left"/>
+      <w:pPr>
+        <w:ind w:left="5760" w:hanging="360"/>
+      </w:pPr>
+      <w:rPr>
+        <w:rFonts w:hint="default" w:ascii="Courier New" w:hAnsi="Courier New"/>
+      </w:rPr>
+    </w:lvl>
+    <w:lvl xmlns:w="http://schemas.openxmlformats.org/wordprocessingml/2006/main" w:ilvl="8">
+      <w:start w:val="1"/>
+      <w:numFmt w:val="bullet"/>
+      <w:lvlText w:val=""/>
+      <w:lvlJc w:val="left"/>
+      <w:pPr>
+        <w:ind w:left="6480" w:hanging="360"/>
+      </w:pPr>
+      <w:rPr>
+        <w:rFonts w:hint="default" w:ascii="Wingdings" w:hAnsi="Wingdings"/>
+      </w:rPr>
+    </w:lvl>
+  </w:abstractNum>
+  <w:abstractNum xmlns:w="http://schemas.openxmlformats.org/wordprocessingml/2006/main" w:abstractNumId="8">
+    <w:nsid w:val="574d94b2"/>
+    <w:multiLevelType xmlns:w="http://schemas.openxmlformats.org/wordprocessingml/2006/main" w:val="hybridMultilevel"/>
+    <w:lvl xmlns:w="http://schemas.openxmlformats.org/wordprocessingml/2006/main" w:ilvl="0">
+      <w:start w:val="1"/>
+      <w:numFmt w:val="bullet"/>
+      <w:lvlText w:val=""/>
+      <w:lvlJc w:val="left"/>
+      <w:pPr>
+        <w:ind w:left="720" w:hanging="360"/>
+      </w:pPr>
+      <w:rPr>
+        <w:rFonts w:hint="default" w:ascii="Symbol" w:hAnsi="Symbol"/>
+      </w:rPr>
+    </w:lvl>
+    <w:lvl xmlns:w="http://schemas.openxmlformats.org/wordprocessingml/2006/main" w:ilvl="1">
+      <w:start w:val="1"/>
+      <w:numFmt w:val="bullet"/>
+      <w:lvlText w:val="o"/>
+      <w:lvlJc w:val="left"/>
+      <w:pPr>
+        <w:ind w:left="1440" w:hanging="360"/>
+      </w:pPr>
+      <w:rPr>
+        <w:rFonts w:hint="default" w:ascii="Symbol" w:hAnsi="Symbol"/>
+      </w:rPr>
+    </w:lvl>
+    <w:lvl xmlns:w="http://schemas.openxmlformats.org/wordprocessingml/2006/main" w:ilvl="2">
+      <w:start w:val="1"/>
+      <w:numFmt w:val="bullet"/>
+      <w:lvlText w:val=""/>
+      <w:lvlJc w:val="left"/>
+      <w:pPr>
+        <w:ind w:left="2160" w:hanging="360"/>
+      </w:pPr>
+      <w:rPr>
+        <w:rFonts w:hint="default" w:ascii="Wingdings" w:hAnsi="Wingdings"/>
+      </w:rPr>
+    </w:lvl>
+    <w:lvl xmlns:w="http://schemas.openxmlformats.org/wordprocessingml/2006/main" w:ilvl="3">
+      <w:start w:val="1"/>
+      <w:numFmt w:val="bullet"/>
+      <w:lvlText w:val=""/>
+      <w:lvlJc w:val="left"/>
+      <w:pPr>
+        <w:ind w:left="2880" w:hanging="360"/>
+      </w:pPr>
+      <w:rPr>
+        <w:rFonts w:hint="default" w:ascii="Symbol" w:hAnsi="Symbol"/>
+      </w:rPr>
+    </w:lvl>
+    <w:lvl xmlns:w="http://schemas.openxmlformats.org/wordprocessingml/2006/main" w:ilvl="4">
+      <w:start w:val="1"/>
+      <w:numFmt w:val="bullet"/>
+      <w:lvlText w:val="o"/>
+      <w:lvlJc w:val="left"/>
+      <w:pPr>
+        <w:ind w:left="3600" w:hanging="360"/>
+      </w:pPr>
+      <w:rPr>
+        <w:rFonts w:hint="default" w:ascii="Courier New" w:hAnsi="Courier New"/>
+      </w:rPr>
+    </w:lvl>
+    <w:lvl xmlns:w="http://schemas.openxmlformats.org/wordprocessingml/2006/main" w:ilvl="5">
+      <w:start w:val="1"/>
+      <w:numFmt w:val="bullet"/>
+      <w:lvlText w:val=""/>
+      <w:lvlJc w:val="left"/>
+      <w:pPr>
+        <w:ind w:left="4320" w:hanging="360"/>
+      </w:pPr>
+      <w:rPr>
+        <w:rFonts w:hint="default" w:ascii="Wingdings" w:hAnsi="Wingdings"/>
+      </w:rPr>
+    </w:lvl>
+    <w:lvl xmlns:w="http://schemas.openxmlformats.org/wordprocessingml/2006/main" w:ilvl="6">
+      <w:start w:val="1"/>
+      <w:numFmt w:val="bullet"/>
+      <w:lvlText w:val=""/>
+      <w:lvlJc w:val="left"/>
+      <w:pPr>
+        <w:ind w:left="5040" w:hanging="360"/>
+      </w:pPr>
+      <w:rPr>
+        <w:rFonts w:hint="default" w:ascii="Symbol" w:hAnsi="Symbol"/>
+      </w:rPr>
+    </w:lvl>
+    <w:lvl xmlns:w="http://schemas.openxmlformats.org/wordprocessingml/2006/main" w:ilvl="7">
+      <w:start w:val="1"/>
+      <w:numFmt w:val="bullet"/>
+      <w:lvlText w:val="o"/>
+      <w:lvlJc w:val="left"/>
+      <w:pPr>
+        <w:ind w:left="5760" w:hanging="360"/>
+      </w:pPr>
+      <w:rPr>
+        <w:rFonts w:hint="default" w:ascii="Courier New" w:hAnsi="Courier New"/>
+      </w:rPr>
+    </w:lvl>
+    <w:lvl xmlns:w="http://schemas.openxmlformats.org/wordprocessingml/2006/main" w:ilvl="8">
+      <w:start w:val="1"/>
+      <w:numFmt w:val="bullet"/>
+      <w:lvlText w:val=""/>
+      <w:lvlJc w:val="left"/>
+      <w:pPr>
+        <w:ind w:left="6480" w:hanging="360"/>
+      </w:pPr>
+      <w:rPr>
+        <w:rFonts w:hint="default" w:ascii="Wingdings" w:hAnsi="Wingdings"/>
+      </w:rPr>
+    </w:lvl>
+  </w:abstractNum>
+  <w:abstractNum xmlns:w="http://schemas.openxmlformats.org/wordprocessingml/2006/main" w:abstractNumId="7">
+    <w:nsid w:val="58c3da78"/>
+    <w:multiLevelType xmlns:w="http://schemas.openxmlformats.org/wordprocessingml/2006/main" w:val="hybridMultilevel"/>
+    <w:lvl xmlns:w="http://schemas.openxmlformats.org/wordprocessingml/2006/main" w:ilvl="0">
+      <w:start w:val="1"/>
+      <w:numFmt w:val="bullet"/>
+      <w:lvlText w:val=""/>
+      <w:lvlJc w:val="left"/>
+      <w:pPr>
+        <w:ind w:left="720" w:hanging="360"/>
+      </w:pPr>
+      <w:rPr>
+        <w:rFonts w:hint="default" w:ascii="Symbol" w:hAnsi="Symbol"/>
+      </w:rPr>
+    </w:lvl>
+    <w:lvl xmlns:w="http://schemas.openxmlformats.org/wordprocessingml/2006/main" w:ilvl="1">
+      <w:start w:val="1"/>
+      <w:numFmt w:val="bullet"/>
+      <w:lvlText w:val="o"/>
+      <w:lvlJc w:val="left"/>
+      <w:pPr>
+        <w:ind w:left="1440" w:hanging="360"/>
+      </w:pPr>
+      <w:rPr>
+        <w:rFonts w:hint="default" w:ascii="Symbol" w:hAnsi="Symbol"/>
+      </w:rPr>
+    </w:lvl>
+    <w:lvl xmlns:w="http://schemas.openxmlformats.org/wordprocessingml/2006/main" w:ilvl="2">
+      <w:start w:val="1"/>
+      <w:numFmt w:val="bullet"/>
+      <w:lvlText w:val=""/>
+      <w:lvlJc w:val="left"/>
+      <w:pPr>
+        <w:ind w:left="2160" w:hanging="360"/>
+      </w:pPr>
+      <w:rPr>
+        <w:rFonts w:hint="default" w:ascii="Wingdings" w:hAnsi="Wingdings"/>
+      </w:rPr>
+    </w:lvl>
+    <w:lvl xmlns:w="http://schemas.openxmlformats.org/wordprocessingml/2006/main" w:ilvl="3">
+      <w:start w:val="1"/>
+      <w:numFmt w:val="bullet"/>
+      <w:lvlText w:val=""/>
+      <w:lvlJc w:val="left"/>
+      <w:pPr>
+        <w:ind w:left="2880" w:hanging="360"/>
+      </w:pPr>
+      <w:rPr>
+        <w:rFonts w:hint="default" w:ascii="Symbol" w:hAnsi="Symbol"/>
+      </w:rPr>
+    </w:lvl>
+    <w:lvl xmlns:w="http://schemas.openxmlformats.org/wordprocessingml/2006/main" w:ilvl="4">
+      <w:start w:val="1"/>
+      <w:numFmt w:val="bullet"/>
+      <w:lvlText w:val="o"/>
+      <w:lvlJc w:val="left"/>
+      <w:pPr>
+        <w:ind w:left="3600" w:hanging="360"/>
+      </w:pPr>
+      <w:rPr>
+        <w:rFonts w:hint="default" w:ascii="Courier New" w:hAnsi="Courier New"/>
+      </w:rPr>
+    </w:lvl>
+    <w:lvl xmlns:w="http://schemas.openxmlformats.org/wordprocessingml/2006/main" w:ilvl="5">
+      <w:start w:val="1"/>
+      <w:numFmt w:val="bullet"/>
+      <w:lvlText w:val=""/>
+      <w:lvlJc w:val="left"/>
+      <w:pPr>
+        <w:ind w:left="4320" w:hanging="360"/>
+      </w:pPr>
+      <w:rPr>
+        <w:rFonts w:hint="default" w:ascii="Wingdings" w:hAnsi="Wingdings"/>
+      </w:rPr>
+    </w:lvl>
+    <w:lvl xmlns:w="http://schemas.openxmlformats.org/wordprocessingml/2006/main" w:ilvl="6">
+      <w:start w:val="1"/>
+      <w:numFmt w:val="bullet"/>
+      <w:lvlText w:val=""/>
+      <w:lvlJc w:val="left"/>
+      <w:pPr>
+        <w:ind w:left="5040" w:hanging="360"/>
+      </w:pPr>
+      <w:rPr>
+        <w:rFonts w:hint="default" w:ascii="Symbol" w:hAnsi="Symbol"/>
+      </w:rPr>
+    </w:lvl>
+    <w:lvl xmlns:w="http://schemas.openxmlformats.org/wordprocessingml/2006/main" w:ilvl="7">
+      <w:start w:val="1"/>
+      <w:numFmt w:val="bullet"/>
+      <w:lvlText w:val="o"/>
+      <w:lvlJc w:val="left"/>
+      <w:pPr>
+        <w:ind w:left="5760" w:hanging="360"/>
+      </w:pPr>
+      <w:rPr>
+        <w:rFonts w:hint="default" w:ascii="Courier New" w:hAnsi="Courier New"/>
+      </w:rPr>
+    </w:lvl>
+    <w:lvl xmlns:w="http://schemas.openxmlformats.org/wordprocessingml/2006/main" w:ilvl="8">
+      <w:start w:val="1"/>
+      <w:numFmt w:val="bullet"/>
+      <w:lvlText w:val=""/>
+      <w:lvlJc w:val="left"/>
+      <w:pPr>
+        <w:ind w:left="6480" w:hanging="360"/>
+      </w:pPr>
+      <w:rPr>
+        <w:rFonts w:hint="default" w:ascii="Wingdings" w:hAnsi="Wingdings"/>
+      </w:rPr>
+    </w:lvl>
+  </w:abstractNum>
+  <w:abstractNum xmlns:w="http://schemas.openxmlformats.org/wordprocessingml/2006/main" w:abstractNumId="6">
+    <w:nsid w:val="2f8f5700"/>
+    <w:multiLevelType xmlns:w="http://schemas.openxmlformats.org/wordprocessingml/2006/main" w:val="hybridMultilevel"/>
+    <w:lvl xmlns:w="http://schemas.openxmlformats.org/wordprocessingml/2006/main" w:ilvl="0">
+      <w:start w:val="1"/>
+      <w:numFmt w:val="bullet"/>
+      <w:lvlText w:val=""/>
+      <w:lvlJc w:val="left"/>
+      <w:pPr>
+        <w:ind w:left="720" w:hanging="360"/>
+      </w:pPr>
+      <w:rPr>
+        <w:rFonts w:hint="default" w:ascii="Symbol" w:hAnsi="Symbol"/>
+      </w:rPr>
+    </w:lvl>
+    <w:lvl xmlns:w="http://schemas.openxmlformats.org/wordprocessingml/2006/main" w:ilvl="1">
+      <w:start w:val="1"/>
+      <w:numFmt w:val="bullet"/>
+      <w:lvlText w:val="o"/>
+      <w:lvlJc w:val="left"/>
+      <w:pPr>
+        <w:ind w:left="1440" w:hanging="360"/>
+      </w:pPr>
+      <w:rPr>
+        <w:rFonts w:hint="default" w:ascii="Symbol" w:hAnsi="Symbol"/>
+      </w:rPr>
+    </w:lvl>
+    <w:lvl xmlns:w="http://schemas.openxmlformats.org/wordprocessingml/2006/main" w:ilvl="2">
+      <w:start w:val="1"/>
+      <w:numFmt w:val="bullet"/>
+      <w:lvlText w:val=""/>
+      <w:lvlJc w:val="left"/>
+      <w:pPr>
+        <w:ind w:left="2160" w:hanging="360"/>
+      </w:pPr>
+      <w:rPr>
+        <w:rFonts w:hint="default" w:ascii="Symbol" w:hAnsi="Symbol"/>
+      </w:rPr>
+    </w:lvl>
+    <w:lvl xmlns:w="http://schemas.openxmlformats.org/wordprocessingml/2006/main" w:ilvl="3">
+      <w:start w:val="1"/>
+      <w:numFmt w:val="bullet"/>
+      <w:lvlText w:val=""/>
+      <w:lvlJc w:val="left"/>
+      <w:pPr>
+        <w:ind w:left="2880" w:hanging="360"/>
+      </w:pPr>
+      <w:rPr>
+        <w:rFonts w:hint="default" w:ascii="Symbol" w:hAnsi="Symbol"/>
+      </w:rPr>
+    </w:lvl>
+    <w:lvl xmlns:w="http://schemas.openxmlformats.org/wordprocessingml/2006/main" w:ilvl="4">
+      <w:start w:val="1"/>
+      <w:numFmt w:val="bullet"/>
+      <w:lvlText w:val="o"/>
+      <w:lvlJc w:val="left"/>
+      <w:pPr>
+        <w:ind w:left="3600" w:hanging="360"/>
+      </w:pPr>
+      <w:rPr>
+        <w:rFonts w:hint="default" w:ascii="Courier New" w:hAnsi="Courier New"/>
+      </w:rPr>
+    </w:lvl>
+    <w:lvl xmlns:w="http://schemas.openxmlformats.org/wordprocessingml/2006/main" w:ilvl="5">
+      <w:start w:val="1"/>
+      <w:numFmt w:val="bullet"/>
+      <w:lvlText w:val=""/>
+      <w:lvlJc w:val="left"/>
+      <w:pPr>
+        <w:ind w:left="4320" w:hanging="360"/>
+      </w:pPr>
+      <w:rPr>
+        <w:rFonts w:hint="default" w:ascii="Wingdings" w:hAnsi="Wingdings"/>
+      </w:rPr>
+    </w:lvl>
+    <w:lvl xmlns:w="http://schemas.openxmlformats.org/wordprocessingml/2006/main" w:ilvl="6">
+      <w:start w:val="1"/>
+      <w:numFmt w:val="bullet"/>
+      <w:lvlText w:val=""/>
+      <w:lvlJc w:val="left"/>
+      <w:pPr>
+        <w:ind w:left="5040" w:hanging="360"/>
+      </w:pPr>
+      <w:rPr>
+        <w:rFonts w:hint="default" w:ascii="Symbol" w:hAnsi="Symbol"/>
+      </w:rPr>
+    </w:lvl>
+    <w:lvl xmlns:w="http://schemas.openxmlformats.org/wordprocessingml/2006/main" w:ilvl="7">
+      <w:start w:val="1"/>
+      <w:numFmt w:val="bullet"/>
+      <w:lvlText w:val="o"/>
+      <w:lvlJc w:val="left"/>
+      <w:pPr>
+        <w:ind w:left="5760" w:hanging="360"/>
+      </w:pPr>
+      <w:rPr>
+        <w:rFonts w:hint="default" w:ascii="Courier New" w:hAnsi="Courier New"/>
+      </w:rPr>
+    </w:lvl>
+    <w:lvl xmlns:w="http://schemas.openxmlformats.org/wordprocessingml/2006/main" w:ilvl="8">
+      <w:start w:val="1"/>
+      <w:numFmt w:val="bullet"/>
+      <w:lvlText w:val=""/>
+      <w:lvlJc w:val="left"/>
+      <w:pPr>
+        <w:ind w:left="6480" w:hanging="360"/>
+      </w:pPr>
+      <w:rPr>
+        <w:rFonts w:hint="default" w:ascii="Wingdings" w:hAnsi="Wingdings"/>
+      </w:rPr>
+    </w:lvl>
+  </w:abstractNum>
+  <w:abstractNum xmlns:w="http://schemas.openxmlformats.org/wordprocessingml/2006/main" w:abstractNumId="5">
+    <w:nsid w:val="38133037"/>
+    <w:multiLevelType xmlns:w="http://schemas.openxmlformats.org/wordprocessingml/2006/main" w:val="hybridMultilevel"/>
+    <w:lvl xmlns:w="http://schemas.openxmlformats.org/wordprocessingml/2006/main" w:ilvl="0">
+      <w:start w:val="1"/>
+      <w:numFmt w:val="bullet"/>
+      <w:lvlText w:val=""/>
+      <w:lvlJc w:val="left"/>
+      <w:pPr>
+        <w:ind w:left="720" w:hanging="360"/>
+      </w:pPr>
+      <w:rPr>
+        <w:rFonts w:hint="default" w:ascii="Symbol" w:hAnsi="Symbol"/>
+      </w:rPr>
+    </w:lvl>
+    <w:lvl xmlns:w="http://schemas.openxmlformats.org/wordprocessingml/2006/main" w:ilvl="1">
+      <w:start w:val="1"/>
+      <w:numFmt w:val="bullet"/>
+      <w:lvlText w:val="o"/>
+      <w:lvlJc w:val="left"/>
+      <w:pPr>
+        <w:ind w:left="1440" w:hanging="360"/>
+      </w:pPr>
+      <w:rPr>
+        <w:rFonts w:hint="default" w:ascii="Symbol" w:hAnsi="Symbol"/>
+      </w:rPr>
+    </w:lvl>
+    <w:lvl xmlns:w="http://schemas.openxmlformats.org/wordprocessingml/2006/main" w:ilvl="2">
+      <w:start w:val="1"/>
+      <w:numFmt w:val="bullet"/>
+      <w:lvlText w:val=""/>
+      <w:lvlJc w:val="left"/>
+      <w:pPr>
+        <w:ind w:left="2160" w:hanging="360"/>
+      </w:pPr>
+      <w:rPr>
+        <w:rFonts w:hint="default" w:ascii="Wingdings" w:hAnsi="Wingdings"/>
+      </w:rPr>
+    </w:lvl>
+    <w:lvl xmlns:w="http://schemas.openxmlformats.org/wordprocessingml/2006/main" w:ilvl="3">
+      <w:start w:val="1"/>
+      <w:numFmt w:val="bullet"/>
+      <w:lvlText w:val=""/>
+      <w:lvlJc w:val="left"/>
+      <w:pPr>
+        <w:ind w:left="2880" w:hanging="360"/>
+      </w:pPr>
+      <w:rPr>
+        <w:rFonts w:hint="default" w:ascii="Symbol" w:hAnsi="Symbol"/>
+      </w:rPr>
+    </w:lvl>
+    <w:lvl xmlns:w="http://schemas.openxmlformats.org/wordprocessingml/2006/main" w:ilvl="4">
+      <w:start w:val="1"/>
+      <w:numFmt w:val="bullet"/>
+      <w:lvlText w:val="o"/>
+      <w:lvlJc w:val="left"/>
+      <w:pPr>
+        <w:ind w:left="3600" w:hanging="360"/>
+      </w:pPr>
+      <w:rPr>
+        <w:rFonts w:hint="default" w:ascii="Courier New" w:hAnsi="Courier New"/>
+      </w:rPr>
+    </w:lvl>
+    <w:lvl xmlns:w="http://schemas.openxmlformats.org/wordprocessingml/2006/main" w:ilvl="5">
+      <w:start w:val="1"/>
+      <w:numFmt w:val="bullet"/>
+      <w:lvlText w:val=""/>
+      <w:lvlJc w:val="left"/>
+      <w:pPr>
+        <w:ind w:left="4320" w:hanging="360"/>
+      </w:pPr>
+      <w:rPr>
+        <w:rFonts w:hint="default" w:ascii="Wingdings" w:hAnsi="Wingdings"/>
+      </w:rPr>
+    </w:lvl>
+    <w:lvl xmlns:w="http://schemas.openxmlformats.org/wordprocessingml/2006/main" w:ilvl="6">
+      <w:start w:val="1"/>
+      <w:numFmt w:val="bullet"/>
+      <w:lvlText w:val=""/>
+      <w:lvlJc w:val="left"/>
+      <w:pPr>
+        <w:ind w:left="5040" w:hanging="360"/>
+      </w:pPr>
+      <w:rPr>
+        <w:rFonts w:hint="default" w:ascii="Symbol" w:hAnsi="Symbol"/>
+      </w:rPr>
+    </w:lvl>
+    <w:lvl xmlns:w="http://schemas.openxmlformats.org/wordprocessingml/2006/main" w:ilvl="7">
+      <w:start w:val="1"/>
+      <w:numFmt w:val="bullet"/>
+      <w:lvlText w:val="o"/>
+      <w:lvlJc w:val="left"/>
+      <w:pPr>
+        <w:ind w:left="5760" w:hanging="360"/>
+      </w:pPr>
+      <w:rPr>
+        <w:rFonts w:hint="default" w:ascii="Courier New" w:hAnsi="Courier New"/>
+      </w:rPr>
+    </w:lvl>
+    <w:lvl xmlns:w="http://schemas.openxmlformats.org/wordprocessingml/2006/main" w:ilvl="8">
+      <w:start w:val="1"/>
+      <w:numFmt w:val="bullet"/>
+      <w:lvlText w:val=""/>
+      <w:lvlJc w:val="left"/>
+      <w:pPr>
+        <w:ind w:left="6480" w:hanging="360"/>
+      </w:pPr>
+      <w:rPr>
+        <w:rFonts w:hint="default" w:ascii="Wingdings" w:hAnsi="Wingdings"/>
+      </w:rPr>
+    </w:lvl>
+  </w:abstractNum>
+  <w:abstractNum xmlns:w="http://schemas.openxmlformats.org/wordprocessingml/2006/main" w:abstractNumId="4">
+    <w:nsid w:val="752ad9c7"/>
+    <w:multiLevelType xmlns:w="http://schemas.openxmlformats.org/wordprocessingml/2006/main" w:val="hybridMultilevel"/>
+    <w:lvl xmlns:w="http://schemas.openxmlformats.org/wordprocessingml/2006/main" w:ilvl="0">
+      <w:start w:val="1"/>
+      <w:numFmt w:val="bullet"/>
+      <w:lvlText w:val=""/>
+      <w:lvlJc w:val="left"/>
+      <w:pPr>
+        <w:ind w:left="720" w:hanging="360"/>
+      </w:pPr>
+      <w:rPr>
+        <w:rFonts w:hint="default" w:ascii="Symbol" w:hAnsi="Symbol"/>
+      </w:rPr>
+    </w:lvl>
+    <w:lvl xmlns:w="http://schemas.openxmlformats.org/wordprocessingml/2006/main" w:ilvl="1">
+      <w:start w:val="1"/>
+      <w:numFmt w:val="bullet"/>
+      <w:lvlText w:val="o"/>
+      <w:lvlJc w:val="left"/>
+      <w:pPr>
+        <w:ind w:left="1440" w:hanging="360"/>
+      </w:pPr>
+      <w:rPr>
+        <w:rFonts w:hint="default" w:ascii="Symbol" w:hAnsi="Symbol"/>
+      </w:rPr>
+    </w:lvl>
+    <w:lvl xmlns:w="http://schemas.openxmlformats.org/wordprocessingml/2006/main" w:ilvl="2">
+      <w:start w:val="1"/>
+      <w:numFmt w:val="bullet"/>
+      <w:lvlText w:val=""/>
+      <w:lvlJc w:val="left"/>
+      <w:pPr>
+        <w:ind w:left="2160" w:hanging="360"/>
+      </w:pPr>
+      <w:rPr>
+        <w:rFonts w:hint="default" w:ascii="Wingdings" w:hAnsi="Wingdings"/>
+      </w:rPr>
+    </w:lvl>
+    <w:lvl xmlns:w="http://schemas.openxmlformats.org/wordprocessingml/2006/main" w:ilvl="3">
+      <w:start w:val="1"/>
+      <w:numFmt w:val="bullet"/>
+      <w:lvlText w:val=""/>
+      <w:lvlJc w:val="left"/>
+      <w:pPr>
+        <w:ind w:left="2880" w:hanging="360"/>
+      </w:pPr>
+      <w:rPr>
+        <w:rFonts w:hint="default" w:ascii="Symbol" w:hAnsi="Symbol"/>
+      </w:rPr>
+    </w:lvl>
+    <w:lvl xmlns:w="http://schemas.openxmlformats.org/wordprocessingml/2006/main" w:ilvl="4">
+      <w:start w:val="1"/>
+      <w:numFmt w:val="bullet"/>
+      <w:lvlText w:val="o"/>
+      <w:lvlJc w:val="left"/>
+      <w:pPr>
+        <w:ind w:left="3600" w:hanging="360"/>
+      </w:pPr>
+      <w:rPr>
+        <w:rFonts w:hint="default" w:ascii="Courier New" w:hAnsi="Courier New"/>
+      </w:rPr>
+    </w:lvl>
+    <w:lvl xmlns:w="http://schemas.openxmlformats.org/wordprocessingml/2006/main" w:ilvl="5">
+      <w:start w:val="1"/>
+      <w:numFmt w:val="bullet"/>
+      <w:lvlText w:val=""/>
+      <w:lvlJc w:val="left"/>
+      <w:pPr>
+        <w:ind w:left="4320" w:hanging="360"/>
+      </w:pPr>
+      <w:rPr>
+        <w:rFonts w:hint="default" w:ascii="Wingdings" w:hAnsi="Wingdings"/>
+      </w:rPr>
+    </w:lvl>
+    <w:lvl xmlns:w="http://schemas.openxmlformats.org/wordprocessingml/2006/main" w:ilvl="6">
+      <w:start w:val="1"/>
+      <w:numFmt w:val="bullet"/>
+      <w:lvlText w:val=""/>
+      <w:lvlJc w:val="left"/>
+      <w:pPr>
+        <w:ind w:left="5040" w:hanging="360"/>
+      </w:pPr>
+      <w:rPr>
+        <w:rFonts w:hint="default" w:ascii="Symbol" w:hAnsi="Symbol"/>
+      </w:rPr>
+    </w:lvl>
+    <w:lvl xmlns:w="http://schemas.openxmlformats.org/wordprocessingml/2006/main" w:ilvl="7">
+      <w:start w:val="1"/>
+      <w:numFmt w:val="bullet"/>
+      <w:lvlText w:val="o"/>
+      <w:lvlJc w:val="left"/>
+      <w:pPr>
+        <w:ind w:left="5760" w:hanging="360"/>
+      </w:pPr>
+      <w:rPr>
+        <w:rFonts w:hint="default" w:ascii="Courier New" w:hAnsi="Courier New"/>
+      </w:rPr>
+    </w:lvl>
+    <w:lvl xmlns:w="http://schemas.openxmlformats.org/wordprocessingml/2006/main" w:ilvl="8">
+      <w:start w:val="1"/>
+      <w:numFmt w:val="bullet"/>
+      <w:lvlText w:val=""/>
+      <w:lvlJc w:val="left"/>
+      <w:pPr>
+        <w:ind w:left="6480" w:hanging="360"/>
+      </w:pPr>
+      <w:rPr>
+        <w:rFonts w:hint="default" w:ascii="Wingdings" w:hAnsi="Wingdings"/>
+      </w:rPr>
+    </w:lvl>
+  </w:abstractNum>
   <w:abstractNum xmlns:w="http://schemas.openxmlformats.org/wordprocessingml/2006/main" w:abstractNumId="3">
     <w:nsid w:val="16b6dfde"/>
     <w:multiLevelType xmlns:w="http://schemas.openxmlformats.org/wordprocessingml/2006/main" w:val="hybridMultilevel"/>
@@ -33781,6 +43683,27 @@
       </w:rPr>
     </w:lvl>
   </w:abstractNum>
+  <w:num w:numId="10">
+    <w:abstractNumId w:val="10"/>
+  </w:num>
+  <w:num w:numId="9">
+    <w:abstractNumId w:val="9"/>
+  </w:num>
+  <w:num w:numId="8">
+    <w:abstractNumId w:val="8"/>
+  </w:num>
+  <w:num w:numId="7">
+    <w:abstractNumId w:val="7"/>
+  </w:num>
+  <w:num w:numId="6">
+    <w:abstractNumId w:val="6"/>
+  </w:num>
+  <w:num w:numId="5">
+    <w:abstractNumId w:val="5"/>
+  </w:num>
+  <w:num w:numId="4">
+    <w:abstractNumId w:val="4"/>
+  </w:num>
   <w:num w:numId="3">
     <w:abstractNumId w:val="3"/>
   </w:num>
